--- a/doc/design/detailed-design-v1.1.docx
+++ b/doc/design/detailed-design-v1.1.docx
@@ -13,9 +13,8 @@
         <w:rPr>
           <w:rFonts w:hint="eastAsia" w:ascii="微软雅黑" w:hAnsi="微软雅黑" w:eastAsia="微软雅黑" w:cs="微软雅黑"/>
           <w:b/>
-          <w:sz w:val="44"/>
-        </w:rPr>
-        <w:t>万物 v1.1 云斋模块技术设计说明</w:t>
+        </w:rPr>
+        <w:t>云斋模块详细设计文档</w:t>
       </w:r>
     </w:p>
     <w:p>
@@ -27,31 +26,21 @@
       <w:r>
         <w:rPr>
           <w:rFonts w:hint="eastAsia" w:ascii="微软雅黑" w:hAnsi="微软雅黑" w:eastAsia="微软雅黑" w:cs="微软雅黑"/>
-          <w:sz w:val="22"/>
-        </w:rPr>
-        <w:t>文档版本：v1.1 | 状态：草案 | 日期：2026-05-23 | 关联需求：user-requirements-v1.1-cloud-abode.docx</w:t>
+        </w:rPr>
+        <w:t>版本：v1.1 | 状态：草案 | 面向对象：架构师、开发、AI 辅助实现 | 关联：software-requirements-v1.1.txt、user</w:t>
       </w:r>
       <w:bookmarkStart w:id="0" w:name="_GoBack"/>
       <w:bookmarkEnd w:id="0"/>
-    </w:p>
-    <w:p>
-      <w:pPr>
-        <w:pStyle w:val="4"/>
-        <w:rPr>
-          <w:rFonts w:hint="eastAsia" w:ascii="微软雅黑" w:hAnsi="微软雅黑" w:eastAsia="微软雅黑" w:cs="微软雅黑"/>
-        </w:rPr>
-      </w:pPr>
       <w:r>
         <w:rPr>
           <w:rFonts w:hint="eastAsia" w:ascii="微软雅黑" w:hAnsi="微软雅黑" w:eastAsia="微软雅黑" w:cs="微软雅黑"/>
-          <w:b/>
-          <w:sz w:val="32"/>
-        </w:rPr>
-        <w:t>1. 总体架构</w:t>
+        </w:rPr>
+        <w:t>-requirements-v1.1-cloud-abode.docx、plan-v1.1.md</w:t>
       </w:r>
     </w:p>
     <w:p>
       <w:pPr>
+        <w:pStyle w:val="3"/>
         <w:rPr>
           <w:rFonts w:hint="eastAsia" w:ascii="微软雅黑" w:hAnsi="微软雅黑" w:eastAsia="微软雅黑" w:cs="微软雅黑"/>
         </w:rPr>
@@ -59,9 +48,8 @@
       <w:r>
         <w:rPr>
           <w:rFonts w:hint="eastAsia" w:ascii="微软雅黑" w:hAnsi="微软雅黑" w:eastAsia="微软雅黑" w:cs="微软雅黑"/>
-          <w:sz w:val="24"/>
-        </w:rPr>
-        <w:t>采用「通用渲染框架 + 业务模块」双层结构：src/modules/scene-renderer 负责 Three.js 场景生命周期、资源加载、相机与后处理；src/modules/cloud-abode 负责云斋业务（车辆列表、定制面板、配置持久化、路由视图）。与万物现有 Electron + Vue 3 + Pinia + Vue Router 架构集成，必要时在 electron/services 增加 cloudAbode 读写服务。</w:t>
+        </w:rPr>
+        <w:t>1. 设计概述</w:t>
       </w:r>
     </w:p>
     <w:p>
@@ -74,10 +62,35 @@
       <w:r>
         <w:rPr>
           <w:rFonts w:hint="eastAsia" w:ascii="微软雅黑" w:hAnsi="微软雅黑" w:eastAsia="微软雅黑" w:cs="微软雅黑"/>
-          <w:b/>
-          <w:sz w:val="32"/>
-        </w:rPr>
-        <w:t>2. 参考站点技术逆向（gamemcu.com/su7）</w:t>
+        </w:rPr>
+        <w:t>1.1 设计目标</w:t>
+      </w:r>
+    </w:p>
+    <w:p>
+      <w:pPr>
+        <w:rPr>
+          <w:rFonts w:hint="eastAsia" w:ascii="微软雅黑" w:hAnsi="微软雅黑" w:eastAsia="微软雅黑" w:cs="微软雅黑"/>
+        </w:rPr>
+      </w:pPr>
+      <w:r>
+        <w:rPr>
+          <w:rFonts w:hint="eastAsia" w:ascii="微软雅黑" w:hAnsi="微软雅黑" w:eastAsia="微软雅黑" w:cs="微软雅黑"/>
+        </w:rPr>
+        <w:t>构建可扩展的「云斋（cloud-abode）」模块：底层业务与 UI 解耦，支持 Electron 桌面 v1.1，预留移动端 UI 层切换；采用职责单一、组件复用、分目录模块化的架构；重点实现商城、物品展示、3D 展车、虚拟货币经济、生活模拟与惩罚机制。</w:t>
+      </w:r>
+    </w:p>
+    <w:p>
+      <w:pPr>
+        <w:pStyle w:val="4"/>
+        <w:rPr>
+          <w:rFonts w:hint="eastAsia" w:ascii="微软雅黑" w:hAnsi="微软雅黑" w:eastAsia="微软雅黑" w:cs="微软雅黑"/>
+        </w:rPr>
+      </w:pPr>
+      <w:r>
+        <w:rPr>
+          <w:rFonts w:hint="eastAsia" w:ascii="微软雅黑" w:hAnsi="微软雅黑" w:eastAsia="微软雅黑" w:cs="微软雅黑"/>
+        </w:rPr>
+        <w:t>1.2 架构原则</w:t>
       </w:r>
     </w:p>
     <w:tbl>
@@ -137,7 +150,7 @@
               <w:rPr>
                 <w:rFonts w:hint="eastAsia" w:ascii="微软雅黑" w:hAnsi="微软雅黑" w:eastAsia="微软雅黑" w:cs="微软雅黑"/>
               </w:rPr>
-              <w:t>技术点</w:t>
+              <w:t>原则</w:t>
             </w:r>
           </w:p>
         </w:tc>
@@ -156,7 +169,7 @@
               <w:rPr>
                 <w:rFonts w:hint="eastAsia" w:ascii="微软雅黑" w:hAnsi="微软雅黑" w:eastAsia="微软雅黑" w:cs="微软雅黑"/>
               </w:rPr>
-              <w:t>SU7 页面实现特征（bundle 逆向）</w:t>
+              <w:t>说明</w:t>
             </w:r>
           </w:p>
         </w:tc>
@@ -193,7 +206,7 @@
               <w:rPr>
                 <w:rFonts w:hint="eastAsia" w:ascii="微软雅黑" w:hAnsi="微软雅黑" w:eastAsia="微软雅黑" w:cs="微软雅黑"/>
               </w:rPr>
-              <w:t>渲染内核</w:t>
+              <w:t>UI 与 Domain 分离</w:t>
             </w:r>
           </w:p>
         </w:tc>
@@ -212,7 +225,7 @@
               <w:rPr>
                 <w:rFonts w:hint="eastAsia" w:ascii="微软雅黑" w:hAnsi="微软雅黑" w:eastAsia="微软雅黑" w:cs="微软雅黑"/>
               </w:rPr>
-              <w:t>Three.js（Vite 打包内联）</w:t>
+              <w:t>业务逻辑、存储、API 适配放在 services/domain；Vue 组件仅负责展示与交互</w:t>
             </w:r>
           </w:p>
         </w:tc>
@@ -249,7 +262,7 @@
               <w:rPr>
                 <w:rFonts w:hint="eastAsia" w:ascii="微软雅黑" w:hAnsi="微软雅黑" w:eastAsia="微软雅黑" w:cs="微软雅黑"/>
               </w:rPr>
-              <w:t>模型格式</w:t>
+              <w:t>模块隔离</w:t>
             </w:r>
           </w:p>
         </w:tc>
@@ -268,7 +281,7 @@
               <w:rPr>
                 <w:rFonts w:hint="eastAsia" w:ascii="微软雅黑" w:hAnsi="微软雅黑" w:eastAsia="微软雅黑" w:cs="微软雅黑"/>
               </w:rPr>
-              <w:t>glTF + Draco 几何压缩</w:t>
+              <w:t>cloud-abode 在 src/modules/cloud-abode；共享 scene-renderer 独立模块</w:t>
             </w:r>
           </w:p>
         </w:tc>
@@ -305,7 +318,7 @@
               <w:rPr>
                 <w:rFonts w:hint="eastAsia" w:ascii="微软雅黑" w:hAnsi="微软雅黑" w:eastAsia="微软雅黑" w:cs="微软雅黑"/>
               </w:rPr>
-              <w:t>纹理</w:t>
+              <w:t>可扩展任务框架</w:t>
             </w:r>
           </w:p>
         </w:tc>
@@ -324,7 +337,7 @@
               <w:rPr>
                 <w:rFonts w:hint="eastAsia" w:ascii="微软雅黑" w:hAnsi="微软雅黑" w:eastAsia="微软雅黑" w:cs="微软雅黑"/>
               </w:rPr>
-              <w:t>KTX2 等 GPU 纹理压缩</w:t>
+              <w:t>ToolProvider / TodoProvider / LifeModuleProvider 插件式注册</w:t>
             </w:r>
           </w:p>
         </w:tc>
@@ -361,7 +374,7 @@
               <w:rPr>
                 <w:rFonts w:hint="eastAsia" w:ascii="微软雅黑" w:hAnsi="微软雅黑" w:eastAsia="微软雅黑" w:cs="微软雅黑"/>
               </w:rPr>
-              <w:t>环境光照</w:t>
+              <w:t>真实物价锚定</w:t>
             </w:r>
           </w:p>
         </w:tc>
@@ -380,7 +393,7 @@
               <w:rPr>
                 <w:rFonts w:hint="eastAsia" w:ascii="微软雅黑" w:hAnsi="微软雅黑" w:eastAsia="微软雅黑" w:cs="微软雅黑"/>
               </w:rPr>
-              <w:t>RGBE/HDR + PMREMGenerator 生成 scene.environment</w:t>
+              <w:t>PriceEngine 统一估值与定价</w:t>
             </w:r>
           </w:p>
         </w:tc>
@@ -417,7 +430,7 @@
               <w:rPr>
                 <w:rFonts w:hint="eastAsia" w:ascii="微软雅黑" w:hAnsi="微软雅黑" w:eastAsia="微软雅黑" w:cs="微软雅黑"/>
               </w:rPr>
-              <w:t>材质</w:t>
+              <w:t>本地优先</w:t>
             </w:r>
           </w:p>
         </w:tc>
@@ -436,7 +449,7 @@
               <w:rPr>
                 <w:rFonts w:hint="eastAsia" w:ascii="微软雅黑" w:hAnsi="微软雅黑" w:eastAsia="微软雅黑" w:cs="微软雅黑"/>
               </w:rPr>
-              <w:t>MeshPhysicalMaterial PBR</w:t>
+              <w:t>v1.0 SQLite/JSON + AES 加密；Repository 抽象便于云同步</w:t>
             </w:r>
           </w:p>
         </w:tc>
@@ -473,7 +486,7 @@
               <w:rPr>
                 <w:rFonts w:hint="eastAsia" w:ascii="微软雅黑" w:hAnsi="微软雅黑" w:eastAsia="微软雅黑" w:cs="微软雅黑"/>
               </w:rPr>
-              <w:t>相机</w:t>
+              <w:t>效果优先（3D）</w:t>
             </w:r>
           </w:p>
         </w:tc>
@@ -492,7 +505,170 @@
               <w:rPr>
                 <w:rFonts w:hint="eastAsia" w:ascii="微软雅黑" w:hAnsi="微软雅黑" w:eastAsia="微软雅黑" w:cs="微软雅黑"/>
               </w:rPr>
-              <w:t>自定义阻尼轨道控制（rotate/damping/pinch，非标准 OrbitControls 导出名）</w:t>
+              <w:t>SU7 展车为 v1.1 金标准，su7-replica 为参考实现</w:t>
+            </w:r>
+          </w:p>
+        </w:tc>
+      </w:tr>
+    </w:tbl>
+    <w:p>
+      <w:pPr>
+        <w:pStyle w:val="4"/>
+        <w:rPr>
+          <w:rFonts w:hint="eastAsia" w:ascii="微软雅黑" w:hAnsi="微软雅黑" w:eastAsia="微软雅黑" w:cs="微软雅黑"/>
+        </w:rPr>
+      </w:pPr>
+      <w:r>
+        <w:rPr>
+          <w:rFonts w:hint="eastAsia" w:ascii="微软雅黑" w:hAnsi="微软雅黑" w:eastAsia="微软雅黑" w:cs="微软雅黑"/>
+        </w:rPr>
+        <w:t>1.3 系统上下文图（逻辑）</w:t>
+      </w:r>
+    </w:p>
+    <w:p>
+      <w:pPr>
+        <w:rPr>
+          <w:rFonts w:hint="eastAsia" w:ascii="微软雅黑" w:hAnsi="微软雅黑" w:eastAsia="微软雅黑" w:cs="微软雅黑"/>
+        </w:rPr>
+      </w:pPr>
+      <w:r>
+        <w:rPr>
+          <w:rFonts w:hint="eastAsia" w:ascii="微软雅黑" w:hAnsi="微软雅黑" w:eastAsia="微软雅黑" w:cs="微软雅黑"/>
+        </w:rPr>
+        <w:t>Wanwu Shell（Electron Main + Vue Router）→ CloudAbode Module → [Presentation Layer: Views/Components] → [Application Layer: UseCases/Services] → [Domain Layer: Entities/ValueObjects/Policies] → [Infrastructure: LocalDB, FileStore, ExternalAPI Adapters, Pandoc Bridge] → 外部 API（天气、文学、笑话等）/ 本地资源（seed、3D assets）</w:t>
+      </w:r>
+    </w:p>
+    <w:p>
+      <w:pPr>
+        <w:pStyle w:val="3"/>
+        <w:rPr>
+          <w:rFonts w:hint="eastAsia" w:ascii="微软雅黑" w:hAnsi="微软雅黑" w:eastAsia="微软雅黑" w:cs="微软雅黑"/>
+        </w:rPr>
+      </w:pPr>
+      <w:r>
+        <w:rPr>
+          <w:rFonts w:hint="eastAsia" w:ascii="微软雅黑" w:hAnsi="微软雅黑" w:eastAsia="微软雅黑" w:cs="微软雅黑"/>
+        </w:rPr>
+        <w:t>2. 技术栈</w:t>
+      </w:r>
+    </w:p>
+    <w:tbl>
+      <w:tblPr>
+        <w:tblStyle w:val="33"/>
+        <w:tblW w:w="0" w:type="auto"/>
+        <w:tblInd w:w="0" w:type="dxa"/>
+        <w:tblBorders>
+          <w:top w:val="single" w:color="auto" w:sz="4" w:space="0"/>
+          <w:left w:val="single" w:color="auto" w:sz="4" w:space="0"/>
+          <w:bottom w:val="single" w:color="auto" w:sz="4" w:space="0"/>
+          <w:right w:val="single" w:color="auto" w:sz="4" w:space="0"/>
+          <w:insideH w:val="single" w:color="auto" w:sz="4" w:space="0"/>
+          <w:insideV w:val="single" w:color="auto" w:sz="4" w:space="0"/>
+        </w:tblBorders>
+        <w:tblLayout w:type="autofit"/>
+        <w:tblCellMar>
+          <w:top w:w="0" w:type="dxa"/>
+          <w:left w:w="108" w:type="dxa"/>
+          <w:bottom w:w="0" w:type="dxa"/>
+          <w:right w:w="108" w:type="dxa"/>
+        </w:tblCellMar>
+      </w:tblPr>
+      <w:tblGrid>
+        <w:gridCol w:w="2160"/>
+        <w:gridCol w:w="2160"/>
+        <w:gridCol w:w="2160"/>
+        <w:gridCol w:w="2160"/>
+      </w:tblGrid>
+      <w:tr>
+        <w:tblPrEx>
+          <w:tblBorders>
+            <w:top w:val="single" w:color="auto" w:sz="4" w:space="0"/>
+            <w:left w:val="single" w:color="auto" w:sz="4" w:space="0"/>
+            <w:bottom w:val="single" w:color="auto" w:sz="4" w:space="0"/>
+            <w:right w:val="single" w:color="auto" w:sz="4" w:space="0"/>
+            <w:insideH w:val="single" w:color="auto" w:sz="4" w:space="0"/>
+            <w:insideV w:val="single" w:color="auto" w:sz="4" w:space="0"/>
+          </w:tblBorders>
+          <w:tblCellMar>
+            <w:top w:w="0" w:type="dxa"/>
+            <w:left w:w="108" w:type="dxa"/>
+            <w:bottom w:w="0" w:type="dxa"/>
+            <w:right w:w="108" w:type="dxa"/>
+          </w:tblCellMar>
+        </w:tblPrEx>
+        <w:tc>
+          <w:tcPr>
+            <w:tcW w:w="2160" w:type="dxa"/>
+          </w:tcPr>
+          <w:p>
+            <w:pPr>
+              <w:spacing w:after="0" w:line="240" w:lineRule="auto"/>
+              <w:rPr>
+                <w:rFonts w:hint="eastAsia" w:ascii="微软雅黑" w:hAnsi="微软雅黑" w:eastAsia="微软雅黑" w:cs="微软雅黑"/>
+              </w:rPr>
+            </w:pPr>
+            <w:r>
+              <w:rPr>
+                <w:rFonts w:hint="eastAsia" w:ascii="微软雅黑" w:hAnsi="微软雅黑" w:eastAsia="微软雅黑" w:cs="微软雅黑"/>
+              </w:rPr>
+              <w:t>层级</w:t>
+            </w:r>
+          </w:p>
+        </w:tc>
+        <w:tc>
+          <w:tcPr>
+            <w:tcW w:w="2160" w:type="dxa"/>
+          </w:tcPr>
+          <w:p>
+            <w:pPr>
+              <w:spacing w:after="0" w:line="240" w:lineRule="auto"/>
+              <w:rPr>
+                <w:rFonts w:hint="eastAsia" w:ascii="微软雅黑" w:hAnsi="微软雅黑" w:eastAsia="微软雅黑" w:cs="微软雅黑"/>
+              </w:rPr>
+            </w:pPr>
+            <w:r>
+              <w:rPr>
+                <w:rFonts w:hint="eastAsia" w:ascii="微软雅黑" w:hAnsi="微软雅黑" w:eastAsia="微软雅黑" w:cs="微软雅黑"/>
+              </w:rPr>
+              <w:t>技术选型</w:t>
+            </w:r>
+          </w:p>
+        </w:tc>
+        <w:tc>
+          <w:tcPr>
+            <w:tcW w:w="2160" w:type="dxa"/>
+          </w:tcPr>
+          <w:p>
+            <w:pPr>
+              <w:spacing w:after="0" w:line="240" w:lineRule="auto"/>
+              <w:rPr>
+                <w:rFonts w:hint="eastAsia" w:ascii="微软雅黑" w:hAnsi="微软雅黑" w:eastAsia="微软雅黑" w:cs="微软雅黑"/>
+              </w:rPr>
+            </w:pPr>
+            <w:r>
+              <w:rPr>
+                <w:rFonts w:hint="eastAsia" w:ascii="微软雅黑" w:hAnsi="微软雅黑" w:eastAsia="微软雅黑" w:cs="微软雅黑"/>
+              </w:rPr>
+              <w:t>版本建议</w:t>
+            </w:r>
+          </w:p>
+        </w:tc>
+        <w:tc>
+          <w:tcPr>
+            <w:tcW w:w="2160" w:type="dxa"/>
+          </w:tcPr>
+          <w:p>
+            <w:pPr>
+              <w:spacing w:after="0" w:line="240" w:lineRule="auto"/>
+              <w:rPr>
+                <w:rFonts w:hint="eastAsia" w:ascii="微软雅黑" w:hAnsi="微软雅黑" w:eastAsia="微软雅黑" w:cs="微软雅黑"/>
+              </w:rPr>
+            </w:pPr>
+            <w:r>
+              <w:rPr>
+                <w:rFonts w:hint="eastAsia" w:ascii="微软雅黑" w:hAnsi="微软雅黑" w:eastAsia="微软雅黑" w:cs="微软雅黑"/>
+              </w:rPr>
+              <w:t>用途</w:t>
             </w:r>
           </w:p>
         </w:tc>
@@ -516,39 +692,77 @@
         </w:tblPrEx>
         <w:tc>
           <w:tcPr>
-            <w:tcW w:w="4320" w:type="dxa"/>
-          </w:tcPr>
-          <w:p>
-            <w:pPr>
-              <w:spacing w:after="0" w:line="240" w:lineRule="auto"/>
-              <w:rPr>
-                <w:rFonts w:hint="eastAsia" w:ascii="微软雅黑" w:hAnsi="微软雅黑" w:eastAsia="微软雅黑" w:cs="微软雅黑"/>
-              </w:rPr>
-            </w:pPr>
-            <w:r>
-              <w:rPr>
-                <w:rFonts w:hint="eastAsia" w:ascii="微软雅黑" w:hAnsi="微软雅黑" w:eastAsia="微软雅黑" w:cs="微软雅黑"/>
-              </w:rPr>
-              <w:t>后处理</w:t>
-            </w:r>
-          </w:p>
-        </w:tc>
-        <w:tc>
-          <w:tcPr>
-            <w:tcW w:w="4320" w:type="dxa"/>
-          </w:tcPr>
-          <w:p>
-            <w:pPr>
-              <w:spacing w:after="0" w:line="240" w:lineRule="auto"/>
-              <w:rPr>
-                <w:rFonts w:hint="eastAsia" w:ascii="微软雅黑" w:hAnsi="微软雅黑" w:eastAsia="微软雅黑" w:cs="微软雅黑"/>
-              </w:rPr>
-            </w:pPr>
-            <w:r>
-              <w:rPr>
-                <w:rFonts w:hint="eastAsia" w:ascii="微软雅黑" w:hAnsi="微软雅黑" w:eastAsia="微软雅黑" w:cs="微软雅黑"/>
-              </w:rPr>
-              <w:t>EffectComposer + Bloom（postprocessing）</w:t>
+            <w:tcW w:w="2160" w:type="dxa"/>
+          </w:tcPr>
+          <w:p>
+            <w:pPr>
+              <w:spacing w:after="0" w:line="240" w:lineRule="auto"/>
+              <w:rPr>
+                <w:rFonts w:hint="eastAsia" w:ascii="微软雅黑" w:hAnsi="微软雅黑" w:eastAsia="微软雅黑" w:cs="微软雅黑"/>
+              </w:rPr>
+            </w:pPr>
+            <w:r>
+              <w:rPr>
+                <w:rFonts w:hint="eastAsia" w:ascii="微软雅黑" w:hAnsi="微软雅黑" w:eastAsia="微软雅黑" w:cs="微软雅黑"/>
+              </w:rPr>
+              <w:t>桌面壳</w:t>
+            </w:r>
+          </w:p>
+        </w:tc>
+        <w:tc>
+          <w:tcPr>
+            <w:tcW w:w="2160" w:type="dxa"/>
+          </w:tcPr>
+          <w:p>
+            <w:pPr>
+              <w:spacing w:after="0" w:line="240" w:lineRule="auto"/>
+              <w:rPr>
+                <w:rFonts w:hint="eastAsia" w:ascii="微软雅黑" w:hAnsi="微软雅黑" w:eastAsia="微软雅黑" w:cs="微软雅黑"/>
+              </w:rPr>
+            </w:pPr>
+            <w:r>
+              <w:rPr>
+                <w:rFonts w:hint="eastAsia" w:ascii="微软雅黑" w:hAnsi="微软雅黑" w:eastAsia="微软雅黑" w:cs="微软雅黑"/>
+              </w:rPr>
+              <w:t>Electron</w:t>
+            </w:r>
+          </w:p>
+        </w:tc>
+        <w:tc>
+          <w:tcPr>
+            <w:tcW w:w="2160" w:type="dxa"/>
+          </w:tcPr>
+          <w:p>
+            <w:pPr>
+              <w:spacing w:after="0" w:line="240" w:lineRule="auto"/>
+              <w:rPr>
+                <w:rFonts w:hint="eastAsia" w:ascii="微软雅黑" w:hAnsi="微软雅黑" w:eastAsia="微软雅黑" w:cs="微软雅黑"/>
+              </w:rPr>
+            </w:pPr>
+            <w:r>
+              <w:rPr>
+                <w:rFonts w:hint="eastAsia" w:ascii="微软雅黑" w:hAnsi="微软雅黑" w:eastAsia="微软雅黑" w:cs="微软雅黑"/>
+              </w:rPr>
+              <w:t>与 Wanwu 主应用一致</w:t>
+            </w:r>
+          </w:p>
+        </w:tc>
+        <w:tc>
+          <w:tcPr>
+            <w:tcW w:w="2160" w:type="dxa"/>
+          </w:tcPr>
+          <w:p>
+            <w:pPr>
+              <w:spacing w:after="0" w:line="240" w:lineRule="auto"/>
+              <w:rPr>
+                <w:rFonts w:hint="eastAsia" w:ascii="微软雅黑" w:hAnsi="微软雅黑" w:eastAsia="微软雅黑" w:cs="微软雅黑"/>
+              </w:rPr>
+            </w:pPr>
+            <w:r>
+              <w:rPr>
+                <w:rFonts w:hint="eastAsia" w:ascii="微软雅黑" w:hAnsi="微软雅黑" w:eastAsia="微软雅黑" w:cs="微软雅黑"/>
+              </w:rPr>
+              <w:t>桌面端运行、主进程服务、文件系统</w:t>
             </w:r>
           </w:p>
         </w:tc>
@@ -572,39 +786,4177 @@
         </w:tblPrEx>
         <w:tc>
           <w:tcPr>
-            <w:tcW w:w="4320" w:type="dxa"/>
-          </w:tcPr>
-          <w:p>
-            <w:pPr>
-              <w:spacing w:after="0" w:line="240" w:lineRule="auto"/>
-              <w:rPr>
-                <w:rFonts w:hint="eastAsia" w:ascii="微软雅黑" w:hAnsi="微软雅黑" w:eastAsia="微软雅黑" w:cs="微软雅黑"/>
-              </w:rPr>
-            </w:pPr>
-            <w:r>
-              <w:rPr>
-                <w:rFonts w:hint="eastAsia" w:ascii="微软雅黑" w:hAnsi="微软雅黑" w:eastAsia="微软雅黑" w:cs="微软雅黑"/>
-              </w:rPr>
-              <w:t>色调</w:t>
-            </w:r>
-          </w:p>
-        </w:tc>
-        <w:tc>
-          <w:tcPr>
-            <w:tcW w:w="4320" w:type="dxa"/>
-          </w:tcPr>
-          <w:p>
-            <w:pPr>
-              <w:spacing w:after="0" w:line="240" w:lineRule="auto"/>
-              <w:rPr>
-                <w:rFonts w:hint="eastAsia" w:ascii="微软雅黑" w:hAnsi="微软雅黑" w:eastAsia="微软雅黑" w:cs="微软雅黑"/>
-              </w:rPr>
-            </w:pPr>
-            <w:r>
-              <w:rPr>
-                <w:rFonts w:hint="eastAsia" w:ascii="微软雅黑" w:hAnsi="微软雅黑" w:eastAsia="微软雅黑" w:cs="微软雅黑"/>
-              </w:rPr>
-              <w:t>ACESFilmicToneMapping + toneMappingExposure 调参</w:t>
+            <w:tcW w:w="2160" w:type="dxa"/>
+          </w:tcPr>
+          <w:p>
+            <w:pPr>
+              <w:spacing w:after="0" w:line="240" w:lineRule="auto"/>
+              <w:rPr>
+                <w:rFonts w:hint="eastAsia" w:ascii="微软雅黑" w:hAnsi="微软雅黑" w:eastAsia="微软雅黑" w:cs="微软雅黑"/>
+              </w:rPr>
+            </w:pPr>
+            <w:r>
+              <w:rPr>
+                <w:rFonts w:hint="eastAsia" w:ascii="微软雅黑" w:hAnsi="微软雅黑" w:eastAsia="微软雅黑" w:cs="微软雅黑"/>
+              </w:rPr>
+              <w:t>UI 框架</w:t>
+            </w:r>
+          </w:p>
+        </w:tc>
+        <w:tc>
+          <w:tcPr>
+            <w:tcW w:w="2160" w:type="dxa"/>
+          </w:tcPr>
+          <w:p>
+            <w:pPr>
+              <w:spacing w:after="0" w:line="240" w:lineRule="auto"/>
+              <w:rPr>
+                <w:rFonts w:hint="eastAsia" w:ascii="微软雅黑" w:hAnsi="微软雅黑" w:eastAsia="微软雅黑" w:cs="微软雅黑"/>
+              </w:rPr>
+            </w:pPr>
+            <w:r>
+              <w:rPr>
+                <w:rFonts w:hint="eastAsia" w:ascii="微软雅黑" w:hAnsi="微软雅黑" w:eastAsia="微软雅黑" w:cs="微软雅黑"/>
+              </w:rPr>
+              <w:t>Vue 3 + TypeScript</w:t>
+            </w:r>
+          </w:p>
+        </w:tc>
+        <w:tc>
+          <w:tcPr>
+            <w:tcW w:w="2160" w:type="dxa"/>
+          </w:tcPr>
+          <w:p>
+            <w:pPr>
+              <w:spacing w:after="0" w:line="240" w:lineRule="auto"/>
+              <w:rPr>
+                <w:rFonts w:hint="eastAsia" w:ascii="微软雅黑" w:hAnsi="微软雅黑" w:eastAsia="微软雅黑" w:cs="微软雅黑"/>
+              </w:rPr>
+            </w:pPr>
+            <w:r>
+              <w:rPr>
+                <w:rFonts w:hint="eastAsia" w:ascii="微软雅黑" w:hAnsi="微软雅黑" w:eastAsia="微软雅黑" w:cs="微软雅黑"/>
+              </w:rPr>
+              <w:t>与主应用一致</w:t>
+            </w:r>
+          </w:p>
+        </w:tc>
+        <w:tc>
+          <w:tcPr>
+            <w:tcW w:w="2160" w:type="dxa"/>
+          </w:tcPr>
+          <w:p>
+            <w:pPr>
+              <w:spacing w:after="0" w:line="240" w:lineRule="auto"/>
+              <w:rPr>
+                <w:rFonts w:hint="eastAsia" w:ascii="微软雅黑" w:hAnsi="微软雅黑" w:eastAsia="微软雅黑" w:cs="微软雅黑"/>
+              </w:rPr>
+            </w:pPr>
+            <w:r>
+              <w:rPr>
+                <w:rFonts w:hint="eastAsia" w:ascii="微软雅黑" w:hAnsi="微软雅黑" w:eastAsia="微软雅黑" w:cs="微软雅黑"/>
+              </w:rPr>
+              <w:t>视图层、组合式 API</w:t>
+            </w:r>
+          </w:p>
+        </w:tc>
+      </w:tr>
+      <w:tr>
+        <w:tblPrEx>
+          <w:tblBorders>
+            <w:top w:val="single" w:color="auto" w:sz="4" w:space="0"/>
+            <w:left w:val="single" w:color="auto" w:sz="4" w:space="0"/>
+            <w:bottom w:val="single" w:color="auto" w:sz="4" w:space="0"/>
+            <w:right w:val="single" w:color="auto" w:sz="4" w:space="0"/>
+            <w:insideH w:val="single" w:color="auto" w:sz="4" w:space="0"/>
+            <w:insideV w:val="single" w:color="auto" w:sz="4" w:space="0"/>
+          </w:tblBorders>
+          <w:tblCellMar>
+            <w:top w:w="0" w:type="dxa"/>
+            <w:left w:w="108" w:type="dxa"/>
+            <w:bottom w:w="0" w:type="dxa"/>
+            <w:right w:w="108" w:type="dxa"/>
+          </w:tblCellMar>
+        </w:tblPrEx>
+        <w:tc>
+          <w:tcPr>
+            <w:tcW w:w="2160" w:type="dxa"/>
+          </w:tcPr>
+          <w:p>
+            <w:pPr>
+              <w:spacing w:after="0" w:line="240" w:lineRule="auto"/>
+              <w:rPr>
+                <w:rFonts w:hint="eastAsia" w:ascii="微软雅黑" w:hAnsi="微软雅黑" w:eastAsia="微软雅黑" w:cs="微软雅黑"/>
+              </w:rPr>
+            </w:pPr>
+            <w:r>
+              <w:rPr>
+                <w:rFonts w:hint="eastAsia" w:ascii="微软雅黑" w:hAnsi="微软雅黑" w:eastAsia="微软雅黑" w:cs="微软雅黑"/>
+              </w:rPr>
+              <w:t>组件库</w:t>
+            </w:r>
+          </w:p>
+        </w:tc>
+        <w:tc>
+          <w:tcPr>
+            <w:tcW w:w="2160" w:type="dxa"/>
+          </w:tcPr>
+          <w:p>
+            <w:pPr>
+              <w:spacing w:after="0" w:line="240" w:lineRule="auto"/>
+              <w:rPr>
+                <w:rFonts w:hint="eastAsia" w:ascii="微软雅黑" w:hAnsi="微软雅黑" w:eastAsia="微软雅黑" w:cs="微软雅黑"/>
+              </w:rPr>
+            </w:pPr>
+            <w:r>
+              <w:rPr>
+                <w:rFonts w:hint="eastAsia" w:ascii="微软雅黑" w:hAnsi="微软雅黑" w:eastAsia="微软雅黑" w:cs="微软雅黑"/>
+              </w:rPr>
+              <w:t>@lobehub/ui</w:t>
+            </w:r>
+          </w:p>
+        </w:tc>
+        <w:tc>
+          <w:tcPr>
+            <w:tcW w:w="2160" w:type="dxa"/>
+          </w:tcPr>
+          <w:p>
+            <w:pPr>
+              <w:spacing w:after="0" w:line="240" w:lineRule="auto"/>
+              <w:rPr>
+                <w:rFonts w:hint="eastAsia" w:ascii="微软雅黑" w:hAnsi="微软雅黑" w:eastAsia="微软雅黑" w:cs="微软雅黑"/>
+              </w:rPr>
+            </w:pPr>
+            <w:r>
+              <w:rPr>
+                <w:rFonts w:hint="eastAsia" w:ascii="微软雅黑" w:hAnsi="微软雅黑" w:eastAsia="微软雅黑" w:cs="微软雅黑"/>
+              </w:rPr>
+              <w:t>最新稳定版</w:t>
+            </w:r>
+          </w:p>
+        </w:tc>
+        <w:tc>
+          <w:tcPr>
+            <w:tcW w:w="2160" w:type="dxa"/>
+          </w:tcPr>
+          <w:p>
+            <w:pPr>
+              <w:spacing w:after="0" w:line="240" w:lineRule="auto"/>
+              <w:rPr>
+                <w:rFonts w:hint="eastAsia" w:ascii="微软雅黑" w:hAnsi="微软雅黑" w:eastAsia="微软雅黑" w:cs="微软雅黑"/>
+              </w:rPr>
+            </w:pPr>
+            <w:r>
+              <w:rPr>
+                <w:rFonts w:hint="eastAsia" w:ascii="微软雅黑" w:hAnsi="微软雅黑" w:eastAsia="微软雅黑" w:cs="微软雅黑"/>
+              </w:rPr>
+              <w:t>云斋 UI 组件（需求指定）</w:t>
+            </w:r>
+          </w:p>
+        </w:tc>
+      </w:tr>
+      <w:tr>
+        <w:tblPrEx>
+          <w:tblBorders>
+            <w:top w:val="single" w:color="auto" w:sz="4" w:space="0"/>
+            <w:left w:val="single" w:color="auto" w:sz="4" w:space="0"/>
+            <w:bottom w:val="single" w:color="auto" w:sz="4" w:space="0"/>
+            <w:right w:val="single" w:color="auto" w:sz="4" w:space="0"/>
+            <w:insideH w:val="single" w:color="auto" w:sz="4" w:space="0"/>
+            <w:insideV w:val="single" w:color="auto" w:sz="4" w:space="0"/>
+          </w:tblBorders>
+          <w:tblCellMar>
+            <w:top w:w="0" w:type="dxa"/>
+            <w:left w:w="108" w:type="dxa"/>
+            <w:bottom w:w="0" w:type="dxa"/>
+            <w:right w:w="108" w:type="dxa"/>
+          </w:tblCellMar>
+        </w:tblPrEx>
+        <w:tc>
+          <w:tcPr>
+            <w:tcW w:w="2160" w:type="dxa"/>
+          </w:tcPr>
+          <w:p>
+            <w:pPr>
+              <w:spacing w:after="0" w:line="240" w:lineRule="auto"/>
+              <w:rPr>
+                <w:rFonts w:hint="eastAsia" w:ascii="微软雅黑" w:hAnsi="微软雅黑" w:eastAsia="微软雅黑" w:cs="微软雅黑"/>
+              </w:rPr>
+            </w:pPr>
+            <w:r>
+              <w:rPr>
+                <w:rFonts w:hint="eastAsia" w:ascii="微软雅黑" w:hAnsi="微软雅黑" w:eastAsia="微软雅黑" w:cs="微软雅黑"/>
+              </w:rPr>
+              <w:t>3D 渲染</w:t>
+            </w:r>
+          </w:p>
+        </w:tc>
+        <w:tc>
+          <w:tcPr>
+            <w:tcW w:w="2160" w:type="dxa"/>
+          </w:tcPr>
+          <w:p>
+            <w:pPr>
+              <w:spacing w:after="0" w:line="240" w:lineRule="auto"/>
+              <w:rPr>
+                <w:rFonts w:hint="eastAsia" w:ascii="微软雅黑" w:hAnsi="微软雅黑" w:eastAsia="微软雅黑" w:cs="微软雅黑"/>
+              </w:rPr>
+            </w:pPr>
+            <w:r>
+              <w:rPr>
+                <w:rFonts w:hint="eastAsia" w:ascii="微软雅黑" w:hAnsi="微软雅黑" w:eastAsia="微软雅黑" w:cs="微软雅黑"/>
+              </w:rPr>
+              <w:t>Three.js + postprocessing</w:t>
+            </w:r>
+          </w:p>
+        </w:tc>
+        <w:tc>
+          <w:tcPr>
+            <w:tcW w:w="2160" w:type="dxa"/>
+          </w:tcPr>
+          <w:p>
+            <w:pPr>
+              <w:spacing w:after="0" w:line="240" w:lineRule="auto"/>
+              <w:rPr>
+                <w:rFonts w:hint="eastAsia" w:ascii="微软雅黑" w:hAnsi="微软雅黑" w:eastAsia="微软雅黑" w:cs="微软雅黑"/>
+              </w:rPr>
+            </w:pPr>
+            <w:r>
+              <w:rPr>
+                <w:rFonts w:hint="eastAsia" w:ascii="微软雅黑" w:hAnsi="微软雅黑" w:eastAsia="微软雅黑" w:cs="微软雅黑"/>
+              </w:rPr>
+              <w:t>^0.170 / ^6.36</w:t>
+            </w:r>
+          </w:p>
+        </w:tc>
+        <w:tc>
+          <w:tcPr>
+            <w:tcW w:w="2160" w:type="dxa"/>
+          </w:tcPr>
+          <w:p>
+            <w:pPr>
+              <w:spacing w:after="0" w:line="240" w:lineRule="auto"/>
+              <w:rPr>
+                <w:rFonts w:hint="eastAsia" w:ascii="微软雅黑" w:hAnsi="微软雅黑" w:eastAsia="微软雅黑" w:cs="微软雅黑"/>
+              </w:rPr>
+            </w:pPr>
+            <w:r>
+              <w:rPr>
+                <w:rFonts w:hint="eastAsia" w:ascii="微软雅黑" w:hAnsi="微软雅黑" w:eastAsia="微软雅黑" w:cs="微软雅黑"/>
+              </w:rPr>
+              <w:t>展车、生活模块 3D</w:t>
+            </w:r>
+          </w:p>
+        </w:tc>
+      </w:tr>
+      <w:tr>
+        <w:tblPrEx>
+          <w:tblBorders>
+            <w:top w:val="single" w:color="auto" w:sz="4" w:space="0"/>
+            <w:left w:val="single" w:color="auto" w:sz="4" w:space="0"/>
+            <w:bottom w:val="single" w:color="auto" w:sz="4" w:space="0"/>
+            <w:right w:val="single" w:color="auto" w:sz="4" w:space="0"/>
+            <w:insideH w:val="single" w:color="auto" w:sz="4" w:space="0"/>
+            <w:insideV w:val="single" w:color="auto" w:sz="4" w:space="0"/>
+          </w:tblBorders>
+          <w:tblCellMar>
+            <w:top w:w="0" w:type="dxa"/>
+            <w:left w:w="108" w:type="dxa"/>
+            <w:bottom w:w="0" w:type="dxa"/>
+            <w:right w:w="108" w:type="dxa"/>
+          </w:tblCellMar>
+        </w:tblPrEx>
+        <w:tc>
+          <w:tcPr>
+            <w:tcW w:w="2160" w:type="dxa"/>
+          </w:tcPr>
+          <w:p>
+            <w:pPr>
+              <w:spacing w:after="0" w:line="240" w:lineRule="auto"/>
+              <w:rPr>
+                <w:rFonts w:hint="eastAsia" w:ascii="微软雅黑" w:hAnsi="微软雅黑" w:eastAsia="微软雅黑" w:cs="微软雅黑"/>
+              </w:rPr>
+            </w:pPr>
+            <w:r>
+              <w:rPr>
+                <w:rFonts w:hint="eastAsia" w:ascii="微软雅黑" w:hAnsi="微软雅黑" w:eastAsia="微软雅黑" w:cs="微软雅黑"/>
+              </w:rPr>
+              <w:t>动画</w:t>
+            </w:r>
+          </w:p>
+        </w:tc>
+        <w:tc>
+          <w:tcPr>
+            <w:tcW w:w="2160" w:type="dxa"/>
+          </w:tcPr>
+          <w:p>
+            <w:pPr>
+              <w:spacing w:after="0" w:line="240" w:lineRule="auto"/>
+              <w:rPr>
+                <w:rFonts w:hint="eastAsia" w:ascii="微软雅黑" w:hAnsi="微软雅黑" w:eastAsia="微软雅黑" w:cs="微软雅黑"/>
+              </w:rPr>
+            </w:pPr>
+            <w:r>
+              <w:rPr>
+                <w:rFonts w:hint="eastAsia" w:ascii="微软雅黑" w:hAnsi="微软雅黑" w:eastAsia="微软雅黑" w:cs="微软雅黑"/>
+              </w:rPr>
+              <w:t>GSAP + CSS transitions</w:t>
+            </w:r>
+          </w:p>
+        </w:tc>
+        <w:tc>
+          <w:tcPr>
+            <w:tcW w:w="2160" w:type="dxa"/>
+          </w:tcPr>
+          <w:p>
+            <w:pPr>
+              <w:spacing w:after="0" w:line="240" w:lineRule="auto"/>
+              <w:rPr>
+                <w:rFonts w:hint="eastAsia" w:ascii="微软雅黑" w:hAnsi="微软雅黑" w:eastAsia="微软雅黑" w:cs="微软雅黑"/>
+              </w:rPr>
+            </w:pPr>
+            <w:r>
+              <w:rPr>
+                <w:rFonts w:hint="eastAsia" w:ascii="微软雅黑" w:hAnsi="微软雅黑" w:eastAsia="微软雅黑" w:cs="微软雅黑"/>
+              </w:rPr>
+              <w:t>^3.12</w:t>
+            </w:r>
+          </w:p>
+        </w:tc>
+        <w:tc>
+          <w:tcPr>
+            <w:tcW w:w="2160" w:type="dxa"/>
+          </w:tcPr>
+          <w:p>
+            <w:pPr>
+              <w:spacing w:after="0" w:line="240" w:lineRule="auto"/>
+              <w:rPr>
+                <w:rFonts w:hint="eastAsia" w:ascii="微软雅黑" w:hAnsi="微软雅黑" w:eastAsia="微软雅黑" w:cs="微软雅黑"/>
+              </w:rPr>
+            </w:pPr>
+            <w:r>
+              <w:rPr>
+                <w:rFonts w:hint="eastAsia" w:ascii="微软雅黑" w:hAnsi="微软雅黑" w:eastAsia="微软雅黑" w:cs="微软雅黑"/>
+              </w:rPr>
+              <w:t>镜头、UI 过渡</w:t>
+            </w:r>
+          </w:p>
+        </w:tc>
+      </w:tr>
+      <w:tr>
+        <w:tblPrEx>
+          <w:tblBorders>
+            <w:top w:val="single" w:color="auto" w:sz="4" w:space="0"/>
+            <w:left w:val="single" w:color="auto" w:sz="4" w:space="0"/>
+            <w:bottom w:val="single" w:color="auto" w:sz="4" w:space="0"/>
+            <w:right w:val="single" w:color="auto" w:sz="4" w:space="0"/>
+            <w:insideH w:val="single" w:color="auto" w:sz="4" w:space="0"/>
+            <w:insideV w:val="single" w:color="auto" w:sz="4" w:space="0"/>
+          </w:tblBorders>
+          <w:tblCellMar>
+            <w:top w:w="0" w:type="dxa"/>
+            <w:left w:w="108" w:type="dxa"/>
+            <w:bottom w:w="0" w:type="dxa"/>
+            <w:right w:w="108" w:type="dxa"/>
+          </w:tblCellMar>
+        </w:tblPrEx>
+        <w:tc>
+          <w:tcPr>
+            <w:tcW w:w="2160" w:type="dxa"/>
+          </w:tcPr>
+          <w:p>
+            <w:pPr>
+              <w:spacing w:after="0" w:line="240" w:lineRule="auto"/>
+              <w:rPr>
+                <w:rFonts w:hint="eastAsia" w:ascii="微软雅黑" w:hAnsi="微软雅黑" w:eastAsia="微软雅黑" w:cs="微软雅黑"/>
+              </w:rPr>
+            </w:pPr>
+            <w:r>
+              <w:rPr>
+                <w:rFonts w:hint="eastAsia" w:ascii="微软雅黑" w:hAnsi="微软雅黑" w:eastAsia="微软雅黑" w:cs="微软雅黑"/>
+              </w:rPr>
+              <w:t>状态管理</w:t>
+            </w:r>
+          </w:p>
+        </w:tc>
+        <w:tc>
+          <w:tcPr>
+            <w:tcW w:w="2160" w:type="dxa"/>
+          </w:tcPr>
+          <w:p>
+            <w:pPr>
+              <w:spacing w:after="0" w:line="240" w:lineRule="auto"/>
+              <w:rPr>
+                <w:rFonts w:hint="eastAsia" w:ascii="微软雅黑" w:hAnsi="微软雅黑" w:eastAsia="微软雅黑" w:cs="微软雅黑"/>
+              </w:rPr>
+            </w:pPr>
+            <w:r>
+              <w:rPr>
+                <w:rFonts w:hint="eastAsia" w:ascii="微软雅黑" w:hAnsi="微软雅黑" w:eastAsia="微软雅黑" w:cs="微软雅黑"/>
+              </w:rPr>
+              <w:t>Pinia</w:t>
+            </w:r>
+          </w:p>
+        </w:tc>
+        <w:tc>
+          <w:tcPr>
+            <w:tcW w:w="2160" w:type="dxa"/>
+          </w:tcPr>
+          <w:p>
+            <w:pPr>
+              <w:spacing w:after="0" w:line="240" w:lineRule="auto"/>
+              <w:rPr>
+                <w:rFonts w:hint="eastAsia" w:ascii="微软雅黑" w:hAnsi="微软雅黑" w:eastAsia="微软雅黑" w:cs="微软雅黑"/>
+              </w:rPr>
+            </w:pPr>
+            <w:r>
+              <w:rPr>
+                <w:rFonts w:hint="eastAsia" w:ascii="微软雅黑" w:hAnsi="微软雅黑" w:eastAsia="微软雅黑" w:cs="微软雅黑"/>
+              </w:rPr>
+              <w:t>与主应用一致</w:t>
+            </w:r>
+          </w:p>
+        </w:tc>
+        <w:tc>
+          <w:tcPr>
+            <w:tcW w:w="2160" w:type="dxa"/>
+          </w:tcPr>
+          <w:p>
+            <w:pPr>
+              <w:spacing w:after="0" w:line="240" w:lineRule="auto"/>
+              <w:rPr>
+                <w:rFonts w:hint="eastAsia" w:ascii="微软雅黑" w:hAnsi="微软雅黑" w:eastAsia="微软雅黑" w:cs="微软雅黑"/>
+              </w:rPr>
+            </w:pPr>
+            <w:r>
+              <w:rPr>
+                <w:rFonts w:hint="eastAsia" w:ascii="微软雅黑" w:hAnsi="微软雅黑" w:eastAsia="微软雅黑" w:cs="微软雅黑"/>
+              </w:rPr>
+              <w:t>模块内 store</w:t>
+            </w:r>
+          </w:p>
+        </w:tc>
+      </w:tr>
+      <w:tr>
+        <w:tblPrEx>
+          <w:tblBorders>
+            <w:top w:val="single" w:color="auto" w:sz="4" w:space="0"/>
+            <w:left w:val="single" w:color="auto" w:sz="4" w:space="0"/>
+            <w:bottom w:val="single" w:color="auto" w:sz="4" w:space="0"/>
+            <w:right w:val="single" w:color="auto" w:sz="4" w:space="0"/>
+            <w:insideH w:val="single" w:color="auto" w:sz="4" w:space="0"/>
+            <w:insideV w:val="single" w:color="auto" w:sz="4" w:space="0"/>
+          </w:tblBorders>
+          <w:tblCellMar>
+            <w:top w:w="0" w:type="dxa"/>
+            <w:left w:w="108" w:type="dxa"/>
+            <w:bottom w:w="0" w:type="dxa"/>
+            <w:right w:w="108" w:type="dxa"/>
+          </w:tblCellMar>
+        </w:tblPrEx>
+        <w:tc>
+          <w:tcPr>
+            <w:tcW w:w="2160" w:type="dxa"/>
+          </w:tcPr>
+          <w:p>
+            <w:pPr>
+              <w:spacing w:after="0" w:line="240" w:lineRule="auto"/>
+              <w:rPr>
+                <w:rFonts w:hint="eastAsia" w:ascii="微软雅黑" w:hAnsi="微软雅黑" w:eastAsia="微软雅黑" w:cs="微软雅黑"/>
+              </w:rPr>
+            </w:pPr>
+            <w:r>
+              <w:rPr>
+                <w:rFonts w:hint="eastAsia" w:ascii="微软雅黑" w:hAnsi="微软雅黑" w:eastAsia="微软雅黑" w:cs="微软雅黑"/>
+              </w:rPr>
+              <w:t>本地存储</w:t>
+            </w:r>
+          </w:p>
+        </w:tc>
+        <w:tc>
+          <w:tcPr>
+            <w:tcW w:w="2160" w:type="dxa"/>
+          </w:tcPr>
+          <w:p>
+            <w:pPr>
+              <w:spacing w:after="0" w:line="240" w:lineRule="auto"/>
+              <w:rPr>
+                <w:rFonts w:hint="eastAsia" w:ascii="微软雅黑" w:hAnsi="微软雅黑" w:eastAsia="微软雅黑" w:cs="微软雅黑"/>
+              </w:rPr>
+            </w:pPr>
+            <w:r>
+              <w:rPr>
+                <w:rFonts w:hint="eastAsia" w:ascii="微软雅黑" w:hAnsi="微软雅黑" w:eastAsia="微软雅黑" w:cs="微软雅黑"/>
+              </w:rPr>
+              <w:t>better-sqlite3 或 electron-store + 加密</w:t>
+            </w:r>
+          </w:p>
+        </w:tc>
+        <w:tc>
+          <w:tcPr>
+            <w:tcW w:w="2160" w:type="dxa"/>
+          </w:tcPr>
+          <w:p>
+            <w:pPr>
+              <w:spacing w:after="0" w:line="240" w:lineRule="auto"/>
+              <w:rPr>
+                <w:rFonts w:hint="eastAsia" w:ascii="微软雅黑" w:hAnsi="微软雅黑" w:eastAsia="微软雅黑" w:cs="微软雅黑"/>
+              </w:rPr>
+            </w:pPr>
+            <w:r>
+              <w:rPr>
+                <w:rFonts w:hint="eastAsia" w:ascii="微软雅黑" w:hAnsi="微软雅黑" w:eastAsia="微软雅黑" w:cs="微软雅黑"/>
+              </w:rPr>
+              <w:t>TBD</w:t>
+            </w:r>
+          </w:p>
+        </w:tc>
+        <w:tc>
+          <w:tcPr>
+            <w:tcW w:w="2160" w:type="dxa"/>
+          </w:tcPr>
+          <w:p>
+            <w:pPr>
+              <w:spacing w:after="0" w:line="240" w:lineRule="auto"/>
+              <w:rPr>
+                <w:rFonts w:hint="eastAsia" w:ascii="微软雅黑" w:hAnsi="微软雅黑" w:eastAsia="微软雅黑" w:cs="微软雅黑"/>
+              </w:rPr>
+            </w:pPr>
+            <w:r>
+              <w:rPr>
+                <w:rFonts w:hint="eastAsia" w:ascii="微软雅黑" w:hAnsi="微软雅黑" w:eastAsia="微软雅黑" w:cs="微软雅黑"/>
+              </w:rPr>
+              <w:t>结构化数据 + 敏感字段加密</w:t>
+            </w:r>
+          </w:p>
+        </w:tc>
+      </w:tr>
+      <w:tr>
+        <w:tblPrEx>
+          <w:tblBorders>
+            <w:top w:val="single" w:color="auto" w:sz="4" w:space="0"/>
+            <w:left w:val="single" w:color="auto" w:sz="4" w:space="0"/>
+            <w:bottom w:val="single" w:color="auto" w:sz="4" w:space="0"/>
+            <w:right w:val="single" w:color="auto" w:sz="4" w:space="0"/>
+            <w:insideH w:val="single" w:color="auto" w:sz="4" w:space="0"/>
+            <w:insideV w:val="single" w:color="auto" w:sz="4" w:space="0"/>
+          </w:tblBorders>
+          <w:tblCellMar>
+            <w:top w:w="0" w:type="dxa"/>
+            <w:left w:w="108" w:type="dxa"/>
+            <w:bottom w:w="0" w:type="dxa"/>
+            <w:right w:w="108" w:type="dxa"/>
+          </w:tblCellMar>
+        </w:tblPrEx>
+        <w:tc>
+          <w:tcPr>
+            <w:tcW w:w="2160" w:type="dxa"/>
+          </w:tcPr>
+          <w:p>
+            <w:pPr>
+              <w:spacing w:after="0" w:line="240" w:lineRule="auto"/>
+              <w:rPr>
+                <w:rFonts w:hint="eastAsia" w:ascii="微软雅黑" w:hAnsi="微软雅黑" w:eastAsia="微软雅黑" w:cs="微软雅黑"/>
+              </w:rPr>
+            </w:pPr>
+            <w:r>
+              <w:rPr>
+                <w:rFonts w:hint="eastAsia" w:ascii="微软雅黑" w:hAnsi="微软雅黑" w:eastAsia="微软雅黑" w:cs="微软雅黑"/>
+              </w:rPr>
+              <w:t>文档转换</w:t>
+            </w:r>
+          </w:p>
+        </w:tc>
+        <w:tc>
+          <w:tcPr>
+            <w:tcW w:w="2160" w:type="dxa"/>
+          </w:tcPr>
+          <w:p>
+            <w:pPr>
+              <w:spacing w:after="0" w:line="240" w:lineRule="auto"/>
+              <w:rPr>
+                <w:rFonts w:hint="eastAsia" w:ascii="微软雅黑" w:hAnsi="微软雅黑" w:eastAsia="微软雅黑" w:cs="微软雅黑"/>
+              </w:rPr>
+            </w:pPr>
+            <w:r>
+              <w:rPr>
+                <w:rFonts w:hint="eastAsia" w:ascii="微软雅黑" w:hAnsi="微软雅黑" w:eastAsia="微软雅黑" w:cs="微软雅黑"/>
+              </w:rPr>
+              <w:t>Pandoc</w:t>
+            </w:r>
+          </w:p>
+        </w:tc>
+        <w:tc>
+          <w:tcPr>
+            <w:tcW w:w="2160" w:type="dxa"/>
+          </w:tcPr>
+          <w:p>
+            <w:pPr>
+              <w:spacing w:after="0" w:line="240" w:lineRule="auto"/>
+              <w:rPr>
+                <w:rFonts w:hint="eastAsia" w:ascii="微软雅黑" w:hAnsi="微软雅黑" w:eastAsia="微软雅黑" w:cs="微软雅黑"/>
+              </w:rPr>
+            </w:pPr>
+            <w:r>
+              <w:rPr>
+                <w:rFonts w:hint="eastAsia" w:ascii="微软雅黑" w:hAnsi="微软雅黑" w:eastAsia="微软雅黑" w:cs="微软雅黑"/>
+              </w:rPr>
+              <w:t>系统安装</w:t>
+            </w:r>
+          </w:p>
+        </w:tc>
+        <w:tc>
+          <w:tcPr>
+            <w:tcW w:w="2160" w:type="dxa"/>
+          </w:tcPr>
+          <w:p>
+            <w:pPr>
+              <w:spacing w:after="0" w:line="240" w:lineRule="auto"/>
+              <w:rPr>
+                <w:rFonts w:hint="eastAsia" w:ascii="微软雅黑" w:hAnsi="微软雅黑" w:eastAsia="微软雅黑" w:cs="微软雅黑"/>
+              </w:rPr>
+            </w:pPr>
+            <w:r>
+              <w:rPr>
+                <w:rFonts w:hint="eastAsia" w:ascii="微软雅黑" w:hAnsi="微软雅黑" w:eastAsia="微软雅黑" w:cs="微软雅黑"/>
+              </w:rPr>
+              <w:t>md/word 互转工具</w:t>
+            </w:r>
+          </w:p>
+        </w:tc>
+      </w:tr>
+      <w:tr>
+        <w:tblPrEx>
+          <w:tblBorders>
+            <w:top w:val="single" w:color="auto" w:sz="4" w:space="0"/>
+            <w:left w:val="single" w:color="auto" w:sz="4" w:space="0"/>
+            <w:bottom w:val="single" w:color="auto" w:sz="4" w:space="0"/>
+            <w:right w:val="single" w:color="auto" w:sz="4" w:space="0"/>
+            <w:insideH w:val="single" w:color="auto" w:sz="4" w:space="0"/>
+            <w:insideV w:val="single" w:color="auto" w:sz="4" w:space="0"/>
+          </w:tblBorders>
+          <w:tblCellMar>
+            <w:top w:w="0" w:type="dxa"/>
+            <w:left w:w="108" w:type="dxa"/>
+            <w:bottom w:w="0" w:type="dxa"/>
+            <w:right w:w="108" w:type="dxa"/>
+          </w:tblCellMar>
+        </w:tblPrEx>
+        <w:tc>
+          <w:tcPr>
+            <w:tcW w:w="2160" w:type="dxa"/>
+          </w:tcPr>
+          <w:p>
+            <w:pPr>
+              <w:spacing w:after="0" w:line="240" w:lineRule="auto"/>
+              <w:rPr>
+                <w:rFonts w:hint="eastAsia" w:ascii="微软雅黑" w:hAnsi="微软雅黑" w:eastAsia="微软雅黑" w:cs="微软雅黑"/>
+              </w:rPr>
+            </w:pPr>
+            <w:r>
+              <w:rPr>
+                <w:rFonts w:hint="eastAsia" w:ascii="微软雅黑" w:hAnsi="微软雅黑" w:eastAsia="微软雅黑" w:cs="微软雅黑"/>
+              </w:rPr>
+              <w:t>音频</w:t>
+            </w:r>
+          </w:p>
+        </w:tc>
+        <w:tc>
+          <w:tcPr>
+            <w:tcW w:w="2160" w:type="dxa"/>
+          </w:tcPr>
+          <w:p>
+            <w:pPr>
+              <w:spacing w:after="0" w:line="240" w:lineRule="auto"/>
+              <w:rPr>
+                <w:rFonts w:hint="eastAsia" w:ascii="微软雅黑" w:hAnsi="微软雅黑" w:eastAsia="微软雅黑" w:cs="微软雅黑"/>
+              </w:rPr>
+            </w:pPr>
+            <w:r>
+              <w:rPr>
+                <w:rFonts w:hint="eastAsia" w:ascii="微软雅黑" w:hAnsi="微软雅黑" w:eastAsia="微软雅黑" w:cs="微软雅黑"/>
+              </w:rPr>
+              <w:t>howler</w:t>
+            </w:r>
+          </w:p>
+        </w:tc>
+        <w:tc>
+          <w:tcPr>
+            <w:tcW w:w="2160" w:type="dxa"/>
+          </w:tcPr>
+          <w:p>
+            <w:pPr>
+              <w:spacing w:after="0" w:line="240" w:lineRule="auto"/>
+              <w:rPr>
+                <w:rFonts w:hint="eastAsia" w:ascii="微软雅黑" w:hAnsi="微软雅黑" w:eastAsia="微软雅黑" w:cs="微软雅黑"/>
+              </w:rPr>
+            </w:pPr>
+            <w:r>
+              <w:rPr>
+                <w:rFonts w:hint="eastAsia" w:ascii="微软雅黑" w:hAnsi="微软雅黑" w:eastAsia="微软雅黑" w:cs="微软雅黑"/>
+              </w:rPr>
+              <w:t>^2.2.4</w:t>
+            </w:r>
+          </w:p>
+        </w:tc>
+        <w:tc>
+          <w:tcPr>
+            <w:tcW w:w="2160" w:type="dxa"/>
+          </w:tcPr>
+          <w:p>
+            <w:pPr>
+              <w:spacing w:after="0" w:line="240" w:lineRule="auto"/>
+              <w:rPr>
+                <w:rFonts w:hint="eastAsia" w:ascii="微软雅黑" w:hAnsi="微软雅黑" w:eastAsia="微软雅黑" w:cs="微软雅黑"/>
+              </w:rPr>
+            </w:pPr>
+            <w:r>
+              <w:rPr>
+                <w:rFonts w:hint="eastAsia" w:ascii="微软雅黑" w:hAnsi="微软雅黑" w:eastAsia="微软雅黑" w:cs="微软雅黑"/>
+              </w:rPr>
+              <w:t>展厅 BGM（可选）</w:t>
+            </w:r>
+          </w:p>
+        </w:tc>
+      </w:tr>
+      <w:tr>
+        <w:tblPrEx>
+          <w:tblBorders>
+            <w:top w:val="single" w:color="auto" w:sz="4" w:space="0"/>
+            <w:left w:val="single" w:color="auto" w:sz="4" w:space="0"/>
+            <w:bottom w:val="single" w:color="auto" w:sz="4" w:space="0"/>
+            <w:right w:val="single" w:color="auto" w:sz="4" w:space="0"/>
+            <w:insideH w:val="single" w:color="auto" w:sz="4" w:space="0"/>
+            <w:insideV w:val="single" w:color="auto" w:sz="4" w:space="0"/>
+          </w:tblBorders>
+          <w:tblCellMar>
+            <w:top w:w="0" w:type="dxa"/>
+            <w:left w:w="108" w:type="dxa"/>
+            <w:bottom w:w="0" w:type="dxa"/>
+            <w:right w:w="108" w:type="dxa"/>
+          </w:tblCellMar>
+        </w:tblPrEx>
+        <w:tc>
+          <w:tcPr>
+            <w:tcW w:w="2160" w:type="dxa"/>
+          </w:tcPr>
+          <w:p>
+            <w:pPr>
+              <w:spacing w:after="0" w:line="240" w:lineRule="auto"/>
+              <w:rPr>
+                <w:rFonts w:hint="eastAsia" w:ascii="微软雅黑" w:hAnsi="微软雅黑" w:eastAsia="微软雅黑" w:cs="微软雅黑"/>
+              </w:rPr>
+            </w:pPr>
+            <w:r>
+              <w:rPr>
+                <w:rFonts w:hint="eastAsia" w:ascii="微软雅黑" w:hAnsi="微软雅黑" w:eastAsia="微软雅黑" w:cs="微软雅黑"/>
+              </w:rPr>
+              <w:t>构建</w:t>
+            </w:r>
+          </w:p>
+        </w:tc>
+        <w:tc>
+          <w:tcPr>
+            <w:tcW w:w="2160" w:type="dxa"/>
+          </w:tcPr>
+          <w:p>
+            <w:pPr>
+              <w:spacing w:after="0" w:line="240" w:lineRule="auto"/>
+              <w:rPr>
+                <w:rFonts w:hint="eastAsia" w:ascii="微软雅黑" w:hAnsi="微软雅黑" w:eastAsia="微软雅黑" w:cs="微软雅黑"/>
+              </w:rPr>
+            </w:pPr>
+            <w:r>
+              <w:rPr>
+                <w:rFonts w:hint="eastAsia" w:ascii="微软雅黑" w:hAnsi="微软雅黑" w:eastAsia="微软雅黑" w:cs="微软雅黑"/>
+              </w:rPr>
+              <w:t>Vite</w:t>
+            </w:r>
+          </w:p>
+        </w:tc>
+        <w:tc>
+          <w:tcPr>
+            <w:tcW w:w="2160" w:type="dxa"/>
+          </w:tcPr>
+          <w:p>
+            <w:pPr>
+              <w:spacing w:after="0" w:line="240" w:lineRule="auto"/>
+              <w:rPr>
+                <w:rFonts w:hint="eastAsia" w:ascii="微软雅黑" w:hAnsi="微软雅黑" w:eastAsia="微软雅黑" w:cs="微软雅黑"/>
+              </w:rPr>
+            </w:pPr>
+            <w:r>
+              <w:rPr>
+                <w:rFonts w:hint="eastAsia" w:ascii="微软雅黑" w:hAnsi="微软雅黑" w:eastAsia="微软雅黑" w:cs="微软雅黑"/>
+              </w:rPr>
+              <w:t>与主应用一致</w:t>
+            </w:r>
+          </w:p>
+        </w:tc>
+        <w:tc>
+          <w:tcPr>
+            <w:tcW w:w="2160" w:type="dxa"/>
+          </w:tcPr>
+          <w:p>
+            <w:pPr>
+              <w:spacing w:after="0" w:line="240" w:lineRule="auto"/>
+              <w:rPr>
+                <w:rFonts w:hint="eastAsia" w:ascii="微软雅黑" w:hAnsi="微软雅黑" w:eastAsia="微软雅黑" w:cs="微软雅黑"/>
+              </w:rPr>
+            </w:pPr>
+            <w:r>
+              <w:rPr>
+                <w:rFonts w:hint="eastAsia" w:ascii="微软雅黑" w:hAnsi="微软雅黑" w:eastAsia="微软雅黑" w:cs="微软雅黑"/>
+              </w:rPr>
+              <w:t>打包与 HMR</w:t>
+            </w:r>
+          </w:p>
+        </w:tc>
+      </w:tr>
+    </w:tbl>
+    <w:p>
+      <w:pPr>
+        <w:rPr>
+          <w:rFonts w:hint="eastAsia" w:ascii="微软雅黑" w:hAnsi="微软雅黑" w:eastAsia="微软雅黑" w:cs="微软雅黑"/>
+        </w:rPr>
+      </w:pPr>
+      <w:r>
+        <w:rPr>
+          <w:rFonts w:hint="eastAsia" w:ascii="微软雅黑" w:hAnsi="微软雅黑" w:eastAsia="微软雅黑" w:cs="微软雅黑"/>
+        </w:rPr>
+        <w:t>说明：需求文档推荐 Electron+React+lobehub/ui；当前 Wanwu 主栈为 Electron+Vue3。设计决策：云斋 UI 层采用 @lobehub/ui（React 组件）可通过 vue-bridge 微包裹，或优先选用 LobeHub 的 headless token + 在 Vue 中复刻视觉规范。3D 与业务层与框架无关，保持 Vue 实现以降低与主应用集成成本。</w:t>
+      </w:r>
+    </w:p>
+    <w:p>
+      <w:pPr>
+        <w:pStyle w:val="3"/>
+        <w:rPr>
+          <w:rFonts w:hint="eastAsia" w:ascii="微软雅黑" w:hAnsi="微软雅黑" w:eastAsia="微软雅黑" w:cs="微软雅黑"/>
+        </w:rPr>
+      </w:pPr>
+      <w:r>
+        <w:rPr>
+          <w:rFonts w:hint="eastAsia" w:ascii="微软雅黑" w:hAnsi="微软雅黑" w:eastAsia="微软雅黑" w:cs="微软雅黑"/>
+        </w:rPr>
+        <w:t>3. 模块划分与目录结构</w:t>
+      </w:r>
+    </w:p>
+    <w:p>
+      <w:pPr>
+        <w:rPr>
+          <w:rFonts w:hint="eastAsia" w:ascii="微软雅黑" w:hAnsi="微软雅黑" w:eastAsia="微软雅黑" w:cs="微软雅黑"/>
+        </w:rPr>
+      </w:pPr>
+      <w:r>
+        <w:rPr>
+          <w:rFonts w:hint="eastAsia" w:ascii="微软雅黑" w:hAnsi="微软雅黑" w:eastAsia="微软雅黑" w:cs="微软雅黑"/>
+        </w:rPr>
+        <w:t>src/modules/cloud-abode/</w:t>
+      </w:r>
+      <w:r>
+        <w:rPr>
+          <w:rFonts w:hint="eastAsia" w:ascii="微软雅黑" w:hAnsi="微软雅黑" w:eastAsia="微软雅黑" w:cs="微软雅黑"/>
+        </w:rPr>
+        <w:br w:type="textWrapping"/>
+      </w:r>
+      <w:r>
+        <w:rPr>
+          <w:rFonts w:hint="eastAsia" w:ascii="微软雅黑" w:hAnsi="微软雅黑" w:eastAsia="微软雅黑" w:cs="微软雅黑"/>
+        </w:rPr>
+        <w:t>├── index.ts                    # 模块注册、路由导出</w:t>
+      </w:r>
+      <w:r>
+        <w:rPr>
+          <w:rFonts w:hint="eastAsia" w:ascii="微软雅黑" w:hAnsi="微软雅黑" w:eastAsia="微软雅黑" w:cs="微软雅黑"/>
+        </w:rPr>
+        <w:br w:type="textWrapping"/>
+      </w:r>
+      <w:r>
+        <w:rPr>
+          <w:rFonts w:hint="eastAsia" w:ascii="微软雅黑" w:hAnsi="微软雅黑" w:eastAsia="微软雅黑" w:cs="微软雅黑"/>
+        </w:rPr>
+        <w:t>├── CloudAbodeView.vue          # 模块根布局</w:t>
+      </w:r>
+      <w:r>
+        <w:rPr>
+          <w:rFonts w:hint="eastAsia" w:ascii="微软雅黑" w:hAnsi="微软雅黑" w:eastAsia="微软雅黑" w:cs="微软雅黑"/>
+        </w:rPr>
+        <w:br w:type="textWrapping"/>
+      </w:r>
+      <w:r>
+        <w:rPr>
+          <w:rFonts w:hint="eastAsia" w:ascii="微软雅黑" w:hAnsi="微软雅黑" w:eastAsia="微软雅黑" w:cs="微软雅黑"/>
+        </w:rPr>
+        <w:t>├── router/                     # 子路由</w:t>
+      </w:r>
+      <w:r>
+        <w:rPr>
+          <w:rFonts w:hint="eastAsia" w:ascii="微软雅黑" w:hAnsi="微软雅黑" w:eastAsia="微软雅黑" w:cs="微软雅黑"/>
+        </w:rPr>
+        <w:br w:type="textWrapping"/>
+      </w:r>
+      <w:r>
+        <w:rPr>
+          <w:rFonts w:hint="eastAsia" w:ascii="微软雅黑" w:hAnsi="微软雅黑" w:eastAsia="微软雅黑" w:cs="微软雅黑"/>
+        </w:rPr>
+        <w:t>├── stores/                     # Pinia stores</w:t>
+      </w:r>
+      <w:r>
+        <w:rPr>
+          <w:rFonts w:hint="eastAsia" w:ascii="微软雅黑" w:hAnsi="微软雅黑" w:eastAsia="微软雅黑" w:cs="微软雅黑"/>
+        </w:rPr>
+        <w:br w:type="textWrapping"/>
+      </w:r>
+      <w:r>
+        <w:rPr>
+          <w:rFonts w:hint="eastAsia" w:ascii="微软雅黑" w:hAnsi="微软雅黑" w:eastAsia="微软雅黑" w:cs="微软雅黑"/>
+        </w:rPr>
+        <w:t>├── domain/                     # 实体、值对象、领域策略</w:t>
+      </w:r>
+      <w:r>
+        <w:rPr>
+          <w:rFonts w:hint="eastAsia" w:ascii="微软雅黑" w:hAnsi="微软雅黑" w:eastAsia="微软雅黑" w:cs="微软雅黑"/>
+        </w:rPr>
+        <w:br w:type="textWrapping"/>
+      </w:r>
+      <w:r>
+        <w:rPr>
+          <w:rFonts w:hint="eastAsia" w:ascii="微软雅黑" w:hAnsi="微软雅黑" w:eastAsia="微软雅黑" w:cs="微软雅黑"/>
+        </w:rPr>
+        <w:t>│   ├── wallet/</w:t>
+      </w:r>
+      <w:r>
+        <w:rPr>
+          <w:rFonts w:hint="eastAsia" w:ascii="微软雅黑" w:hAnsi="微软雅黑" w:eastAsia="微软雅黑" w:cs="微软雅黑"/>
+        </w:rPr>
+        <w:br w:type="textWrapping"/>
+      </w:r>
+      <w:r>
+        <w:rPr>
+          <w:rFonts w:hint="eastAsia" w:ascii="微软雅黑" w:hAnsi="微软雅黑" w:eastAsia="微软雅黑" w:cs="微软雅黑"/>
+        </w:rPr>
+        <w:t>│   ├── catalog/</w:t>
+      </w:r>
+      <w:r>
+        <w:rPr>
+          <w:rFonts w:hint="eastAsia" w:ascii="微软雅黑" w:hAnsi="微软雅黑" w:eastAsia="微软雅黑" w:cs="微软雅黑"/>
+        </w:rPr>
+        <w:br w:type="textWrapping"/>
+      </w:r>
+      <w:r>
+        <w:rPr>
+          <w:rFonts w:hint="eastAsia" w:ascii="微软雅黑" w:hAnsi="微软雅黑" w:eastAsia="微软雅黑" w:cs="微软雅黑"/>
+        </w:rPr>
+        <w:t>│   ├── order/</w:t>
+      </w:r>
+      <w:r>
+        <w:rPr>
+          <w:rFonts w:hint="eastAsia" w:ascii="微软雅黑" w:hAnsi="微软雅黑" w:eastAsia="微软雅黑" w:cs="微软雅黑"/>
+        </w:rPr>
+        <w:br w:type="textWrapping"/>
+      </w:r>
+      <w:r>
+        <w:rPr>
+          <w:rFonts w:hint="eastAsia" w:ascii="微软雅黑" w:hAnsi="微软雅黑" w:eastAsia="微软雅黑" w:cs="微软雅黑"/>
+        </w:rPr>
+        <w:t>│   ├── todo/</w:t>
+      </w:r>
+      <w:r>
+        <w:rPr>
+          <w:rFonts w:hint="eastAsia" w:ascii="微软雅黑" w:hAnsi="微软雅黑" w:eastAsia="微软雅黑" w:cs="微软雅黑"/>
+        </w:rPr>
+        <w:br w:type="textWrapping"/>
+      </w:r>
+      <w:r>
+        <w:rPr>
+          <w:rFonts w:hint="eastAsia" w:ascii="微软雅黑" w:hAnsi="微软雅黑" w:eastAsia="微软雅黑" w:cs="微软雅黑"/>
+        </w:rPr>
+        <w:t>│   ├── life/</w:t>
+      </w:r>
+      <w:r>
+        <w:rPr>
+          <w:rFonts w:hint="eastAsia" w:ascii="微软雅黑" w:hAnsi="微软雅黑" w:eastAsia="微软雅黑" w:cs="微软雅黑"/>
+        </w:rPr>
+        <w:br w:type="textWrapping"/>
+      </w:r>
+      <w:r>
+        <w:rPr>
+          <w:rFonts w:hint="eastAsia" w:ascii="微软雅黑" w:hAnsi="微软雅黑" w:eastAsia="微软雅黑" w:cs="微软雅黑"/>
+        </w:rPr>
+        <w:t>│   └── level/</w:t>
+      </w:r>
+      <w:r>
+        <w:rPr>
+          <w:rFonts w:hint="eastAsia" w:ascii="微软雅黑" w:hAnsi="微软雅黑" w:eastAsia="微软雅黑" w:cs="微软雅黑"/>
+        </w:rPr>
+        <w:br w:type="textWrapping"/>
+      </w:r>
+      <w:r>
+        <w:rPr>
+          <w:rFonts w:hint="eastAsia" w:ascii="微软雅黑" w:hAnsi="微软雅黑" w:eastAsia="微软雅黑" w:cs="微软雅黑"/>
+        </w:rPr>
+        <w:t>├── services/                   # 用例服务</w:t>
+      </w:r>
+      <w:r>
+        <w:rPr>
+          <w:rFonts w:hint="eastAsia" w:ascii="微软雅黑" w:hAnsi="微软雅黑" w:eastAsia="微软雅黑" w:cs="微软雅黑"/>
+        </w:rPr>
+        <w:br w:type="textWrapping"/>
+      </w:r>
+      <w:r>
+        <w:rPr>
+          <w:rFonts w:hint="eastAsia" w:ascii="微软雅黑" w:hAnsi="微软雅黑" w:eastAsia="微软雅黑" w:cs="微软雅黑"/>
+        </w:rPr>
+        <w:t>│   ├── WalletService.ts</w:t>
+      </w:r>
+      <w:r>
+        <w:rPr>
+          <w:rFonts w:hint="eastAsia" w:ascii="微软雅黑" w:hAnsi="微软雅黑" w:eastAsia="微软雅黑" w:cs="微软雅黑"/>
+        </w:rPr>
+        <w:br w:type="textWrapping"/>
+      </w:r>
+      <w:r>
+        <w:rPr>
+          <w:rFonts w:hint="eastAsia" w:ascii="微软雅黑" w:hAnsi="微软雅黑" w:eastAsia="微软雅黑" w:cs="微软雅黑"/>
+        </w:rPr>
+        <w:t>│   ├── CatalogService.ts</w:t>
+      </w:r>
+      <w:r>
+        <w:rPr>
+          <w:rFonts w:hint="eastAsia" w:ascii="微软雅黑" w:hAnsi="微软雅黑" w:eastAsia="微软雅黑" w:cs="微软雅黑"/>
+        </w:rPr>
+        <w:br w:type="textWrapping"/>
+      </w:r>
+      <w:r>
+        <w:rPr>
+          <w:rFonts w:hint="eastAsia" w:ascii="微软雅黑" w:hAnsi="微软雅黑" w:eastAsia="微软雅黑" w:cs="微软雅黑"/>
+        </w:rPr>
+        <w:t>│   ├── PaymentService.ts</w:t>
+      </w:r>
+      <w:r>
+        <w:rPr>
+          <w:rFonts w:hint="eastAsia" w:ascii="微软雅黑" w:hAnsi="微软雅黑" w:eastAsia="微软雅黑" w:cs="微软雅黑"/>
+        </w:rPr>
+        <w:br w:type="textWrapping"/>
+      </w:r>
+      <w:r>
+        <w:rPr>
+          <w:rFonts w:hint="eastAsia" w:ascii="微软雅黑" w:hAnsi="微软雅黑" w:eastAsia="微软雅黑" w:cs="微软雅黑"/>
+        </w:rPr>
+        <w:t>│   ├── TodoService.ts</w:t>
+      </w:r>
+      <w:r>
+        <w:rPr>
+          <w:rFonts w:hint="eastAsia" w:ascii="微软雅黑" w:hAnsi="微软雅黑" w:eastAsia="微软雅黑" w:cs="微软雅黑"/>
+        </w:rPr>
+        <w:br w:type="textWrapping"/>
+      </w:r>
+      <w:r>
+        <w:rPr>
+          <w:rFonts w:hint="eastAsia" w:ascii="微软雅黑" w:hAnsi="微软雅黑" w:eastAsia="微软雅黑" w:cs="微软雅黑"/>
+        </w:rPr>
+        <w:t>│   ├── ToolRegistry.ts</w:t>
+      </w:r>
+      <w:r>
+        <w:rPr>
+          <w:rFonts w:hint="eastAsia" w:ascii="微软雅黑" w:hAnsi="微软雅黑" w:eastAsia="微软雅黑" w:cs="微软雅黑"/>
+        </w:rPr>
+        <w:br w:type="textWrapping"/>
+      </w:r>
+      <w:r>
+        <w:rPr>
+          <w:rFonts w:hint="eastAsia" w:ascii="微软雅黑" w:hAnsi="微软雅黑" w:eastAsia="微软雅黑" w:cs="微软雅黑"/>
+        </w:rPr>
+        <w:t>│   ├── LifeSimulationService.ts</w:t>
+      </w:r>
+      <w:r>
+        <w:rPr>
+          <w:rFonts w:hint="eastAsia" w:ascii="微软雅黑" w:hAnsi="微软雅黑" w:eastAsia="微软雅黑" w:cs="微软雅黑"/>
+        </w:rPr>
+        <w:br w:type="textWrapping"/>
+      </w:r>
+      <w:r>
+        <w:rPr>
+          <w:rFonts w:hint="eastAsia" w:ascii="微软雅黑" w:hAnsi="微软雅黑" w:eastAsia="微软雅黑" w:cs="微软雅黑"/>
+        </w:rPr>
+        <w:t>│   ├── PriceEngine.ts</w:t>
+      </w:r>
+      <w:r>
+        <w:rPr>
+          <w:rFonts w:hint="eastAsia" w:ascii="微软雅黑" w:hAnsi="微软雅黑" w:eastAsia="微软雅黑" w:cs="微软雅黑"/>
+        </w:rPr>
+        <w:br w:type="textWrapping"/>
+      </w:r>
+      <w:r>
+        <w:rPr>
+          <w:rFonts w:hint="eastAsia" w:ascii="微软雅黑" w:hAnsi="微软雅黑" w:eastAsia="微软雅黑" w:cs="微软雅黑"/>
+        </w:rPr>
+        <w:t>│   ├── LevelService.ts</w:t>
+      </w:r>
+      <w:r>
+        <w:rPr>
+          <w:rFonts w:hint="eastAsia" w:ascii="微软雅黑" w:hAnsi="微软雅黑" w:eastAsia="微软雅黑" w:cs="微软雅黑"/>
+        </w:rPr>
+        <w:br w:type="textWrapping"/>
+      </w:r>
+      <w:r>
+        <w:rPr>
+          <w:rFonts w:hint="eastAsia" w:ascii="微软雅黑" w:hAnsi="微软雅黑" w:eastAsia="微软雅黑" w:cs="微软雅黑"/>
+        </w:rPr>
+        <w:t>│   └── EventEngine.ts</w:t>
+      </w:r>
+      <w:r>
+        <w:rPr>
+          <w:rFonts w:hint="eastAsia" w:ascii="微软雅黑" w:hAnsi="微软雅黑" w:eastAsia="微软雅黑" w:cs="微软雅黑"/>
+        </w:rPr>
+        <w:br w:type="textWrapping"/>
+      </w:r>
+      <w:r>
+        <w:rPr>
+          <w:rFonts w:hint="eastAsia" w:ascii="微软雅黑" w:hAnsi="微软雅黑" w:eastAsia="微软雅黑" w:cs="微软雅黑"/>
+        </w:rPr>
+        <w:t>├── infrastructure/             # 仓储、API 适配器</w:t>
+      </w:r>
+      <w:r>
+        <w:rPr>
+          <w:rFonts w:hint="eastAsia" w:ascii="微软雅黑" w:hAnsi="微软雅黑" w:eastAsia="微软雅黑" w:cs="微软雅黑"/>
+        </w:rPr>
+        <w:br w:type="textWrapping"/>
+      </w:r>
+      <w:r>
+        <w:rPr>
+          <w:rFonts w:hint="eastAsia" w:ascii="微软雅黑" w:hAnsi="微软雅黑" w:eastAsia="微软雅黑" w:cs="微软雅黑"/>
+        </w:rPr>
+        <w:t>│   ├── repositories/</w:t>
+      </w:r>
+      <w:r>
+        <w:rPr>
+          <w:rFonts w:hint="eastAsia" w:ascii="微软雅黑" w:hAnsi="微软雅黑" w:eastAsia="微软雅黑" w:cs="微软雅黑"/>
+        </w:rPr>
+        <w:br w:type="textWrapping"/>
+      </w:r>
+      <w:r>
+        <w:rPr>
+          <w:rFonts w:hint="eastAsia" w:ascii="微软雅黑" w:hAnsi="微软雅黑" w:eastAsia="微软雅黑" w:cs="微软雅黑"/>
+        </w:rPr>
+        <w:t>│   ├── api/</w:t>
+      </w:r>
+      <w:r>
+        <w:rPr>
+          <w:rFonts w:hint="eastAsia" w:ascii="微软雅黑" w:hAnsi="微软雅黑" w:eastAsia="微软雅黑" w:cs="微软雅黑"/>
+        </w:rPr>
+        <w:br w:type="textWrapping"/>
+      </w:r>
+      <w:r>
+        <w:rPr>
+          <w:rFonts w:hint="eastAsia" w:ascii="微软雅黑" w:hAnsi="微软雅黑" w:eastAsia="微软雅黑" w:cs="微软雅黑"/>
+        </w:rPr>
+        <w:t>│   └── crypto/</w:t>
+      </w:r>
+      <w:r>
+        <w:rPr>
+          <w:rFonts w:hint="eastAsia" w:ascii="微软雅黑" w:hAnsi="微软雅黑" w:eastAsia="微软雅黑" w:cs="微软雅黑"/>
+        </w:rPr>
+        <w:br w:type="textWrapping"/>
+      </w:r>
+      <w:r>
+        <w:rPr>
+          <w:rFonts w:hint="eastAsia" w:ascii="微软雅黑" w:hAnsi="微软雅黑" w:eastAsia="微软雅黑" w:cs="微软雅黑"/>
+        </w:rPr>
+        <w:t>├── components/                 # 通用 UI 组件</w:t>
+      </w:r>
+      <w:r>
+        <w:rPr>
+          <w:rFonts w:hint="eastAsia" w:ascii="微软雅黑" w:hAnsi="微软雅黑" w:eastAsia="微软雅黑" w:cs="微软雅黑"/>
+        </w:rPr>
+        <w:br w:type="textWrapping"/>
+      </w:r>
+      <w:r>
+        <w:rPr>
+          <w:rFonts w:hint="eastAsia" w:ascii="微软雅黑" w:hAnsi="微软雅黑" w:eastAsia="微软雅黑" w:cs="微软雅黑"/>
+        </w:rPr>
+        <w:t>├── views/                      # 页面级视图</w:t>
+      </w:r>
+      <w:r>
+        <w:rPr>
+          <w:rFonts w:hint="eastAsia" w:ascii="微软雅黑" w:hAnsi="微软雅黑" w:eastAsia="微软雅黑" w:cs="微软雅黑"/>
+        </w:rPr>
+        <w:br w:type="textWrapping"/>
+      </w:r>
+      <w:r>
+        <w:rPr>
+          <w:rFonts w:hint="eastAsia" w:ascii="微软雅黑" w:hAnsi="微软雅黑" w:eastAsia="微软雅黑" w:cs="微软雅黑"/>
+        </w:rPr>
+        <w:t>│   ├── mall/</w:t>
+      </w:r>
+      <w:r>
+        <w:rPr>
+          <w:rFonts w:hint="eastAsia" w:ascii="微软雅黑" w:hAnsi="微软雅黑" w:eastAsia="微软雅黑" w:cs="微软雅黑"/>
+        </w:rPr>
+        <w:br w:type="textWrapping"/>
+      </w:r>
+      <w:r>
+        <w:rPr>
+          <w:rFonts w:hint="eastAsia" w:ascii="微软雅黑" w:hAnsi="微软雅黑" w:eastAsia="微软雅黑" w:cs="微软雅黑"/>
+        </w:rPr>
+        <w:t>│   ├── wallet/</w:t>
+      </w:r>
+      <w:r>
+        <w:rPr>
+          <w:rFonts w:hint="eastAsia" w:ascii="微软雅黑" w:hAnsi="微软雅黑" w:eastAsia="微软雅黑" w:cs="微软雅黑"/>
+        </w:rPr>
+        <w:br w:type="textWrapping"/>
+      </w:r>
+      <w:r>
+        <w:rPr>
+          <w:rFonts w:hint="eastAsia" w:ascii="微软雅黑" w:hAnsi="微软雅黑" w:eastAsia="微软雅黑" w:cs="微软雅黑"/>
+        </w:rPr>
+        <w:t>│   ├── todo/</w:t>
+      </w:r>
+      <w:r>
+        <w:rPr>
+          <w:rFonts w:hint="eastAsia" w:ascii="微软雅黑" w:hAnsi="微软雅黑" w:eastAsia="微软雅黑" w:cs="微软雅黑"/>
+        </w:rPr>
+        <w:br w:type="textWrapping"/>
+      </w:r>
+      <w:r>
+        <w:rPr>
+          <w:rFonts w:hint="eastAsia" w:ascii="微软雅黑" w:hAnsi="微软雅黑" w:eastAsia="微软雅黑" w:cs="微软雅黑"/>
+        </w:rPr>
+        <w:t>│   ├── tools/</w:t>
+      </w:r>
+      <w:r>
+        <w:rPr>
+          <w:rFonts w:hint="eastAsia" w:ascii="微软雅黑" w:hAnsi="微软雅黑" w:eastAsia="微软雅黑" w:cs="微软雅黑"/>
+        </w:rPr>
+        <w:br w:type="textWrapping"/>
+      </w:r>
+      <w:r>
+        <w:rPr>
+          <w:rFonts w:hint="eastAsia" w:ascii="微软雅黑" w:hAnsi="微软雅黑" w:eastAsia="微软雅黑" w:cs="微软雅黑"/>
+        </w:rPr>
+        <w:t>│   ├── life/</w:t>
+      </w:r>
+      <w:r>
+        <w:rPr>
+          <w:rFonts w:hint="eastAsia" w:ascii="微软雅黑" w:hAnsi="微软雅黑" w:eastAsia="微软雅黑" w:cs="微软雅黑"/>
+        </w:rPr>
+        <w:br w:type="textWrapping"/>
+      </w:r>
+      <w:r>
+        <w:rPr>
+          <w:rFonts w:hint="eastAsia" w:ascii="微软雅黑" w:hAnsi="微软雅黑" w:eastAsia="微软雅黑" w:cs="微软雅黑"/>
+        </w:rPr>
+        <w:t>│   └── profile/</w:t>
+      </w:r>
+      <w:r>
+        <w:rPr>
+          <w:rFonts w:hint="eastAsia" w:ascii="微软雅黑" w:hAnsi="微软雅黑" w:eastAsia="微软雅黑" w:cs="微软雅黑"/>
+        </w:rPr>
+        <w:br w:type="textWrapping"/>
+      </w:r>
+      <w:r>
+        <w:rPr>
+          <w:rFonts w:hint="eastAsia" w:ascii="微软雅黑" w:hAnsi="微软雅黑" w:eastAsia="微软雅黑" w:cs="微软雅黑"/>
+        </w:rPr>
+        <w:t>├── vehicles_dev/               # 展车（已有）</w:t>
+      </w:r>
+      <w:r>
+        <w:rPr>
+          <w:rFonts w:hint="eastAsia" w:ascii="微软雅黑" w:hAnsi="微软雅黑" w:eastAsia="微软雅黑" w:cs="微软雅黑"/>
+        </w:rPr>
+        <w:br w:type="textWrapping"/>
+      </w:r>
+      <w:r>
+        <w:rPr>
+          <w:rFonts w:hint="eastAsia" w:ascii="微软雅黑" w:hAnsi="微软雅黑" w:eastAsia="微软雅黑" w:cs="微软雅黑"/>
+        </w:rPr>
+        <w:t>├── home/                       # 居住（规划）</w:t>
+      </w:r>
+      <w:r>
+        <w:rPr>
+          <w:rFonts w:hint="eastAsia" w:ascii="微软雅黑" w:hAnsi="微软雅黑" w:eastAsia="微软雅黑" w:cs="微软雅黑"/>
+        </w:rPr>
+        <w:br w:type="textWrapping"/>
+      </w:r>
+      <w:r>
+        <w:rPr>
+          <w:rFonts w:hint="eastAsia" w:ascii="微软雅黑" w:hAnsi="微软雅黑" w:eastAsia="微软雅黑" w:cs="微软雅黑"/>
+        </w:rPr>
+        <w:t>├── pets/                       # 宠物（规划）</w:t>
+      </w:r>
+      <w:r>
+        <w:rPr>
+          <w:rFonts w:hint="eastAsia" w:ascii="微软雅黑" w:hAnsi="微软雅黑" w:eastAsia="微软雅黑" w:cs="微软雅黑"/>
+        </w:rPr>
+        <w:br w:type="textWrapping"/>
+      </w:r>
+      <w:r>
+        <w:rPr>
+          <w:rFonts w:hint="eastAsia" w:ascii="微软雅黑" w:hAnsi="微软雅黑" w:eastAsia="微软雅黑" w:cs="微软雅黑"/>
+        </w:rPr>
+        <w:t>├── plants/                     # 绿植（规划）</w:t>
+      </w:r>
+      <w:r>
+        <w:rPr>
+          <w:rFonts w:hint="eastAsia" w:ascii="微软雅黑" w:hAnsi="微软雅黑" w:eastAsia="微软雅黑" w:cs="微软雅黑"/>
+        </w:rPr>
+        <w:br w:type="textWrapping"/>
+      </w:r>
+      <w:r>
+        <w:rPr>
+          <w:rFonts w:hint="eastAsia" w:ascii="微软雅黑" w:hAnsi="微软雅黑" w:eastAsia="微软雅黑" w:cs="微软雅黑"/>
+        </w:rPr>
+        <w:t>└── types/                      # 共享类型</w:t>
+      </w:r>
+    </w:p>
+    <w:p>
+      <w:pPr>
+        <w:pStyle w:val="3"/>
+        <w:rPr>
+          <w:rFonts w:hint="eastAsia" w:ascii="微软雅黑" w:hAnsi="微软雅黑" w:eastAsia="微软雅黑" w:cs="微软雅黑"/>
+        </w:rPr>
+      </w:pPr>
+      <w:r>
+        <w:rPr>
+          <w:rFonts w:hint="eastAsia" w:ascii="微软雅黑" w:hAnsi="微软雅黑" w:eastAsia="微软雅黑" w:cs="微软雅黑"/>
+        </w:rPr>
+        <w:t>4. 分模块详细设计</w:t>
+      </w:r>
+    </w:p>
+    <w:p>
+      <w:pPr>
+        <w:pStyle w:val="4"/>
+        <w:rPr>
+          <w:rFonts w:hint="eastAsia" w:ascii="微软雅黑" w:hAnsi="微软雅黑" w:eastAsia="微软雅黑" w:cs="微软雅黑"/>
+        </w:rPr>
+      </w:pPr>
+      <w:r>
+        <w:rPr>
+          <w:rFonts w:hint="eastAsia" w:ascii="微软雅黑" w:hAnsi="微软雅黑" w:eastAsia="微软雅黑" w:cs="微软雅黑"/>
+        </w:rPr>
+        <w:t>4.1 用户管理模块</w:t>
+      </w:r>
+    </w:p>
+    <w:p>
+      <w:pPr>
+        <w:rPr>
+          <w:rFonts w:hint="eastAsia" w:ascii="微软雅黑" w:hAnsi="微软雅黑" w:eastAsia="微软雅黑" w:cs="微软雅黑"/>
+        </w:rPr>
+      </w:pPr>
+      <w:r>
+        <w:rPr>
+          <w:rFonts w:hint="eastAsia" w:ascii="微软雅黑" w:hAnsi="微软雅黑" w:eastAsia="微软雅黑" w:cs="微软雅黑"/>
+        </w:rPr>
+        <w:t>功能：本地用户注册/登录/退出。数据模型 User { id: UUID, username, passwordHash, salt, profile, createdAt }。实现：bcrypt/scrypt 哈希密码；单用户模式 v1.1 可简化为「本地配置文件 + 可选密码锁」。接口：UserService.register/login/logout/getCurrentUser。难点：与 Wanwu 全局账户打通 — 方案：复用 electron/services 下已有 auth 或 cloud-abode 独立 LocalUserRepository。</w:t>
+      </w:r>
+    </w:p>
+    <w:p>
+      <w:pPr>
+        <w:pStyle w:val="4"/>
+        <w:rPr>
+          <w:rFonts w:hint="eastAsia" w:ascii="微软雅黑" w:hAnsi="微软雅黑" w:eastAsia="微软雅黑" w:cs="微软雅黑"/>
+        </w:rPr>
+      </w:pPr>
+      <w:r>
+        <w:rPr>
+          <w:rFonts w:hint="eastAsia" w:ascii="微软雅黑" w:hAnsi="微软雅黑" w:eastAsia="微软雅黑" w:cs="微软雅黑"/>
+        </w:rPr>
+        <w:t>4.2 商品管理模块（Catalog）</w:t>
+      </w:r>
+    </w:p>
+    <w:p>
+      <w:pPr>
+        <w:rPr>
+          <w:rFonts w:hint="eastAsia" w:ascii="微软雅黑" w:hAnsi="微软雅黑" w:eastAsia="微软雅黑" w:cs="微软雅黑"/>
+        </w:rPr>
+      </w:pPr>
+      <w:r>
+        <w:rPr>
+          <w:rFonts w:hint="eastAsia" w:ascii="微软雅黑" w:hAnsi="微软雅黑" w:eastAsia="微软雅黑" w:cs="微软雅黑"/>
+        </w:rPr>
+        <w:t>实体 Product { id, sku, name, category, subCategory, priceCNY, currency:'CNY', images[], model3d?, metadata, source:'seed'|'api'|'user', marketRef?, status, createdAt }。分类枚举：VEHICLE, ILLUSTRATION, FURNITURE, PET, PLANT, OTHER。CatalogService：list/search/filter/sort/paginate, getById, createUserProduct, update, softDelete。种子加载：启动时从 assets/seed/cloud-abode/catalog.json 增量同步到本地 DB。用户上传：ImageStore 保存 PNG；PriceEngine.autoPrice(category, attributes) 生成价格。</w:t>
+      </w:r>
+    </w:p>
+    <w:p>
+      <w:pPr>
+        <w:pStyle w:val="4"/>
+        <w:rPr>
+          <w:rFonts w:hint="eastAsia" w:ascii="微软雅黑" w:hAnsi="微软雅黑" w:eastAsia="微软雅黑" w:cs="微软雅黑"/>
+        </w:rPr>
+      </w:pPr>
+      <w:r>
+        <w:rPr>
+          <w:rFonts w:hint="eastAsia" w:ascii="微软雅黑" w:hAnsi="微软雅黑" w:eastAsia="微软雅黑" w:cs="微软雅黑"/>
+        </w:rPr>
+        <w:t>4.3 支付管理模块（Payment）</w:t>
+      </w:r>
+    </w:p>
+    <w:p>
+      <w:pPr>
+        <w:rPr>
+          <w:rFonts w:hint="eastAsia" w:ascii="微软雅黑" w:hAnsi="微软雅黑" w:eastAsia="微软雅黑" w:cs="微软雅黑"/>
+        </w:rPr>
+      </w:pPr>
+      <w:r>
+        <w:rPr>
+          <w:rFonts w:hint="eastAsia" w:ascii="微软雅黑" w:hAnsi="微软雅黑" w:eastAsia="微软雅黑" w:cs="微软雅黑"/>
+        </w:rPr>
+        <w:t>实体：VirtualCard { id, maskedNumber, alias, isDefault }；PaymentPassword { hash, failCount, lockedUntil }；Order { id, items[], total, status, cardId, paidAt }；LedgerEntry { id, type, amount, balanceAfter, refType, refId, timestamp }。PaymentService.checkout(cart, cardId, password) 流程：校验密码→锁余额→写 Order→扣款→写 Ledger→InventoryService.add→发 DomainEvent。RefundService：条件检查→部分/全额退款→恢复库存标记。模拟银行卡 Luhn 格式校验即可，不接真实网关。</w:t>
+      </w:r>
+    </w:p>
+    <w:p>
+      <w:pPr>
+        <w:pStyle w:val="4"/>
+        <w:rPr>
+          <w:rFonts w:hint="eastAsia" w:ascii="微软雅黑" w:hAnsi="微软雅黑" w:eastAsia="微软雅黑" w:cs="微软雅黑"/>
+        </w:rPr>
+      </w:pPr>
+      <w:r>
+        <w:rPr>
+          <w:rFonts w:hint="eastAsia" w:ascii="微软雅黑" w:hAnsi="微软雅黑" w:eastAsia="微软雅黑" w:cs="微软雅黑"/>
+        </w:rPr>
+        <w:t>4.4 任务清单模块（Todo &amp; Tools）</w:t>
+      </w:r>
+    </w:p>
+    <w:p>
+      <w:pPr>
+        <w:rPr>
+          <w:rFonts w:hint="eastAsia" w:ascii="微软雅黑" w:hAnsi="微软雅黑" w:eastAsia="微软雅黑" w:cs="微软雅黑"/>
+        </w:rPr>
+      </w:pPr>
+      <w:r>
+        <w:rPr>
+          <w:rFonts w:hint="eastAsia" w:ascii="微软雅黑" w:hAnsi="微软雅黑" w:eastAsia="微软雅黑" w:cs="微软雅黑"/>
+        </w:rPr>
+        <w:t>TodoItem { id, title, desc, priority, dueDate, reward, source:'system'|'user', status, completedAt }。TodoService：generateDailyTodos(userId) 使用习惯权重 + 随机池；completeTodo 触发 WalletService.credit。ToolRegistry 插件接口：interface ToolProvider { id, name, category, offline, dailyRewardLimit, invoke(ctx): ToolResult }。首批 Provider：PandocTool, WordCompressTool, JokeTool, RiddleTool, KanaTool, WordTool, DailyPoemTool 等。RewardLimiter：按 toolId+date 计数，超限返回 { rewarded: false }。</w:t>
+      </w:r>
+    </w:p>
+    <w:p>
+      <w:pPr>
+        <w:pStyle w:val="4"/>
+        <w:rPr>
+          <w:rFonts w:hint="eastAsia" w:ascii="微软雅黑" w:hAnsi="微软雅黑" w:eastAsia="微软雅黑" w:cs="微软雅黑"/>
+        </w:rPr>
+      </w:pPr>
+      <w:r>
+        <w:rPr>
+          <w:rFonts w:hint="eastAsia" w:ascii="微软雅黑" w:hAnsi="微软雅黑" w:eastAsia="微软雅黑" w:cs="微软雅黑"/>
+        </w:rPr>
+        <w:t>4.5 生活模拟模块（Life Simulation）</w:t>
+      </w:r>
+    </w:p>
+    <w:p>
+      <w:pPr>
+        <w:rPr>
+          <w:rFonts w:hint="eastAsia" w:ascii="微软雅黑" w:hAnsi="微软雅黑" w:eastAsia="微软雅黑" w:cs="微软雅黑"/>
+        </w:rPr>
+      </w:pPr>
+      <w:r>
+        <w:rPr>
+          <w:rFonts w:hint="eastAsia" w:ascii="微软雅黑" w:hAnsi="微软雅黑" w:eastAsia="微软雅黑" w:cs="微软雅黑"/>
+        </w:rPr>
+        <w:t>LifeEntity 基类 { id, productId, health, lastMaintainedAt, integrity, state }。子类型：PlantEntity, PetEntity, VehicleEntity, FurnitureEntity, ResidenceEntity。LifeSimulationService.tick() 由 Electron 定时器/应用激活触发：计算 neglectDuration→更新概率→触发 EventEngine。维护动作映射：WATER→plant.health+；FEED→pet.health+；INSPECT_CAR→integrity 衰减减缓。持有上限由 LevelPolicy.getLimits(level) 返回 { plants, pets, vehicles }。</w:t>
+      </w:r>
+    </w:p>
+    <w:p>
+      <w:pPr>
+        <w:pStyle w:val="4"/>
+        <w:rPr>
+          <w:rFonts w:hint="eastAsia" w:ascii="微软雅黑" w:hAnsi="微软雅黑" w:eastAsia="微软雅黑" w:cs="微软雅黑"/>
+        </w:rPr>
+      </w:pPr>
+      <w:r>
+        <w:rPr>
+          <w:rFonts w:hint="eastAsia" w:ascii="微软雅黑" w:hAnsi="微软雅黑" w:eastAsia="微软雅黑" w:cs="微软雅黑"/>
+        </w:rPr>
+        <w:t>4.6 等级与资产模块（Level）</w:t>
+      </w:r>
+    </w:p>
+    <w:p>
+      <w:pPr>
+        <w:rPr>
+          <w:rFonts w:hint="eastAsia" w:ascii="微软雅黑" w:hAnsi="微软雅黑" w:eastAsia="微软雅黑" w:cs="微软雅黑"/>
+        </w:rPr>
+      </w:pPr>
+      <w:r>
+        <w:rPr>
+          <w:rFonts w:hint="eastAsia" w:ascii="微软雅黑" w:hAnsi="微软雅黑" w:eastAsia="微软雅黑" w:cs="微软雅黑"/>
+        </w:rPr>
+        <w:t>LevelService.computeTotalAssets() = wallet.balance + sum(inventory.currentValuation)。等级表 LEVEL_THRESHOLDS 配置化（如 L1:0, L2:5000, L3:50000, L4:500000, L5:5000000）。LevelPolicy 输出：dailyBonusCap, todoMax, toolRewardMultiplier, punishmentMultiplier, holdLimits。升级时发 LevelUpEvent，UI 展示升级动画。</w:t>
+      </w:r>
+    </w:p>
+    <w:p>
+      <w:pPr>
+        <w:pStyle w:val="4"/>
+        <w:rPr>
+          <w:rFonts w:hint="eastAsia" w:ascii="微软雅黑" w:hAnsi="微软雅黑" w:eastAsia="微软雅黑" w:cs="微软雅黑"/>
+        </w:rPr>
+      </w:pPr>
+      <w:r>
+        <w:rPr>
+          <w:rFonts w:hint="eastAsia" w:ascii="微软雅黑" w:hAnsi="微软雅黑" w:eastAsia="微软雅黑" w:cs="微软雅黑"/>
+        </w:rPr>
+        <w:t>4.7 随机事件引擎（EventEngine）</w:t>
+      </w:r>
+    </w:p>
+    <w:p>
+      <w:pPr>
+        <w:rPr>
+          <w:rFonts w:hint="eastAsia" w:ascii="微软雅黑" w:hAnsi="微软雅黑" w:eastAsia="微软雅黑" w:cs="微软雅黑"/>
+        </w:rPr>
+      </w:pPr>
+      <w:r>
+        <w:rPr>
+          <w:rFonts w:hint="eastAsia" w:ascii="微软雅黑" w:hAnsi="微软雅黑" w:eastAsia="微软雅黑" w:cs="微软雅黑"/>
+        </w:rPr>
+        <w:t>EventEngine 统一调度：WeatherEventAdapter, NewsSentimentAdapter, SystemRandomEvents。系统事件配置 JSON：{ type, minInterval, maxPerPeriod, probabilityFn, handler }。关键事件：BANK_ANOMALY（半月≤1）、SCAM_POPUP（周≤1，诈骗文案库 scam_messages.json）、PET_LOST（3 次找回）、PLANT_WILT、VEHICLE_DAMAGE（3 月后 integrity 衰减加速）、FURNITURE_DAMAGE（1 月后）。所有扣款经 PunishmentPolicy.scaleByLevel(level) 缩放。</w:t>
+      </w:r>
+    </w:p>
+    <w:p>
+      <w:pPr>
+        <w:pStyle w:val="4"/>
+        <w:rPr>
+          <w:rFonts w:hint="eastAsia" w:ascii="微软雅黑" w:hAnsi="微软雅黑" w:eastAsia="微软雅黑" w:cs="微软雅黑"/>
+        </w:rPr>
+      </w:pPr>
+      <w:r>
+        <w:rPr>
+          <w:rFonts w:hint="eastAsia" w:ascii="微软雅黑" w:hAnsi="微软雅黑" w:eastAsia="微软雅黑" w:cs="微软雅黑"/>
+        </w:rPr>
+        <w:t>4.8 3D 展车模块（vehicles_dev / scene-renderer）</w:t>
+      </w:r>
+    </w:p>
+    <w:p>
+      <w:pPr>
+        <w:rPr>
+          <w:rFonts w:hint="eastAsia" w:ascii="微软雅黑" w:hAnsi="微软雅黑" w:eastAsia="微软雅黑" w:cs="微软雅黑"/>
+        </w:rPr>
+      </w:pPr>
+      <w:r>
+        <w:rPr>
+          <w:rFonts w:hint="eastAsia" w:ascii="微软雅黑" w:hAnsi="微软雅黑" w:eastAsia="微软雅黑" w:cs="微软雅黑"/>
+        </w:rPr>
+        <w:t>已有实现：CarShowroomView.vue, showroomDirector.ts, scene-renderer 模块。item.json 约定：{ id:UUID, slug, name, price, mesh, textures, colors[] }。渲染管线：GLTFLoader→PBR 车漆→ReflecFloor→HDR PMREM→Bloom(postprocessing)→GSAP 镜头。模式：idle/orbit, rush, aero（占位）。资源路径：assets/ + seed/items/{slug}/。技术难点：GPU 泄漏 — SceneRenderer.dispose() 在路由离开时强制调用；大模型 LOD 后续优化。</w:t>
+      </w:r>
+    </w:p>
+    <w:p>
+      <w:pPr>
+        <w:pStyle w:val="3"/>
+        <w:rPr>
+          <w:rFonts w:hint="eastAsia" w:ascii="微软雅黑" w:hAnsi="微软雅黑" w:eastAsia="微软雅黑" w:cs="微软雅黑"/>
+        </w:rPr>
+      </w:pPr>
+      <w:r>
+        <w:rPr>
+          <w:rFonts w:hint="eastAsia" w:ascii="微软雅黑" w:hAnsi="微软雅黑" w:eastAsia="微软雅黑" w:cs="微软雅黑"/>
+        </w:rPr>
+        <w:t>5. 核心算法与策略</w:t>
+      </w:r>
+    </w:p>
+    <w:p>
+      <w:pPr>
+        <w:pStyle w:val="4"/>
+        <w:rPr>
+          <w:rFonts w:hint="eastAsia" w:ascii="微软雅黑" w:hAnsi="微软雅黑" w:eastAsia="微软雅黑" w:cs="微软雅黑"/>
+        </w:rPr>
+      </w:pPr>
+      <w:r>
+        <w:rPr>
+          <w:rFonts w:hint="eastAsia" w:ascii="微软雅黑" w:hAnsi="微软雅黑" w:eastAsia="微软雅黑" w:cs="微软雅黑"/>
+        </w:rPr>
+        <w:t>5.1 PriceEngine 自动定价</w:t>
+      </w:r>
+    </w:p>
+    <w:p>
+      <w:pPr>
+        <w:rPr>
+          <w:rFonts w:hint="eastAsia" w:ascii="微软雅黑" w:hAnsi="微软雅黑" w:eastAsia="微软雅黑" w:cs="微软雅黑"/>
+        </w:rPr>
+      </w:pPr>
+      <w:r>
+        <w:rPr>
+          <w:rFonts w:hint="eastAsia" w:ascii="微软雅黑" w:hAnsi="微软雅黑" w:eastAsia="微软雅黑" w:cs="微软雅黑"/>
+        </w:rPr>
+        <w:t>输入：category, name, tags[], userHints?, comparableProducts[]。步骤：(1) 若 seed/API 已有 marketRef 则直接采用；(2) 否则在同类目中 fuzzy match 名称，取中位数价格；(3) 应用 category multiplier（VEHICLE 1.0, FURNITURE 1.0）；(4) clamp 到合理区间（min/max 由类目配置）；(5) 返回 { price, confidence, explanation[] } 供 UI 展示。用户上传强制 confidence&lt;0.5 时提示人工确认。</w:t>
+      </w:r>
+    </w:p>
+    <w:p>
+      <w:pPr>
+        <w:pStyle w:val="4"/>
+        <w:rPr>
+          <w:rFonts w:hint="eastAsia" w:ascii="微软雅黑" w:hAnsi="微软雅黑" w:eastAsia="微软雅黑" w:cs="微软雅黑"/>
+        </w:rPr>
+      </w:pPr>
+      <w:r>
+        <w:rPr>
+          <w:rFonts w:hint="eastAsia" w:ascii="微软雅黑" w:hAnsi="微软雅黑" w:eastAsia="微软雅黑" w:cs="微软雅黑"/>
+        </w:rPr>
+        <w:t>5.2 完整性衰减与损坏</w:t>
+      </w:r>
+    </w:p>
+    <w:p>
+      <w:pPr>
+        <w:rPr>
+          <w:rFonts w:hint="eastAsia" w:ascii="微软雅黑" w:hAnsi="微软雅黑" w:eastAsia="微软雅黑" w:cs="微软雅黑"/>
+        </w:rPr>
+      </w:pPr>
+      <w:r>
+        <w:rPr>
+          <w:rFonts w:hint="eastAsia" w:ascii="微软雅黑" w:hAnsi="微软雅黑" w:eastAsia="微软雅黑" w:cs="微软雅黑"/>
+        </w:rPr>
+        <w:t>integrity(t) = integrity0 - decayRate * daysSincePurchase - neglectPenalty。VEHICLE：decayRate 低，3 个月后 decayRate *= 2；FURNITURE：decayRate 高，1 个月后 *= 2。损坏判定：integrity &lt; 60。维修：pay repairCost → integrity += random(5,15)，&gt;80 解除损坏。出售：resalePrice = purchasePrice * (integrity/100) * ageFactor * damageFactor。</w:t>
+      </w:r>
+    </w:p>
+    <w:p>
+      <w:pPr>
+        <w:pStyle w:val="4"/>
+        <w:rPr>
+          <w:rFonts w:hint="eastAsia" w:ascii="微软雅黑" w:hAnsi="微软雅黑" w:eastAsia="微软雅黑" w:cs="微软雅黑"/>
+        </w:rPr>
+      </w:pPr>
+      <w:r>
+        <w:rPr>
+          <w:rFonts w:hint="eastAsia" w:ascii="微软雅黑" w:hAnsi="微软雅黑" w:eastAsia="微软雅黑" w:cs="微软雅黑"/>
+        </w:rPr>
+        <w:t>5.3 宠物走丢概率</w:t>
+      </w:r>
+    </w:p>
+    <w:p>
+      <w:pPr>
+        <w:rPr>
+          <w:rFonts w:hint="eastAsia" w:ascii="微软雅黑" w:hAnsi="微软雅黑" w:eastAsia="微软雅黑" w:cs="微软雅黑"/>
+        </w:rPr>
+      </w:pPr>
+      <w:r>
+        <w:rPr>
+          <w:rFonts w:hint="eastAsia" w:ascii="微软雅黑" w:hAnsi="微软雅黑" w:eastAsia="微软雅黑" w:cs="微软雅黑"/>
+        </w:rPr>
+        <w:t>baseProb = 0.001/天；neglectDays 每 +1 天 prob *= 1.15。走丢后 recoverAttempt(n)：successProb = 0.2 + 0.15*n。3 次失败→删除实体，额外扣款 purchasePrice*0.05。病死类似但不可找回，返还 purchasePrice*0.1。</w:t>
+      </w:r>
+    </w:p>
+    <w:p>
+      <w:pPr>
+        <w:pStyle w:val="4"/>
+        <w:rPr>
+          <w:rFonts w:hint="eastAsia" w:ascii="微软雅黑" w:hAnsi="微软雅黑" w:eastAsia="微软雅黑" w:cs="微软雅黑"/>
+        </w:rPr>
+      </w:pPr>
+      <w:r>
+        <w:rPr>
+          <w:rFonts w:hint="eastAsia" w:ascii="微软雅黑" w:hAnsi="微软雅黑" w:eastAsia="微软雅黑" w:cs="微软雅黑"/>
+        </w:rPr>
+        <w:t>5.4 惩罚缩放</w:t>
+      </w:r>
+    </w:p>
+    <w:p>
+      <w:pPr>
+        <w:rPr>
+          <w:rFonts w:hint="eastAsia" w:ascii="微软雅黑" w:hAnsi="微软雅黑" w:eastAsia="微软雅黑" w:cs="微软雅黑"/>
+        </w:rPr>
+      </w:pPr>
+      <w:r>
+        <w:rPr>
+          <w:rFonts w:hint="eastAsia" w:ascii="微软雅黑" w:hAnsi="微软雅黑" w:eastAsia="微软雅黑" w:cs="微软雅黑"/>
+        </w:rPr>
+        <w:t>punishmentAmount = baseAmount * PunishmentPolicy.multiplier(level)。建议：L1×0.5, L2×0.75, L3×1.0, L4×1.25, L5×1.5。天气/新闻扣款另设 hardCap（不超过余额 2% 或 50 元取小）。</w:t>
+      </w:r>
+    </w:p>
+    <w:p>
+      <w:pPr>
+        <w:pStyle w:val="3"/>
+        <w:rPr>
+          <w:rFonts w:hint="eastAsia" w:ascii="微软雅黑" w:hAnsi="微软雅黑" w:eastAsia="微软雅黑" w:cs="微软雅黑"/>
+        </w:rPr>
+      </w:pPr>
+      <w:r>
+        <w:rPr>
+          <w:rFonts w:hint="eastAsia" w:ascii="微软雅黑" w:hAnsi="微软雅黑" w:eastAsia="微软雅黑" w:cs="微软雅黑"/>
+        </w:rPr>
+        <w:t>6. UI / UX / 动画设计</w:t>
+      </w:r>
+    </w:p>
+    <w:p>
+      <w:pPr>
+        <w:rPr>
+          <w:rFonts w:hint="eastAsia" w:ascii="微软雅黑" w:hAnsi="微软雅黑" w:eastAsia="微软雅黑" w:cs="微软雅黑"/>
+        </w:rPr>
+      </w:pPr>
+      <w:r>
+        <w:rPr>
+          <w:rFonts w:hint="eastAsia" w:ascii="微软雅黑" w:hAnsi="微软雅黑" w:eastAsia="微软雅黑" w:cs="微软雅黑"/>
+        </w:rPr>
+        <w:t>视觉：黑白灰扁平 + 少量 accent（建议 #6366F1 或品牌色单点）。字体：系统无衬线栈。布局：侧栏导航 + 主内容区；商城采用瀑布流/网格卡片。重点页面：MallHome（分类 Tab + 搜索 + 卡片 hover 放大）、ProductDetail（大图/3D 切换 + 价格锚点 + 购买 CTA）、CollectionGallery（收藏墙 + 筛选）、PaymentFlow（分步 wizard）。响应式：断点 sm768/md1024/lg1280；移动端单列 + 底部 Tab（预留）。</w:t>
+      </w:r>
+    </w:p>
+    <w:p>
+      <w:pPr>
+        <w:pStyle w:val="4"/>
+        <w:rPr>
+          <w:rFonts w:hint="eastAsia" w:ascii="微软雅黑" w:hAnsi="微软雅黑" w:eastAsia="微软雅黑" w:cs="微软雅黑"/>
+        </w:rPr>
+      </w:pPr>
+      <w:r>
+        <w:rPr>
+          <w:rFonts w:hint="eastAsia" w:ascii="微软雅黑" w:hAnsi="微软雅黑" w:eastAsia="微软雅黑" w:cs="微软雅黑"/>
+        </w:rPr>
+        <w:t>6.1 动画规范</w:t>
+      </w:r>
+    </w:p>
+    <w:tbl>
+      <w:tblPr>
+        <w:tblStyle w:val="33"/>
+        <w:tblW w:w="0" w:type="auto"/>
+        <w:tblInd w:w="0" w:type="dxa"/>
+        <w:tblBorders>
+          <w:top w:val="single" w:color="auto" w:sz="4" w:space="0"/>
+          <w:left w:val="single" w:color="auto" w:sz="4" w:space="0"/>
+          <w:bottom w:val="single" w:color="auto" w:sz="4" w:space="0"/>
+          <w:right w:val="single" w:color="auto" w:sz="4" w:space="0"/>
+          <w:insideH w:val="single" w:color="auto" w:sz="4" w:space="0"/>
+          <w:insideV w:val="single" w:color="auto" w:sz="4" w:space="0"/>
+        </w:tblBorders>
+        <w:tblLayout w:type="autofit"/>
+        <w:tblCellMar>
+          <w:top w:w="0" w:type="dxa"/>
+          <w:left w:w="108" w:type="dxa"/>
+          <w:bottom w:w="0" w:type="dxa"/>
+          <w:right w:w="108" w:type="dxa"/>
+        </w:tblCellMar>
+      </w:tblPr>
+      <w:tblGrid>
+        <w:gridCol w:w="2160"/>
+        <w:gridCol w:w="2160"/>
+        <w:gridCol w:w="2160"/>
+        <w:gridCol w:w="2160"/>
+      </w:tblGrid>
+      <w:tr>
+        <w:tblPrEx>
+          <w:tblBorders>
+            <w:top w:val="single" w:color="auto" w:sz="4" w:space="0"/>
+            <w:left w:val="single" w:color="auto" w:sz="4" w:space="0"/>
+            <w:bottom w:val="single" w:color="auto" w:sz="4" w:space="0"/>
+            <w:right w:val="single" w:color="auto" w:sz="4" w:space="0"/>
+            <w:insideH w:val="single" w:color="auto" w:sz="4" w:space="0"/>
+            <w:insideV w:val="single" w:color="auto" w:sz="4" w:space="0"/>
+          </w:tblBorders>
+          <w:tblCellMar>
+            <w:top w:w="0" w:type="dxa"/>
+            <w:left w:w="108" w:type="dxa"/>
+            <w:bottom w:w="0" w:type="dxa"/>
+            <w:right w:w="108" w:type="dxa"/>
+          </w:tblCellMar>
+        </w:tblPrEx>
+        <w:tc>
+          <w:tcPr>
+            <w:tcW w:w="2160" w:type="dxa"/>
+          </w:tcPr>
+          <w:p>
+            <w:pPr>
+              <w:spacing w:after="0" w:line="240" w:lineRule="auto"/>
+              <w:rPr>
+                <w:rFonts w:hint="eastAsia" w:ascii="微软雅黑" w:hAnsi="微软雅黑" w:eastAsia="微软雅黑" w:cs="微软雅黑"/>
+              </w:rPr>
+            </w:pPr>
+            <w:r>
+              <w:rPr>
+                <w:rFonts w:hint="eastAsia" w:ascii="微软雅黑" w:hAnsi="微软雅黑" w:eastAsia="微软雅黑" w:cs="微软雅黑"/>
+              </w:rPr>
+              <w:t>场景</w:t>
+            </w:r>
+          </w:p>
+        </w:tc>
+        <w:tc>
+          <w:tcPr>
+            <w:tcW w:w="2160" w:type="dxa"/>
+          </w:tcPr>
+          <w:p>
+            <w:pPr>
+              <w:spacing w:after="0" w:line="240" w:lineRule="auto"/>
+              <w:rPr>
+                <w:rFonts w:hint="eastAsia" w:ascii="微软雅黑" w:hAnsi="微软雅黑" w:eastAsia="微软雅黑" w:cs="微软雅黑"/>
+              </w:rPr>
+            </w:pPr>
+            <w:r>
+              <w:rPr>
+                <w:rFonts w:hint="eastAsia" w:ascii="微软雅黑" w:hAnsi="微软雅黑" w:eastAsia="微软雅黑" w:cs="微软雅黑"/>
+              </w:rPr>
+              <w:t>动画</w:t>
+            </w:r>
+          </w:p>
+        </w:tc>
+        <w:tc>
+          <w:tcPr>
+            <w:tcW w:w="2160" w:type="dxa"/>
+          </w:tcPr>
+          <w:p>
+            <w:pPr>
+              <w:spacing w:after="0" w:line="240" w:lineRule="auto"/>
+              <w:rPr>
+                <w:rFonts w:hint="eastAsia" w:ascii="微软雅黑" w:hAnsi="微软雅黑" w:eastAsia="微软雅黑" w:cs="微软雅黑"/>
+              </w:rPr>
+            </w:pPr>
+            <w:r>
+              <w:rPr>
+                <w:rFonts w:hint="eastAsia" w:ascii="微软雅黑" w:hAnsi="微软雅黑" w:eastAsia="微软雅黑" w:cs="微软雅黑"/>
+              </w:rPr>
+              <w:t>时长</w:t>
+            </w:r>
+          </w:p>
+        </w:tc>
+        <w:tc>
+          <w:tcPr>
+            <w:tcW w:w="2160" w:type="dxa"/>
+          </w:tcPr>
+          <w:p>
+            <w:pPr>
+              <w:spacing w:after="0" w:line="240" w:lineRule="auto"/>
+              <w:rPr>
+                <w:rFonts w:hint="eastAsia" w:ascii="微软雅黑" w:hAnsi="微软雅黑" w:eastAsia="微软雅黑" w:cs="微软雅黑"/>
+              </w:rPr>
+            </w:pPr>
+            <w:r>
+              <w:rPr>
+                <w:rFonts w:hint="eastAsia" w:ascii="微软雅黑" w:hAnsi="微软雅黑" w:eastAsia="微软雅黑" w:cs="微软雅黑"/>
+              </w:rPr>
+              <w:t>缓动</w:t>
+            </w:r>
+          </w:p>
+        </w:tc>
+      </w:tr>
+      <w:tr>
+        <w:tblPrEx>
+          <w:tblBorders>
+            <w:top w:val="single" w:color="auto" w:sz="4" w:space="0"/>
+            <w:left w:val="single" w:color="auto" w:sz="4" w:space="0"/>
+            <w:bottom w:val="single" w:color="auto" w:sz="4" w:space="0"/>
+            <w:right w:val="single" w:color="auto" w:sz="4" w:space="0"/>
+            <w:insideH w:val="single" w:color="auto" w:sz="4" w:space="0"/>
+            <w:insideV w:val="single" w:color="auto" w:sz="4" w:space="0"/>
+          </w:tblBorders>
+          <w:tblCellMar>
+            <w:top w:w="0" w:type="dxa"/>
+            <w:left w:w="108" w:type="dxa"/>
+            <w:bottom w:w="0" w:type="dxa"/>
+            <w:right w:w="108" w:type="dxa"/>
+          </w:tblCellMar>
+        </w:tblPrEx>
+        <w:tc>
+          <w:tcPr>
+            <w:tcW w:w="2160" w:type="dxa"/>
+          </w:tcPr>
+          <w:p>
+            <w:pPr>
+              <w:spacing w:after="0" w:line="240" w:lineRule="auto"/>
+              <w:rPr>
+                <w:rFonts w:hint="eastAsia" w:ascii="微软雅黑" w:hAnsi="微软雅黑" w:eastAsia="微软雅黑" w:cs="微软雅黑"/>
+              </w:rPr>
+            </w:pPr>
+            <w:r>
+              <w:rPr>
+                <w:rFonts w:hint="eastAsia" w:ascii="微软雅黑" w:hAnsi="微软雅黑" w:eastAsia="微软雅黑" w:cs="微软雅黑"/>
+              </w:rPr>
+              <w:t>页面切换</w:t>
+            </w:r>
+          </w:p>
+        </w:tc>
+        <w:tc>
+          <w:tcPr>
+            <w:tcW w:w="2160" w:type="dxa"/>
+          </w:tcPr>
+          <w:p>
+            <w:pPr>
+              <w:spacing w:after="0" w:line="240" w:lineRule="auto"/>
+              <w:rPr>
+                <w:rFonts w:hint="eastAsia" w:ascii="微软雅黑" w:hAnsi="微软雅黑" w:eastAsia="微软雅黑" w:cs="微软雅黑"/>
+              </w:rPr>
+            </w:pPr>
+            <w:r>
+              <w:rPr>
+                <w:rFonts w:hint="eastAsia" w:ascii="微软雅黑" w:hAnsi="微软雅黑" w:eastAsia="微软雅黑" w:cs="微软雅黑"/>
+              </w:rPr>
+              <w:t>fade + slideY 8px</w:t>
+            </w:r>
+          </w:p>
+        </w:tc>
+        <w:tc>
+          <w:tcPr>
+            <w:tcW w:w="2160" w:type="dxa"/>
+          </w:tcPr>
+          <w:p>
+            <w:pPr>
+              <w:spacing w:after="0" w:line="240" w:lineRule="auto"/>
+              <w:rPr>
+                <w:rFonts w:hint="eastAsia" w:ascii="微软雅黑" w:hAnsi="微软雅黑" w:eastAsia="微软雅黑" w:cs="微软雅黑"/>
+              </w:rPr>
+            </w:pPr>
+            <w:r>
+              <w:rPr>
+                <w:rFonts w:hint="eastAsia" w:ascii="微软雅黑" w:hAnsi="微软雅黑" w:eastAsia="微软雅黑" w:cs="微软雅黑"/>
+              </w:rPr>
+              <w:t>220ms</w:t>
+            </w:r>
+          </w:p>
+        </w:tc>
+        <w:tc>
+          <w:tcPr>
+            <w:tcW w:w="2160" w:type="dxa"/>
+          </w:tcPr>
+          <w:p>
+            <w:pPr>
+              <w:spacing w:after="0" w:line="240" w:lineRule="auto"/>
+              <w:rPr>
+                <w:rFonts w:hint="eastAsia" w:ascii="微软雅黑" w:hAnsi="微软雅黑" w:eastAsia="微软雅黑" w:cs="微软雅黑"/>
+              </w:rPr>
+            </w:pPr>
+            <w:r>
+              <w:rPr>
+                <w:rFonts w:hint="eastAsia" w:ascii="微软雅黑" w:hAnsi="微软雅黑" w:eastAsia="微软雅黑" w:cs="微软雅黑"/>
+              </w:rPr>
+              <w:t>ease-out</w:t>
+            </w:r>
+          </w:p>
+        </w:tc>
+      </w:tr>
+      <w:tr>
+        <w:tblPrEx>
+          <w:tblBorders>
+            <w:top w:val="single" w:color="auto" w:sz="4" w:space="0"/>
+            <w:left w:val="single" w:color="auto" w:sz="4" w:space="0"/>
+            <w:bottom w:val="single" w:color="auto" w:sz="4" w:space="0"/>
+            <w:right w:val="single" w:color="auto" w:sz="4" w:space="0"/>
+            <w:insideH w:val="single" w:color="auto" w:sz="4" w:space="0"/>
+            <w:insideV w:val="single" w:color="auto" w:sz="4" w:space="0"/>
+          </w:tblBorders>
+          <w:tblCellMar>
+            <w:top w:w="0" w:type="dxa"/>
+            <w:left w:w="108" w:type="dxa"/>
+            <w:bottom w:w="0" w:type="dxa"/>
+            <w:right w:w="108" w:type="dxa"/>
+          </w:tblCellMar>
+        </w:tblPrEx>
+        <w:tc>
+          <w:tcPr>
+            <w:tcW w:w="2160" w:type="dxa"/>
+          </w:tcPr>
+          <w:p>
+            <w:pPr>
+              <w:spacing w:after="0" w:line="240" w:lineRule="auto"/>
+              <w:rPr>
+                <w:rFonts w:hint="eastAsia" w:ascii="微软雅黑" w:hAnsi="微软雅黑" w:eastAsia="微软雅黑" w:cs="微软雅黑"/>
+              </w:rPr>
+            </w:pPr>
+            <w:r>
+              <w:rPr>
+                <w:rFonts w:hint="eastAsia" w:ascii="微软雅黑" w:hAnsi="微软雅黑" w:eastAsia="微软雅黑" w:cs="微软雅黑"/>
+              </w:rPr>
+              <w:t>商城卡片 hover</w:t>
+            </w:r>
+          </w:p>
+        </w:tc>
+        <w:tc>
+          <w:tcPr>
+            <w:tcW w:w="2160" w:type="dxa"/>
+          </w:tcPr>
+          <w:p>
+            <w:pPr>
+              <w:spacing w:after="0" w:line="240" w:lineRule="auto"/>
+              <w:rPr>
+                <w:rFonts w:hint="eastAsia" w:ascii="微软雅黑" w:hAnsi="微软雅黑" w:eastAsia="微软雅黑" w:cs="微软雅黑"/>
+              </w:rPr>
+            </w:pPr>
+            <w:r>
+              <w:rPr>
+                <w:rFonts w:hint="eastAsia" w:ascii="微软雅黑" w:hAnsi="微软雅黑" w:eastAsia="微软雅黑" w:cs="微软雅黑"/>
+              </w:rPr>
+              <w:t>scale 1.02 + shadow</w:t>
+            </w:r>
+          </w:p>
+        </w:tc>
+        <w:tc>
+          <w:tcPr>
+            <w:tcW w:w="2160" w:type="dxa"/>
+          </w:tcPr>
+          <w:p>
+            <w:pPr>
+              <w:spacing w:after="0" w:line="240" w:lineRule="auto"/>
+              <w:rPr>
+                <w:rFonts w:hint="eastAsia" w:ascii="微软雅黑" w:hAnsi="微软雅黑" w:eastAsia="微软雅黑" w:cs="微软雅黑"/>
+              </w:rPr>
+            </w:pPr>
+            <w:r>
+              <w:rPr>
+                <w:rFonts w:hint="eastAsia" w:ascii="微软雅黑" w:hAnsi="微软雅黑" w:eastAsia="微软雅黑" w:cs="微软雅黑"/>
+              </w:rPr>
+              <w:t>180ms</w:t>
+            </w:r>
+          </w:p>
+        </w:tc>
+        <w:tc>
+          <w:tcPr>
+            <w:tcW w:w="2160" w:type="dxa"/>
+          </w:tcPr>
+          <w:p>
+            <w:pPr>
+              <w:spacing w:after="0" w:line="240" w:lineRule="auto"/>
+              <w:rPr>
+                <w:rFonts w:hint="eastAsia" w:ascii="微软雅黑" w:hAnsi="微软雅黑" w:eastAsia="微软雅黑" w:cs="微软雅黑"/>
+              </w:rPr>
+            </w:pPr>
+            <w:r>
+              <w:rPr>
+                <w:rFonts w:hint="eastAsia" w:ascii="微软雅黑" w:hAnsi="微软雅黑" w:eastAsia="微软雅黑" w:cs="微软雅黑"/>
+              </w:rPr>
+              <w:t>cubic-bezier(.4,0,.2,1)</w:t>
+            </w:r>
+          </w:p>
+        </w:tc>
+      </w:tr>
+      <w:tr>
+        <w:tblPrEx>
+          <w:tblBorders>
+            <w:top w:val="single" w:color="auto" w:sz="4" w:space="0"/>
+            <w:left w:val="single" w:color="auto" w:sz="4" w:space="0"/>
+            <w:bottom w:val="single" w:color="auto" w:sz="4" w:space="0"/>
+            <w:right w:val="single" w:color="auto" w:sz="4" w:space="0"/>
+            <w:insideH w:val="single" w:color="auto" w:sz="4" w:space="0"/>
+            <w:insideV w:val="single" w:color="auto" w:sz="4" w:space="0"/>
+          </w:tblBorders>
+          <w:tblCellMar>
+            <w:top w:w="0" w:type="dxa"/>
+            <w:left w:w="108" w:type="dxa"/>
+            <w:bottom w:w="0" w:type="dxa"/>
+            <w:right w:w="108" w:type="dxa"/>
+          </w:tblCellMar>
+        </w:tblPrEx>
+        <w:tc>
+          <w:tcPr>
+            <w:tcW w:w="2160" w:type="dxa"/>
+          </w:tcPr>
+          <w:p>
+            <w:pPr>
+              <w:spacing w:after="0" w:line="240" w:lineRule="auto"/>
+              <w:rPr>
+                <w:rFonts w:hint="eastAsia" w:ascii="微软雅黑" w:hAnsi="微软雅黑" w:eastAsia="微软雅黑" w:cs="微软雅黑"/>
+              </w:rPr>
+            </w:pPr>
+            <w:r>
+              <w:rPr>
+                <w:rFonts w:hint="eastAsia" w:ascii="微软雅黑" w:hAnsi="微软雅黑" w:eastAsia="微软雅黑" w:cs="微软雅黑"/>
+              </w:rPr>
+              <w:t>购买成功</w:t>
+            </w:r>
+          </w:p>
+        </w:tc>
+        <w:tc>
+          <w:tcPr>
+            <w:tcW w:w="2160" w:type="dxa"/>
+          </w:tcPr>
+          <w:p>
+            <w:pPr>
+              <w:spacing w:after="0" w:line="240" w:lineRule="auto"/>
+              <w:rPr>
+                <w:rFonts w:hint="eastAsia" w:ascii="微软雅黑" w:hAnsi="微软雅黑" w:eastAsia="微软雅黑" w:cs="微软雅黑"/>
+              </w:rPr>
+            </w:pPr>
+            <w:r>
+              <w:rPr>
+                <w:rFonts w:hint="eastAsia" w:ascii="微软雅黑" w:hAnsi="微软雅黑" w:eastAsia="微软雅黑" w:cs="微软雅黑"/>
+              </w:rPr>
+              <w:t>confetti/light streak + 余额滚动</w:t>
+            </w:r>
+          </w:p>
+        </w:tc>
+        <w:tc>
+          <w:tcPr>
+            <w:tcW w:w="2160" w:type="dxa"/>
+          </w:tcPr>
+          <w:p>
+            <w:pPr>
+              <w:spacing w:after="0" w:line="240" w:lineRule="auto"/>
+              <w:rPr>
+                <w:rFonts w:hint="eastAsia" w:ascii="微软雅黑" w:hAnsi="微软雅黑" w:eastAsia="微软雅黑" w:cs="微软雅黑"/>
+              </w:rPr>
+            </w:pPr>
+            <w:r>
+              <w:rPr>
+                <w:rFonts w:hint="eastAsia" w:ascii="微软雅黑" w:hAnsi="微软雅黑" w:eastAsia="微软雅黑" w:cs="微软雅黑"/>
+              </w:rPr>
+              <w:t>600ms</w:t>
+            </w:r>
+          </w:p>
+        </w:tc>
+        <w:tc>
+          <w:tcPr>
+            <w:tcW w:w="2160" w:type="dxa"/>
+          </w:tcPr>
+          <w:p>
+            <w:pPr>
+              <w:spacing w:after="0" w:line="240" w:lineRule="auto"/>
+              <w:rPr>
+                <w:rFonts w:hint="eastAsia" w:ascii="微软雅黑" w:hAnsi="微软雅黑" w:eastAsia="微软雅黑" w:cs="微软雅黑"/>
+              </w:rPr>
+            </w:pPr>
+            <w:r>
+              <w:rPr>
+                <w:rFonts w:hint="eastAsia" w:ascii="微软雅黑" w:hAnsi="微软雅黑" w:eastAsia="微软雅黑" w:cs="微软雅黑"/>
+              </w:rPr>
+              <w:t>spring</w:t>
+            </w:r>
+          </w:p>
+        </w:tc>
+      </w:tr>
+      <w:tr>
+        <w:tblPrEx>
+          <w:tblBorders>
+            <w:top w:val="single" w:color="auto" w:sz="4" w:space="0"/>
+            <w:left w:val="single" w:color="auto" w:sz="4" w:space="0"/>
+            <w:bottom w:val="single" w:color="auto" w:sz="4" w:space="0"/>
+            <w:right w:val="single" w:color="auto" w:sz="4" w:space="0"/>
+            <w:insideH w:val="single" w:color="auto" w:sz="4" w:space="0"/>
+            <w:insideV w:val="single" w:color="auto" w:sz="4" w:space="0"/>
+          </w:tblBorders>
+          <w:tblCellMar>
+            <w:top w:w="0" w:type="dxa"/>
+            <w:left w:w="108" w:type="dxa"/>
+            <w:bottom w:w="0" w:type="dxa"/>
+            <w:right w:w="108" w:type="dxa"/>
+          </w:tblCellMar>
+        </w:tblPrEx>
+        <w:tc>
+          <w:tcPr>
+            <w:tcW w:w="2160" w:type="dxa"/>
+          </w:tcPr>
+          <w:p>
+            <w:pPr>
+              <w:spacing w:after="0" w:line="240" w:lineRule="auto"/>
+              <w:rPr>
+                <w:rFonts w:hint="eastAsia" w:ascii="微软雅黑" w:hAnsi="微软雅黑" w:eastAsia="微软雅黑" w:cs="微软雅黑"/>
+              </w:rPr>
+            </w:pPr>
+            <w:r>
+              <w:rPr>
+                <w:rFonts w:hint="eastAsia" w:ascii="微软雅黑" w:hAnsi="微软雅黑" w:eastAsia="微软雅黑" w:cs="微软雅黑"/>
+              </w:rPr>
+              <w:t>3D 展车入场</w:t>
+            </w:r>
+          </w:p>
+        </w:tc>
+        <w:tc>
+          <w:tcPr>
+            <w:tcW w:w="2160" w:type="dxa"/>
+          </w:tcPr>
+          <w:p>
+            <w:pPr>
+              <w:spacing w:after="0" w:line="240" w:lineRule="auto"/>
+              <w:rPr>
+                <w:rFonts w:hint="eastAsia" w:ascii="微软雅黑" w:hAnsi="微软雅黑" w:eastAsia="微软雅黑" w:cs="微软雅黑"/>
+              </w:rPr>
+            </w:pPr>
+            <w:r>
+              <w:rPr>
+                <w:rFonts w:hint="eastAsia" w:ascii="微软雅黑" w:hAnsi="微软雅黑" w:eastAsia="微软雅黑" w:cs="微软雅黑"/>
+              </w:rPr>
+              <w:t>camera dolly + bloom fade-in</w:t>
+            </w:r>
+          </w:p>
+        </w:tc>
+        <w:tc>
+          <w:tcPr>
+            <w:tcW w:w="2160" w:type="dxa"/>
+          </w:tcPr>
+          <w:p>
+            <w:pPr>
+              <w:spacing w:after="0" w:line="240" w:lineRule="auto"/>
+              <w:rPr>
+                <w:rFonts w:hint="eastAsia" w:ascii="微软雅黑" w:hAnsi="微软雅黑" w:eastAsia="微软雅黑" w:cs="微软雅黑"/>
+              </w:rPr>
+            </w:pPr>
+            <w:r>
+              <w:rPr>
+                <w:rFonts w:hint="eastAsia" w:ascii="微软雅黑" w:hAnsi="微软雅黑" w:eastAsia="微软雅黑" w:cs="微软雅黑"/>
+              </w:rPr>
+              <w:t>1.2s</w:t>
+            </w:r>
+          </w:p>
+        </w:tc>
+        <w:tc>
+          <w:tcPr>
+            <w:tcW w:w="2160" w:type="dxa"/>
+          </w:tcPr>
+          <w:p>
+            <w:pPr>
+              <w:spacing w:after="0" w:line="240" w:lineRule="auto"/>
+              <w:rPr>
+                <w:rFonts w:hint="eastAsia" w:ascii="微软雅黑" w:hAnsi="微软雅黑" w:eastAsia="微软雅黑" w:cs="微软雅黑"/>
+              </w:rPr>
+            </w:pPr>
+            <w:r>
+              <w:rPr>
+                <w:rFonts w:hint="eastAsia" w:ascii="微软雅黑" w:hAnsi="微软雅黑" w:eastAsia="微软雅黑" w:cs="微软雅黑"/>
+              </w:rPr>
+              <w:t>GSAP power2.out</w:t>
+            </w:r>
+          </w:p>
+        </w:tc>
+      </w:tr>
+      <w:tr>
+        <w:tblPrEx>
+          <w:tblBorders>
+            <w:top w:val="single" w:color="auto" w:sz="4" w:space="0"/>
+            <w:left w:val="single" w:color="auto" w:sz="4" w:space="0"/>
+            <w:bottom w:val="single" w:color="auto" w:sz="4" w:space="0"/>
+            <w:right w:val="single" w:color="auto" w:sz="4" w:space="0"/>
+            <w:insideH w:val="single" w:color="auto" w:sz="4" w:space="0"/>
+            <w:insideV w:val="single" w:color="auto" w:sz="4" w:space="0"/>
+          </w:tblBorders>
+          <w:tblCellMar>
+            <w:top w:w="0" w:type="dxa"/>
+            <w:left w:w="108" w:type="dxa"/>
+            <w:bottom w:w="0" w:type="dxa"/>
+            <w:right w:w="108" w:type="dxa"/>
+          </w:tblCellMar>
+        </w:tblPrEx>
+        <w:tc>
+          <w:tcPr>
+            <w:tcW w:w="2160" w:type="dxa"/>
+          </w:tcPr>
+          <w:p>
+            <w:pPr>
+              <w:spacing w:after="0" w:line="240" w:lineRule="auto"/>
+              <w:rPr>
+                <w:rFonts w:hint="eastAsia" w:ascii="微软雅黑" w:hAnsi="微软雅黑" w:eastAsia="微软雅黑" w:cs="微软雅黑"/>
+              </w:rPr>
+            </w:pPr>
+            <w:r>
+              <w:rPr>
+                <w:rFonts w:hint="eastAsia" w:ascii="微软雅黑" w:hAnsi="微软雅黑" w:eastAsia="微软雅黑" w:cs="微软雅黑"/>
+              </w:rPr>
+              <w:t>TODO 完成</w:t>
+            </w:r>
+          </w:p>
+        </w:tc>
+        <w:tc>
+          <w:tcPr>
+            <w:tcW w:w="2160" w:type="dxa"/>
+          </w:tcPr>
+          <w:p>
+            <w:pPr>
+              <w:spacing w:after="0" w:line="240" w:lineRule="auto"/>
+              <w:rPr>
+                <w:rFonts w:hint="eastAsia" w:ascii="微软雅黑" w:hAnsi="微软雅黑" w:eastAsia="微软雅黑" w:cs="微软雅黑"/>
+              </w:rPr>
+            </w:pPr>
+            <w:r>
+              <w:rPr>
+                <w:rFonts w:hint="eastAsia" w:ascii="微软雅黑" w:hAnsi="微软雅黑" w:eastAsia="微软雅黑" w:cs="微软雅黑"/>
+              </w:rPr>
+              <w:t>checkbox draw + coin fly to wallet</w:t>
+            </w:r>
+          </w:p>
+        </w:tc>
+        <w:tc>
+          <w:tcPr>
+            <w:tcW w:w="2160" w:type="dxa"/>
+          </w:tcPr>
+          <w:p>
+            <w:pPr>
+              <w:spacing w:after="0" w:line="240" w:lineRule="auto"/>
+              <w:rPr>
+                <w:rFonts w:hint="eastAsia" w:ascii="微软雅黑" w:hAnsi="微软雅黑" w:eastAsia="微软雅黑" w:cs="微软雅黑"/>
+              </w:rPr>
+            </w:pPr>
+            <w:r>
+              <w:rPr>
+                <w:rFonts w:hint="eastAsia" w:ascii="微软雅黑" w:hAnsi="微软雅黑" w:eastAsia="微软雅黑" w:cs="微软雅黑"/>
+              </w:rPr>
+              <w:t>400ms</w:t>
+            </w:r>
+          </w:p>
+        </w:tc>
+        <w:tc>
+          <w:tcPr>
+            <w:tcW w:w="2160" w:type="dxa"/>
+          </w:tcPr>
+          <w:p>
+            <w:pPr>
+              <w:spacing w:after="0" w:line="240" w:lineRule="auto"/>
+              <w:rPr>
+                <w:rFonts w:hint="eastAsia" w:ascii="微软雅黑" w:hAnsi="微软雅黑" w:eastAsia="微软雅黑" w:cs="微软雅黑"/>
+              </w:rPr>
+            </w:pPr>
+            <w:r>
+              <w:rPr>
+                <w:rFonts w:hint="eastAsia" w:ascii="微软雅黑" w:hAnsi="微软雅黑" w:eastAsia="微软雅黑" w:cs="微软雅黑"/>
+              </w:rPr>
+              <w:t>ease-in-out</w:t>
+            </w:r>
+          </w:p>
+        </w:tc>
+      </w:tr>
+      <w:tr>
+        <w:tblPrEx>
+          <w:tblBorders>
+            <w:top w:val="single" w:color="auto" w:sz="4" w:space="0"/>
+            <w:left w:val="single" w:color="auto" w:sz="4" w:space="0"/>
+            <w:bottom w:val="single" w:color="auto" w:sz="4" w:space="0"/>
+            <w:right w:val="single" w:color="auto" w:sz="4" w:space="0"/>
+            <w:insideH w:val="single" w:color="auto" w:sz="4" w:space="0"/>
+            <w:insideV w:val="single" w:color="auto" w:sz="4" w:space="0"/>
+          </w:tblBorders>
+          <w:tblCellMar>
+            <w:top w:w="0" w:type="dxa"/>
+            <w:left w:w="108" w:type="dxa"/>
+            <w:bottom w:w="0" w:type="dxa"/>
+            <w:right w:w="108" w:type="dxa"/>
+          </w:tblCellMar>
+        </w:tblPrEx>
+        <w:tc>
+          <w:tcPr>
+            <w:tcW w:w="2160" w:type="dxa"/>
+          </w:tcPr>
+          <w:p>
+            <w:pPr>
+              <w:spacing w:after="0" w:line="240" w:lineRule="auto"/>
+              <w:rPr>
+                <w:rFonts w:hint="eastAsia" w:ascii="微软雅黑" w:hAnsi="微软雅黑" w:eastAsia="微软雅黑" w:cs="微软雅黑"/>
+              </w:rPr>
+            </w:pPr>
+            <w:r>
+              <w:rPr>
+                <w:rFonts w:hint="eastAsia" w:ascii="微软雅黑" w:hAnsi="微软雅黑" w:eastAsia="微软雅黑" w:cs="微软雅黑"/>
+              </w:rPr>
+              <w:t>惩罚扣款</w:t>
+            </w:r>
+          </w:p>
+        </w:tc>
+        <w:tc>
+          <w:tcPr>
+            <w:tcW w:w="2160" w:type="dxa"/>
+          </w:tcPr>
+          <w:p>
+            <w:pPr>
+              <w:spacing w:after="0" w:line="240" w:lineRule="auto"/>
+              <w:rPr>
+                <w:rFonts w:hint="eastAsia" w:ascii="微软雅黑" w:hAnsi="微软雅黑" w:eastAsia="微软雅黑" w:cs="微软雅黑"/>
+              </w:rPr>
+            </w:pPr>
+            <w:r>
+              <w:rPr>
+                <w:rFonts w:hint="eastAsia" w:ascii="微软雅黑" w:hAnsi="微软雅黑" w:eastAsia="微软雅黑" w:cs="微软雅黑"/>
+              </w:rPr>
+              <w:t>shake + red flash + 数字递减</w:t>
+            </w:r>
+          </w:p>
+        </w:tc>
+        <w:tc>
+          <w:tcPr>
+            <w:tcW w:w="2160" w:type="dxa"/>
+          </w:tcPr>
+          <w:p>
+            <w:pPr>
+              <w:spacing w:after="0" w:line="240" w:lineRule="auto"/>
+              <w:rPr>
+                <w:rFonts w:hint="eastAsia" w:ascii="微软雅黑" w:hAnsi="微软雅黑" w:eastAsia="微软雅黑" w:cs="微软雅黑"/>
+              </w:rPr>
+            </w:pPr>
+            <w:r>
+              <w:rPr>
+                <w:rFonts w:hint="eastAsia" w:ascii="微软雅黑" w:hAnsi="微软雅黑" w:eastAsia="微软雅黑" w:cs="微软雅黑"/>
+              </w:rPr>
+              <w:t>350ms</w:t>
+            </w:r>
+          </w:p>
+        </w:tc>
+        <w:tc>
+          <w:tcPr>
+            <w:tcW w:w="2160" w:type="dxa"/>
+          </w:tcPr>
+          <w:p>
+            <w:pPr>
+              <w:spacing w:after="0" w:line="240" w:lineRule="auto"/>
+              <w:rPr>
+                <w:rFonts w:hint="eastAsia" w:ascii="微软雅黑" w:hAnsi="微软雅黑" w:eastAsia="微软雅黑" w:cs="微软雅黑"/>
+              </w:rPr>
+            </w:pPr>
+            <w:r>
+              <w:rPr>
+                <w:rFonts w:hint="eastAsia" w:ascii="微软雅黑" w:hAnsi="微软雅黑" w:eastAsia="微软雅黑" w:cs="微软雅黑"/>
+              </w:rPr>
+              <w:t>ease-out</w:t>
+            </w:r>
+          </w:p>
+        </w:tc>
+      </w:tr>
+    </w:tbl>
+    <w:p>
+      <w:pPr>
+        <w:pStyle w:val="3"/>
+        <w:rPr>
+          <w:rFonts w:hint="eastAsia" w:ascii="微软雅黑" w:hAnsi="微软雅黑" w:eastAsia="微软雅黑" w:cs="微软雅黑"/>
+        </w:rPr>
+      </w:pPr>
+      <w:r>
+        <w:rPr>
+          <w:rFonts w:hint="eastAsia" w:ascii="微软雅黑" w:hAnsi="微软雅黑" w:eastAsia="微软雅黑" w:cs="微软雅黑"/>
+        </w:rPr>
+        <w:t>7. 第三方 API 资源清单与集成方案</w:t>
+      </w:r>
+    </w:p>
+    <w:p>
+      <w:pPr>
+        <w:rPr>
+          <w:rFonts w:hint="eastAsia" w:ascii="微软雅黑" w:hAnsi="微软雅黑" w:eastAsia="微软雅黑" w:cs="微软雅黑"/>
+        </w:rPr>
+      </w:pPr>
+      <w:r>
+        <w:rPr>
+          <w:rFonts w:hint="eastAsia" w:ascii="微软雅黑" w:hAnsi="微软雅黑" w:eastAsia="微软雅黑" w:cs="微软雅黑"/>
+        </w:rPr>
+        <w:t>原则：优先免费、开源、无版权限制；所有外部调用经 ApiAdapter 层封装，支持缓存、超时、降级；API Key 存本地加密配置。</w:t>
+      </w:r>
+    </w:p>
+    <w:tbl>
+      <w:tblPr>
+        <w:tblStyle w:val="33"/>
+        <w:tblW w:w="0" w:type="auto"/>
+        <w:tblInd w:w="0" w:type="dxa"/>
+        <w:tblBorders>
+          <w:top w:val="single" w:color="auto" w:sz="4" w:space="0"/>
+          <w:left w:val="single" w:color="auto" w:sz="4" w:space="0"/>
+          <w:bottom w:val="single" w:color="auto" w:sz="4" w:space="0"/>
+          <w:right w:val="single" w:color="auto" w:sz="4" w:space="0"/>
+          <w:insideH w:val="single" w:color="auto" w:sz="4" w:space="0"/>
+          <w:insideV w:val="single" w:color="auto" w:sz="4" w:space="0"/>
+        </w:tblBorders>
+        <w:tblLayout w:type="autofit"/>
+        <w:tblCellMar>
+          <w:top w:w="0" w:type="dxa"/>
+          <w:left w:w="108" w:type="dxa"/>
+          <w:bottom w:w="0" w:type="dxa"/>
+          <w:right w:w="108" w:type="dxa"/>
+        </w:tblCellMar>
+      </w:tblPr>
+      <w:tblGrid>
+        <w:gridCol w:w="524"/>
+        <w:gridCol w:w="1317"/>
+        <w:gridCol w:w="2752"/>
+        <w:gridCol w:w="632"/>
+        <w:gridCol w:w="1949"/>
+        <w:gridCol w:w="1682"/>
+      </w:tblGrid>
+      <w:tr>
+        <w:tblPrEx>
+          <w:tblBorders>
+            <w:top w:val="single" w:color="auto" w:sz="4" w:space="0"/>
+            <w:left w:val="single" w:color="auto" w:sz="4" w:space="0"/>
+            <w:bottom w:val="single" w:color="auto" w:sz="4" w:space="0"/>
+            <w:right w:val="single" w:color="auto" w:sz="4" w:space="0"/>
+            <w:insideH w:val="single" w:color="auto" w:sz="4" w:space="0"/>
+            <w:insideV w:val="single" w:color="auto" w:sz="4" w:space="0"/>
+          </w:tblBorders>
+          <w:tblCellMar>
+            <w:top w:w="0" w:type="dxa"/>
+            <w:left w:w="108" w:type="dxa"/>
+            <w:bottom w:w="0" w:type="dxa"/>
+            <w:right w:w="108" w:type="dxa"/>
+          </w:tblCellMar>
+        </w:tblPrEx>
+        <w:tc>
+          <w:tcPr>
+            <w:tcW w:w="1440" w:type="dxa"/>
+          </w:tcPr>
+          <w:p>
+            <w:pPr>
+              <w:spacing w:after="0" w:line="240" w:lineRule="auto"/>
+              <w:rPr>
+                <w:rFonts w:hint="eastAsia" w:ascii="微软雅黑" w:hAnsi="微软雅黑" w:eastAsia="微软雅黑" w:cs="微软雅黑"/>
+              </w:rPr>
+            </w:pPr>
+            <w:r>
+              <w:rPr>
+                <w:rFonts w:hint="eastAsia" w:ascii="微软雅黑" w:hAnsi="微软雅黑" w:eastAsia="微软雅黑" w:cs="微软雅黑"/>
+              </w:rPr>
+              <w:t>用途</w:t>
+            </w:r>
+          </w:p>
+        </w:tc>
+        <w:tc>
+          <w:tcPr>
+            <w:tcW w:w="1440" w:type="dxa"/>
+          </w:tcPr>
+          <w:p>
+            <w:pPr>
+              <w:spacing w:after="0" w:line="240" w:lineRule="auto"/>
+              <w:rPr>
+                <w:rFonts w:hint="eastAsia" w:ascii="微软雅黑" w:hAnsi="微软雅黑" w:eastAsia="微软雅黑" w:cs="微软雅黑"/>
+              </w:rPr>
+            </w:pPr>
+            <w:r>
+              <w:rPr>
+                <w:rFonts w:hint="eastAsia" w:ascii="微软雅黑" w:hAnsi="微软雅黑" w:eastAsia="微软雅黑" w:cs="微软雅黑"/>
+              </w:rPr>
+              <w:t>推荐 API</w:t>
+            </w:r>
+          </w:p>
+        </w:tc>
+        <w:tc>
+          <w:tcPr>
+            <w:tcW w:w="1440" w:type="dxa"/>
+          </w:tcPr>
+          <w:p>
+            <w:pPr>
+              <w:spacing w:after="0" w:line="240" w:lineRule="auto"/>
+              <w:rPr>
+                <w:rFonts w:hint="eastAsia" w:ascii="微软雅黑" w:hAnsi="微软雅黑" w:eastAsia="微软雅黑" w:cs="微软雅黑"/>
+              </w:rPr>
+            </w:pPr>
+            <w:r>
+              <w:rPr>
+                <w:rFonts w:hint="eastAsia" w:ascii="微软雅黑" w:hAnsi="微软雅黑" w:eastAsia="微软雅黑" w:cs="微软雅黑"/>
+              </w:rPr>
+              <w:t>链接</w:t>
+            </w:r>
+          </w:p>
+        </w:tc>
+        <w:tc>
+          <w:tcPr>
+            <w:tcW w:w="1440" w:type="dxa"/>
+          </w:tcPr>
+          <w:p>
+            <w:pPr>
+              <w:spacing w:after="0" w:line="240" w:lineRule="auto"/>
+              <w:rPr>
+                <w:rFonts w:hint="eastAsia" w:ascii="微软雅黑" w:hAnsi="微软雅黑" w:eastAsia="微软雅黑" w:cs="微软雅黑"/>
+              </w:rPr>
+            </w:pPr>
+            <w:r>
+              <w:rPr>
+                <w:rFonts w:hint="eastAsia" w:ascii="微软雅黑" w:hAnsi="微软雅黑" w:eastAsia="微软雅黑" w:cs="微软雅黑"/>
+              </w:rPr>
+              <w:t>认证</w:t>
+            </w:r>
+          </w:p>
+        </w:tc>
+        <w:tc>
+          <w:tcPr>
+            <w:tcW w:w="1440" w:type="dxa"/>
+          </w:tcPr>
+          <w:p>
+            <w:pPr>
+              <w:spacing w:after="0" w:line="240" w:lineRule="auto"/>
+              <w:rPr>
+                <w:rFonts w:hint="eastAsia" w:ascii="微软雅黑" w:hAnsi="微软雅黑" w:eastAsia="微软雅黑" w:cs="微软雅黑"/>
+              </w:rPr>
+            </w:pPr>
+            <w:r>
+              <w:rPr>
+                <w:rFonts w:hint="eastAsia" w:ascii="微软雅黑" w:hAnsi="微软雅黑" w:eastAsia="微软雅黑" w:cs="微软雅黑"/>
+              </w:rPr>
+              <w:t>调用方案</w:t>
+            </w:r>
+          </w:p>
+        </w:tc>
+        <w:tc>
+          <w:tcPr>
+            <w:tcW w:w="1440" w:type="dxa"/>
+          </w:tcPr>
+          <w:p>
+            <w:pPr>
+              <w:spacing w:after="0" w:line="240" w:lineRule="auto"/>
+              <w:rPr>
+                <w:rFonts w:hint="eastAsia" w:ascii="微软雅黑" w:hAnsi="微软雅黑" w:eastAsia="微软雅黑" w:cs="微软雅黑"/>
+              </w:rPr>
+            </w:pPr>
+            <w:r>
+              <w:rPr>
+                <w:rFonts w:hint="eastAsia" w:ascii="微软雅黑" w:hAnsi="微软雅黑" w:eastAsia="微软雅黑" w:cs="微软雅黑"/>
+              </w:rPr>
+              <w:t>实现类</w:t>
+            </w:r>
+          </w:p>
+        </w:tc>
+      </w:tr>
+      <w:tr>
+        <w:tblPrEx>
+          <w:tblBorders>
+            <w:top w:val="single" w:color="auto" w:sz="4" w:space="0"/>
+            <w:left w:val="single" w:color="auto" w:sz="4" w:space="0"/>
+            <w:bottom w:val="single" w:color="auto" w:sz="4" w:space="0"/>
+            <w:right w:val="single" w:color="auto" w:sz="4" w:space="0"/>
+            <w:insideH w:val="single" w:color="auto" w:sz="4" w:space="0"/>
+            <w:insideV w:val="single" w:color="auto" w:sz="4" w:space="0"/>
+          </w:tblBorders>
+          <w:tblCellMar>
+            <w:top w:w="0" w:type="dxa"/>
+            <w:left w:w="108" w:type="dxa"/>
+            <w:bottom w:w="0" w:type="dxa"/>
+            <w:right w:w="108" w:type="dxa"/>
+          </w:tblCellMar>
+        </w:tblPrEx>
+        <w:tc>
+          <w:tcPr>
+            <w:tcW w:w="1440" w:type="dxa"/>
+          </w:tcPr>
+          <w:p>
+            <w:pPr>
+              <w:spacing w:after="0" w:line="240" w:lineRule="auto"/>
+              <w:rPr>
+                <w:rFonts w:hint="eastAsia" w:ascii="微软雅黑" w:hAnsi="微软雅黑" w:eastAsia="微软雅黑" w:cs="微软雅黑"/>
+              </w:rPr>
+            </w:pPr>
+            <w:r>
+              <w:rPr>
+                <w:rFonts w:hint="eastAsia" w:ascii="微软雅黑" w:hAnsi="微软雅黑" w:eastAsia="微软雅黑" w:cs="微软雅黑"/>
+              </w:rPr>
+              <w:t>天气</w:t>
+            </w:r>
+          </w:p>
+        </w:tc>
+        <w:tc>
+          <w:tcPr>
+            <w:tcW w:w="1440" w:type="dxa"/>
+          </w:tcPr>
+          <w:p>
+            <w:pPr>
+              <w:spacing w:after="0" w:line="240" w:lineRule="auto"/>
+              <w:rPr>
+                <w:rFonts w:hint="eastAsia" w:ascii="微软雅黑" w:hAnsi="微软雅黑" w:eastAsia="微软雅黑" w:cs="微软雅黑"/>
+              </w:rPr>
+            </w:pPr>
+            <w:r>
+              <w:rPr>
+                <w:rFonts w:hint="eastAsia" w:ascii="微软雅黑" w:hAnsi="微软雅黑" w:eastAsia="微软雅黑" w:cs="微软雅黑"/>
+              </w:rPr>
+              <w:t>Open-Meteo</w:t>
+            </w:r>
+          </w:p>
+        </w:tc>
+        <w:tc>
+          <w:tcPr>
+            <w:tcW w:w="1440" w:type="dxa"/>
+          </w:tcPr>
+          <w:p>
+            <w:pPr>
+              <w:spacing w:after="0" w:line="240" w:lineRule="auto"/>
+              <w:rPr>
+                <w:rFonts w:hint="eastAsia" w:ascii="微软雅黑" w:hAnsi="微软雅黑" w:eastAsia="微软雅黑" w:cs="微软雅黑"/>
+              </w:rPr>
+            </w:pPr>
+            <w:r>
+              <w:rPr>
+                <w:rFonts w:hint="eastAsia" w:ascii="微软雅黑" w:hAnsi="微软雅黑" w:eastAsia="微软雅黑" w:cs="微软雅黑"/>
+              </w:rPr>
+              <w:t>https://open-meteo.com/en/docs</w:t>
+            </w:r>
+          </w:p>
+        </w:tc>
+        <w:tc>
+          <w:tcPr>
+            <w:tcW w:w="1440" w:type="dxa"/>
+          </w:tcPr>
+          <w:p>
+            <w:pPr>
+              <w:spacing w:after="0" w:line="240" w:lineRule="auto"/>
+              <w:rPr>
+                <w:rFonts w:hint="eastAsia" w:ascii="微软雅黑" w:hAnsi="微软雅黑" w:eastAsia="微软雅黑" w:cs="微软雅黑"/>
+              </w:rPr>
+            </w:pPr>
+            <w:r>
+              <w:rPr>
+                <w:rFonts w:hint="eastAsia" w:ascii="微软雅黑" w:hAnsi="微软雅黑" w:eastAsia="微软雅黑" w:cs="微软雅黑"/>
+              </w:rPr>
+              <w:t>无需 Key</w:t>
+            </w:r>
+          </w:p>
+        </w:tc>
+        <w:tc>
+          <w:tcPr>
+            <w:tcW w:w="1440" w:type="dxa"/>
+          </w:tcPr>
+          <w:p>
+            <w:pPr>
+              <w:spacing w:after="0" w:line="240" w:lineRule="auto"/>
+              <w:rPr>
+                <w:rFonts w:hint="eastAsia" w:ascii="微软雅黑" w:hAnsi="微软雅黑" w:eastAsia="微软雅黑" w:cs="微软雅黑"/>
+              </w:rPr>
+            </w:pPr>
+            <w:r>
+              <w:rPr>
+                <w:rFonts w:hint="eastAsia" w:ascii="微软雅黑" w:hAnsi="微软雅黑" w:eastAsia="微软雅黑" w:cs="微软雅黑"/>
+              </w:rPr>
+              <w:t>GET lat/lon→current weather；好/坏天气映射奖惩</w:t>
+            </w:r>
+          </w:p>
+        </w:tc>
+        <w:tc>
+          <w:tcPr>
+            <w:tcW w:w="1440" w:type="dxa"/>
+          </w:tcPr>
+          <w:p>
+            <w:pPr>
+              <w:spacing w:after="0" w:line="240" w:lineRule="auto"/>
+              <w:rPr>
+                <w:rFonts w:hint="eastAsia" w:ascii="微软雅黑" w:hAnsi="微软雅黑" w:eastAsia="微软雅黑" w:cs="微软雅黑"/>
+              </w:rPr>
+            </w:pPr>
+            <w:r>
+              <w:rPr>
+                <w:rFonts w:hint="eastAsia" w:ascii="微软雅黑" w:hAnsi="微软雅黑" w:eastAsia="微软雅黑" w:cs="微软雅黑"/>
+              </w:rPr>
+              <w:t>OpenMeteoAdapter</w:t>
+            </w:r>
+          </w:p>
+        </w:tc>
+      </w:tr>
+      <w:tr>
+        <w:tblPrEx>
+          <w:tblBorders>
+            <w:top w:val="single" w:color="auto" w:sz="4" w:space="0"/>
+            <w:left w:val="single" w:color="auto" w:sz="4" w:space="0"/>
+            <w:bottom w:val="single" w:color="auto" w:sz="4" w:space="0"/>
+            <w:right w:val="single" w:color="auto" w:sz="4" w:space="0"/>
+            <w:insideH w:val="single" w:color="auto" w:sz="4" w:space="0"/>
+            <w:insideV w:val="single" w:color="auto" w:sz="4" w:space="0"/>
+          </w:tblBorders>
+          <w:tblCellMar>
+            <w:top w:w="0" w:type="dxa"/>
+            <w:left w:w="108" w:type="dxa"/>
+            <w:bottom w:w="0" w:type="dxa"/>
+            <w:right w:w="108" w:type="dxa"/>
+          </w:tblCellMar>
+        </w:tblPrEx>
+        <w:tc>
+          <w:tcPr>
+            <w:tcW w:w="1440" w:type="dxa"/>
+          </w:tcPr>
+          <w:p>
+            <w:pPr>
+              <w:spacing w:after="0" w:line="240" w:lineRule="auto"/>
+              <w:rPr>
+                <w:rFonts w:hint="eastAsia" w:ascii="微软雅黑" w:hAnsi="微软雅黑" w:eastAsia="微软雅黑" w:cs="微软雅黑"/>
+              </w:rPr>
+            </w:pPr>
+            <w:r>
+              <w:rPr>
+                <w:rFonts w:hint="eastAsia" w:ascii="微软雅黑" w:hAnsi="微软雅黑" w:eastAsia="微软雅黑" w:cs="微软雅黑"/>
+              </w:rPr>
+              <w:t>天气(国内)</w:t>
+            </w:r>
+          </w:p>
+        </w:tc>
+        <w:tc>
+          <w:tcPr>
+            <w:tcW w:w="1440" w:type="dxa"/>
+          </w:tcPr>
+          <w:p>
+            <w:pPr>
+              <w:spacing w:after="0" w:line="240" w:lineRule="auto"/>
+              <w:rPr>
+                <w:rFonts w:hint="eastAsia" w:ascii="微软雅黑" w:hAnsi="微软雅黑" w:eastAsia="微软雅黑" w:cs="微软雅黑"/>
+              </w:rPr>
+            </w:pPr>
+            <w:r>
+              <w:rPr>
+                <w:rFonts w:hint="eastAsia" w:ascii="微软雅黑" w:hAnsi="微软雅黑" w:eastAsia="微软雅黑" w:cs="微软雅黑"/>
+              </w:rPr>
+              <w:t>和风天气 QWeather</w:t>
+            </w:r>
+          </w:p>
+        </w:tc>
+        <w:tc>
+          <w:tcPr>
+            <w:tcW w:w="1440" w:type="dxa"/>
+          </w:tcPr>
+          <w:p>
+            <w:pPr>
+              <w:spacing w:after="0" w:line="240" w:lineRule="auto"/>
+              <w:rPr>
+                <w:rFonts w:hint="eastAsia" w:ascii="微软雅黑" w:hAnsi="微软雅黑" w:eastAsia="微软雅黑" w:cs="微软雅黑"/>
+              </w:rPr>
+            </w:pPr>
+            <w:r>
+              <w:rPr>
+                <w:rFonts w:hint="eastAsia" w:ascii="微软雅黑" w:hAnsi="微软雅黑" w:eastAsia="微软雅黑" w:cs="微软雅黑"/>
+              </w:rPr>
+              <w:t>https://dev.qweather.com/docs/api/</w:t>
+            </w:r>
+          </w:p>
+        </w:tc>
+        <w:tc>
+          <w:tcPr>
+            <w:tcW w:w="1440" w:type="dxa"/>
+          </w:tcPr>
+          <w:p>
+            <w:pPr>
+              <w:spacing w:after="0" w:line="240" w:lineRule="auto"/>
+              <w:rPr>
+                <w:rFonts w:hint="eastAsia" w:ascii="微软雅黑" w:hAnsi="微软雅黑" w:eastAsia="微软雅黑" w:cs="微软雅黑"/>
+              </w:rPr>
+            </w:pPr>
+            <w:r>
+              <w:rPr>
+                <w:rFonts w:hint="eastAsia" w:ascii="微软雅黑" w:hAnsi="微软雅黑" w:eastAsia="微软雅黑" w:cs="微软雅黑"/>
+              </w:rPr>
+              <w:t>免费 Key</w:t>
+            </w:r>
+          </w:p>
+        </w:tc>
+        <w:tc>
+          <w:tcPr>
+            <w:tcW w:w="1440" w:type="dxa"/>
+          </w:tcPr>
+          <w:p>
+            <w:pPr>
+              <w:spacing w:after="0" w:line="240" w:lineRule="auto"/>
+              <w:rPr>
+                <w:rFonts w:hint="eastAsia" w:ascii="微软雅黑" w:hAnsi="微软雅黑" w:eastAsia="微软雅黑" w:cs="微软雅黑"/>
+              </w:rPr>
+            </w:pPr>
+            <w:r>
+              <w:rPr>
+                <w:rFonts w:hint="eastAsia" w:ascii="微软雅黑" w:hAnsi="微软雅黑" w:eastAsia="微软雅黑" w:cs="微软雅黑"/>
+              </w:rPr>
+              <w:t>城市 ID→now；备用</w:t>
+            </w:r>
+          </w:p>
+        </w:tc>
+        <w:tc>
+          <w:tcPr>
+            <w:tcW w:w="1440" w:type="dxa"/>
+          </w:tcPr>
+          <w:p>
+            <w:pPr>
+              <w:spacing w:after="0" w:line="240" w:lineRule="auto"/>
+              <w:rPr>
+                <w:rFonts w:hint="eastAsia" w:ascii="微软雅黑" w:hAnsi="微软雅黑" w:eastAsia="微软雅黑" w:cs="微软雅黑"/>
+              </w:rPr>
+            </w:pPr>
+            <w:r>
+              <w:rPr>
+                <w:rFonts w:hint="eastAsia" w:ascii="微软雅黑" w:hAnsi="微软雅黑" w:eastAsia="微软雅黑" w:cs="微软雅黑"/>
+              </w:rPr>
+              <w:t>QWeatherAdapter</w:t>
+            </w:r>
+          </w:p>
+        </w:tc>
+      </w:tr>
+      <w:tr>
+        <w:tblPrEx>
+          <w:tblBorders>
+            <w:top w:val="single" w:color="auto" w:sz="4" w:space="0"/>
+            <w:left w:val="single" w:color="auto" w:sz="4" w:space="0"/>
+            <w:bottom w:val="single" w:color="auto" w:sz="4" w:space="0"/>
+            <w:right w:val="single" w:color="auto" w:sz="4" w:space="0"/>
+            <w:insideH w:val="single" w:color="auto" w:sz="4" w:space="0"/>
+            <w:insideV w:val="single" w:color="auto" w:sz="4" w:space="0"/>
+          </w:tblBorders>
+          <w:tblCellMar>
+            <w:top w:w="0" w:type="dxa"/>
+            <w:left w:w="108" w:type="dxa"/>
+            <w:bottom w:w="0" w:type="dxa"/>
+            <w:right w:w="108" w:type="dxa"/>
+          </w:tblCellMar>
+        </w:tblPrEx>
+        <w:tc>
+          <w:tcPr>
+            <w:tcW w:w="1440" w:type="dxa"/>
+          </w:tcPr>
+          <w:p>
+            <w:pPr>
+              <w:spacing w:after="0" w:line="240" w:lineRule="auto"/>
+              <w:rPr>
+                <w:rFonts w:hint="eastAsia" w:ascii="微软雅黑" w:hAnsi="微软雅黑" w:eastAsia="微软雅黑" w:cs="微软雅黑"/>
+              </w:rPr>
+            </w:pPr>
+            <w:r>
+              <w:rPr>
+                <w:rFonts w:hint="eastAsia" w:ascii="微软雅黑" w:hAnsi="微软雅黑" w:eastAsia="微软雅黑" w:cs="微软雅黑"/>
+              </w:rPr>
+              <w:t>冷笑话/段子</w:t>
+            </w:r>
+          </w:p>
+        </w:tc>
+        <w:tc>
+          <w:tcPr>
+            <w:tcW w:w="1440" w:type="dxa"/>
+          </w:tcPr>
+          <w:p>
+            <w:pPr>
+              <w:spacing w:after="0" w:line="240" w:lineRule="auto"/>
+              <w:rPr>
+                <w:rFonts w:hint="eastAsia" w:ascii="微软雅黑" w:hAnsi="微软雅黑" w:eastAsia="微软雅黑" w:cs="微软雅黑"/>
+              </w:rPr>
+            </w:pPr>
+            <w:r>
+              <w:rPr>
+                <w:rFonts w:hint="eastAsia" w:ascii="微软雅黑" w:hAnsi="微软雅黑" w:eastAsia="微软雅黑" w:cs="微软雅黑"/>
+              </w:rPr>
+              <w:t>Hitokoto + 自建库</w:t>
+            </w:r>
+          </w:p>
+        </w:tc>
+        <w:tc>
+          <w:tcPr>
+            <w:tcW w:w="1440" w:type="dxa"/>
+          </w:tcPr>
+          <w:p>
+            <w:pPr>
+              <w:spacing w:after="0" w:line="240" w:lineRule="auto"/>
+              <w:rPr>
+                <w:rFonts w:hint="eastAsia" w:ascii="微软雅黑" w:hAnsi="微软雅黑" w:eastAsia="微软雅黑" w:cs="微软雅黑"/>
+              </w:rPr>
+            </w:pPr>
+            <w:r>
+              <w:rPr>
+                <w:rFonts w:hint="eastAsia" w:ascii="微软雅黑" w:hAnsi="微软雅黑" w:eastAsia="微软雅黑" w:cs="微软雅黑"/>
+              </w:rPr>
+              <w:t>https://v1.hitokoto.cn/</w:t>
+            </w:r>
+          </w:p>
+        </w:tc>
+        <w:tc>
+          <w:tcPr>
+            <w:tcW w:w="1440" w:type="dxa"/>
+          </w:tcPr>
+          <w:p>
+            <w:pPr>
+              <w:spacing w:after="0" w:line="240" w:lineRule="auto"/>
+              <w:rPr>
+                <w:rFonts w:hint="eastAsia" w:ascii="微软雅黑" w:hAnsi="微软雅黑" w:eastAsia="微软雅黑" w:cs="微软雅黑"/>
+              </w:rPr>
+            </w:pPr>
+            <w:r>
+              <w:rPr>
+                <w:rFonts w:hint="eastAsia" w:ascii="微软雅黑" w:hAnsi="微软雅黑" w:eastAsia="微软雅黑" w:cs="微软雅黑"/>
+              </w:rPr>
+              <w:t>无需</w:t>
+            </w:r>
+          </w:p>
+        </w:tc>
+        <w:tc>
+          <w:tcPr>
+            <w:tcW w:w="1440" w:type="dxa"/>
+          </w:tcPr>
+          <w:p>
+            <w:pPr>
+              <w:spacing w:after="0" w:line="240" w:lineRule="auto"/>
+              <w:rPr>
+                <w:rFonts w:hint="eastAsia" w:ascii="微软雅黑" w:hAnsi="微软雅黑" w:eastAsia="微软雅黑" w:cs="微软雅黑"/>
+              </w:rPr>
+            </w:pPr>
+            <w:r>
+              <w:rPr>
+                <w:rFonts w:hint="eastAsia" w:ascii="微软雅黑" w:hAnsi="微软雅黑" w:eastAsia="微软雅黑" w:cs="微软雅黑"/>
+              </w:rPr>
+              <w:t>type=a 动画/随机；失败读本地 JSON</w:t>
+            </w:r>
+          </w:p>
+        </w:tc>
+        <w:tc>
+          <w:tcPr>
+            <w:tcW w:w="1440" w:type="dxa"/>
+          </w:tcPr>
+          <w:p>
+            <w:pPr>
+              <w:spacing w:after="0" w:line="240" w:lineRule="auto"/>
+              <w:rPr>
+                <w:rFonts w:hint="eastAsia" w:ascii="微软雅黑" w:hAnsi="微软雅黑" w:eastAsia="微软雅黑" w:cs="微软雅黑"/>
+              </w:rPr>
+            </w:pPr>
+            <w:r>
+              <w:rPr>
+                <w:rFonts w:hint="eastAsia" w:ascii="微软雅黑" w:hAnsi="微软雅黑" w:eastAsia="微软雅黑" w:cs="微软雅黑"/>
+              </w:rPr>
+              <w:t>HitokotoAdapter</w:t>
+            </w:r>
+          </w:p>
+        </w:tc>
+      </w:tr>
+      <w:tr>
+        <w:tblPrEx>
+          <w:tblBorders>
+            <w:top w:val="single" w:color="auto" w:sz="4" w:space="0"/>
+            <w:left w:val="single" w:color="auto" w:sz="4" w:space="0"/>
+            <w:bottom w:val="single" w:color="auto" w:sz="4" w:space="0"/>
+            <w:right w:val="single" w:color="auto" w:sz="4" w:space="0"/>
+            <w:insideH w:val="single" w:color="auto" w:sz="4" w:space="0"/>
+            <w:insideV w:val="single" w:color="auto" w:sz="4" w:space="0"/>
+          </w:tblBorders>
+          <w:tblCellMar>
+            <w:top w:w="0" w:type="dxa"/>
+            <w:left w:w="108" w:type="dxa"/>
+            <w:bottom w:w="0" w:type="dxa"/>
+            <w:right w:w="108" w:type="dxa"/>
+          </w:tblCellMar>
+        </w:tblPrEx>
+        <w:tc>
+          <w:tcPr>
+            <w:tcW w:w="1440" w:type="dxa"/>
+          </w:tcPr>
+          <w:p>
+            <w:pPr>
+              <w:spacing w:after="0" w:line="240" w:lineRule="auto"/>
+              <w:rPr>
+                <w:rFonts w:hint="eastAsia" w:ascii="微软雅黑" w:hAnsi="微软雅黑" w:eastAsia="微软雅黑" w:cs="微软雅黑"/>
+              </w:rPr>
+            </w:pPr>
+            <w:r>
+              <w:rPr>
+                <w:rFonts w:hint="eastAsia" w:ascii="微软雅黑" w:hAnsi="微软雅黑" w:eastAsia="微软雅黑" w:cs="微软雅黑"/>
+              </w:rPr>
+              <w:t>英文笑话</w:t>
+            </w:r>
+          </w:p>
+        </w:tc>
+        <w:tc>
+          <w:tcPr>
+            <w:tcW w:w="1440" w:type="dxa"/>
+          </w:tcPr>
+          <w:p>
+            <w:pPr>
+              <w:spacing w:after="0" w:line="240" w:lineRule="auto"/>
+              <w:rPr>
+                <w:rFonts w:hint="eastAsia" w:ascii="微软雅黑" w:hAnsi="微软雅黑" w:eastAsia="微软雅黑" w:cs="微软雅黑"/>
+              </w:rPr>
+            </w:pPr>
+            <w:r>
+              <w:rPr>
+                <w:rFonts w:hint="eastAsia" w:ascii="微软雅黑" w:hAnsi="微软雅黑" w:eastAsia="微软雅黑" w:cs="微软雅黑"/>
+              </w:rPr>
+              <w:t>Official Joke API</w:t>
+            </w:r>
+          </w:p>
+        </w:tc>
+        <w:tc>
+          <w:tcPr>
+            <w:tcW w:w="1440" w:type="dxa"/>
+          </w:tcPr>
+          <w:p>
+            <w:pPr>
+              <w:spacing w:after="0" w:line="240" w:lineRule="auto"/>
+              <w:rPr>
+                <w:rFonts w:hint="eastAsia" w:ascii="微软雅黑" w:hAnsi="微软雅黑" w:eastAsia="微软雅黑" w:cs="微软雅黑"/>
+              </w:rPr>
+            </w:pPr>
+            <w:r>
+              <w:rPr>
+                <w:rFonts w:hint="eastAsia" w:ascii="微软雅黑" w:hAnsi="微软雅黑" w:eastAsia="微软雅黑" w:cs="微软雅黑"/>
+              </w:rPr>
+              <w:t>https://official-joke-api.appspot.com/random_joke</w:t>
+            </w:r>
+          </w:p>
+        </w:tc>
+        <w:tc>
+          <w:tcPr>
+            <w:tcW w:w="1440" w:type="dxa"/>
+          </w:tcPr>
+          <w:p>
+            <w:pPr>
+              <w:spacing w:after="0" w:line="240" w:lineRule="auto"/>
+              <w:rPr>
+                <w:rFonts w:hint="eastAsia" w:ascii="微软雅黑" w:hAnsi="微软雅黑" w:eastAsia="微软雅黑" w:cs="微软雅黑"/>
+              </w:rPr>
+            </w:pPr>
+            <w:r>
+              <w:rPr>
+                <w:rFonts w:hint="eastAsia" w:ascii="微软雅黑" w:hAnsi="微软雅黑" w:eastAsia="微软雅黑" w:cs="微软雅黑"/>
+              </w:rPr>
+              <w:t>无需</w:t>
+            </w:r>
+          </w:p>
+        </w:tc>
+        <w:tc>
+          <w:tcPr>
+            <w:tcW w:w="1440" w:type="dxa"/>
+          </w:tcPr>
+          <w:p>
+            <w:pPr>
+              <w:spacing w:after="0" w:line="240" w:lineRule="auto"/>
+              <w:rPr>
+                <w:rFonts w:hint="eastAsia" w:ascii="微软雅黑" w:hAnsi="微软雅黑" w:eastAsia="微软雅黑" w:cs="微软雅黑"/>
+              </w:rPr>
+            </w:pPr>
+            <w:r>
+              <w:rPr>
+                <w:rFonts w:hint="eastAsia" w:ascii="微软雅黑" w:hAnsi="微软雅黑" w:eastAsia="微软雅黑" w:cs="微软雅黑"/>
+              </w:rPr>
+              <w:t>GET random_joke</w:t>
+            </w:r>
+          </w:p>
+        </w:tc>
+        <w:tc>
+          <w:tcPr>
+            <w:tcW w:w="1440" w:type="dxa"/>
+          </w:tcPr>
+          <w:p>
+            <w:pPr>
+              <w:spacing w:after="0" w:line="240" w:lineRule="auto"/>
+              <w:rPr>
+                <w:rFonts w:hint="eastAsia" w:ascii="微软雅黑" w:hAnsi="微软雅黑" w:eastAsia="微软雅黑" w:cs="微软雅黑"/>
+              </w:rPr>
+            </w:pPr>
+            <w:r>
+              <w:rPr>
+                <w:rFonts w:hint="eastAsia" w:ascii="微软雅黑" w:hAnsi="微软雅黑" w:eastAsia="微软雅黑" w:cs="微软雅黑"/>
+              </w:rPr>
+              <w:t>JokeApiAdapter</w:t>
+            </w:r>
+          </w:p>
+        </w:tc>
+      </w:tr>
+      <w:tr>
+        <w:tblPrEx>
+          <w:tblBorders>
+            <w:top w:val="single" w:color="auto" w:sz="4" w:space="0"/>
+            <w:left w:val="single" w:color="auto" w:sz="4" w:space="0"/>
+            <w:bottom w:val="single" w:color="auto" w:sz="4" w:space="0"/>
+            <w:right w:val="single" w:color="auto" w:sz="4" w:space="0"/>
+            <w:insideH w:val="single" w:color="auto" w:sz="4" w:space="0"/>
+            <w:insideV w:val="single" w:color="auto" w:sz="4" w:space="0"/>
+          </w:tblBorders>
+          <w:tblCellMar>
+            <w:top w:w="0" w:type="dxa"/>
+            <w:left w:w="108" w:type="dxa"/>
+            <w:bottom w:w="0" w:type="dxa"/>
+            <w:right w:w="108" w:type="dxa"/>
+          </w:tblCellMar>
+        </w:tblPrEx>
+        <w:tc>
+          <w:tcPr>
+            <w:tcW w:w="1440" w:type="dxa"/>
+          </w:tcPr>
+          <w:p>
+            <w:pPr>
+              <w:spacing w:after="0" w:line="240" w:lineRule="auto"/>
+              <w:rPr>
+                <w:rFonts w:hint="eastAsia" w:ascii="微软雅黑" w:hAnsi="微软雅黑" w:eastAsia="微软雅黑" w:cs="微软雅黑"/>
+              </w:rPr>
+            </w:pPr>
+            <w:r>
+              <w:rPr>
+                <w:rFonts w:hint="eastAsia" w:ascii="微软雅黑" w:hAnsi="微软雅黑" w:eastAsia="微软雅黑" w:cs="微软雅黑"/>
+              </w:rPr>
+              <w:t>每日诗词</w:t>
+            </w:r>
+          </w:p>
+        </w:tc>
+        <w:tc>
+          <w:tcPr>
+            <w:tcW w:w="1440" w:type="dxa"/>
+          </w:tcPr>
+          <w:p>
+            <w:pPr>
+              <w:spacing w:after="0" w:line="240" w:lineRule="auto"/>
+              <w:rPr>
+                <w:rFonts w:hint="eastAsia" w:ascii="微软雅黑" w:hAnsi="微软雅黑" w:eastAsia="微软雅黑" w:cs="微软雅黑"/>
+              </w:rPr>
+            </w:pPr>
+            <w:r>
+              <w:rPr>
+                <w:rFonts w:hint="eastAsia" w:ascii="微软雅黑" w:hAnsi="微软雅黑" w:eastAsia="微软雅黑" w:cs="微软雅黑"/>
+              </w:rPr>
+              <w:t>PoetryDB</w:t>
+            </w:r>
+          </w:p>
+        </w:tc>
+        <w:tc>
+          <w:tcPr>
+            <w:tcW w:w="1440" w:type="dxa"/>
+          </w:tcPr>
+          <w:p>
+            <w:pPr>
+              <w:spacing w:after="0" w:line="240" w:lineRule="auto"/>
+              <w:rPr>
+                <w:rFonts w:hint="eastAsia" w:ascii="微软雅黑" w:hAnsi="微软雅黑" w:eastAsia="微软雅黑" w:cs="微软雅黑"/>
+              </w:rPr>
+            </w:pPr>
+            <w:r>
+              <w:rPr>
+                <w:rFonts w:hint="eastAsia" w:ascii="微软雅黑" w:hAnsi="微软雅黑" w:eastAsia="微软雅黑" w:cs="微软雅黑"/>
+              </w:rPr>
+              <w:t>https://poetrydb.org/index.html</w:t>
+            </w:r>
+          </w:p>
+        </w:tc>
+        <w:tc>
+          <w:tcPr>
+            <w:tcW w:w="1440" w:type="dxa"/>
+          </w:tcPr>
+          <w:p>
+            <w:pPr>
+              <w:spacing w:after="0" w:line="240" w:lineRule="auto"/>
+              <w:rPr>
+                <w:rFonts w:hint="eastAsia" w:ascii="微软雅黑" w:hAnsi="微软雅黑" w:eastAsia="微软雅黑" w:cs="微软雅黑"/>
+              </w:rPr>
+            </w:pPr>
+            <w:r>
+              <w:rPr>
+                <w:rFonts w:hint="eastAsia" w:ascii="微软雅黑" w:hAnsi="微软雅黑" w:eastAsia="微软雅黑" w:cs="微软雅黑"/>
+              </w:rPr>
+              <w:t>无需</w:t>
+            </w:r>
+          </w:p>
+        </w:tc>
+        <w:tc>
+          <w:tcPr>
+            <w:tcW w:w="1440" w:type="dxa"/>
+          </w:tcPr>
+          <w:p>
+            <w:pPr>
+              <w:spacing w:after="0" w:line="240" w:lineRule="auto"/>
+              <w:rPr>
+                <w:rFonts w:hint="eastAsia" w:ascii="微软雅黑" w:hAnsi="微软雅黑" w:eastAsia="微软雅黑" w:cs="微软雅黑"/>
+              </w:rPr>
+            </w:pPr>
+            <w:r>
+              <w:rPr>
+                <w:rFonts w:hint="eastAsia" w:ascii="微软雅黑" w:hAnsi="微软雅黑" w:eastAsia="微软雅黑" w:cs="微软雅黑"/>
+              </w:rPr>
+              <w:t>GET /author/李白/title</w:t>
+            </w:r>
+          </w:p>
+        </w:tc>
+        <w:tc>
+          <w:tcPr>
+            <w:tcW w:w="1440" w:type="dxa"/>
+          </w:tcPr>
+          <w:p>
+            <w:pPr>
+              <w:spacing w:after="0" w:line="240" w:lineRule="auto"/>
+              <w:rPr>
+                <w:rFonts w:hint="eastAsia" w:ascii="微软雅黑" w:hAnsi="微软雅黑" w:eastAsia="微软雅黑" w:cs="微软雅黑"/>
+              </w:rPr>
+            </w:pPr>
+            <w:r>
+              <w:rPr>
+                <w:rFonts w:hint="eastAsia" w:ascii="微软雅黑" w:hAnsi="微软雅黑" w:eastAsia="微软雅黑" w:cs="微软雅黑"/>
+              </w:rPr>
+              <w:t>PoetryDbAdapter</w:t>
+            </w:r>
+          </w:p>
+        </w:tc>
+      </w:tr>
+      <w:tr>
+        <w:tblPrEx>
+          <w:tblBorders>
+            <w:top w:val="single" w:color="auto" w:sz="4" w:space="0"/>
+            <w:left w:val="single" w:color="auto" w:sz="4" w:space="0"/>
+            <w:bottom w:val="single" w:color="auto" w:sz="4" w:space="0"/>
+            <w:right w:val="single" w:color="auto" w:sz="4" w:space="0"/>
+            <w:insideH w:val="single" w:color="auto" w:sz="4" w:space="0"/>
+            <w:insideV w:val="single" w:color="auto" w:sz="4" w:space="0"/>
+          </w:tblBorders>
+          <w:tblCellMar>
+            <w:top w:w="0" w:type="dxa"/>
+            <w:left w:w="108" w:type="dxa"/>
+            <w:bottom w:w="0" w:type="dxa"/>
+            <w:right w:w="108" w:type="dxa"/>
+          </w:tblCellMar>
+        </w:tblPrEx>
+        <w:tc>
+          <w:tcPr>
+            <w:tcW w:w="1440" w:type="dxa"/>
+          </w:tcPr>
+          <w:p>
+            <w:pPr>
+              <w:spacing w:after="0" w:line="240" w:lineRule="auto"/>
+              <w:rPr>
+                <w:rFonts w:hint="eastAsia" w:ascii="微软雅黑" w:hAnsi="微软雅黑" w:eastAsia="微软雅黑" w:cs="微软雅黑"/>
+              </w:rPr>
+            </w:pPr>
+            <w:r>
+              <w:rPr>
+                <w:rFonts w:hint="eastAsia" w:ascii="微软雅黑" w:hAnsi="微软雅黑" w:eastAsia="微软雅黑" w:cs="微软雅黑"/>
+              </w:rPr>
+              <w:t>中文诗词</w:t>
+            </w:r>
+          </w:p>
+        </w:tc>
+        <w:tc>
+          <w:tcPr>
+            <w:tcW w:w="1440" w:type="dxa"/>
+          </w:tcPr>
+          <w:p>
+            <w:pPr>
+              <w:spacing w:after="0" w:line="240" w:lineRule="auto"/>
+              <w:rPr>
+                <w:rFonts w:hint="eastAsia" w:ascii="微软雅黑" w:hAnsi="微软雅黑" w:eastAsia="微软雅黑" w:cs="微软雅黑"/>
+              </w:rPr>
+            </w:pPr>
+            <w:r>
+              <w:rPr>
+                <w:rFonts w:hint="eastAsia" w:ascii="微软雅黑" w:hAnsi="微软雅黑" w:eastAsia="微软雅黑" w:cs="微软雅黑"/>
+              </w:rPr>
+              <w:t>今日诗词 jinrishici</w:t>
+            </w:r>
+          </w:p>
+        </w:tc>
+        <w:tc>
+          <w:tcPr>
+            <w:tcW w:w="1440" w:type="dxa"/>
+          </w:tcPr>
+          <w:p>
+            <w:pPr>
+              <w:spacing w:after="0" w:line="240" w:lineRule="auto"/>
+              <w:rPr>
+                <w:rFonts w:hint="eastAsia" w:ascii="微软雅黑" w:hAnsi="微软雅黑" w:eastAsia="微软雅黑" w:cs="微软雅黑"/>
+              </w:rPr>
+            </w:pPr>
+            <w:r>
+              <w:rPr>
+                <w:rFonts w:hint="eastAsia" w:ascii="微软雅黑" w:hAnsi="微软雅黑" w:eastAsia="微软雅黑" w:cs="微软雅黑"/>
+              </w:rPr>
+              <w:t>https://www.jinrishici.com/doc/</w:t>
+            </w:r>
+          </w:p>
+        </w:tc>
+        <w:tc>
+          <w:tcPr>
+            <w:tcW w:w="1440" w:type="dxa"/>
+          </w:tcPr>
+          <w:p>
+            <w:pPr>
+              <w:spacing w:after="0" w:line="240" w:lineRule="auto"/>
+              <w:rPr>
+                <w:rFonts w:hint="eastAsia" w:ascii="微软雅黑" w:hAnsi="微软雅黑" w:eastAsia="微软雅黑" w:cs="微软雅黑"/>
+              </w:rPr>
+            </w:pPr>
+            <w:r>
+              <w:rPr>
+                <w:rFonts w:hint="eastAsia" w:ascii="微软雅黑" w:hAnsi="微软雅黑" w:eastAsia="微软雅黑" w:cs="微软雅黑"/>
+              </w:rPr>
+              <w:t>无需 Token</w:t>
+            </w:r>
+          </w:p>
+        </w:tc>
+        <w:tc>
+          <w:tcPr>
+            <w:tcW w:w="1440" w:type="dxa"/>
+          </w:tcPr>
+          <w:p>
+            <w:pPr>
+              <w:spacing w:after="0" w:line="240" w:lineRule="auto"/>
+              <w:rPr>
+                <w:rFonts w:hint="eastAsia" w:ascii="微软雅黑" w:hAnsi="微软雅黑" w:eastAsia="微软雅黑" w:cs="微软雅黑"/>
+              </w:rPr>
+            </w:pPr>
+            <w:r>
+              <w:rPr>
+                <w:rFonts w:hint="eastAsia" w:ascii="微软雅黑" w:hAnsi="微软雅黑" w:eastAsia="微软雅黑" w:cs="微软雅黑"/>
+              </w:rPr>
+              <w:t>GET /all.json</w:t>
+            </w:r>
+          </w:p>
+        </w:tc>
+        <w:tc>
+          <w:tcPr>
+            <w:tcW w:w="1440" w:type="dxa"/>
+          </w:tcPr>
+          <w:p>
+            <w:pPr>
+              <w:spacing w:after="0" w:line="240" w:lineRule="auto"/>
+              <w:rPr>
+                <w:rFonts w:hint="eastAsia" w:ascii="微软雅黑" w:hAnsi="微软雅黑" w:eastAsia="微软雅黑" w:cs="微软雅黑"/>
+              </w:rPr>
+            </w:pPr>
+            <w:r>
+              <w:rPr>
+                <w:rFonts w:hint="eastAsia" w:ascii="微软雅黑" w:hAnsi="微软雅黑" w:eastAsia="微软雅黑" w:cs="微软雅黑"/>
+              </w:rPr>
+              <w:t>JinrishiciAdapter</w:t>
+            </w:r>
+          </w:p>
+        </w:tc>
+      </w:tr>
+      <w:tr>
+        <w:tblPrEx>
+          <w:tblBorders>
+            <w:top w:val="single" w:color="auto" w:sz="4" w:space="0"/>
+            <w:left w:val="single" w:color="auto" w:sz="4" w:space="0"/>
+            <w:bottom w:val="single" w:color="auto" w:sz="4" w:space="0"/>
+            <w:right w:val="single" w:color="auto" w:sz="4" w:space="0"/>
+            <w:insideH w:val="single" w:color="auto" w:sz="4" w:space="0"/>
+            <w:insideV w:val="single" w:color="auto" w:sz="4" w:space="0"/>
+          </w:tblBorders>
+          <w:tblCellMar>
+            <w:top w:w="0" w:type="dxa"/>
+            <w:left w:w="108" w:type="dxa"/>
+            <w:bottom w:w="0" w:type="dxa"/>
+            <w:right w:w="108" w:type="dxa"/>
+          </w:tblCellMar>
+        </w:tblPrEx>
+        <w:tc>
+          <w:tcPr>
+            <w:tcW w:w="1440" w:type="dxa"/>
+          </w:tcPr>
+          <w:p>
+            <w:pPr>
+              <w:spacing w:after="0" w:line="240" w:lineRule="auto"/>
+              <w:rPr>
+                <w:rFonts w:hint="eastAsia" w:ascii="微软雅黑" w:hAnsi="微软雅黑" w:eastAsia="微软雅黑" w:cs="微软雅黑"/>
+              </w:rPr>
+            </w:pPr>
+            <w:r>
+              <w:rPr>
+                <w:rFonts w:hint="eastAsia" w:ascii="微软雅黑" w:hAnsi="微软雅黑" w:eastAsia="微软雅黑" w:cs="微软雅黑"/>
+              </w:rPr>
+              <w:t>英语单词</w:t>
+            </w:r>
+          </w:p>
+        </w:tc>
+        <w:tc>
+          <w:tcPr>
+            <w:tcW w:w="1440" w:type="dxa"/>
+          </w:tcPr>
+          <w:p>
+            <w:pPr>
+              <w:spacing w:after="0" w:line="240" w:lineRule="auto"/>
+              <w:rPr>
+                <w:rFonts w:hint="eastAsia" w:ascii="微软雅黑" w:hAnsi="微软雅黑" w:eastAsia="微软雅黑" w:cs="微软雅黑"/>
+              </w:rPr>
+            </w:pPr>
+            <w:r>
+              <w:rPr>
+                <w:rFonts w:hint="eastAsia" w:ascii="微软雅黑" w:hAnsi="微软雅黑" w:eastAsia="微软雅黑" w:cs="微软雅黑"/>
+              </w:rPr>
+              <w:t>Free Dictionary API</w:t>
+            </w:r>
+          </w:p>
+        </w:tc>
+        <w:tc>
+          <w:tcPr>
+            <w:tcW w:w="1440" w:type="dxa"/>
+          </w:tcPr>
+          <w:p>
+            <w:pPr>
+              <w:spacing w:after="0" w:line="240" w:lineRule="auto"/>
+              <w:rPr>
+                <w:rFonts w:hint="eastAsia" w:ascii="微软雅黑" w:hAnsi="微软雅黑" w:eastAsia="微软雅黑" w:cs="微软雅黑"/>
+              </w:rPr>
+            </w:pPr>
+            <w:r>
+              <w:rPr>
+                <w:rFonts w:hint="eastAsia" w:ascii="微软雅黑" w:hAnsi="微软雅黑" w:eastAsia="微软雅黑" w:cs="微软雅黑"/>
+              </w:rPr>
+              <w:t>https://dictionaryapi.dev/</w:t>
+            </w:r>
+          </w:p>
+        </w:tc>
+        <w:tc>
+          <w:tcPr>
+            <w:tcW w:w="1440" w:type="dxa"/>
+          </w:tcPr>
+          <w:p>
+            <w:pPr>
+              <w:spacing w:after="0" w:line="240" w:lineRule="auto"/>
+              <w:rPr>
+                <w:rFonts w:hint="eastAsia" w:ascii="微软雅黑" w:hAnsi="微软雅黑" w:eastAsia="微软雅黑" w:cs="微软雅黑"/>
+              </w:rPr>
+            </w:pPr>
+            <w:r>
+              <w:rPr>
+                <w:rFonts w:hint="eastAsia" w:ascii="微软雅黑" w:hAnsi="微软雅黑" w:eastAsia="微软雅黑" w:cs="微软雅黑"/>
+              </w:rPr>
+              <w:t>无需</w:t>
+            </w:r>
+          </w:p>
+        </w:tc>
+        <w:tc>
+          <w:tcPr>
+            <w:tcW w:w="1440" w:type="dxa"/>
+          </w:tcPr>
+          <w:p>
+            <w:pPr>
+              <w:spacing w:after="0" w:line="240" w:lineRule="auto"/>
+              <w:rPr>
+                <w:rFonts w:hint="eastAsia" w:ascii="微软雅黑" w:hAnsi="微软雅黑" w:eastAsia="微软雅黑" w:cs="微软雅黑"/>
+              </w:rPr>
+            </w:pPr>
+            <w:r>
+              <w:rPr>
+                <w:rFonts w:hint="eastAsia" w:ascii="微软雅黑" w:hAnsi="微软雅黑" w:eastAsia="微软雅黑" w:cs="微软雅黑"/>
+              </w:rPr>
+              <w:t>GET /api/v2/entries/en/{word}</w:t>
+            </w:r>
+          </w:p>
+        </w:tc>
+        <w:tc>
+          <w:tcPr>
+            <w:tcW w:w="1440" w:type="dxa"/>
+          </w:tcPr>
+          <w:p>
+            <w:pPr>
+              <w:spacing w:after="0" w:line="240" w:lineRule="auto"/>
+              <w:rPr>
+                <w:rFonts w:hint="eastAsia" w:ascii="微软雅黑" w:hAnsi="微软雅黑" w:eastAsia="微软雅黑" w:cs="微软雅黑"/>
+              </w:rPr>
+            </w:pPr>
+            <w:r>
+              <w:rPr>
+                <w:rFonts w:hint="eastAsia" w:ascii="微软雅黑" w:hAnsi="微软雅黑" w:eastAsia="微软雅黑" w:cs="微软雅黑"/>
+              </w:rPr>
+              <w:t>DictionaryApiAdapter</w:t>
+            </w:r>
+          </w:p>
+        </w:tc>
+      </w:tr>
+      <w:tr>
+        <w:tblPrEx>
+          <w:tblBorders>
+            <w:top w:val="single" w:color="auto" w:sz="4" w:space="0"/>
+            <w:left w:val="single" w:color="auto" w:sz="4" w:space="0"/>
+            <w:bottom w:val="single" w:color="auto" w:sz="4" w:space="0"/>
+            <w:right w:val="single" w:color="auto" w:sz="4" w:space="0"/>
+            <w:insideH w:val="single" w:color="auto" w:sz="4" w:space="0"/>
+            <w:insideV w:val="single" w:color="auto" w:sz="4" w:space="0"/>
+          </w:tblBorders>
+          <w:tblCellMar>
+            <w:top w:w="0" w:type="dxa"/>
+            <w:left w:w="108" w:type="dxa"/>
+            <w:bottom w:w="0" w:type="dxa"/>
+            <w:right w:w="108" w:type="dxa"/>
+          </w:tblCellMar>
+        </w:tblPrEx>
+        <w:tc>
+          <w:tcPr>
+            <w:tcW w:w="1440" w:type="dxa"/>
+          </w:tcPr>
+          <w:p>
+            <w:pPr>
+              <w:spacing w:after="0" w:line="240" w:lineRule="auto"/>
+              <w:rPr>
+                <w:rFonts w:hint="eastAsia" w:ascii="微软雅黑" w:hAnsi="微软雅黑" w:eastAsia="微软雅黑" w:cs="微软雅黑"/>
+              </w:rPr>
+            </w:pPr>
+            <w:r>
+              <w:rPr>
+                <w:rFonts w:hint="eastAsia" w:ascii="微软雅黑" w:hAnsi="微软雅黑" w:eastAsia="微软雅黑" w:cs="微软雅黑"/>
+              </w:rPr>
+              <w:t>新闻/事件</w:t>
+            </w:r>
+          </w:p>
+        </w:tc>
+        <w:tc>
+          <w:tcPr>
+            <w:tcW w:w="1440" w:type="dxa"/>
+          </w:tcPr>
+          <w:p>
+            <w:pPr>
+              <w:spacing w:after="0" w:line="240" w:lineRule="auto"/>
+              <w:rPr>
+                <w:rFonts w:hint="eastAsia" w:ascii="微软雅黑" w:hAnsi="微软雅黑" w:eastAsia="微软雅黑" w:cs="微软雅黑"/>
+              </w:rPr>
+            </w:pPr>
+            <w:r>
+              <w:rPr>
+                <w:rFonts w:hint="eastAsia" w:ascii="微软雅黑" w:hAnsi="微软雅黑" w:eastAsia="微软雅黑" w:cs="微软雅黑"/>
+              </w:rPr>
+              <w:t>GNews API</w:t>
+            </w:r>
+          </w:p>
+        </w:tc>
+        <w:tc>
+          <w:tcPr>
+            <w:tcW w:w="1440" w:type="dxa"/>
+          </w:tcPr>
+          <w:p>
+            <w:pPr>
+              <w:spacing w:after="0" w:line="240" w:lineRule="auto"/>
+              <w:rPr>
+                <w:rFonts w:hint="eastAsia" w:ascii="微软雅黑" w:hAnsi="微软雅黑" w:eastAsia="微软雅黑" w:cs="微软雅黑"/>
+              </w:rPr>
+            </w:pPr>
+            <w:r>
+              <w:rPr>
+                <w:rFonts w:hint="eastAsia" w:ascii="微软雅黑" w:hAnsi="微软雅黑" w:eastAsia="微软雅黑" w:cs="微软雅黑"/>
+              </w:rPr>
+              <w:t>https://gnews.io/</w:t>
+            </w:r>
+          </w:p>
+        </w:tc>
+        <w:tc>
+          <w:tcPr>
+            <w:tcW w:w="1440" w:type="dxa"/>
+          </w:tcPr>
+          <w:p>
+            <w:pPr>
+              <w:spacing w:after="0" w:line="240" w:lineRule="auto"/>
+              <w:rPr>
+                <w:rFonts w:hint="eastAsia" w:ascii="微软雅黑" w:hAnsi="微软雅黑" w:eastAsia="微软雅黑" w:cs="微软雅黑"/>
+              </w:rPr>
+            </w:pPr>
+            <w:r>
+              <w:rPr>
+                <w:rFonts w:hint="eastAsia" w:ascii="微软雅黑" w:hAnsi="微软雅黑" w:eastAsia="微软雅黑" w:cs="微软雅黑"/>
+              </w:rPr>
+              <w:t>免费 Key</w:t>
+            </w:r>
+          </w:p>
+        </w:tc>
+        <w:tc>
+          <w:tcPr>
+            <w:tcW w:w="1440" w:type="dxa"/>
+          </w:tcPr>
+          <w:p>
+            <w:pPr>
+              <w:spacing w:after="0" w:line="240" w:lineRule="auto"/>
+              <w:rPr>
+                <w:rFonts w:hint="eastAsia" w:ascii="微软雅黑" w:hAnsi="微软雅黑" w:eastAsia="微软雅黑" w:cs="微软雅黑"/>
+              </w:rPr>
+            </w:pPr>
+            <w:r>
+              <w:rPr>
+                <w:rFonts w:hint="eastAsia" w:ascii="微软雅黑" w:hAnsi="微软雅黑" w:eastAsia="微软雅黑" w:cs="微软雅黑"/>
+              </w:rPr>
+              <w:t>GET top headlines→简单情感分析</w:t>
+            </w:r>
+          </w:p>
+        </w:tc>
+        <w:tc>
+          <w:tcPr>
+            <w:tcW w:w="1440" w:type="dxa"/>
+          </w:tcPr>
+          <w:p>
+            <w:pPr>
+              <w:spacing w:after="0" w:line="240" w:lineRule="auto"/>
+              <w:rPr>
+                <w:rFonts w:hint="eastAsia" w:ascii="微软雅黑" w:hAnsi="微软雅黑" w:eastAsia="微软雅黑" w:cs="微软雅黑"/>
+              </w:rPr>
+            </w:pPr>
+            <w:r>
+              <w:rPr>
+                <w:rFonts w:hint="eastAsia" w:ascii="微软雅黑" w:hAnsi="微软雅黑" w:eastAsia="微软雅黑" w:cs="微软雅黑"/>
+              </w:rPr>
+              <w:t>GNewsAdapter</w:t>
+            </w:r>
+          </w:p>
+        </w:tc>
+      </w:tr>
+      <w:tr>
+        <w:tblPrEx>
+          <w:tblBorders>
+            <w:top w:val="single" w:color="auto" w:sz="4" w:space="0"/>
+            <w:left w:val="single" w:color="auto" w:sz="4" w:space="0"/>
+            <w:bottom w:val="single" w:color="auto" w:sz="4" w:space="0"/>
+            <w:right w:val="single" w:color="auto" w:sz="4" w:space="0"/>
+            <w:insideH w:val="single" w:color="auto" w:sz="4" w:space="0"/>
+            <w:insideV w:val="single" w:color="auto" w:sz="4" w:space="0"/>
+          </w:tblBorders>
+          <w:tblCellMar>
+            <w:top w:w="0" w:type="dxa"/>
+            <w:left w:w="108" w:type="dxa"/>
+            <w:bottom w:w="0" w:type="dxa"/>
+            <w:right w:w="108" w:type="dxa"/>
+          </w:tblCellMar>
+        </w:tblPrEx>
+        <w:tc>
+          <w:tcPr>
+            <w:tcW w:w="1440" w:type="dxa"/>
+          </w:tcPr>
+          <w:p>
+            <w:pPr>
+              <w:spacing w:after="0" w:line="240" w:lineRule="auto"/>
+              <w:rPr>
+                <w:rFonts w:hint="eastAsia" w:ascii="微软雅黑" w:hAnsi="微软雅黑" w:eastAsia="微软雅黑" w:cs="微软雅黑"/>
+              </w:rPr>
+            </w:pPr>
+            <w:r>
+              <w:rPr>
+                <w:rFonts w:hint="eastAsia" w:ascii="微软雅黑" w:hAnsi="微软雅黑" w:eastAsia="微软雅黑" w:cs="微软雅黑"/>
+              </w:rPr>
+              <w:t>新闻(无Key)</w:t>
+            </w:r>
+          </w:p>
+        </w:tc>
+        <w:tc>
+          <w:tcPr>
+            <w:tcW w:w="1440" w:type="dxa"/>
+          </w:tcPr>
+          <w:p>
+            <w:pPr>
+              <w:spacing w:after="0" w:line="240" w:lineRule="auto"/>
+              <w:rPr>
+                <w:rFonts w:hint="eastAsia" w:ascii="微软雅黑" w:hAnsi="微软雅黑" w:eastAsia="微软雅黑" w:cs="微软雅黑"/>
+              </w:rPr>
+            </w:pPr>
+            <w:r>
+              <w:rPr>
+                <w:rFonts w:hint="eastAsia" w:ascii="微软雅黑" w:hAnsi="微软雅黑" w:eastAsia="微软雅黑" w:cs="微软雅黑"/>
+              </w:rPr>
+              <w:t>RSSHub 聚合</w:t>
+            </w:r>
+          </w:p>
+        </w:tc>
+        <w:tc>
+          <w:tcPr>
+            <w:tcW w:w="1440" w:type="dxa"/>
+          </w:tcPr>
+          <w:p>
+            <w:pPr>
+              <w:spacing w:after="0" w:line="240" w:lineRule="auto"/>
+              <w:rPr>
+                <w:rFonts w:hint="eastAsia" w:ascii="微软雅黑" w:hAnsi="微软雅黑" w:eastAsia="微软雅黑" w:cs="微软雅黑"/>
+              </w:rPr>
+            </w:pPr>
+            <w:r>
+              <w:rPr>
+                <w:rFonts w:hint="eastAsia" w:ascii="微软雅黑" w:hAnsi="微软雅黑" w:eastAsia="微软雅黑" w:cs="微软雅黑"/>
+              </w:rPr>
+              <w:t>https://docs.rsshub.app/</w:t>
+            </w:r>
+          </w:p>
+        </w:tc>
+        <w:tc>
+          <w:tcPr>
+            <w:tcW w:w="1440" w:type="dxa"/>
+          </w:tcPr>
+          <w:p>
+            <w:pPr>
+              <w:spacing w:after="0" w:line="240" w:lineRule="auto"/>
+              <w:rPr>
+                <w:rFonts w:hint="eastAsia" w:ascii="微软雅黑" w:hAnsi="微软雅黑" w:eastAsia="微软雅黑" w:cs="微软雅黑"/>
+              </w:rPr>
+            </w:pPr>
+            <w:r>
+              <w:rPr>
+                <w:rFonts w:hint="eastAsia" w:ascii="微软雅黑" w:hAnsi="微软雅黑" w:eastAsia="微软雅黑" w:cs="微软雅黑"/>
+              </w:rPr>
+              <w:t>视源</w:t>
+            </w:r>
+          </w:p>
+        </w:tc>
+        <w:tc>
+          <w:tcPr>
+            <w:tcW w:w="1440" w:type="dxa"/>
+          </w:tcPr>
+          <w:p>
+            <w:pPr>
+              <w:spacing w:after="0" w:line="240" w:lineRule="auto"/>
+              <w:rPr>
+                <w:rFonts w:hint="eastAsia" w:ascii="微软雅黑" w:hAnsi="微软雅黑" w:eastAsia="微软雅黑" w:cs="微软雅黑"/>
+              </w:rPr>
+            </w:pPr>
+            <w:r>
+              <w:rPr>
+                <w:rFonts w:hint="eastAsia" w:ascii="微软雅黑" w:hAnsi="微软雅黑" w:eastAsia="微软雅黑" w:cs="微软雅黑"/>
+              </w:rPr>
+              <w:t>解析 RSS XML→关键词情感</w:t>
+            </w:r>
+          </w:p>
+        </w:tc>
+        <w:tc>
+          <w:tcPr>
+            <w:tcW w:w="1440" w:type="dxa"/>
+          </w:tcPr>
+          <w:p>
+            <w:pPr>
+              <w:spacing w:after="0" w:line="240" w:lineRule="auto"/>
+              <w:rPr>
+                <w:rFonts w:hint="eastAsia" w:ascii="微软雅黑" w:hAnsi="微软雅黑" w:eastAsia="微软雅黑" w:cs="微软雅黑"/>
+              </w:rPr>
+            </w:pPr>
+            <w:r>
+              <w:rPr>
+                <w:rFonts w:hint="eastAsia" w:ascii="微软雅黑" w:hAnsi="微软雅黑" w:eastAsia="微软雅黑" w:cs="微软雅黑"/>
+              </w:rPr>
+              <w:t>RssNewsAdapter</w:t>
+            </w:r>
+          </w:p>
+        </w:tc>
+      </w:tr>
+      <w:tr>
+        <w:tblPrEx>
+          <w:tblBorders>
+            <w:top w:val="single" w:color="auto" w:sz="4" w:space="0"/>
+            <w:left w:val="single" w:color="auto" w:sz="4" w:space="0"/>
+            <w:bottom w:val="single" w:color="auto" w:sz="4" w:space="0"/>
+            <w:right w:val="single" w:color="auto" w:sz="4" w:space="0"/>
+            <w:insideH w:val="single" w:color="auto" w:sz="4" w:space="0"/>
+            <w:insideV w:val="single" w:color="auto" w:sz="4" w:space="0"/>
+          </w:tblBorders>
+          <w:tblCellMar>
+            <w:top w:w="0" w:type="dxa"/>
+            <w:left w:w="108" w:type="dxa"/>
+            <w:bottom w:w="0" w:type="dxa"/>
+            <w:right w:w="108" w:type="dxa"/>
+          </w:tblCellMar>
+        </w:tblPrEx>
+        <w:tc>
+          <w:tcPr>
+            <w:tcW w:w="1440" w:type="dxa"/>
+          </w:tcPr>
+          <w:p>
+            <w:pPr>
+              <w:spacing w:after="0" w:line="240" w:lineRule="auto"/>
+              <w:rPr>
+                <w:rFonts w:hint="eastAsia" w:ascii="微软雅黑" w:hAnsi="微软雅黑" w:eastAsia="微软雅黑" w:cs="微软雅黑"/>
+              </w:rPr>
+            </w:pPr>
+            <w:r>
+              <w:rPr>
+                <w:rFonts w:hint="eastAsia" w:ascii="微软雅黑" w:hAnsi="微软雅黑" w:eastAsia="微软雅黑" w:cs="微软雅黑"/>
+              </w:rPr>
+              <w:t>商品图/数据</w:t>
+            </w:r>
+          </w:p>
+        </w:tc>
+        <w:tc>
+          <w:tcPr>
+            <w:tcW w:w="1440" w:type="dxa"/>
+          </w:tcPr>
+          <w:p>
+            <w:pPr>
+              <w:spacing w:after="0" w:line="240" w:lineRule="auto"/>
+              <w:rPr>
+                <w:rFonts w:hint="eastAsia" w:ascii="微软雅黑" w:hAnsi="微软雅黑" w:eastAsia="微软雅黑" w:cs="微软雅黑"/>
+              </w:rPr>
+            </w:pPr>
+            <w:r>
+              <w:rPr>
+                <w:rFonts w:hint="eastAsia" w:ascii="微软雅黑" w:hAnsi="微软雅黑" w:eastAsia="微软雅黑" w:cs="微软雅黑"/>
+              </w:rPr>
+              <w:t>Open Food Facts等</w:t>
+            </w:r>
+          </w:p>
+        </w:tc>
+        <w:tc>
+          <w:tcPr>
+            <w:tcW w:w="1440" w:type="dxa"/>
+          </w:tcPr>
+          <w:p>
+            <w:pPr>
+              <w:spacing w:after="0" w:line="240" w:lineRule="auto"/>
+              <w:rPr>
+                <w:rFonts w:hint="eastAsia" w:ascii="微软雅黑" w:hAnsi="微软雅黑" w:eastAsia="微软雅黑" w:cs="微软雅黑"/>
+              </w:rPr>
+            </w:pPr>
+            <w:r>
+              <w:rPr>
+                <w:rFonts w:hint="eastAsia" w:ascii="微软雅黑" w:hAnsi="微软雅黑" w:eastAsia="微软雅黑" w:cs="微软雅黑"/>
+              </w:rPr>
+              <w:t>https://world.openfoodfacts.org/data</w:t>
+            </w:r>
+          </w:p>
+        </w:tc>
+        <w:tc>
+          <w:tcPr>
+            <w:tcW w:w="1440" w:type="dxa"/>
+          </w:tcPr>
+          <w:p>
+            <w:pPr>
+              <w:spacing w:after="0" w:line="240" w:lineRule="auto"/>
+              <w:rPr>
+                <w:rFonts w:hint="eastAsia" w:ascii="微软雅黑" w:hAnsi="微软雅黑" w:eastAsia="微软雅黑" w:cs="微软雅黑"/>
+              </w:rPr>
+            </w:pPr>
+            <w:r>
+              <w:rPr>
+                <w:rFonts w:hint="eastAsia" w:ascii="微软雅黑" w:hAnsi="微软雅黑" w:eastAsia="微软雅黑" w:cs="微软雅黑"/>
+              </w:rPr>
+              <w:t>无需</w:t>
+            </w:r>
+          </w:p>
+        </w:tc>
+        <w:tc>
+          <w:tcPr>
+            <w:tcW w:w="1440" w:type="dxa"/>
+          </w:tcPr>
+          <w:p>
+            <w:pPr>
+              <w:spacing w:after="0" w:line="240" w:lineRule="auto"/>
+              <w:rPr>
+                <w:rFonts w:hint="eastAsia" w:ascii="微软雅黑" w:hAnsi="微软雅黑" w:eastAsia="微软雅黑" w:cs="微软雅黑"/>
+              </w:rPr>
+            </w:pPr>
+            <w:r>
+              <w:rPr>
+                <w:rFonts w:hint="eastAsia" w:ascii="微软雅黑" w:hAnsi="微软雅黑" w:eastAsia="微软雅黑" w:cs="微软雅黑"/>
+              </w:rPr>
+              <w:t>仅部分品类；主靠 seed</w:t>
+            </w:r>
+          </w:p>
+        </w:tc>
+        <w:tc>
+          <w:tcPr>
+            <w:tcW w:w="1440" w:type="dxa"/>
+          </w:tcPr>
+          <w:p>
+            <w:pPr>
+              <w:spacing w:after="0" w:line="240" w:lineRule="auto"/>
+              <w:rPr>
+                <w:rFonts w:hint="eastAsia" w:ascii="微软雅黑" w:hAnsi="微软雅黑" w:eastAsia="微软雅黑" w:cs="微软雅黑"/>
+              </w:rPr>
+            </w:pPr>
+            <w:r>
+              <w:rPr>
+                <w:rFonts w:hint="eastAsia" w:ascii="微软雅黑" w:hAnsi="微软雅黑" w:eastAsia="微软雅黑" w:cs="微软雅黑"/>
+              </w:rPr>
+              <w:t>ProductSeedLoader</w:t>
+            </w:r>
+          </w:p>
+        </w:tc>
+      </w:tr>
+      <w:tr>
+        <w:tblPrEx>
+          <w:tblBorders>
+            <w:top w:val="single" w:color="auto" w:sz="4" w:space="0"/>
+            <w:left w:val="single" w:color="auto" w:sz="4" w:space="0"/>
+            <w:bottom w:val="single" w:color="auto" w:sz="4" w:space="0"/>
+            <w:right w:val="single" w:color="auto" w:sz="4" w:space="0"/>
+            <w:insideH w:val="single" w:color="auto" w:sz="4" w:space="0"/>
+            <w:insideV w:val="single" w:color="auto" w:sz="4" w:space="0"/>
+          </w:tblBorders>
+          <w:tblCellMar>
+            <w:top w:w="0" w:type="dxa"/>
+            <w:left w:w="108" w:type="dxa"/>
+            <w:bottom w:w="0" w:type="dxa"/>
+            <w:right w:w="108" w:type="dxa"/>
+          </w:tblCellMar>
+        </w:tblPrEx>
+        <w:tc>
+          <w:tcPr>
+            <w:tcW w:w="1440" w:type="dxa"/>
+          </w:tcPr>
+          <w:p>
+            <w:pPr>
+              <w:spacing w:after="0" w:line="240" w:lineRule="auto"/>
+              <w:rPr>
+                <w:rFonts w:hint="eastAsia" w:ascii="微软雅黑" w:hAnsi="微软雅黑" w:eastAsia="微软雅黑" w:cs="微软雅黑"/>
+              </w:rPr>
+            </w:pPr>
+            <w:r>
+              <w:rPr>
+                <w:rFonts w:hint="eastAsia" w:ascii="微软雅黑" w:hAnsi="微软雅黑" w:eastAsia="微软雅黑" w:cs="微软雅黑"/>
+              </w:rPr>
+              <w:t>3D 模型</w:t>
+            </w:r>
+          </w:p>
+        </w:tc>
+        <w:tc>
+          <w:tcPr>
+            <w:tcW w:w="1440" w:type="dxa"/>
+          </w:tcPr>
+          <w:p>
+            <w:pPr>
+              <w:spacing w:after="0" w:line="240" w:lineRule="auto"/>
+              <w:rPr>
+                <w:rFonts w:hint="eastAsia" w:ascii="微软雅黑" w:hAnsi="微软雅黑" w:eastAsia="微软雅黑" w:cs="微软雅黑"/>
+              </w:rPr>
+            </w:pPr>
+            <w:r>
+              <w:rPr>
+                <w:rFonts w:hint="eastAsia" w:ascii="微软雅黑" w:hAnsi="微软雅黑" w:eastAsia="微软雅黑" w:cs="微软雅黑"/>
+              </w:rPr>
+              <w:t>Sketchfab CC0</w:t>
+            </w:r>
+          </w:p>
+        </w:tc>
+        <w:tc>
+          <w:tcPr>
+            <w:tcW w:w="1440" w:type="dxa"/>
+          </w:tcPr>
+          <w:p>
+            <w:pPr>
+              <w:spacing w:after="0" w:line="240" w:lineRule="auto"/>
+              <w:rPr>
+                <w:rFonts w:hint="eastAsia" w:ascii="微软雅黑" w:hAnsi="微软雅黑" w:eastAsia="微软雅黑" w:cs="微软雅黑"/>
+              </w:rPr>
+            </w:pPr>
+            <w:r>
+              <w:rPr>
+                <w:rFonts w:hint="eastAsia" w:ascii="微软雅黑" w:hAnsi="微软雅黑" w:eastAsia="微软雅黑" w:cs="微软雅黑"/>
+              </w:rPr>
+              <w:t>https://sketchfab.com/features/free-3d-models</w:t>
+            </w:r>
+          </w:p>
+        </w:tc>
+        <w:tc>
+          <w:tcPr>
+            <w:tcW w:w="1440" w:type="dxa"/>
+          </w:tcPr>
+          <w:p>
+            <w:pPr>
+              <w:spacing w:after="0" w:line="240" w:lineRule="auto"/>
+              <w:rPr>
+                <w:rFonts w:hint="eastAsia" w:ascii="微软雅黑" w:hAnsi="微软雅黑" w:eastAsia="微软雅黑" w:cs="微软雅黑"/>
+              </w:rPr>
+            </w:pPr>
+            <w:r>
+              <w:rPr>
+                <w:rFonts w:hint="eastAsia" w:ascii="微软雅黑" w:hAnsi="微软雅黑" w:eastAsia="微软雅黑" w:cs="微软雅黑"/>
+              </w:rPr>
+              <w:t>API Key 可选</w:t>
+            </w:r>
+          </w:p>
+        </w:tc>
+        <w:tc>
+          <w:tcPr>
+            <w:tcW w:w="1440" w:type="dxa"/>
+          </w:tcPr>
+          <w:p>
+            <w:pPr>
+              <w:spacing w:after="0" w:line="240" w:lineRule="auto"/>
+              <w:rPr>
+                <w:rFonts w:hint="eastAsia" w:ascii="微软雅黑" w:hAnsi="微软雅黑" w:eastAsia="微软雅黑" w:cs="微软雅黑"/>
+              </w:rPr>
+            </w:pPr>
+            <w:r>
+              <w:rPr>
+                <w:rFonts w:hint="eastAsia" w:ascii="微软雅黑" w:hAnsi="微软雅黑" w:eastAsia="微软雅黑" w:cs="微软雅黑"/>
+              </w:rPr>
+              <w:t>仅 CC0 模型；汽车以自研 seed 为主</w:t>
+            </w:r>
+          </w:p>
+        </w:tc>
+        <w:tc>
+          <w:tcPr>
+            <w:tcW w:w="1440" w:type="dxa"/>
+          </w:tcPr>
+          <w:p>
+            <w:pPr>
+              <w:spacing w:after="0" w:line="240" w:lineRule="auto"/>
+              <w:rPr>
+                <w:rFonts w:hint="eastAsia" w:ascii="微软雅黑" w:hAnsi="微软雅黑" w:eastAsia="微软雅黑" w:cs="微软雅黑"/>
+              </w:rPr>
+            </w:pPr>
+            <w:r>
+              <w:rPr>
+                <w:rFonts w:hint="eastAsia" w:ascii="微软雅黑" w:hAnsi="微软雅黑" w:eastAsia="微软雅黑" w:cs="微软雅黑"/>
+              </w:rPr>
+              <w:t>ModelAssetImporter</w:t>
+            </w:r>
+          </w:p>
+        </w:tc>
+      </w:tr>
+      <w:tr>
+        <w:tblPrEx>
+          <w:tblBorders>
+            <w:top w:val="single" w:color="auto" w:sz="4" w:space="0"/>
+            <w:left w:val="single" w:color="auto" w:sz="4" w:space="0"/>
+            <w:bottom w:val="single" w:color="auto" w:sz="4" w:space="0"/>
+            <w:right w:val="single" w:color="auto" w:sz="4" w:space="0"/>
+            <w:insideH w:val="single" w:color="auto" w:sz="4" w:space="0"/>
+            <w:insideV w:val="single" w:color="auto" w:sz="4" w:space="0"/>
+          </w:tblBorders>
+          <w:tblCellMar>
+            <w:top w:w="0" w:type="dxa"/>
+            <w:left w:w="108" w:type="dxa"/>
+            <w:bottom w:w="0" w:type="dxa"/>
+            <w:right w:w="108" w:type="dxa"/>
+          </w:tblCellMar>
+        </w:tblPrEx>
+        <w:tc>
+          <w:tcPr>
+            <w:tcW w:w="1440" w:type="dxa"/>
+          </w:tcPr>
+          <w:p>
+            <w:pPr>
+              <w:spacing w:after="0" w:line="240" w:lineRule="auto"/>
+              <w:rPr>
+                <w:rFonts w:hint="eastAsia" w:ascii="微软雅黑" w:hAnsi="微软雅黑" w:eastAsia="微软雅黑" w:cs="微软雅黑"/>
+              </w:rPr>
+            </w:pPr>
+            <w:r>
+              <w:rPr>
+                <w:rFonts w:hint="eastAsia" w:ascii="微软雅黑" w:hAnsi="微软雅黑" w:eastAsia="微软雅黑" w:cs="微软雅黑"/>
+              </w:rPr>
+              <w:t>抠图 PNG</w:t>
+            </w:r>
+          </w:p>
+        </w:tc>
+        <w:tc>
+          <w:tcPr>
+            <w:tcW w:w="1440" w:type="dxa"/>
+          </w:tcPr>
+          <w:p>
+            <w:pPr>
+              <w:spacing w:after="0" w:line="240" w:lineRule="auto"/>
+              <w:rPr>
+                <w:rFonts w:hint="eastAsia" w:ascii="微软雅黑" w:hAnsi="微软雅黑" w:eastAsia="微软雅黑" w:cs="微软雅黑"/>
+              </w:rPr>
+            </w:pPr>
+            <w:r>
+              <w:rPr>
+                <w:rFonts w:hint="eastAsia" w:ascii="微软雅黑" w:hAnsi="微软雅黑" w:eastAsia="微软雅黑" w:cs="微软雅黑"/>
+              </w:rPr>
+              <w:t>Unsplash/Pexels</w:t>
+            </w:r>
+          </w:p>
+        </w:tc>
+        <w:tc>
+          <w:tcPr>
+            <w:tcW w:w="1440" w:type="dxa"/>
+          </w:tcPr>
+          <w:p>
+            <w:pPr>
+              <w:spacing w:after="0" w:line="240" w:lineRule="auto"/>
+              <w:rPr>
+                <w:rFonts w:hint="eastAsia" w:ascii="微软雅黑" w:hAnsi="微软雅黑" w:eastAsia="微软雅黑" w:cs="微软雅黑"/>
+              </w:rPr>
+            </w:pPr>
+            <w:r>
+              <w:rPr>
+                <w:rFonts w:hint="eastAsia" w:ascii="微软雅黑" w:hAnsi="微软雅黑" w:eastAsia="微软雅黑" w:cs="微软雅黑"/>
+              </w:rPr>
+              <w:t>https://unsplash.com/developers</w:t>
+            </w:r>
+          </w:p>
+        </w:tc>
+        <w:tc>
+          <w:tcPr>
+            <w:tcW w:w="1440" w:type="dxa"/>
+          </w:tcPr>
+          <w:p>
+            <w:pPr>
+              <w:spacing w:after="0" w:line="240" w:lineRule="auto"/>
+              <w:rPr>
+                <w:rFonts w:hint="eastAsia" w:ascii="微软雅黑" w:hAnsi="微软雅黑" w:eastAsia="微软雅黑" w:cs="微软雅黑"/>
+              </w:rPr>
+            </w:pPr>
+            <w:r>
+              <w:rPr>
+                <w:rFonts w:hint="eastAsia" w:ascii="微软雅黑" w:hAnsi="微软雅黑" w:eastAsia="微软雅黑" w:cs="微软雅黑"/>
+              </w:rPr>
+              <w:t>免费 Key</w:t>
+            </w:r>
+          </w:p>
+        </w:tc>
+        <w:tc>
+          <w:tcPr>
+            <w:tcW w:w="1440" w:type="dxa"/>
+          </w:tcPr>
+          <w:p>
+            <w:pPr>
+              <w:spacing w:after="0" w:line="240" w:lineRule="auto"/>
+              <w:rPr>
+                <w:rFonts w:hint="eastAsia" w:ascii="微软雅黑" w:hAnsi="微软雅黑" w:eastAsia="微软雅黑" w:cs="微软雅黑"/>
+              </w:rPr>
+            </w:pPr>
+            <w:r>
+              <w:rPr>
+                <w:rFonts w:hint="eastAsia" w:ascii="微软雅黑" w:hAnsi="微软雅黑" w:eastAsia="微软雅黑" w:cs="微软雅黑"/>
+              </w:rPr>
+              <w:t>搜索→下载→本地缓存；遵守 License</w:t>
+            </w:r>
+          </w:p>
+        </w:tc>
+        <w:tc>
+          <w:tcPr>
+            <w:tcW w:w="1440" w:type="dxa"/>
+          </w:tcPr>
+          <w:p>
+            <w:pPr>
+              <w:spacing w:after="0" w:line="240" w:lineRule="auto"/>
+              <w:rPr>
+                <w:rFonts w:hint="eastAsia" w:ascii="微软雅黑" w:hAnsi="微软雅黑" w:eastAsia="微软雅黑" w:cs="微软雅黑"/>
+              </w:rPr>
+            </w:pPr>
+            <w:r>
+              <w:rPr>
+                <w:rFonts w:hint="eastAsia" w:ascii="微软雅黑" w:hAnsi="微软雅黑" w:eastAsia="微软雅黑" w:cs="微软雅黑"/>
+              </w:rPr>
+              <w:t>StockImageAdapter</w:t>
             </w:r>
           </w:p>
         </w:tc>
@@ -620,10 +4972,8 @@
       <w:r>
         <w:rPr>
           <w:rFonts w:hint="eastAsia" w:ascii="微软雅黑" w:hAnsi="微软雅黑" w:eastAsia="微软雅黑" w:cs="微软雅黑"/>
-          <w:b/>
-          <w:sz w:val="32"/>
-        </w:rPr>
-        <w:t>3. Three.js 渲染框架（scene-renderer）</w:t>
+        </w:rPr>
+        <w:t>7.1 ApiAdapter 统一接口</w:t>
       </w:r>
     </w:p>
     <w:p>
@@ -635,37 +4985,8 @@
       <w:r>
         <w:rPr>
           <w:rFonts w:hint="eastAsia" w:ascii="微软雅黑" w:hAnsi="微软雅黑" w:eastAsia="微软雅黑" w:cs="微软雅黑"/>
-          <w:sz w:val="24"/>
-        </w:rPr>
-        <w:t>依赖：three@^0.170（或与 Electron Chromium 匹配的当前稳定版）。按官方 addon 路径引入：three/addons/loaders/GLTFLoader.js、DRACOLoader.js、KTX2Loader.js、RGBELoader.js；three/addons/controls/OrbitControls.js（或自研阻尼控制器以贴近 SU7）；three/addons/postprocessing/* 可选。</w:t>
-      </w:r>
-    </w:p>
-    <w:p>
-      <w:pPr>
-        <w:rPr>
-          <w:rFonts w:hint="eastAsia" w:ascii="微软雅黑" w:hAnsi="微软雅黑" w:eastAsia="微软雅黑" w:cs="微软雅黑"/>
-        </w:rPr>
-      </w:pPr>
-      <w:r>
-        <w:rPr>
-          <w:rFonts w:hint="eastAsia" w:ascii="微软雅黑" w:hAnsi="微软雅黑" w:eastAsia="微软雅黑" w:cs="微软雅黑"/>
-          <w:sz w:val="24"/>
-        </w:rPr>
-        <w:t>核心类 SceneRenderer：构造时接收 HTMLElement 容器与 SceneRendererOptions（antialias、toneMapping、exposure、quality: high|medium|low）。公开方法：loadGltf(url, { dracoPath, meshopt })、setHdriEnvironment(hdrUrl)、setAutoRotate(enabled)、applyCarPaint({ meshNames, color })、swapWheel(wheelVariant)、swapLivery(textureUrl)、resize()、dispose()。事件：onProgress(0-100)、onReady、onError。Vue 封装组件 SceneCanvas.vue 在 onMounted 创建实例，watch 容器尺寸，onUnmounted 必须 dispose。</w:t>
-      </w:r>
-    </w:p>
-    <w:p>
-      <w:pPr>
-        <w:rPr>
-          <w:rFonts w:hint="eastAsia" w:ascii="微软雅黑" w:hAnsi="微软雅黑" w:eastAsia="微软雅黑" w:cs="微软雅黑"/>
-        </w:rPr>
-      </w:pPr>
-      <w:r>
-        <w:rPr>
-          <w:rFonts w:hint="eastAsia" w:ascii="微软雅黑" w:hAnsi="微软雅黑" w:eastAsia="微软雅黑" w:cs="微软雅黑"/>
-          <w:sz w:val="24"/>
-        </w:rPr>
-        <w:t>环境贴图流程（与 three.js 官方 GLTF 示例一致）：RGBELoader 加载 equirectangular HDR → PMREMGenerator.fromEquirectangular → 赋值 scene.environment（PBR 物理正确）→ scene.background 可用同源 HDR 或渐变天空盒。renderer.outputColorSpace = SRGBColorSpace；renderer.toneMapping = ACESFilmicToneMapping。</w:t>
+        </w:rPr>
+        <w:t>interface ApiAdapter&lt;T&gt; { name: string; fetch(params): Promise&lt;T&gt;; cacheTTL?: number; fallback?: () =&gt; T }。Electron 主进程 HttpClient 统一 fetch（避免 CORS）；渲染进程通过 ipc.invoke('cloud-abode:api', { adapter, params })。响应缓存至 userData/cloud-abode/cache/{adapter}/{hash}.json。超时默认 8s，重试 1 次。</w:t>
       </w:r>
     </w:p>
     <w:p>
@@ -678,10 +4999,8 @@
       <w:r>
         <w:rPr>
           <w:rFonts w:hint="eastAsia" w:ascii="微软雅黑" w:hAnsi="微软雅黑" w:eastAsia="微软雅黑" w:cs="微软雅黑"/>
-          <w:b/>
-          <w:sz w:val="32"/>
-        </w:rPr>
-        <w:t>4. 云斋业务模块（cloud-abode）</w:t>
+        </w:rPr>
+        <w:t>7.2 新闻情感分析（简化）</w:t>
       </w:r>
     </w:p>
     <w:p>
@@ -693,9 +5012,8 @@
       <w:r>
         <w:rPr>
           <w:rFonts w:hint="eastAsia" w:ascii="微软雅黑" w:hAnsi="微软雅黑" w:eastAsia="微软雅黑" w:cs="微软雅黑"/>
-          <w:sz w:val="24"/>
-        </w:rPr>
-        <w:t>视图：CloudAbodeView（列表+路由出口）、CarGarageList（左侧车辆列表）、CarShowroomView（展车主页，嵌入 SceneCanvas）、CustomizationPanel（颜色/轮毂/涂装 Tab）。状态：useCloudAbodeStore（Pinia）管理 cars[]、activeCarId、draftConfig、saveStatus。定制逻辑通过 car.manifest.json 声明 mesh 分组与可选项映射，MaterialBinder 根据 manifest 调用 SceneRenderer API。</w:t>
+        </w:rPr>
+        <w:t>v1.1 不引入 ML 模型：基于关键词词典 positive_words.txt / negative_words.txt 计分；score&gt;threshold→奖励 0.5~5 元；score&lt;-threshold→扣款 0.5~3 元（hardCap）。v1.2+ 可接本地 sentiment 小模型。</w:t>
       </w:r>
     </w:p>
     <w:p>
@@ -708,10 +5026,8 @@
       <w:r>
         <w:rPr>
           <w:rFonts w:hint="eastAsia" w:ascii="微软雅黑" w:hAnsi="微软雅黑" w:eastAsia="微软雅黑" w:cs="微软雅黑"/>
-          <w:b/>
-          <w:sz w:val="32"/>
-        </w:rPr>
-        <w:t>5. 路由与万物集成</w:t>
+        </w:rPr>
+        <w:t>7.3 Pandoc 集成（Electron 主进程）</w:t>
       </w:r>
     </w:p>
     <w:p>
@@ -723,14 +5039,13 @@
       <w:r>
         <w:rPr>
           <w:rFonts w:hint="eastAsia" w:ascii="微软雅黑" w:hAnsi="微软雅黑" w:eastAsia="微软雅黑" w:cs="微软雅黑"/>
-          <w:sz w:val="24"/>
-        </w:rPr>
-        <w:t>修改点：src/shared/constants/modules.ts 增加 cloudAbode；src/app/config/modules.ts MODULE_NAV_ITEMS 在 rss 后插入 { id: 'cloudAbode', label: '云斋', icon: 'cloud', path: '/cloud-abode' }；src/app/router/index.ts 增加路由；src/app/shell/moduleShell.ts 注册 CloudAbodeView；MODULE_KEEP_ALIVE 增加 CloudAbodeView。AppShell 中云斋不显示 SubItemPanel（与 personal 相同）。图标需在 shared/icons/registry 注册 cloud 或使用现有合适图标。</w:t>
+        </w:rPr>
+        <w:t>ipc: cloud-abode:pandoc-convert { from:'md'|'docx', to:'md'|'docx', inputPath, outputPath }。主进程 child_process.spawn('pandoc', args)；检测 pandoc 是否安装，未安装 UI 引导下载。Word 压缩：主进程用 zip 库重写 document.xml 减冗余（或调用独立脚本）。</w:t>
       </w:r>
     </w:p>
     <w:p>
       <w:pPr>
-        <w:pStyle w:val="4"/>
+        <w:pStyle w:val="3"/>
         <w:rPr>
           <w:rFonts w:hint="eastAsia" w:ascii="微软雅黑" w:hAnsi="微软雅黑" w:eastAsia="微软雅黑" w:cs="微软雅黑"/>
         </w:rPr>
@@ -738,10 +5053,746 @@
       <w:r>
         <w:rPr>
           <w:rFonts w:hint="eastAsia" w:ascii="微软雅黑" w:hAnsi="微软雅黑" w:eastAsia="微软雅黑" w:cs="微软雅黑"/>
-          <w:b/>
-          <w:sz w:val="32"/>
-        </w:rPr>
-        <w:t>6. 数据模型与存储</w:t>
+        </w:rPr>
+        <w:t>8. 数据存储设计</w:t>
+      </w:r>
+    </w:p>
+    <w:p>
+      <w:pPr>
+        <w:rPr>
+          <w:rFonts w:hint="eastAsia" w:ascii="微软雅黑" w:hAnsi="微软雅黑" w:eastAsia="微软雅黑" w:cs="微软雅黑"/>
+        </w:rPr>
+      </w:pPr>
+      <w:r>
+        <w:rPr>
+          <w:rFonts w:hint="eastAsia" w:ascii="微软雅黑" w:hAnsi="微软雅黑" w:eastAsia="微软雅黑" w:cs="微软雅黑"/>
+        </w:rPr>
+        <w:t>v1.0 本地存储路径：{userData}/cloud-abode/。database.sqlite：结构化表；files/：用户上传图片、导出；cache/：API 缓存；config.enc.json：加密配置（API Key、支付密码 hash）。加密：AES-256-GCM，密钥由 OS keychain / machineId 派生。</w:t>
+      </w:r>
+    </w:p>
+    <w:tbl>
+      <w:tblPr>
+        <w:tblStyle w:val="33"/>
+        <w:tblW w:w="0" w:type="auto"/>
+        <w:tblInd w:w="0" w:type="dxa"/>
+        <w:tblBorders>
+          <w:top w:val="single" w:color="auto" w:sz="4" w:space="0"/>
+          <w:left w:val="single" w:color="auto" w:sz="4" w:space="0"/>
+          <w:bottom w:val="single" w:color="auto" w:sz="4" w:space="0"/>
+          <w:right w:val="single" w:color="auto" w:sz="4" w:space="0"/>
+          <w:insideH w:val="single" w:color="auto" w:sz="4" w:space="0"/>
+          <w:insideV w:val="single" w:color="auto" w:sz="4" w:space="0"/>
+        </w:tblBorders>
+        <w:tblLayout w:type="autofit"/>
+        <w:tblCellMar>
+          <w:top w:w="0" w:type="dxa"/>
+          <w:left w:w="108" w:type="dxa"/>
+          <w:bottom w:w="0" w:type="dxa"/>
+          <w:right w:w="108" w:type="dxa"/>
+        </w:tblCellMar>
+      </w:tblPr>
+      <w:tblGrid>
+        <w:gridCol w:w="4320"/>
+        <w:gridCol w:w="4320"/>
+      </w:tblGrid>
+      <w:tr>
+        <w:tblPrEx>
+          <w:tblBorders>
+            <w:top w:val="single" w:color="auto" w:sz="4" w:space="0"/>
+            <w:left w:val="single" w:color="auto" w:sz="4" w:space="0"/>
+            <w:bottom w:val="single" w:color="auto" w:sz="4" w:space="0"/>
+            <w:right w:val="single" w:color="auto" w:sz="4" w:space="0"/>
+            <w:insideH w:val="single" w:color="auto" w:sz="4" w:space="0"/>
+            <w:insideV w:val="single" w:color="auto" w:sz="4" w:space="0"/>
+          </w:tblBorders>
+          <w:tblCellMar>
+            <w:top w:w="0" w:type="dxa"/>
+            <w:left w:w="108" w:type="dxa"/>
+            <w:bottom w:w="0" w:type="dxa"/>
+            <w:right w:w="108" w:type="dxa"/>
+          </w:tblCellMar>
+        </w:tblPrEx>
+        <w:tc>
+          <w:tcPr>
+            <w:tcW w:w="4320" w:type="dxa"/>
+          </w:tcPr>
+          <w:p>
+            <w:pPr>
+              <w:spacing w:after="0" w:line="240" w:lineRule="auto"/>
+              <w:rPr>
+                <w:rFonts w:hint="eastAsia" w:ascii="微软雅黑" w:hAnsi="微软雅黑" w:eastAsia="微软雅黑" w:cs="微软雅黑"/>
+              </w:rPr>
+            </w:pPr>
+            <w:r>
+              <w:rPr>
+                <w:rFonts w:hint="eastAsia" w:ascii="微软雅黑" w:hAnsi="微软雅黑" w:eastAsia="微软雅黑" w:cs="微软雅黑"/>
+              </w:rPr>
+              <w:t>表名</w:t>
+            </w:r>
+          </w:p>
+        </w:tc>
+        <w:tc>
+          <w:tcPr>
+            <w:tcW w:w="4320" w:type="dxa"/>
+          </w:tcPr>
+          <w:p>
+            <w:pPr>
+              <w:spacing w:after="0" w:line="240" w:lineRule="auto"/>
+              <w:rPr>
+                <w:rFonts w:hint="eastAsia" w:ascii="微软雅黑" w:hAnsi="微软雅黑" w:eastAsia="微软雅黑" w:cs="微软雅黑"/>
+              </w:rPr>
+            </w:pPr>
+            <w:r>
+              <w:rPr>
+                <w:rFonts w:hint="eastAsia" w:ascii="微软雅黑" w:hAnsi="微软雅黑" w:eastAsia="微软雅黑" w:cs="微软雅黑"/>
+              </w:rPr>
+              <w:t>主要字段</w:t>
+            </w:r>
+          </w:p>
+        </w:tc>
+      </w:tr>
+      <w:tr>
+        <w:tblPrEx>
+          <w:tblBorders>
+            <w:top w:val="single" w:color="auto" w:sz="4" w:space="0"/>
+            <w:left w:val="single" w:color="auto" w:sz="4" w:space="0"/>
+            <w:bottom w:val="single" w:color="auto" w:sz="4" w:space="0"/>
+            <w:right w:val="single" w:color="auto" w:sz="4" w:space="0"/>
+            <w:insideH w:val="single" w:color="auto" w:sz="4" w:space="0"/>
+            <w:insideV w:val="single" w:color="auto" w:sz="4" w:space="0"/>
+          </w:tblBorders>
+          <w:tblCellMar>
+            <w:top w:w="0" w:type="dxa"/>
+            <w:left w:w="108" w:type="dxa"/>
+            <w:bottom w:w="0" w:type="dxa"/>
+            <w:right w:w="108" w:type="dxa"/>
+          </w:tblCellMar>
+        </w:tblPrEx>
+        <w:tc>
+          <w:tcPr>
+            <w:tcW w:w="4320" w:type="dxa"/>
+          </w:tcPr>
+          <w:p>
+            <w:pPr>
+              <w:spacing w:after="0" w:line="240" w:lineRule="auto"/>
+              <w:rPr>
+                <w:rFonts w:hint="eastAsia" w:ascii="微软雅黑" w:hAnsi="微软雅黑" w:eastAsia="微软雅黑" w:cs="微软雅黑"/>
+              </w:rPr>
+            </w:pPr>
+            <w:r>
+              <w:rPr>
+                <w:rFonts w:hint="eastAsia" w:ascii="微软雅黑" w:hAnsi="微软雅黑" w:eastAsia="微软雅黑" w:cs="微软雅黑"/>
+              </w:rPr>
+              <w:t>users</w:t>
+            </w:r>
+          </w:p>
+        </w:tc>
+        <w:tc>
+          <w:tcPr>
+            <w:tcW w:w="4320" w:type="dxa"/>
+          </w:tcPr>
+          <w:p>
+            <w:pPr>
+              <w:spacing w:after="0" w:line="240" w:lineRule="auto"/>
+              <w:rPr>
+                <w:rFonts w:hint="eastAsia" w:ascii="微软雅黑" w:hAnsi="微软雅黑" w:eastAsia="微软雅黑" w:cs="微软雅黑"/>
+              </w:rPr>
+            </w:pPr>
+            <w:r>
+              <w:rPr>
+                <w:rFonts w:hint="eastAsia" w:ascii="微软雅黑" w:hAnsi="微软雅黑" w:eastAsia="微软雅黑" w:cs="微软雅黑"/>
+              </w:rPr>
+              <w:t>id, username, password_hash, profile_json, created_at</w:t>
+            </w:r>
+          </w:p>
+        </w:tc>
+      </w:tr>
+      <w:tr>
+        <w:tblPrEx>
+          <w:tblBorders>
+            <w:top w:val="single" w:color="auto" w:sz="4" w:space="0"/>
+            <w:left w:val="single" w:color="auto" w:sz="4" w:space="0"/>
+            <w:bottom w:val="single" w:color="auto" w:sz="4" w:space="0"/>
+            <w:right w:val="single" w:color="auto" w:sz="4" w:space="0"/>
+            <w:insideH w:val="single" w:color="auto" w:sz="4" w:space="0"/>
+            <w:insideV w:val="single" w:color="auto" w:sz="4" w:space="0"/>
+          </w:tblBorders>
+          <w:tblCellMar>
+            <w:top w:w="0" w:type="dxa"/>
+            <w:left w:w="108" w:type="dxa"/>
+            <w:bottom w:w="0" w:type="dxa"/>
+            <w:right w:w="108" w:type="dxa"/>
+          </w:tblCellMar>
+        </w:tblPrEx>
+        <w:tc>
+          <w:tcPr>
+            <w:tcW w:w="4320" w:type="dxa"/>
+          </w:tcPr>
+          <w:p>
+            <w:pPr>
+              <w:spacing w:after="0" w:line="240" w:lineRule="auto"/>
+              <w:rPr>
+                <w:rFonts w:hint="eastAsia" w:ascii="微软雅黑" w:hAnsi="微软雅黑" w:eastAsia="微软雅黑" w:cs="微软雅黑"/>
+              </w:rPr>
+            </w:pPr>
+            <w:r>
+              <w:rPr>
+                <w:rFonts w:hint="eastAsia" w:ascii="微软雅黑" w:hAnsi="微软雅黑" w:eastAsia="微软雅黑" w:cs="微软雅黑"/>
+              </w:rPr>
+              <w:t>wallets</w:t>
+            </w:r>
+          </w:p>
+        </w:tc>
+        <w:tc>
+          <w:tcPr>
+            <w:tcW w:w="4320" w:type="dxa"/>
+          </w:tcPr>
+          <w:p>
+            <w:pPr>
+              <w:spacing w:after="0" w:line="240" w:lineRule="auto"/>
+              <w:rPr>
+                <w:rFonts w:hint="eastAsia" w:ascii="微软雅黑" w:hAnsi="微软雅黑" w:eastAsia="微软雅黑" w:cs="微软雅黑"/>
+              </w:rPr>
+            </w:pPr>
+            <w:r>
+              <w:rPr>
+                <w:rFonts w:hint="eastAsia" w:ascii="微软雅黑" w:hAnsi="微软雅黑" w:eastAsia="微软雅黑" w:cs="微软雅黑"/>
+              </w:rPr>
+              <w:t>user_id, balance, updated_at</w:t>
+            </w:r>
+          </w:p>
+        </w:tc>
+      </w:tr>
+      <w:tr>
+        <w:tblPrEx>
+          <w:tblBorders>
+            <w:top w:val="single" w:color="auto" w:sz="4" w:space="0"/>
+            <w:left w:val="single" w:color="auto" w:sz="4" w:space="0"/>
+            <w:bottom w:val="single" w:color="auto" w:sz="4" w:space="0"/>
+            <w:right w:val="single" w:color="auto" w:sz="4" w:space="0"/>
+            <w:insideH w:val="single" w:color="auto" w:sz="4" w:space="0"/>
+            <w:insideV w:val="single" w:color="auto" w:sz="4" w:space="0"/>
+          </w:tblBorders>
+          <w:tblCellMar>
+            <w:top w:w="0" w:type="dxa"/>
+            <w:left w:w="108" w:type="dxa"/>
+            <w:bottom w:w="0" w:type="dxa"/>
+            <w:right w:w="108" w:type="dxa"/>
+          </w:tblCellMar>
+        </w:tblPrEx>
+        <w:tc>
+          <w:tcPr>
+            <w:tcW w:w="4320" w:type="dxa"/>
+          </w:tcPr>
+          <w:p>
+            <w:pPr>
+              <w:spacing w:after="0" w:line="240" w:lineRule="auto"/>
+              <w:rPr>
+                <w:rFonts w:hint="eastAsia" w:ascii="微软雅黑" w:hAnsi="微软雅黑" w:eastAsia="微软雅黑" w:cs="微软雅黑"/>
+              </w:rPr>
+            </w:pPr>
+            <w:r>
+              <w:rPr>
+                <w:rFonts w:hint="eastAsia" w:ascii="微软雅黑" w:hAnsi="微软雅黑" w:eastAsia="微软雅黑" w:cs="微软雅黑"/>
+              </w:rPr>
+              <w:t>ledger_entries</w:t>
+            </w:r>
+          </w:p>
+        </w:tc>
+        <w:tc>
+          <w:tcPr>
+            <w:tcW w:w="4320" w:type="dxa"/>
+          </w:tcPr>
+          <w:p>
+            <w:pPr>
+              <w:spacing w:after="0" w:line="240" w:lineRule="auto"/>
+              <w:rPr>
+                <w:rFonts w:hint="eastAsia" w:ascii="微软雅黑" w:hAnsi="微软雅黑" w:eastAsia="微软雅黑" w:cs="微软雅黑"/>
+              </w:rPr>
+            </w:pPr>
+            <w:r>
+              <w:rPr>
+                <w:rFonts w:hint="eastAsia" w:ascii="微软雅黑" w:hAnsi="微软雅黑" w:eastAsia="微软雅黑" w:cs="微软雅黑"/>
+              </w:rPr>
+              <w:t>id, user_id, type, amount, balance_after, ref_type, ref_id, created_at</w:t>
+            </w:r>
+          </w:p>
+        </w:tc>
+      </w:tr>
+      <w:tr>
+        <w:tblPrEx>
+          <w:tblBorders>
+            <w:top w:val="single" w:color="auto" w:sz="4" w:space="0"/>
+            <w:left w:val="single" w:color="auto" w:sz="4" w:space="0"/>
+            <w:bottom w:val="single" w:color="auto" w:sz="4" w:space="0"/>
+            <w:right w:val="single" w:color="auto" w:sz="4" w:space="0"/>
+            <w:insideH w:val="single" w:color="auto" w:sz="4" w:space="0"/>
+            <w:insideV w:val="single" w:color="auto" w:sz="4" w:space="0"/>
+          </w:tblBorders>
+          <w:tblCellMar>
+            <w:top w:w="0" w:type="dxa"/>
+            <w:left w:w="108" w:type="dxa"/>
+            <w:bottom w:w="0" w:type="dxa"/>
+            <w:right w:w="108" w:type="dxa"/>
+          </w:tblCellMar>
+        </w:tblPrEx>
+        <w:tc>
+          <w:tcPr>
+            <w:tcW w:w="4320" w:type="dxa"/>
+          </w:tcPr>
+          <w:p>
+            <w:pPr>
+              <w:spacing w:after="0" w:line="240" w:lineRule="auto"/>
+              <w:rPr>
+                <w:rFonts w:hint="eastAsia" w:ascii="微软雅黑" w:hAnsi="微软雅黑" w:eastAsia="微软雅黑" w:cs="微软雅黑"/>
+              </w:rPr>
+            </w:pPr>
+            <w:r>
+              <w:rPr>
+                <w:rFonts w:hint="eastAsia" w:ascii="微软雅黑" w:hAnsi="微软雅黑" w:eastAsia="微软雅黑" w:cs="微软雅黑"/>
+              </w:rPr>
+              <w:t>products</w:t>
+            </w:r>
+          </w:p>
+        </w:tc>
+        <w:tc>
+          <w:tcPr>
+            <w:tcW w:w="4320" w:type="dxa"/>
+          </w:tcPr>
+          <w:p>
+            <w:pPr>
+              <w:spacing w:after="0" w:line="240" w:lineRule="auto"/>
+              <w:rPr>
+                <w:rFonts w:hint="eastAsia" w:ascii="微软雅黑" w:hAnsi="微软雅黑" w:eastAsia="微软雅黑" w:cs="微软雅黑"/>
+              </w:rPr>
+            </w:pPr>
+            <w:r>
+              <w:rPr>
+                <w:rFonts w:hint="eastAsia" w:ascii="微软雅黑" w:hAnsi="微软雅黑" w:eastAsia="微软雅黑" w:cs="微软雅黑"/>
+              </w:rPr>
+              <w:t>id, sku, category, name, price, metadata_json, source, status</w:t>
+            </w:r>
+          </w:p>
+        </w:tc>
+      </w:tr>
+      <w:tr>
+        <w:tblPrEx>
+          <w:tblBorders>
+            <w:top w:val="single" w:color="auto" w:sz="4" w:space="0"/>
+            <w:left w:val="single" w:color="auto" w:sz="4" w:space="0"/>
+            <w:bottom w:val="single" w:color="auto" w:sz="4" w:space="0"/>
+            <w:right w:val="single" w:color="auto" w:sz="4" w:space="0"/>
+            <w:insideH w:val="single" w:color="auto" w:sz="4" w:space="0"/>
+            <w:insideV w:val="single" w:color="auto" w:sz="4" w:space="0"/>
+          </w:tblBorders>
+          <w:tblCellMar>
+            <w:top w:w="0" w:type="dxa"/>
+            <w:left w:w="108" w:type="dxa"/>
+            <w:bottom w:w="0" w:type="dxa"/>
+            <w:right w:w="108" w:type="dxa"/>
+          </w:tblCellMar>
+        </w:tblPrEx>
+        <w:tc>
+          <w:tcPr>
+            <w:tcW w:w="4320" w:type="dxa"/>
+          </w:tcPr>
+          <w:p>
+            <w:pPr>
+              <w:spacing w:after="0" w:line="240" w:lineRule="auto"/>
+              <w:rPr>
+                <w:rFonts w:hint="eastAsia" w:ascii="微软雅黑" w:hAnsi="微软雅黑" w:eastAsia="微软雅黑" w:cs="微软雅黑"/>
+              </w:rPr>
+            </w:pPr>
+            <w:r>
+              <w:rPr>
+                <w:rFonts w:hint="eastAsia" w:ascii="微软雅黑" w:hAnsi="微软雅黑" w:eastAsia="微软雅黑" w:cs="微软雅黑"/>
+              </w:rPr>
+              <w:t>inventory_items</w:t>
+            </w:r>
+          </w:p>
+        </w:tc>
+        <w:tc>
+          <w:tcPr>
+            <w:tcW w:w="4320" w:type="dxa"/>
+          </w:tcPr>
+          <w:p>
+            <w:pPr>
+              <w:spacing w:after="0" w:line="240" w:lineRule="auto"/>
+              <w:rPr>
+                <w:rFonts w:hint="eastAsia" w:ascii="微软雅黑" w:hAnsi="微软雅黑" w:eastAsia="微软雅黑" w:cs="微软雅黑"/>
+              </w:rPr>
+            </w:pPr>
+            <w:r>
+              <w:rPr>
+                <w:rFonts w:hint="eastAsia" w:ascii="微软雅黑" w:hAnsi="微软雅黑" w:eastAsia="微软雅黑" w:cs="微软雅黑"/>
+              </w:rPr>
+              <w:t>id, user_id, product_id, integrity, state, acquired_at, life_json</w:t>
+            </w:r>
+          </w:p>
+        </w:tc>
+      </w:tr>
+      <w:tr>
+        <w:tblPrEx>
+          <w:tblBorders>
+            <w:top w:val="single" w:color="auto" w:sz="4" w:space="0"/>
+            <w:left w:val="single" w:color="auto" w:sz="4" w:space="0"/>
+            <w:bottom w:val="single" w:color="auto" w:sz="4" w:space="0"/>
+            <w:right w:val="single" w:color="auto" w:sz="4" w:space="0"/>
+            <w:insideH w:val="single" w:color="auto" w:sz="4" w:space="0"/>
+            <w:insideV w:val="single" w:color="auto" w:sz="4" w:space="0"/>
+          </w:tblBorders>
+          <w:tblCellMar>
+            <w:top w:w="0" w:type="dxa"/>
+            <w:left w:w="108" w:type="dxa"/>
+            <w:bottom w:w="0" w:type="dxa"/>
+            <w:right w:w="108" w:type="dxa"/>
+          </w:tblCellMar>
+        </w:tblPrEx>
+        <w:tc>
+          <w:tcPr>
+            <w:tcW w:w="4320" w:type="dxa"/>
+          </w:tcPr>
+          <w:p>
+            <w:pPr>
+              <w:spacing w:after="0" w:line="240" w:lineRule="auto"/>
+              <w:rPr>
+                <w:rFonts w:hint="eastAsia" w:ascii="微软雅黑" w:hAnsi="微软雅黑" w:eastAsia="微软雅黑" w:cs="微软雅黑"/>
+              </w:rPr>
+            </w:pPr>
+            <w:r>
+              <w:rPr>
+                <w:rFonts w:hint="eastAsia" w:ascii="微软雅黑" w:hAnsi="微软雅黑" w:eastAsia="微软雅黑" w:cs="微软雅黑"/>
+              </w:rPr>
+              <w:t>orders</w:t>
+            </w:r>
+          </w:p>
+        </w:tc>
+        <w:tc>
+          <w:tcPr>
+            <w:tcW w:w="4320" w:type="dxa"/>
+          </w:tcPr>
+          <w:p>
+            <w:pPr>
+              <w:spacing w:after="0" w:line="240" w:lineRule="auto"/>
+              <w:rPr>
+                <w:rFonts w:hint="eastAsia" w:ascii="微软雅黑" w:hAnsi="微软雅黑" w:eastAsia="微软雅黑" w:cs="微软雅黑"/>
+              </w:rPr>
+            </w:pPr>
+            <w:r>
+              <w:rPr>
+                <w:rFonts w:hint="eastAsia" w:ascii="微软雅黑" w:hAnsi="微软雅黑" w:eastAsia="微软雅黑" w:cs="微软雅黑"/>
+              </w:rPr>
+              <w:t>id, user_id, total, status, items_json, paid_at</w:t>
+            </w:r>
+          </w:p>
+        </w:tc>
+      </w:tr>
+      <w:tr>
+        <w:tblPrEx>
+          <w:tblBorders>
+            <w:top w:val="single" w:color="auto" w:sz="4" w:space="0"/>
+            <w:left w:val="single" w:color="auto" w:sz="4" w:space="0"/>
+            <w:bottom w:val="single" w:color="auto" w:sz="4" w:space="0"/>
+            <w:right w:val="single" w:color="auto" w:sz="4" w:space="0"/>
+            <w:insideH w:val="single" w:color="auto" w:sz="4" w:space="0"/>
+            <w:insideV w:val="single" w:color="auto" w:sz="4" w:space="0"/>
+          </w:tblBorders>
+          <w:tblCellMar>
+            <w:top w:w="0" w:type="dxa"/>
+            <w:left w:w="108" w:type="dxa"/>
+            <w:bottom w:w="0" w:type="dxa"/>
+            <w:right w:w="108" w:type="dxa"/>
+          </w:tblCellMar>
+        </w:tblPrEx>
+        <w:tc>
+          <w:tcPr>
+            <w:tcW w:w="4320" w:type="dxa"/>
+          </w:tcPr>
+          <w:p>
+            <w:pPr>
+              <w:spacing w:after="0" w:line="240" w:lineRule="auto"/>
+              <w:rPr>
+                <w:rFonts w:hint="eastAsia" w:ascii="微软雅黑" w:hAnsi="微软雅黑" w:eastAsia="微软雅黑" w:cs="微软雅黑"/>
+              </w:rPr>
+            </w:pPr>
+            <w:r>
+              <w:rPr>
+                <w:rFonts w:hint="eastAsia" w:ascii="微软雅黑" w:hAnsi="微软雅黑" w:eastAsia="微软雅黑" w:cs="微软雅黑"/>
+              </w:rPr>
+              <w:t>virtual_cards</w:t>
+            </w:r>
+          </w:p>
+        </w:tc>
+        <w:tc>
+          <w:tcPr>
+            <w:tcW w:w="4320" w:type="dxa"/>
+          </w:tcPr>
+          <w:p>
+            <w:pPr>
+              <w:spacing w:after="0" w:line="240" w:lineRule="auto"/>
+              <w:rPr>
+                <w:rFonts w:hint="eastAsia" w:ascii="微软雅黑" w:hAnsi="微软雅黑" w:eastAsia="微软雅黑" w:cs="微软雅黑"/>
+              </w:rPr>
+            </w:pPr>
+            <w:r>
+              <w:rPr>
+                <w:rFonts w:hint="eastAsia" w:ascii="微软雅黑" w:hAnsi="微软雅黑" w:eastAsia="微软雅黑" w:cs="微软雅黑"/>
+              </w:rPr>
+              <w:t>id, user_id, masked_number, alias, is_default</w:t>
+            </w:r>
+          </w:p>
+        </w:tc>
+      </w:tr>
+      <w:tr>
+        <w:tblPrEx>
+          <w:tblBorders>
+            <w:top w:val="single" w:color="auto" w:sz="4" w:space="0"/>
+            <w:left w:val="single" w:color="auto" w:sz="4" w:space="0"/>
+            <w:bottom w:val="single" w:color="auto" w:sz="4" w:space="0"/>
+            <w:right w:val="single" w:color="auto" w:sz="4" w:space="0"/>
+            <w:insideH w:val="single" w:color="auto" w:sz="4" w:space="0"/>
+            <w:insideV w:val="single" w:color="auto" w:sz="4" w:space="0"/>
+          </w:tblBorders>
+          <w:tblCellMar>
+            <w:top w:w="0" w:type="dxa"/>
+            <w:left w:w="108" w:type="dxa"/>
+            <w:bottom w:w="0" w:type="dxa"/>
+            <w:right w:w="108" w:type="dxa"/>
+          </w:tblCellMar>
+        </w:tblPrEx>
+        <w:tc>
+          <w:tcPr>
+            <w:tcW w:w="4320" w:type="dxa"/>
+          </w:tcPr>
+          <w:p>
+            <w:pPr>
+              <w:spacing w:after="0" w:line="240" w:lineRule="auto"/>
+              <w:rPr>
+                <w:rFonts w:hint="eastAsia" w:ascii="微软雅黑" w:hAnsi="微软雅黑" w:eastAsia="微软雅黑" w:cs="微软雅黑"/>
+              </w:rPr>
+            </w:pPr>
+            <w:r>
+              <w:rPr>
+                <w:rFonts w:hint="eastAsia" w:ascii="微软雅黑" w:hAnsi="微软雅黑" w:eastAsia="微软雅黑" w:cs="微软雅黑"/>
+              </w:rPr>
+              <w:t>todos</w:t>
+            </w:r>
+          </w:p>
+        </w:tc>
+        <w:tc>
+          <w:tcPr>
+            <w:tcW w:w="4320" w:type="dxa"/>
+          </w:tcPr>
+          <w:p>
+            <w:pPr>
+              <w:spacing w:after="0" w:line="240" w:lineRule="auto"/>
+              <w:rPr>
+                <w:rFonts w:hint="eastAsia" w:ascii="微软雅黑" w:hAnsi="微软雅黑" w:eastAsia="微软雅黑" w:cs="微软雅黑"/>
+              </w:rPr>
+            </w:pPr>
+            <w:r>
+              <w:rPr>
+                <w:rFonts w:hint="eastAsia" w:ascii="微软雅黑" w:hAnsi="微软雅黑" w:eastAsia="微软雅黑" w:cs="微软雅黑"/>
+              </w:rPr>
+              <w:t>id, user_id, title, priority, due_date, reward, status, source</w:t>
+            </w:r>
+          </w:p>
+        </w:tc>
+      </w:tr>
+      <w:tr>
+        <w:tblPrEx>
+          <w:tblBorders>
+            <w:top w:val="single" w:color="auto" w:sz="4" w:space="0"/>
+            <w:left w:val="single" w:color="auto" w:sz="4" w:space="0"/>
+            <w:bottom w:val="single" w:color="auto" w:sz="4" w:space="0"/>
+            <w:right w:val="single" w:color="auto" w:sz="4" w:space="0"/>
+            <w:insideH w:val="single" w:color="auto" w:sz="4" w:space="0"/>
+            <w:insideV w:val="single" w:color="auto" w:sz="4" w:space="0"/>
+          </w:tblBorders>
+          <w:tblCellMar>
+            <w:top w:w="0" w:type="dxa"/>
+            <w:left w:w="108" w:type="dxa"/>
+            <w:bottom w:w="0" w:type="dxa"/>
+            <w:right w:w="108" w:type="dxa"/>
+          </w:tblCellMar>
+        </w:tblPrEx>
+        <w:tc>
+          <w:tcPr>
+            <w:tcW w:w="4320" w:type="dxa"/>
+          </w:tcPr>
+          <w:p>
+            <w:pPr>
+              <w:spacing w:after="0" w:line="240" w:lineRule="auto"/>
+              <w:rPr>
+                <w:rFonts w:hint="eastAsia" w:ascii="微软雅黑" w:hAnsi="微软雅黑" w:eastAsia="微软雅黑" w:cs="微软雅黑"/>
+              </w:rPr>
+            </w:pPr>
+            <w:r>
+              <w:rPr>
+                <w:rFonts w:hint="eastAsia" w:ascii="微软雅黑" w:hAnsi="微软雅黑" w:eastAsia="微软雅黑" w:cs="微软雅黑"/>
+              </w:rPr>
+              <w:t>tool_reward_logs</w:t>
+            </w:r>
+          </w:p>
+        </w:tc>
+        <w:tc>
+          <w:tcPr>
+            <w:tcW w:w="4320" w:type="dxa"/>
+          </w:tcPr>
+          <w:p>
+            <w:pPr>
+              <w:spacing w:after="0" w:line="240" w:lineRule="auto"/>
+              <w:rPr>
+                <w:rFonts w:hint="eastAsia" w:ascii="微软雅黑" w:hAnsi="微软雅黑" w:eastAsia="微软雅黑" w:cs="微软雅黑"/>
+              </w:rPr>
+            </w:pPr>
+            <w:r>
+              <w:rPr>
+                <w:rFonts w:hint="eastAsia" w:ascii="微软雅黑" w:hAnsi="微软雅黑" w:eastAsia="微软雅黑" w:cs="微软雅黑"/>
+              </w:rPr>
+              <w:t>user_id, tool_id, date, count</w:t>
+            </w:r>
+          </w:p>
+        </w:tc>
+      </w:tr>
+      <w:tr>
+        <w:tblPrEx>
+          <w:tblBorders>
+            <w:top w:val="single" w:color="auto" w:sz="4" w:space="0"/>
+            <w:left w:val="single" w:color="auto" w:sz="4" w:space="0"/>
+            <w:bottom w:val="single" w:color="auto" w:sz="4" w:space="0"/>
+            <w:right w:val="single" w:color="auto" w:sz="4" w:space="0"/>
+            <w:insideH w:val="single" w:color="auto" w:sz="4" w:space="0"/>
+            <w:insideV w:val="single" w:color="auto" w:sz="4" w:space="0"/>
+          </w:tblBorders>
+          <w:tblCellMar>
+            <w:top w:w="0" w:type="dxa"/>
+            <w:left w:w="108" w:type="dxa"/>
+            <w:bottom w:w="0" w:type="dxa"/>
+            <w:right w:w="108" w:type="dxa"/>
+          </w:tblCellMar>
+        </w:tblPrEx>
+        <w:tc>
+          <w:tcPr>
+            <w:tcW w:w="4320" w:type="dxa"/>
+          </w:tcPr>
+          <w:p>
+            <w:pPr>
+              <w:spacing w:after="0" w:line="240" w:lineRule="auto"/>
+              <w:rPr>
+                <w:rFonts w:hint="eastAsia" w:ascii="微软雅黑" w:hAnsi="微软雅黑" w:eastAsia="微软雅黑" w:cs="微软雅黑"/>
+              </w:rPr>
+            </w:pPr>
+            <w:r>
+              <w:rPr>
+                <w:rFonts w:hint="eastAsia" w:ascii="微软雅黑" w:hAnsi="微软雅黑" w:eastAsia="微软雅黑" w:cs="微软雅黑"/>
+              </w:rPr>
+              <w:t>life_events</w:t>
+            </w:r>
+          </w:p>
+        </w:tc>
+        <w:tc>
+          <w:tcPr>
+            <w:tcW w:w="4320" w:type="dxa"/>
+          </w:tcPr>
+          <w:p>
+            <w:pPr>
+              <w:spacing w:after="0" w:line="240" w:lineRule="auto"/>
+              <w:rPr>
+                <w:rFonts w:hint="eastAsia" w:ascii="微软雅黑" w:hAnsi="微软雅黑" w:eastAsia="微软雅黑" w:cs="微软雅黑"/>
+              </w:rPr>
+            </w:pPr>
+            <w:r>
+              <w:rPr>
+                <w:rFonts w:hint="eastAsia" w:ascii="微软雅黑" w:hAnsi="微软雅黑" w:eastAsia="微软雅黑" w:cs="微软雅黑"/>
+              </w:rPr>
+              <w:t>id, user_id, entity_id, event_type, payload_json, created_at</w:t>
+            </w:r>
+          </w:p>
+        </w:tc>
+      </w:tr>
+      <w:tr>
+        <w:tblPrEx>
+          <w:tblBorders>
+            <w:top w:val="single" w:color="auto" w:sz="4" w:space="0"/>
+            <w:left w:val="single" w:color="auto" w:sz="4" w:space="0"/>
+            <w:bottom w:val="single" w:color="auto" w:sz="4" w:space="0"/>
+            <w:right w:val="single" w:color="auto" w:sz="4" w:space="0"/>
+            <w:insideH w:val="single" w:color="auto" w:sz="4" w:space="0"/>
+            <w:insideV w:val="single" w:color="auto" w:sz="4" w:space="0"/>
+          </w:tblBorders>
+          <w:tblCellMar>
+            <w:top w:w="0" w:type="dxa"/>
+            <w:left w:w="108" w:type="dxa"/>
+            <w:bottom w:w="0" w:type="dxa"/>
+            <w:right w:w="108" w:type="dxa"/>
+          </w:tblCellMar>
+        </w:tblPrEx>
+        <w:tc>
+          <w:tcPr>
+            <w:tcW w:w="4320" w:type="dxa"/>
+          </w:tcPr>
+          <w:p>
+            <w:pPr>
+              <w:spacing w:after="0" w:line="240" w:lineRule="auto"/>
+              <w:rPr>
+                <w:rFonts w:hint="eastAsia" w:ascii="微软雅黑" w:hAnsi="微软雅黑" w:eastAsia="微软雅黑" w:cs="微软雅黑"/>
+              </w:rPr>
+            </w:pPr>
+            <w:r>
+              <w:rPr>
+                <w:rFonts w:hint="eastAsia" w:ascii="微软雅黑" w:hAnsi="微软雅黑" w:eastAsia="微软雅黑" w:cs="微软雅黑"/>
+              </w:rPr>
+              <w:t>user_levels</w:t>
+            </w:r>
+          </w:p>
+        </w:tc>
+        <w:tc>
+          <w:tcPr>
+            <w:tcW w:w="4320" w:type="dxa"/>
+          </w:tcPr>
+          <w:p>
+            <w:pPr>
+              <w:spacing w:after="0" w:line="240" w:lineRule="auto"/>
+              <w:rPr>
+                <w:rFonts w:hint="eastAsia" w:ascii="微软雅黑" w:hAnsi="微软雅黑" w:eastAsia="微软雅黑" w:cs="微软雅黑"/>
+              </w:rPr>
+            </w:pPr>
+            <w:r>
+              <w:rPr>
+                <w:rFonts w:hint="eastAsia" w:ascii="微软雅黑" w:hAnsi="微软雅黑" w:eastAsia="微软雅黑" w:cs="微软雅黑"/>
+              </w:rPr>
+              <w:t>user_id, level, total_assets, updated_at</w:t>
+            </w:r>
+          </w:p>
+        </w:tc>
+      </w:tr>
+    </w:tbl>
+    <w:p>
+      <w:pPr>
+        <w:rPr>
+          <w:rFonts w:hint="eastAsia" w:ascii="微软雅黑" w:hAnsi="微软雅黑" w:eastAsia="微软雅黑" w:cs="微软雅黑"/>
+        </w:rPr>
+      </w:pPr>
+      <w:r>
+        <w:rPr>
+          <w:rFonts w:hint="eastAsia" w:ascii="微软雅黑" w:hAnsi="微软雅黑" w:eastAsia="微软雅黑" w:cs="微软雅黑"/>
+        </w:rPr>
+        <w:t>种子数据：assets/seed/cloud-abode/catalog.json + items/{slug}/item.json + images/*.png。与现有 xiaomi-su7 结构对齐。启动迁移：MigrationRunner 版本号递增加表/加列。</w:t>
+      </w:r>
+    </w:p>
+    <w:p>
+      <w:pPr>
+        <w:pStyle w:val="3"/>
+        <w:rPr>
+          <w:rFonts w:hint="eastAsia" w:ascii="微软雅黑" w:hAnsi="微软雅黑" w:eastAsia="微软雅黑" w:cs="微软雅黑"/>
+        </w:rPr>
+      </w:pPr>
+      <w:r>
+        <w:rPr>
+          <w:rFonts w:hint="eastAsia" w:ascii="微软雅黑" w:hAnsi="微软雅黑" w:eastAsia="微软雅黑" w:cs="微软雅黑"/>
+        </w:rPr>
+        <w:t>9. 技术难点与实现方案</w:t>
       </w:r>
     </w:p>
     <w:tbl>
@@ -802,7 +5853,7 @@
               <w:rPr>
                 <w:rFonts w:hint="eastAsia" w:ascii="微软雅黑" w:hAnsi="微软雅黑" w:eastAsia="微软雅黑" w:cs="微软雅黑"/>
               </w:rPr>
-              <w:t>实体</w:t>
+              <w:t>难点</w:t>
             </w:r>
           </w:p>
         </w:tc>
@@ -821,7 +5872,7 @@
               <w:rPr>
                 <w:rFonts w:hint="eastAsia" w:ascii="微软雅黑" w:hAnsi="微软雅黑" w:eastAsia="微软雅黑" w:cs="微软雅黑"/>
               </w:rPr>
-              <w:t>字段</w:t>
+              <w:t>描述</w:t>
             </w:r>
           </w:p>
         </w:tc>
@@ -840,7 +5891,7 @@
               <w:rPr>
                 <w:rFonts w:hint="eastAsia" w:ascii="微软雅黑" w:hAnsi="微软雅黑" w:eastAsia="微软雅黑" w:cs="微软雅黑"/>
               </w:rPr>
-              <w:t>说明</w:t>
+              <w:t>方案</w:t>
             </w:r>
           </w:p>
         </w:tc>
@@ -877,7 +5928,7 @@
               <w:rPr>
                 <w:rFonts w:hint="eastAsia" w:ascii="微软雅黑" w:hAnsi="微软雅黑" w:eastAsia="微软雅黑" w:cs="微软雅黑"/>
               </w:rPr>
-              <w:t>CarCatalogItem</w:t>
+              <w:t>真实物价数据获取</w:t>
             </w:r>
           </w:p>
         </w:tc>
@@ -896,7 +5947,7 @@
               <w:rPr>
                 <w:rFonts w:hint="eastAsia" w:ascii="微软雅黑" w:hAnsi="微软雅黑" w:eastAsia="微软雅黑" w:cs="微软雅黑"/>
               </w:rPr>
-              <w:t>id, name, brand, thumb, modelBasePath, manifestPath</w:t>
+              <w:t>大量商品需真实市场价与抠图</w:t>
             </w:r>
           </w:p>
         </w:tc>
@@ -915,7 +5966,7 @@
               <w:rPr>
                 <w:rFonts w:hint="eastAsia" w:ascii="微软雅黑" w:hAnsi="微软雅黑" w:eastAsia="微软雅黑" w:cs="微软雅黑"/>
               </w:rPr>
-              <w:t>种子数据 assets/seed/cloud-abode/cars.json</w:t>
+              <w:t>ApiAdapter 批量导入 + seed 为主；Unsplash/Pexels 补图；人工最少</w:t>
             </w:r>
           </w:p>
         </w:tc>
@@ -952,7 +6003,7 @@
               <w:rPr>
                 <w:rFonts w:hint="eastAsia" w:ascii="微软雅黑" w:hAnsi="微软雅黑" w:eastAsia="微软雅黑" w:cs="微软雅黑"/>
               </w:rPr>
-              <w:t>CarUserConfig</w:t>
+              <w:t>lobehub/ui 与 Vue 栈</w:t>
             </w:r>
           </w:p>
         </w:tc>
@@ -971,7 +6022,7 @@
               <w:rPr>
                 <w:rFonts w:hint="eastAsia" w:ascii="微软雅黑" w:hAnsi="微软雅黑" w:eastAsia="微软雅黑" w:cs="微软雅黑"/>
               </w:rPr>
-              <w:t>carId, bodyColor, wheelId, interiorId, liveryId, updatedAt</w:t>
+              <w:t>需求指定 React 组件库</w:t>
             </w:r>
           </w:p>
         </w:tc>
@@ -990,7 +6041,7 @@
               <w:rPr>
                 <w:rFonts w:hint="eastAsia" w:ascii="微软雅黑" w:hAnsi="微软雅黑" w:eastAsia="微软雅黑" w:cs="微软雅黑"/>
               </w:rPr>
-              <w:t>用户数据 userData/cloud-abode/{carId}.json</w:t>
+              <w:t>视觉 token 对齐 + Vue 复刻；或 @lobehub/ui 局部 React 岛</w:t>
             </w:r>
           </w:p>
         </w:tc>
@@ -1027,7 +6078,7 @@
               <w:rPr>
                 <w:rFonts w:hint="eastAsia" w:ascii="微软雅黑" w:hAnsi="微软雅黑" w:eastAsia="微软雅黑" w:cs="微软雅黑"/>
               </w:rPr>
-              <w:t>CarManifest</w:t>
+              <w:t>3D 性能与内存</w:t>
             </w:r>
           </w:p>
         </w:tc>
@@ -1046,7 +6097,7 @@
               <w:rPr>
                 <w:rFonts w:hint="eastAsia" w:ascii="微软雅黑" w:hAnsi="微软雅黑" w:eastAsia="微软雅黑" w:cs="微软雅黑"/>
               </w:rPr>
-              <w:t>paintMeshes[], wheels[], liveries[], defaultConfig</w:t>
+              <w:t>多模块切换 GL 上下文</w:t>
             </w:r>
           </w:p>
         </w:tc>
@@ -1065,7 +6116,7 @@
               <w:rPr>
                 <w:rFonts w:hint="eastAsia" w:ascii="微软雅黑" w:hAnsi="微软雅黑" w:eastAsia="微软雅黑" w:cs="微软雅黑"/>
               </w:rPr>
-              <w:t>每车型目录内 manifest.json 驱动 MaterialBinder</w:t>
+              <w:t>SceneRenderer 单例 + 严格 dispose；路由 guard</w:t>
             </w:r>
           </w:p>
         </w:tc>
@@ -1102,7 +6153,7 @@
               <w:rPr>
                 <w:rFonts w:hint="eastAsia" w:ascii="微软雅黑" w:hAnsi="微软雅黑" w:eastAsia="微软雅黑" w:cs="微软雅黑"/>
               </w:rPr>
-              <w:t>SceneQuality</w:t>
+              <w:t>生活模拟定时</w:t>
             </w:r>
           </w:p>
         </w:tc>
@@ -1121,7 +6172,7 @@
               <w:rPr>
                 <w:rFonts w:hint="eastAsia" w:ascii="微软雅黑" w:hAnsi="微软雅黑" w:eastAsia="微软雅黑" w:cs="微软雅黑"/>
               </w:rPr>
-              <w:t>high | medium | low</w:t>
+              <w:t>后台 neglect 计算</w:t>
             </w:r>
           </w:p>
         </w:tc>
@@ -1140,7 +6191,232 @@
               <w:rPr>
                 <w:rFonts w:hint="eastAsia" w:ascii="微软雅黑" w:hAnsi="微软雅黑" w:eastAsia="微软雅黑" w:cs="微软雅黑"/>
               </w:rPr>
-              <w:t>映射 pixelRatio、shadow、postFX 开关</w:t>
+              <w:t>Electron 主进程 cron + lastActive 时间戳</w:t>
+            </w:r>
+          </w:p>
+        </w:tc>
+      </w:tr>
+      <w:tr>
+        <w:tblPrEx>
+          <w:tblBorders>
+            <w:top w:val="single" w:color="auto" w:sz="4" w:space="0"/>
+            <w:left w:val="single" w:color="auto" w:sz="4" w:space="0"/>
+            <w:bottom w:val="single" w:color="auto" w:sz="4" w:space="0"/>
+            <w:right w:val="single" w:color="auto" w:sz="4" w:space="0"/>
+            <w:insideH w:val="single" w:color="auto" w:sz="4" w:space="0"/>
+            <w:insideV w:val="single" w:color="auto" w:sz="4" w:space="0"/>
+          </w:tblBorders>
+          <w:tblCellMar>
+            <w:top w:w="0" w:type="dxa"/>
+            <w:left w:w="108" w:type="dxa"/>
+            <w:bottom w:w="0" w:type="dxa"/>
+            <w:right w:w="108" w:type="dxa"/>
+          </w:tblCellMar>
+        </w:tblPrEx>
+        <w:tc>
+          <w:tcPr>
+            <w:tcW w:w="2880" w:type="dxa"/>
+          </w:tcPr>
+          <w:p>
+            <w:pPr>
+              <w:spacing w:after="0" w:line="240" w:lineRule="auto"/>
+              <w:rPr>
+                <w:rFonts w:hint="eastAsia" w:ascii="微软雅黑" w:hAnsi="微软雅黑" w:eastAsia="微软雅黑" w:cs="微软雅黑"/>
+              </w:rPr>
+            </w:pPr>
+            <w:r>
+              <w:rPr>
+                <w:rFonts w:hint="eastAsia" w:ascii="微软雅黑" w:hAnsi="微软雅黑" w:eastAsia="微软雅黑" w:cs="微软雅黑"/>
+              </w:rPr>
+              <w:t>诈骗弹窗内容多样性</w:t>
+            </w:r>
+          </w:p>
+        </w:tc>
+        <w:tc>
+          <w:tcPr>
+            <w:tcW w:w="2880" w:type="dxa"/>
+          </w:tcPr>
+          <w:p>
+            <w:pPr>
+              <w:spacing w:after="0" w:line="240" w:lineRule="auto"/>
+              <w:rPr>
+                <w:rFonts w:hint="eastAsia" w:ascii="微软雅黑" w:hAnsi="微软雅黑" w:eastAsia="微软雅黑" w:cs="微软雅黑"/>
+              </w:rPr>
+            </w:pPr>
+            <w:r>
+              <w:rPr>
+                <w:rFonts w:hint="eastAsia" w:ascii="微软雅黑" w:hAnsi="微软雅黑" w:eastAsia="微软雅黑" w:cs="微软雅黑"/>
+              </w:rPr>
+              <w:t>需大量诱导性文案</w:t>
+            </w:r>
+          </w:p>
+        </w:tc>
+        <w:tc>
+          <w:tcPr>
+            <w:tcW w:w="2880" w:type="dxa"/>
+          </w:tcPr>
+          <w:p>
+            <w:pPr>
+              <w:spacing w:after="0" w:line="240" w:lineRule="auto"/>
+              <w:rPr>
+                <w:rFonts w:hint="eastAsia" w:ascii="微软雅黑" w:hAnsi="微软雅黑" w:eastAsia="微软雅黑" w:cs="微软雅黑"/>
+              </w:rPr>
+            </w:pPr>
+            <w:r>
+              <w:rPr>
+                <w:rFonts w:hint="eastAsia" w:ascii="微软雅黑" w:hAnsi="微软雅黑" w:eastAsia="微软雅黑" w:cs="微软雅黑"/>
+              </w:rPr>
+              <w:t>scam_messages.json 500+ 条模板 + 变量替换</w:t>
+            </w:r>
+          </w:p>
+        </w:tc>
+      </w:tr>
+      <w:tr>
+        <w:tblPrEx>
+          <w:tblBorders>
+            <w:top w:val="single" w:color="auto" w:sz="4" w:space="0"/>
+            <w:left w:val="single" w:color="auto" w:sz="4" w:space="0"/>
+            <w:bottom w:val="single" w:color="auto" w:sz="4" w:space="0"/>
+            <w:right w:val="single" w:color="auto" w:sz="4" w:space="0"/>
+            <w:insideH w:val="single" w:color="auto" w:sz="4" w:space="0"/>
+            <w:insideV w:val="single" w:color="auto" w:sz="4" w:space="0"/>
+          </w:tblBorders>
+          <w:tblCellMar>
+            <w:top w:w="0" w:type="dxa"/>
+            <w:left w:w="108" w:type="dxa"/>
+            <w:bottom w:w="0" w:type="dxa"/>
+            <w:right w:w="108" w:type="dxa"/>
+          </w:tblCellMar>
+        </w:tblPrEx>
+        <w:tc>
+          <w:tcPr>
+            <w:tcW w:w="2880" w:type="dxa"/>
+          </w:tcPr>
+          <w:p>
+            <w:pPr>
+              <w:spacing w:after="0" w:line="240" w:lineRule="auto"/>
+              <w:rPr>
+                <w:rFonts w:hint="eastAsia" w:ascii="微软雅黑" w:hAnsi="微软雅黑" w:eastAsia="微软雅黑" w:cs="微软雅黑"/>
+              </w:rPr>
+            </w:pPr>
+            <w:r>
+              <w:rPr>
+                <w:rFonts w:hint="eastAsia" w:ascii="微软雅黑" w:hAnsi="微软雅黑" w:eastAsia="微软雅黑" w:cs="微软雅黑"/>
+              </w:rPr>
+              <w:t>跨平台 UI</w:t>
+            </w:r>
+          </w:p>
+        </w:tc>
+        <w:tc>
+          <w:tcPr>
+            <w:tcW w:w="2880" w:type="dxa"/>
+          </w:tcPr>
+          <w:p>
+            <w:pPr>
+              <w:spacing w:after="0" w:line="240" w:lineRule="auto"/>
+              <w:rPr>
+                <w:rFonts w:hint="eastAsia" w:ascii="微软雅黑" w:hAnsi="微软雅黑" w:eastAsia="微软雅黑" w:cs="微软雅黑"/>
+              </w:rPr>
+            </w:pPr>
+            <w:r>
+              <w:rPr>
+                <w:rFonts w:hint="eastAsia" w:ascii="微软雅黑" w:hAnsi="微软雅黑" w:eastAsia="微软雅黑" w:cs="微软雅黑"/>
+              </w:rPr>
+              <w:t>移动端后续</w:t>
+            </w:r>
+          </w:p>
+        </w:tc>
+        <w:tc>
+          <w:tcPr>
+            <w:tcW w:w="2880" w:type="dxa"/>
+          </w:tcPr>
+          <w:p>
+            <w:pPr>
+              <w:spacing w:after="0" w:line="240" w:lineRule="auto"/>
+              <w:rPr>
+                <w:rFonts w:hint="eastAsia" w:ascii="微软雅黑" w:hAnsi="微软雅黑" w:eastAsia="微软雅黑" w:cs="微软雅黑"/>
+              </w:rPr>
+            </w:pPr>
+            <w:r>
+              <w:rPr>
+                <w:rFonts w:hint="eastAsia" w:ascii="微软雅黑" w:hAnsi="微软雅黑" w:eastAsia="微软雅黑" w:cs="微软雅黑"/>
+              </w:rPr>
+              <w:t>Domain/Services 纯 TS；UI 分 desktop/mobile</w:t>
+            </w:r>
+          </w:p>
+        </w:tc>
+      </w:tr>
+      <w:tr>
+        <w:tblPrEx>
+          <w:tblBorders>
+            <w:top w:val="single" w:color="auto" w:sz="4" w:space="0"/>
+            <w:left w:val="single" w:color="auto" w:sz="4" w:space="0"/>
+            <w:bottom w:val="single" w:color="auto" w:sz="4" w:space="0"/>
+            <w:right w:val="single" w:color="auto" w:sz="4" w:space="0"/>
+            <w:insideH w:val="single" w:color="auto" w:sz="4" w:space="0"/>
+            <w:insideV w:val="single" w:color="auto" w:sz="4" w:space="0"/>
+          </w:tblBorders>
+          <w:tblCellMar>
+            <w:top w:w="0" w:type="dxa"/>
+            <w:left w:w="108" w:type="dxa"/>
+            <w:bottom w:w="0" w:type="dxa"/>
+            <w:right w:w="108" w:type="dxa"/>
+          </w:tblCellMar>
+        </w:tblPrEx>
+        <w:tc>
+          <w:tcPr>
+            <w:tcW w:w="2880" w:type="dxa"/>
+          </w:tcPr>
+          <w:p>
+            <w:pPr>
+              <w:spacing w:after="0" w:line="240" w:lineRule="auto"/>
+              <w:rPr>
+                <w:rFonts w:hint="eastAsia" w:ascii="微软雅黑" w:hAnsi="微软雅黑" w:eastAsia="微软雅黑" w:cs="微软雅黑"/>
+              </w:rPr>
+            </w:pPr>
+            <w:r>
+              <w:rPr>
+                <w:rFonts w:hint="eastAsia" w:ascii="微软雅黑" w:hAnsi="微软雅黑" w:eastAsia="微软雅黑" w:cs="微软雅黑"/>
+              </w:rPr>
+              <w:t>大额价格精度</w:t>
+            </w:r>
+          </w:p>
+        </w:tc>
+        <w:tc>
+          <w:tcPr>
+            <w:tcW w:w="2880" w:type="dxa"/>
+          </w:tcPr>
+          <w:p>
+            <w:pPr>
+              <w:spacing w:after="0" w:line="240" w:lineRule="auto"/>
+              <w:rPr>
+                <w:rFonts w:hint="eastAsia" w:ascii="微软雅黑" w:hAnsi="微软雅黑" w:eastAsia="微软雅黑" w:cs="微软雅黑"/>
+              </w:rPr>
+            </w:pPr>
+            <w:r>
+              <w:rPr>
+                <w:rFonts w:hint="eastAsia" w:ascii="微软雅黑" w:hAnsi="微软雅黑" w:eastAsia="微软雅黑" w:cs="微软雅黑"/>
+              </w:rPr>
+              <w:t>200万级超跑</w:t>
+            </w:r>
+          </w:p>
+        </w:tc>
+        <w:tc>
+          <w:tcPr>
+            <w:tcW w:w="2880" w:type="dxa"/>
+          </w:tcPr>
+          <w:p>
+            <w:pPr>
+              <w:spacing w:after="0" w:line="240" w:lineRule="auto"/>
+              <w:rPr>
+                <w:rFonts w:hint="eastAsia" w:ascii="微软雅黑" w:hAnsi="微软雅黑" w:eastAsia="微软雅黑" w:cs="微软雅黑"/>
+              </w:rPr>
+            </w:pPr>
+            <w:r>
+              <w:rPr>
+                <w:rFonts w:hint="eastAsia" w:ascii="微软雅黑" w:hAnsi="微软雅黑" w:eastAsia="微软雅黑" w:cs="微软雅黑"/>
+              </w:rPr>
+              <w:t>Decimal.js 或整数分存储避免浮点误差</w:t>
             </w:r>
           </w:p>
         </w:tc>
@@ -1148,7 +6424,7 @@
     </w:tbl>
     <w:p>
       <w:pPr>
-        <w:pStyle w:val="4"/>
+        <w:pStyle w:val="3"/>
         <w:rPr>
           <w:rFonts w:hint="eastAsia" w:ascii="微软雅黑" w:hAnsi="微软雅黑" w:eastAsia="微软雅黑" w:cs="微软雅黑"/>
         </w:rPr>
@@ -1156,100 +6432,8 @@
       <w:r>
         <w:rPr>
           <w:rFonts w:hint="eastAsia" w:ascii="微软雅黑" w:hAnsi="微软雅黑" w:eastAsia="微软雅黑" w:cs="微软雅黑"/>
-          <w:b/>
-          <w:sz w:val="32"/>
-        </w:rPr>
-        <w:t>7. 目录结构（建议）</w:t>
-      </w:r>
-    </w:p>
-    <w:p>
-      <w:pPr>
-        <w:rPr>
-          <w:rFonts w:hint="eastAsia" w:ascii="微软雅黑" w:hAnsi="微软雅黑" w:eastAsia="微软雅黑" w:cs="微软雅黑"/>
-        </w:rPr>
-      </w:pPr>
-      <w:r>
-        <w:rPr>
-          <w:rFonts w:hint="eastAsia" w:ascii="微软雅黑" w:hAnsi="微软雅黑" w:eastAsia="微软雅黑" w:cs="微软雅黑"/>
-          <w:sz w:val="20"/>
-        </w:rPr>
-        <w:t>src/modules/scene-renderer/ — core/SceneRenderer.ts, loaders/createGltfPipeline.ts, composables/useSceneRenderer.ts, components/SceneCanvas.vue, types.ts。src/modules/cloud-abode/ — CloudAbodeView.vue, views/CarShowroomView.vue, components/CarGarageList.vue, components/CustomizationPanel.vue, stores/cloudAbode.ts, services/materialBinder.ts, types/car.ts。assets/seed/cloud-abode/ — cars.json、models/{carId}/model.glb、manifest.json、textures/、hdr/studio.hdr。public/draco/ — Draco 解码器 wasm（或拷贝 three/examples/jsm/libs/draco）。</w:t>
-      </w:r>
-    </w:p>
-    <w:p>
-      <w:pPr>
-        <w:pStyle w:val="4"/>
-        <w:rPr>
-          <w:rFonts w:hint="eastAsia" w:ascii="微软雅黑" w:hAnsi="微软雅黑" w:eastAsia="微软雅黑" w:cs="微软雅黑"/>
-        </w:rPr>
-      </w:pPr>
-      <w:r>
-        <w:rPr>
-          <w:rFonts w:hint="eastAsia" w:ascii="微软雅黑" w:hAnsi="微软雅黑" w:eastAsia="微软雅黑" w:cs="微软雅黑"/>
-          <w:b/>
-          <w:sz w:val="32"/>
-        </w:rPr>
-        <w:t>8. 实现分期与风险</w:t>
-      </w:r>
-    </w:p>
-    <w:p>
-      <w:pPr>
-        <w:rPr>
-          <w:rFonts w:hint="eastAsia" w:ascii="微软雅黑" w:hAnsi="微软雅黑" w:eastAsia="微软雅黑" w:cs="微软雅黑"/>
-        </w:rPr>
-      </w:pPr>
-      <w:r>
-        <w:rPr>
-          <w:rFonts w:hint="eastAsia" w:ascii="微软雅黑" w:hAnsi="微软雅黑" w:eastAsia="微软雅黑" w:cs="微软雅黑"/>
-          <w:sz w:val="24"/>
-        </w:rPr>
-        <w:t>Phase 0：本文档与依赖 three。Phase 1：路由/导航 + SceneCanvas 空场景。Phase 2：GLTF+HDR 加载与相机控制。Phase 3：定制面板与 MaterialBinder。Phase 4：配置持久化与多车切换。Phase 5：性能与内存优化。风险：① 车模版权——使用自有或 CC0 演示模型；② 安装包体积——Draco/KTX2、按需打包；③ GPU 驱动差异——提供画质档位与降级路径；④ 离开模块内存泄漏——严格 dispose。</w:t>
-      </w:r>
-    </w:p>
-    <w:p>
-      <w:pPr>
-        <w:pStyle w:val="4"/>
-        <w:rPr>
-          <w:rFonts w:hint="eastAsia" w:ascii="微软雅黑" w:hAnsi="微软雅黑" w:eastAsia="微软雅黑" w:cs="微软雅黑"/>
-        </w:rPr>
-      </w:pPr>
-      <w:r>
-        <w:rPr>
-          <w:rFonts w:hint="eastAsia" w:ascii="微软雅黑" w:hAnsi="微软雅黑" w:eastAsia="微软雅黑" w:cs="微软雅黑"/>
-          <w:b/>
-          <w:sz w:val="32"/>
-        </w:rPr>
-        <w:t>附录 A：gamemcu SU7 深度逆向分析</w:t>
-      </w:r>
-    </w:p>
-    <w:p>
-      <w:pPr>
-        <w:rPr>
-          <w:rFonts w:hint="eastAsia" w:ascii="微软雅黑" w:hAnsi="微软雅黑" w:eastAsia="微软雅黑" w:cs="微软雅黑"/>
-        </w:rPr>
-      </w:pPr>
-      <w:r>
-        <w:rPr>
-          <w:rFonts w:hint="eastAsia" w:ascii="微软雅黑" w:hAnsi="微软雅黑" w:eastAsia="微软雅黑" w:cs="微软雅黑"/>
-          <w:sz w:val="24"/>
-        </w:rPr>
-        <w:t>分析对象：https://gamemcu.com/su7/（页面版本 res 1.0.5 / code 1.1.4）。已下载生产 bundle：index-90e9a094.js（约 1.49MB）与 index-4d16107a.css 至 doc/design/_su7-reverse/ 供离线检索。原站未开源；xviewer.js 框架内联打包且作者未公开仓库；GLB/HDR 等资源无法通过 HTTP 直链批量下载（仅 icon 等少量静态文件可 200），运行时由 xviewer 资源管理器按版本目录加载。</w:t>
-      </w:r>
-    </w:p>
-    <w:p>
-      <w:pPr>
-        <w:pStyle w:val="5"/>
-        <w:rPr>
-          <w:rFonts w:hint="eastAsia" w:ascii="微软雅黑" w:hAnsi="微软雅黑" w:eastAsia="微软雅黑" w:cs="微软雅黑"/>
-        </w:rPr>
-      </w:pPr>
-      <w:r>
-        <w:rPr>
-          <w:rFonts w:hint="eastAsia" w:ascii="微软雅黑" w:hAnsi="微软雅黑" w:eastAsia="微软雅黑" w:cs="微软雅黑"/>
-          <w:b/>
-          <w:sz w:val="28"/>
-        </w:rPr>
-        <w:t>A.1 技术栈与依赖（bundle 字符串逆向）</w:t>
+        </w:rPr>
+        <w:t>10. 非功能性设计</w:t>
       </w:r>
     </w:p>
     <w:tbl>
@@ -1274,9 +6458,8 @@
         </w:tblCellMar>
       </w:tblPr>
       <w:tblGrid>
-        <w:gridCol w:w="3258"/>
-        <w:gridCol w:w="3091"/>
-        <w:gridCol w:w="2507"/>
+        <w:gridCol w:w="4320"/>
+        <w:gridCol w:w="4320"/>
       </w:tblGrid>
       <w:tr>
         <w:tblPrEx>
@@ -1297,58 +6480,39 @@
         </w:tblPrEx>
         <w:tc>
           <w:tcPr>
-            <w:tcW w:w="2880" w:type="dxa"/>
-          </w:tcPr>
-          <w:p>
-            <w:pPr>
-              <w:spacing w:after="0" w:line="240" w:lineRule="auto"/>
-              <w:rPr>
-                <w:rFonts w:hint="eastAsia" w:ascii="微软雅黑" w:hAnsi="微软雅黑" w:eastAsia="微软雅黑" w:cs="微软雅黑"/>
-              </w:rPr>
-            </w:pPr>
-            <w:r>
-              <w:rPr>
-                <w:rFonts w:hint="eastAsia" w:ascii="微软雅黑" w:hAnsi="微软雅黑" w:eastAsia="微软雅黑" w:cs="微软雅黑"/>
-              </w:rPr>
-              <w:t>组件</w:t>
-            </w:r>
-          </w:p>
-        </w:tc>
-        <w:tc>
-          <w:tcPr>
-            <w:tcW w:w="2880" w:type="dxa"/>
-          </w:tcPr>
-          <w:p>
-            <w:pPr>
-              <w:spacing w:after="0" w:line="240" w:lineRule="auto"/>
-              <w:rPr>
-                <w:rFonts w:hint="eastAsia" w:ascii="微软雅黑" w:hAnsi="微软雅黑" w:eastAsia="微软雅黑" w:cs="微软雅黑"/>
-              </w:rPr>
-            </w:pPr>
-            <w:r>
-              <w:rPr>
-                <w:rFonts w:hint="eastAsia" w:ascii="微软雅黑" w:hAnsi="微软雅黑" w:eastAsia="微软雅黑" w:cs="微软雅黑"/>
-              </w:rPr>
-              <w:t>证据</w:t>
-            </w:r>
-          </w:p>
-        </w:tc>
-        <w:tc>
-          <w:tcPr>
-            <w:tcW w:w="2880" w:type="dxa"/>
-          </w:tcPr>
-          <w:p>
-            <w:pPr>
-              <w:spacing w:after="0" w:line="240" w:lineRule="auto"/>
-              <w:rPr>
-                <w:rFonts w:hint="eastAsia" w:ascii="微软雅黑" w:hAnsi="微软雅黑" w:eastAsia="微软雅黑" w:cs="微软雅黑"/>
-              </w:rPr>
-            </w:pPr>
-            <w:r>
-              <w:rPr>
-                <w:rFonts w:hint="eastAsia" w:ascii="微软雅黑" w:hAnsi="微软雅黑" w:eastAsia="微软雅黑" w:cs="微软雅黑"/>
-              </w:rPr>
-              <w:t>用途</w:t>
+            <w:tcW w:w="4320" w:type="dxa"/>
+          </w:tcPr>
+          <w:p>
+            <w:pPr>
+              <w:spacing w:after="0" w:line="240" w:lineRule="auto"/>
+              <w:rPr>
+                <w:rFonts w:hint="eastAsia" w:ascii="微软雅黑" w:hAnsi="微软雅黑" w:eastAsia="微软雅黑" w:cs="微软雅黑"/>
+              </w:rPr>
+            </w:pPr>
+            <w:r>
+              <w:rPr>
+                <w:rFonts w:hint="eastAsia" w:ascii="微软雅黑" w:hAnsi="微软雅黑" w:eastAsia="微软雅黑" w:cs="微软雅黑"/>
+              </w:rPr>
+              <w:t>类别</w:t>
+            </w:r>
+          </w:p>
+        </w:tc>
+        <w:tc>
+          <w:tcPr>
+            <w:tcW w:w="4320" w:type="dxa"/>
+          </w:tcPr>
+          <w:p>
+            <w:pPr>
+              <w:spacing w:after="0" w:line="240" w:lineRule="auto"/>
+              <w:rPr>
+                <w:rFonts w:hint="eastAsia" w:ascii="微软雅黑" w:hAnsi="微软雅黑" w:eastAsia="微软雅黑" w:cs="微软雅黑"/>
+              </w:rPr>
+            </w:pPr>
+            <w:r>
+              <w:rPr>
+                <w:rFonts w:hint="eastAsia" w:ascii="微软雅黑" w:hAnsi="微软雅黑" w:eastAsia="微软雅黑" w:cs="微软雅黑"/>
+              </w:rPr>
+              <w:t>指标与措施</w:t>
             </w:r>
           </w:p>
         </w:tc>
@@ -1372,58 +6536,39 @@
         </w:tblPrEx>
         <w:tc>
           <w:tcPr>
-            <w:tcW w:w="2880" w:type="dxa"/>
-          </w:tcPr>
-          <w:p>
-            <w:pPr>
-              <w:spacing w:after="0" w:line="240" w:lineRule="auto"/>
-              <w:rPr>
-                <w:rFonts w:hint="eastAsia" w:ascii="微软雅黑" w:hAnsi="微软雅黑" w:eastAsia="微软雅黑" w:cs="微软雅黑"/>
-              </w:rPr>
-            </w:pPr>
-            <w:r>
-              <w:rPr>
-                <w:rFonts w:hint="eastAsia" w:ascii="微软雅黑" w:hAnsi="微软雅黑" w:eastAsia="微软雅黑" w:cs="微软雅黑"/>
-              </w:rPr>
-              <w:t>xviewer.js</w:t>
-            </w:r>
-          </w:p>
-        </w:tc>
-        <w:tc>
-          <w:tcPr>
-            <w:tcW w:w="2880" w:type="dxa"/>
-          </w:tcPr>
-          <w:p>
-            <w:pPr>
-              <w:spacing w:after="0" w:line="240" w:lineRule="auto"/>
-              <w:rPr>
-                <w:rFonts w:hint="eastAsia" w:ascii="微软雅黑" w:hAnsi="微软雅黑" w:eastAsia="微软雅黑" w:cs="微软雅黑"/>
-              </w:rPr>
-            </w:pPr>
-            <w:r>
-              <w:rPr>
-                <w:rFonts w:hint="eastAsia" w:ascii="微软雅黑" w:hAnsi="微软雅黑" w:eastAsia="微软雅黑" w:cs="微软雅黑"/>
-              </w:rPr>
-              <w:t>Welcome to xviewer.js 启动日志</w:t>
-            </w:r>
-          </w:p>
-        </w:tc>
-        <w:tc>
-          <w:tcPr>
-            <w:tcW w:w="2880" w:type="dxa"/>
-          </w:tcPr>
-          <w:p>
-            <w:pPr>
-              <w:spacing w:after="0" w:line="240" w:lineRule="auto"/>
-              <w:rPr>
-                <w:rFonts w:hint="eastAsia" w:ascii="微软雅黑" w:hAnsi="微软雅黑" w:eastAsia="微软雅黑" w:cs="微软雅黑"/>
-              </w:rPr>
-            </w:pPr>
-            <w:r>
-              <w:rPr>
-                <w:rFonts w:hint="eastAsia" w:ascii="微软雅黑" w:hAnsi="微软雅黑" w:eastAsia="微软雅黑" w:cs="微软雅黑"/>
-              </w:rPr>
-              <w:t>GameMCU 自研 Three 封装框架（Scene/资源/后处理）</w:t>
+            <w:tcW w:w="4320" w:type="dxa"/>
+          </w:tcPr>
+          <w:p>
+            <w:pPr>
+              <w:spacing w:after="0" w:line="240" w:lineRule="auto"/>
+              <w:rPr>
+                <w:rFonts w:hint="eastAsia" w:ascii="微软雅黑" w:hAnsi="微软雅黑" w:eastAsia="微软雅黑" w:cs="微软雅黑"/>
+              </w:rPr>
+            </w:pPr>
+            <w:r>
+              <w:rPr>
+                <w:rFonts w:hint="eastAsia" w:ascii="微软雅黑" w:hAnsi="微软雅黑" w:eastAsia="微软雅黑" w:cs="微软雅黑"/>
+              </w:rPr>
+              <w:t>性能</w:t>
+            </w:r>
+          </w:p>
+        </w:tc>
+        <w:tc>
+          <w:tcPr>
+            <w:tcW w:w="4320" w:type="dxa"/>
+          </w:tcPr>
+          <w:p>
+            <w:pPr>
+              <w:spacing w:after="0" w:line="240" w:lineRule="auto"/>
+              <w:rPr>
+                <w:rFonts w:hint="eastAsia" w:ascii="微软雅黑" w:hAnsi="微软雅黑" w:eastAsia="微软雅黑" w:cs="微软雅黑"/>
+              </w:rPr>
+            </w:pPr>
+            <w:r>
+              <w:rPr>
+                <w:rFonts w:hint="eastAsia" w:ascii="微软雅黑" w:hAnsi="微软雅黑" w:eastAsia="微软雅黑" w:cs="微软雅黑"/>
+              </w:rPr>
+              <w:t>商城虚拟滚动；图片 lazy load；3D 资源预加载队列；SQLite 索引 category/price</w:t>
             </w:r>
           </w:p>
         </w:tc>
@@ -1447,58 +6592,39 @@
         </w:tblPrEx>
         <w:tc>
           <w:tcPr>
-            <w:tcW w:w="2880" w:type="dxa"/>
-          </w:tcPr>
-          <w:p>
-            <w:pPr>
-              <w:spacing w:after="0" w:line="240" w:lineRule="auto"/>
-              <w:rPr>
-                <w:rFonts w:hint="eastAsia" w:ascii="微软雅黑" w:hAnsi="微软雅黑" w:eastAsia="微软雅黑" w:cs="微软雅黑"/>
-              </w:rPr>
-            </w:pPr>
-            <w:r>
-              <w:rPr>
-                <w:rFonts w:hint="eastAsia" w:ascii="微软雅黑" w:hAnsi="微软雅黑" w:eastAsia="微软雅黑" w:cs="微软雅黑"/>
-              </w:rPr>
-              <w:t>Three.js r150 级</w:t>
-            </w:r>
-          </w:p>
-        </w:tc>
-        <w:tc>
-          <w:tcPr>
-            <w:tcW w:w="2880" w:type="dxa"/>
-          </w:tcPr>
-          <w:p>
-            <w:pPr>
-              <w:spacing w:after="0" w:line="240" w:lineRule="auto"/>
-              <w:rPr>
-                <w:rFonts w:hint="eastAsia" w:ascii="微软雅黑" w:hAnsi="微软雅黑" w:eastAsia="微软雅黑" w:cs="微软雅黑"/>
-              </w:rPr>
-            </w:pPr>
-            <w:r>
-              <w:rPr>
-                <w:rFonts w:hint="eastAsia" w:ascii="微软雅黑" w:hAnsi="微软雅黑" w:eastAsia="微软雅黑" w:cs="微软雅黑"/>
-              </w:rPr>
-              <w:t>社区 F12 + bundle 修订号</w:t>
-            </w:r>
-          </w:p>
-        </w:tc>
-        <w:tc>
-          <w:tcPr>
-            <w:tcW w:w="2880" w:type="dxa"/>
-          </w:tcPr>
-          <w:p>
-            <w:pPr>
-              <w:spacing w:after="0" w:line="240" w:lineRule="auto"/>
-              <w:rPr>
-                <w:rFonts w:hint="eastAsia" w:ascii="微软雅黑" w:hAnsi="微软雅黑" w:eastAsia="微软雅黑" w:cs="微软雅黑"/>
-              </w:rPr>
-            </w:pPr>
-            <w:r>
-              <w:rPr>
-                <w:rFonts w:hint="eastAsia" w:ascii="微软雅黑" w:hAnsi="微软雅黑" w:eastAsia="微软雅黑" w:cs="微软雅黑"/>
-              </w:rPr>
-              <w:t>WebGL 渲染核心</w:t>
+            <w:tcW w:w="4320" w:type="dxa"/>
+          </w:tcPr>
+          <w:p>
+            <w:pPr>
+              <w:spacing w:after="0" w:line="240" w:lineRule="auto"/>
+              <w:rPr>
+                <w:rFonts w:hint="eastAsia" w:ascii="微软雅黑" w:hAnsi="微软雅黑" w:eastAsia="微软雅黑" w:cs="微软雅黑"/>
+              </w:rPr>
+            </w:pPr>
+            <w:r>
+              <w:rPr>
+                <w:rFonts w:hint="eastAsia" w:ascii="微软雅黑" w:hAnsi="微软雅黑" w:eastAsia="微软雅黑" w:cs="微软雅黑"/>
+              </w:rPr>
+              <w:t>安全</w:t>
+            </w:r>
+          </w:p>
+        </w:tc>
+        <w:tc>
+          <w:tcPr>
+            <w:tcW w:w="4320" w:type="dxa"/>
+          </w:tcPr>
+          <w:p>
+            <w:pPr>
+              <w:spacing w:after="0" w:line="240" w:lineRule="auto"/>
+              <w:rPr>
+                <w:rFonts w:hint="eastAsia" w:ascii="微软雅黑" w:hAnsi="微软雅黑" w:eastAsia="微软雅黑" w:cs="微软雅黑"/>
+              </w:rPr>
+            </w:pPr>
+            <w:r>
+              <w:rPr>
+                <w:rFonts w:hint="eastAsia" w:ascii="微软雅黑" w:hAnsi="微软雅黑" w:eastAsia="微软雅黑" w:cs="微软雅黑"/>
+              </w:rPr>
+              <w:t>支付密码 hash；数据库加密；无真实 PCI</w:t>
             </w:r>
           </w:p>
         </w:tc>
@@ -1522,58 +6648,39 @@
         </w:tblPrEx>
         <w:tc>
           <w:tcPr>
-            <w:tcW w:w="2880" w:type="dxa"/>
-          </w:tcPr>
-          <w:p>
-            <w:pPr>
-              <w:spacing w:after="0" w:line="240" w:lineRule="auto"/>
-              <w:rPr>
-                <w:rFonts w:hint="eastAsia" w:ascii="微软雅黑" w:hAnsi="微软雅黑" w:eastAsia="微软雅黑" w:cs="微软雅黑"/>
-              </w:rPr>
-            </w:pPr>
-            <w:r>
-              <w:rPr>
-                <w:rFonts w:hint="eastAsia" w:ascii="微软雅黑" w:hAnsi="微软雅黑" w:eastAsia="微软雅黑" w:cs="微软雅黑"/>
-              </w:rPr>
-              <w:t>howler</w:t>
-            </w:r>
-          </w:p>
-        </w:tc>
-        <w:tc>
-          <w:tcPr>
-            <w:tcW w:w="2880" w:type="dxa"/>
-          </w:tcPr>
-          <w:p>
-            <w:pPr>
-              <w:spacing w:after="0" w:line="240" w:lineRule="auto"/>
-              <w:rPr>
-                <w:rFonts w:hint="eastAsia" w:ascii="微软雅黑" w:hAnsi="微软雅黑" w:eastAsia="微软雅黑" w:cs="微软雅黑"/>
-              </w:rPr>
-            </w:pPr>
-            <w:r>
-              <w:rPr>
-                <w:rFonts w:hint="eastAsia" w:ascii="微软雅黑" w:hAnsi="微软雅黑" w:eastAsia="微软雅黑" w:cs="微软雅黑"/>
-              </w:rPr>
-              <w:t>33 处匹配</w:t>
-            </w:r>
-          </w:p>
-        </w:tc>
-        <w:tc>
-          <w:tcPr>
-            <w:tcW w:w="2880" w:type="dxa"/>
-          </w:tcPr>
-          <w:p>
-            <w:pPr>
-              <w:spacing w:after="0" w:line="240" w:lineRule="auto"/>
-              <w:rPr>
-                <w:rFonts w:hint="eastAsia" w:ascii="微软雅黑" w:hAnsi="微软雅黑" w:eastAsia="微软雅黑" w:cs="微软雅黑"/>
-              </w:rPr>
-            </w:pPr>
-            <w:r>
-              <w:rPr>
-                <w:rFonts w:hint="eastAsia" w:ascii="微软雅黑" w:hAnsi="微软雅黑" w:eastAsia="微软雅黑" w:cs="微软雅黑"/>
-              </w:rPr>
-              <w:t>BGM res/audios/bgm2.mp3</w:t>
+            <w:tcW w:w="4320" w:type="dxa"/>
+          </w:tcPr>
+          <w:p>
+            <w:pPr>
+              <w:spacing w:after="0" w:line="240" w:lineRule="auto"/>
+              <w:rPr>
+                <w:rFonts w:hint="eastAsia" w:ascii="微软雅黑" w:hAnsi="微软雅黑" w:eastAsia="微软雅黑" w:cs="微软雅黑"/>
+              </w:rPr>
+            </w:pPr>
+            <w:r>
+              <w:rPr>
+                <w:rFonts w:hint="eastAsia" w:ascii="微软雅黑" w:hAnsi="微软雅黑" w:eastAsia="微软雅黑" w:cs="微软雅黑"/>
+              </w:rPr>
+              <w:t>可靠</w:t>
+            </w:r>
+          </w:p>
+        </w:tc>
+        <w:tc>
+          <w:tcPr>
+            <w:tcW w:w="4320" w:type="dxa"/>
+          </w:tcPr>
+          <w:p>
+            <w:pPr>
+              <w:spacing w:after="0" w:line="240" w:lineRule="auto"/>
+              <w:rPr>
+                <w:rFonts w:hint="eastAsia" w:ascii="微软雅黑" w:hAnsi="微软雅黑" w:eastAsia="微软雅黑" w:cs="微软雅黑"/>
+              </w:rPr>
+            </w:pPr>
+            <w:r>
+              <w:rPr>
+                <w:rFonts w:hint="eastAsia" w:ascii="微软雅黑" w:hAnsi="微软雅黑" w:eastAsia="微软雅黑" w:cs="微软雅黑"/>
+              </w:rPr>
+              <w:t>Ledger 双写校验；Order 状态机；事务包裹 checkout</w:t>
             </w:r>
           </w:p>
         </w:tc>
@@ -1597,58 +6704,39 @@
         </w:tblPrEx>
         <w:tc>
           <w:tcPr>
-            <w:tcW w:w="2880" w:type="dxa"/>
-          </w:tcPr>
-          <w:p>
-            <w:pPr>
-              <w:spacing w:after="0" w:line="240" w:lineRule="auto"/>
-              <w:rPr>
-                <w:rFonts w:hint="eastAsia" w:ascii="微软雅黑" w:hAnsi="微软雅黑" w:eastAsia="微软雅黑" w:cs="微软雅黑"/>
-              </w:rPr>
-            </w:pPr>
-            <w:r>
-              <w:rPr>
-                <w:rFonts w:hint="eastAsia" w:ascii="微软雅黑" w:hAnsi="微软雅黑" w:eastAsia="微软雅黑" w:cs="微软雅黑"/>
-              </w:rPr>
-              <w:t>postprocessing</w:t>
-            </w:r>
-          </w:p>
-        </w:tc>
-        <w:tc>
-          <w:tcPr>
-            <w:tcW w:w="2880" w:type="dxa"/>
-          </w:tcPr>
-          <w:p>
-            <w:pPr>
-              <w:spacing w:after="0" w:line="240" w:lineRule="auto"/>
-              <w:rPr>
-                <w:rFonts w:hint="eastAsia" w:ascii="微软雅黑" w:hAnsi="微软雅黑" w:eastAsia="微软雅黑" w:cs="微软雅黑"/>
-              </w:rPr>
-            </w:pPr>
-            <w:r>
-              <w:rPr>
-                <w:rFonts w:hint="eastAsia" w:ascii="微软雅黑" w:hAnsi="微软雅黑" w:eastAsia="微软雅黑" w:cs="微软雅黑"/>
-              </w:rPr>
-              <w:t>5 处</w:t>
-            </w:r>
-          </w:p>
-        </w:tc>
-        <w:tc>
-          <w:tcPr>
-            <w:tcW w:w="2880" w:type="dxa"/>
-          </w:tcPr>
-          <w:p>
-            <w:pPr>
-              <w:spacing w:after="0" w:line="240" w:lineRule="auto"/>
-              <w:rPr>
-                <w:rFonts w:hint="eastAsia" w:ascii="微软雅黑" w:hAnsi="微软雅黑" w:eastAsia="微软雅黑" w:cs="微软雅黑"/>
-              </w:rPr>
-            </w:pPr>
-            <w:r>
-              <w:rPr>
-                <w:rFonts w:hint="eastAsia" w:ascii="微软雅黑" w:hAnsi="微软雅黑" w:eastAsia="微软雅黑" w:cs="微软雅黑"/>
-              </w:rPr>
-              <w:t>Bloom/EffectPass 后期</w:t>
+            <w:tcW w:w="4320" w:type="dxa"/>
+          </w:tcPr>
+          <w:p>
+            <w:pPr>
+              <w:spacing w:after="0" w:line="240" w:lineRule="auto"/>
+              <w:rPr>
+                <w:rFonts w:hint="eastAsia" w:ascii="微软雅黑" w:hAnsi="微软雅黑" w:eastAsia="微软雅黑" w:cs="微软雅黑"/>
+              </w:rPr>
+            </w:pPr>
+            <w:r>
+              <w:rPr>
+                <w:rFonts w:hint="eastAsia" w:ascii="微软雅黑" w:hAnsi="微软雅黑" w:eastAsia="微软雅黑" w:cs="微软雅黑"/>
+              </w:rPr>
+              <w:t>可维护</w:t>
+            </w:r>
+          </w:p>
+        </w:tc>
+        <w:tc>
+          <w:tcPr>
+            <w:tcW w:w="4320" w:type="dxa"/>
+          </w:tcPr>
+          <w:p>
+            <w:pPr>
+              <w:spacing w:after="0" w:line="240" w:lineRule="auto"/>
+              <w:rPr>
+                <w:rFonts w:hint="eastAsia" w:ascii="微软雅黑" w:hAnsi="微软雅黑" w:eastAsia="微软雅黑" w:cs="微软雅黑"/>
+              </w:rPr>
+            </w:pPr>
+            <w:r>
+              <w:rPr>
+                <w:rFonts w:hint="eastAsia" w:ascii="微软雅黑" w:hAnsi="微软雅黑" w:eastAsia="微软雅黑" w:cs="微软雅黑"/>
+              </w:rPr>
+              <w:t>ESLint + 模块边界 lint；ToolProvider 注册表</w:t>
             </w:r>
           </w:p>
         </w:tc>
@@ -1672,58 +6760,39 @@
         </w:tblPrEx>
         <w:tc>
           <w:tcPr>
-            <w:tcW w:w="2880" w:type="dxa"/>
-          </w:tcPr>
-          <w:p>
-            <w:pPr>
-              <w:spacing w:after="0" w:line="240" w:lineRule="auto"/>
-              <w:rPr>
-                <w:rFonts w:hint="eastAsia" w:ascii="微软雅黑" w:hAnsi="微软雅黑" w:eastAsia="微软雅黑" w:cs="微软雅黑"/>
-              </w:rPr>
-            </w:pPr>
-            <w:r>
-              <w:rPr>
-                <w:rFonts w:hint="eastAsia" w:ascii="微软雅黑" w:hAnsi="微软雅黑" w:eastAsia="微软雅黑" w:cs="微软雅黑"/>
-              </w:rPr>
-              <w:t>gsap</w:t>
-            </w:r>
-          </w:p>
-        </w:tc>
-        <w:tc>
-          <w:tcPr>
-            <w:tcW w:w="2880" w:type="dxa"/>
-          </w:tcPr>
-          <w:p>
-            <w:pPr>
-              <w:spacing w:after="0" w:line="240" w:lineRule="auto"/>
-              <w:rPr>
-                <w:rFonts w:hint="eastAsia" w:ascii="微软雅黑" w:hAnsi="微软雅黑" w:eastAsia="微软雅黑" w:cs="微软雅黑"/>
-              </w:rPr>
-            </w:pPr>
-            <w:r>
-              <w:rPr>
-                <w:rFonts w:hint="eastAsia" w:ascii="微软雅黑" w:hAnsi="微软雅黑" w:eastAsia="微软雅黑" w:cs="微软雅黑"/>
-              </w:rPr>
-              <w:t>2 处</w:t>
-            </w:r>
-          </w:p>
-        </w:tc>
-        <w:tc>
-          <w:tcPr>
-            <w:tcW w:w="2880" w:type="dxa"/>
-          </w:tcPr>
-          <w:p>
-            <w:pPr>
-              <w:spacing w:after="0" w:line="240" w:lineRule="auto"/>
-              <w:rPr>
-                <w:rFonts w:hint="eastAsia" w:ascii="微软雅黑" w:hAnsi="微软雅黑" w:eastAsia="微软雅黑" w:cs="微软雅黑"/>
-              </w:rPr>
-            </w:pPr>
-            <w:r>
-              <w:rPr>
-                <w:rFonts w:hint="eastAsia" w:ascii="微软雅黑" w:hAnsi="微软雅黑" w:eastAsia="微软雅黑" w:cs="微软雅黑"/>
-              </w:rPr>
-              <w:t>镜头/环境/FOV Timeline</w:t>
+            <w:tcW w:w="4320" w:type="dxa"/>
+          </w:tcPr>
+          <w:p>
+            <w:pPr>
+              <w:spacing w:after="0" w:line="240" w:lineRule="auto"/>
+              <w:rPr>
+                <w:rFonts w:hint="eastAsia" w:ascii="微软雅黑" w:hAnsi="微软雅黑" w:eastAsia="微软雅黑" w:cs="微软雅黑"/>
+              </w:rPr>
+            </w:pPr>
+            <w:r>
+              <w:rPr>
+                <w:rFonts w:hint="eastAsia" w:ascii="微软雅黑" w:hAnsi="微软雅黑" w:eastAsia="微软雅黑" w:cs="微软雅黑"/>
+              </w:rPr>
+              <w:t>可扩展</w:t>
+            </w:r>
+          </w:p>
+        </w:tc>
+        <w:tc>
+          <w:tcPr>
+            <w:tcW w:w="4320" w:type="dxa"/>
+          </w:tcPr>
+          <w:p>
+            <w:pPr>
+              <w:spacing w:after="0" w:line="240" w:lineRule="auto"/>
+              <w:rPr>
+                <w:rFonts w:hint="eastAsia" w:ascii="微软雅黑" w:hAnsi="微软雅黑" w:eastAsia="微软雅黑" w:cs="微软雅黑"/>
+              </w:rPr>
+            </w:pPr>
+            <w:r>
+              <w:rPr>
+                <w:rFonts w:hint="eastAsia" w:ascii="微软雅黑" w:hAnsi="微软雅黑" w:eastAsia="微软雅黑" w:cs="微软雅黑"/>
+              </w:rPr>
+              <w:t>EventEngine 策略模式；Repository 接口</w:t>
             </w:r>
           </w:p>
         </w:tc>
@@ -1747,58 +6816,39 @@
         </w:tblPrEx>
         <w:tc>
           <w:tcPr>
-            <w:tcW w:w="2880" w:type="dxa"/>
-          </w:tcPr>
-          <w:p>
-            <w:pPr>
-              <w:spacing w:after="0" w:line="240" w:lineRule="auto"/>
-              <w:rPr>
-                <w:rFonts w:hint="eastAsia" w:ascii="微软雅黑" w:hAnsi="微软雅黑" w:eastAsia="微软雅黑" w:cs="微软雅黑"/>
-              </w:rPr>
-            </w:pPr>
-            <w:r>
-              <w:rPr>
-                <w:rFonts w:hint="eastAsia" w:ascii="微软雅黑" w:hAnsi="微软雅黑" w:eastAsia="微软雅黑" w:cs="微软雅黑"/>
-              </w:rPr>
-              <w:t>GLTF+Draco+KTX2+Meshopt</w:t>
-            </w:r>
-          </w:p>
-        </w:tc>
-        <w:tc>
-          <w:tcPr>
-            <w:tcW w:w="2880" w:type="dxa"/>
-          </w:tcPr>
-          <w:p>
-            <w:pPr>
-              <w:spacing w:after="0" w:line="240" w:lineRule="auto"/>
-              <w:rPr>
-                <w:rFonts w:hint="eastAsia" w:ascii="微软雅黑" w:hAnsi="微软雅黑" w:eastAsia="微软雅黑" w:cs="微软雅黑"/>
-              </w:rPr>
-            </w:pPr>
-            <w:r>
-              <w:rPr>
-                <w:rFonts w:hint="eastAsia" w:ascii="微软雅黑" w:hAnsi="微软雅黑" w:eastAsia="微软雅黑" w:cs="微软雅黑"/>
-              </w:rPr>
-              <w:t>Loader 字符串</w:t>
-            </w:r>
-          </w:p>
-        </w:tc>
-        <w:tc>
-          <w:tcPr>
-            <w:tcW w:w="2880" w:type="dxa"/>
-          </w:tcPr>
-          <w:p>
-            <w:pPr>
-              <w:spacing w:after="0" w:line="240" w:lineRule="auto"/>
-              <w:rPr>
-                <w:rFonts w:hint="eastAsia" w:ascii="微软雅黑" w:hAnsi="微软雅黑" w:eastAsia="微软雅黑" w:cs="微软雅黑"/>
-              </w:rPr>
-            </w:pPr>
-            <w:r>
-              <w:rPr>
-                <w:rFonts w:hint="eastAsia" w:ascii="微软雅黑" w:hAnsi="微软雅黑" w:eastAsia="微软雅黑" w:cs="微软雅黑"/>
-              </w:rPr>
-              <w:t>压缩车模与纹理</w:t>
+            <w:tcW w:w="4320" w:type="dxa"/>
+          </w:tcPr>
+          <w:p>
+            <w:pPr>
+              <w:spacing w:after="0" w:line="240" w:lineRule="auto"/>
+              <w:rPr>
+                <w:rFonts w:hint="eastAsia" w:ascii="微软雅黑" w:hAnsi="微软雅黑" w:eastAsia="微软雅黑" w:cs="微软雅黑"/>
+              </w:rPr>
+            </w:pPr>
+            <w:r>
+              <w:rPr>
+                <w:rFonts w:hint="eastAsia" w:ascii="微软雅黑" w:hAnsi="微软雅黑" w:eastAsia="微软雅黑" w:cs="微软雅黑"/>
+              </w:rPr>
+              <w:t>可测试</w:t>
+            </w:r>
+          </w:p>
+        </w:tc>
+        <w:tc>
+          <w:tcPr>
+            <w:tcW w:w="4320" w:type="dxa"/>
+          </w:tcPr>
+          <w:p>
+            <w:pPr>
+              <w:spacing w:after="0" w:line="240" w:lineRule="auto"/>
+              <w:rPr>
+                <w:rFonts w:hint="eastAsia" w:ascii="微软雅黑" w:hAnsi="微软雅黑" w:eastAsia="微软雅黑" w:cs="微软雅黑"/>
+              </w:rPr>
+            </w:pPr>
+            <w:r>
+              <w:rPr>
+                <w:rFonts w:hint="eastAsia" w:ascii="微软雅黑" w:hAnsi="微软雅黑" w:eastAsia="微软雅黑" w:cs="微软雅黑"/>
+              </w:rPr>
+              <w:t>Domain 纯函数单测；ApiAdapter mock；E2E 支付流程</w:t>
             </w:r>
           </w:p>
         </w:tc>
@@ -1822,358 +6872,39 @@
         </w:tblPrEx>
         <w:tc>
           <w:tcPr>
-            <w:tcW w:w="2880" w:type="dxa"/>
-          </w:tcPr>
-          <w:p>
-            <w:pPr>
-              <w:spacing w:after="0" w:line="240" w:lineRule="auto"/>
-              <w:rPr>
-                <w:rFonts w:hint="eastAsia" w:ascii="微软雅黑" w:hAnsi="微软雅黑" w:eastAsia="微软雅黑" w:cs="微软雅黑"/>
-              </w:rPr>
-            </w:pPr>
-            <w:r>
-              <w:rPr>
-                <w:rFonts w:hint="eastAsia" w:ascii="微软雅黑" w:hAnsi="微软雅黑" w:eastAsia="微软雅黑" w:cs="微软雅黑"/>
-              </w:rPr>
-              <w:t>RGBE+PMREM</w:t>
-            </w:r>
-          </w:p>
-        </w:tc>
-        <w:tc>
-          <w:tcPr>
-            <w:tcW w:w="2880" w:type="dxa"/>
-          </w:tcPr>
-          <w:p>
-            <w:pPr>
-              <w:spacing w:after="0" w:line="240" w:lineRule="auto"/>
-              <w:rPr>
-                <w:rFonts w:hint="eastAsia" w:ascii="微软雅黑" w:hAnsi="微软雅黑" w:eastAsia="微软雅黑" w:cs="微软雅黑"/>
-              </w:rPr>
-            </w:pPr>
-            <w:r>
-              <w:rPr>
-                <w:rFonts w:hint="eastAsia" w:ascii="微软雅黑" w:hAnsi="微软雅黑" w:eastAsia="微软雅黑" w:cs="微软雅黑"/>
-              </w:rPr>
-              <w:t>Loader+PMREM</w:t>
-            </w:r>
-          </w:p>
-        </w:tc>
-        <w:tc>
-          <w:tcPr>
-            <w:tcW w:w="2880" w:type="dxa"/>
-          </w:tcPr>
-          <w:p>
-            <w:pPr>
-              <w:spacing w:after="0" w:line="240" w:lineRule="auto"/>
-              <w:rPr>
-                <w:rFonts w:hint="eastAsia" w:ascii="微软雅黑" w:hAnsi="微软雅黑" w:eastAsia="微软雅黑" w:cs="微软雅黑"/>
-              </w:rPr>
-            </w:pPr>
-            <w:r>
-              <w:rPr>
-                <w:rFonts w:hint="eastAsia" w:ascii="微软雅黑" w:hAnsi="微软雅黑" w:eastAsia="微软雅黑" w:cs="微软雅黑"/>
-              </w:rPr>
-              <w:t>HDR 物理环境光</w:t>
-            </w:r>
-          </w:p>
-        </w:tc>
-      </w:tr>
-      <w:tr>
-        <w:tblPrEx>
-          <w:tblBorders>
-            <w:top w:val="single" w:color="auto" w:sz="4" w:space="0"/>
-            <w:left w:val="single" w:color="auto" w:sz="4" w:space="0"/>
-            <w:bottom w:val="single" w:color="auto" w:sz="4" w:space="0"/>
-            <w:right w:val="single" w:color="auto" w:sz="4" w:space="0"/>
-            <w:insideH w:val="single" w:color="auto" w:sz="4" w:space="0"/>
-            <w:insideV w:val="single" w:color="auto" w:sz="4" w:space="0"/>
-          </w:tblBorders>
-          <w:tblCellMar>
-            <w:top w:w="0" w:type="dxa"/>
-            <w:left w:w="108" w:type="dxa"/>
-            <w:bottom w:w="0" w:type="dxa"/>
-            <w:right w:w="108" w:type="dxa"/>
-          </w:tblCellMar>
-        </w:tblPrEx>
-        <w:tc>
-          <w:tcPr>
-            <w:tcW w:w="2880" w:type="dxa"/>
-          </w:tcPr>
-          <w:p>
-            <w:pPr>
-              <w:spacing w:after="0" w:line="240" w:lineRule="auto"/>
-              <w:rPr>
-                <w:rFonts w:hint="eastAsia" w:ascii="微软雅黑" w:hAnsi="微软雅黑" w:eastAsia="微软雅黑" w:cs="微软雅黑"/>
-              </w:rPr>
-            </w:pPr>
-            <w:r>
-              <w:rPr>
-                <w:rFonts w:hint="eastAsia" w:ascii="微软雅黑" w:hAnsi="微软雅黑" w:eastAsia="微软雅黑" w:cs="微软雅黑"/>
-              </w:rPr>
-              <w:t>Reflector</w:t>
-            </w:r>
-          </w:p>
-        </w:tc>
-        <w:tc>
-          <w:tcPr>
-            <w:tcW w:w="2880" w:type="dxa"/>
-          </w:tcPr>
-          <w:p>
-            <w:pPr>
-              <w:spacing w:after="0" w:line="240" w:lineRule="auto"/>
-              <w:rPr>
-                <w:rFonts w:hint="eastAsia" w:ascii="微软雅黑" w:hAnsi="微软雅黑" w:eastAsia="微软雅黑" w:cs="微软雅黑"/>
-              </w:rPr>
-            </w:pPr>
-            <w:r>
-              <w:rPr>
-                <w:rFonts w:hint="eastAsia" w:ascii="微软雅黑" w:hAnsi="微软雅黑" w:eastAsia="微软雅黑" w:cs="微软雅黑"/>
-              </w:rPr>
-              <w:t>13 处</w:t>
-            </w:r>
-          </w:p>
-        </w:tc>
-        <w:tc>
-          <w:tcPr>
-            <w:tcW w:w="2880" w:type="dxa"/>
-          </w:tcPr>
-          <w:p>
-            <w:pPr>
-              <w:spacing w:after="0" w:line="240" w:lineRule="auto"/>
-              <w:rPr>
-                <w:rFonts w:hint="eastAsia" w:ascii="微软雅黑" w:hAnsi="微软雅黑" w:eastAsia="微软雅黑" w:cs="微软雅黑"/>
-              </w:rPr>
-            </w:pPr>
-            <w:r>
-              <w:rPr>
-                <w:rFonts w:hint="eastAsia" w:ascii="微软雅黑" w:hAnsi="微软雅黑" w:eastAsia="微软雅黑" w:cs="微软雅黑"/>
-              </w:rPr>
-              <w:t>展厅地面反射（非 SSR Pass）</w:t>
-            </w:r>
-          </w:p>
-        </w:tc>
-      </w:tr>
-      <w:tr>
-        <w:tblPrEx>
-          <w:tblBorders>
-            <w:top w:val="single" w:color="auto" w:sz="4" w:space="0"/>
-            <w:left w:val="single" w:color="auto" w:sz="4" w:space="0"/>
-            <w:bottom w:val="single" w:color="auto" w:sz="4" w:space="0"/>
-            <w:right w:val="single" w:color="auto" w:sz="4" w:space="0"/>
-            <w:insideH w:val="single" w:color="auto" w:sz="4" w:space="0"/>
-            <w:insideV w:val="single" w:color="auto" w:sz="4" w:space="0"/>
-          </w:tblBorders>
-          <w:tblCellMar>
-            <w:top w:w="0" w:type="dxa"/>
-            <w:left w:w="108" w:type="dxa"/>
-            <w:bottom w:w="0" w:type="dxa"/>
-            <w:right w:w="108" w:type="dxa"/>
-          </w:tblCellMar>
-        </w:tblPrEx>
-        <w:tc>
-          <w:tcPr>
-            <w:tcW w:w="2880" w:type="dxa"/>
-          </w:tcPr>
-          <w:p>
-            <w:pPr>
-              <w:spacing w:after="0" w:line="240" w:lineRule="auto"/>
-              <w:rPr>
-                <w:rFonts w:hint="eastAsia" w:ascii="微软雅黑" w:hAnsi="微软雅黑" w:eastAsia="微软雅黑" w:cs="微软雅黑"/>
-              </w:rPr>
-            </w:pPr>
-            <w:r>
-              <w:rPr>
-                <w:rFonts w:hint="eastAsia" w:ascii="微软雅黑" w:hAnsi="微软雅黑" w:eastAsia="微软雅黑" w:cs="微软雅黑"/>
-              </w:rPr>
-              <w:t>clippingPlanes</w:t>
-            </w:r>
-          </w:p>
-        </w:tc>
-        <w:tc>
-          <w:tcPr>
-            <w:tcW w:w="2880" w:type="dxa"/>
-          </w:tcPr>
-          <w:p>
-            <w:pPr>
-              <w:spacing w:after="0" w:line="240" w:lineRule="auto"/>
-              <w:rPr>
-                <w:rFonts w:hint="eastAsia" w:ascii="微软雅黑" w:hAnsi="微软雅黑" w:eastAsia="微软雅黑" w:cs="微软雅黑"/>
-              </w:rPr>
-            </w:pPr>
-            <w:r>
-              <w:rPr>
-                <w:rFonts w:hint="eastAsia" w:ascii="微软雅黑" w:hAnsi="微软雅黑" w:eastAsia="微软雅黑" w:cs="微软雅黑"/>
-              </w:rPr>
-              <w:t>23 处</w:t>
-            </w:r>
-          </w:p>
-        </w:tc>
-        <w:tc>
-          <w:tcPr>
-            <w:tcW w:w="2880" w:type="dxa"/>
-          </w:tcPr>
-          <w:p>
-            <w:pPr>
-              <w:spacing w:after="0" w:line="240" w:lineRule="auto"/>
-              <w:rPr>
-                <w:rFonts w:hint="eastAsia" w:ascii="微软雅黑" w:hAnsi="微软雅黑" w:eastAsia="微软雅黑" w:cs="微软雅黑"/>
-              </w:rPr>
-            </w:pPr>
-            <w:r>
-              <w:rPr>
-                <w:rFonts w:hint="eastAsia" w:ascii="微软雅黑" w:hAnsi="微软雅黑" w:eastAsia="微软雅黑" w:cs="微软雅黑"/>
-              </w:rPr>
-              <w:t>风阻/切面展示</w:t>
-            </w:r>
-          </w:p>
-        </w:tc>
-      </w:tr>
-      <w:tr>
-        <w:tblPrEx>
-          <w:tblBorders>
-            <w:top w:val="single" w:color="auto" w:sz="4" w:space="0"/>
-            <w:left w:val="single" w:color="auto" w:sz="4" w:space="0"/>
-            <w:bottom w:val="single" w:color="auto" w:sz="4" w:space="0"/>
-            <w:right w:val="single" w:color="auto" w:sz="4" w:space="0"/>
-            <w:insideH w:val="single" w:color="auto" w:sz="4" w:space="0"/>
-            <w:insideV w:val="single" w:color="auto" w:sz="4" w:space="0"/>
-          </w:tblBorders>
-          <w:tblCellMar>
-            <w:top w:w="0" w:type="dxa"/>
-            <w:left w:w="108" w:type="dxa"/>
-            <w:bottom w:w="0" w:type="dxa"/>
-            <w:right w:w="108" w:type="dxa"/>
-          </w:tblCellMar>
-        </w:tblPrEx>
-        <w:tc>
-          <w:tcPr>
-            <w:tcW w:w="2880" w:type="dxa"/>
-          </w:tcPr>
-          <w:p>
-            <w:pPr>
-              <w:spacing w:after="0" w:line="240" w:lineRule="auto"/>
-              <w:rPr>
-                <w:rFonts w:hint="eastAsia" w:ascii="微软雅黑" w:hAnsi="微软雅黑" w:eastAsia="微软雅黑" w:cs="微软雅黑"/>
-              </w:rPr>
-            </w:pPr>
-            <w:r>
-              <w:rPr>
-                <w:rFonts w:hint="eastAsia" w:ascii="微软雅黑" w:hAnsi="微软雅黑" w:eastAsia="微软雅黑" w:cs="微软雅黑"/>
-              </w:rPr>
-              <w:t>MeshPhysicalMaterial 高级层</w:t>
-            </w:r>
-          </w:p>
-        </w:tc>
-        <w:tc>
-          <w:tcPr>
-            <w:tcW w:w="2880" w:type="dxa"/>
-          </w:tcPr>
-          <w:p>
-            <w:pPr>
-              <w:spacing w:after="0" w:line="240" w:lineRule="auto"/>
-              <w:rPr>
-                <w:rFonts w:hint="eastAsia" w:ascii="微软雅黑" w:hAnsi="微软雅黑" w:eastAsia="微软雅黑" w:cs="微软雅黑"/>
-              </w:rPr>
-            </w:pPr>
-            <w:r>
-              <w:rPr>
-                <w:rFonts w:hint="eastAsia" w:ascii="微软雅黑" w:hAnsi="微软雅黑" w:eastAsia="微软雅黑" w:cs="微软雅黑"/>
-              </w:rPr>
-              <w:t>clearcoat/sheen/iridescence 高频</w:t>
-            </w:r>
-          </w:p>
-        </w:tc>
-        <w:tc>
-          <w:tcPr>
-            <w:tcW w:w="2880" w:type="dxa"/>
-          </w:tcPr>
-          <w:p>
-            <w:pPr>
-              <w:spacing w:after="0" w:line="240" w:lineRule="auto"/>
-              <w:rPr>
-                <w:rFonts w:hint="eastAsia" w:ascii="微软雅黑" w:hAnsi="微软雅黑" w:eastAsia="微软雅黑" w:cs="微软雅黑"/>
-              </w:rPr>
-            </w:pPr>
-            <w:r>
-              <w:rPr>
-                <w:rFonts w:hint="eastAsia" w:ascii="微软雅黑" w:hAnsi="微软雅黑" w:eastAsia="微软雅黑" w:cs="微软雅黑"/>
-              </w:rPr>
-              <w:t>拟真车漆</w:t>
-            </w:r>
-          </w:p>
-        </w:tc>
-      </w:tr>
-      <w:tr>
-        <w:tblPrEx>
-          <w:tblBorders>
-            <w:top w:val="single" w:color="auto" w:sz="4" w:space="0"/>
-            <w:left w:val="single" w:color="auto" w:sz="4" w:space="0"/>
-            <w:bottom w:val="single" w:color="auto" w:sz="4" w:space="0"/>
-            <w:right w:val="single" w:color="auto" w:sz="4" w:space="0"/>
-            <w:insideH w:val="single" w:color="auto" w:sz="4" w:space="0"/>
-            <w:insideV w:val="single" w:color="auto" w:sz="4" w:space="0"/>
-          </w:tblBorders>
-          <w:tblCellMar>
-            <w:top w:w="0" w:type="dxa"/>
-            <w:left w:w="108" w:type="dxa"/>
-            <w:bottom w:w="0" w:type="dxa"/>
-            <w:right w:w="108" w:type="dxa"/>
-          </w:tblCellMar>
-        </w:tblPrEx>
-        <w:tc>
-          <w:tcPr>
-            <w:tcW w:w="2880" w:type="dxa"/>
-          </w:tcPr>
-          <w:p>
-            <w:pPr>
-              <w:spacing w:after="0" w:line="240" w:lineRule="auto"/>
-              <w:rPr>
-                <w:rFonts w:hint="eastAsia" w:ascii="微软雅黑" w:hAnsi="微软雅黑" w:eastAsia="微软雅黑" w:cs="微软雅黑"/>
-              </w:rPr>
-            </w:pPr>
-            <w:r>
-              <w:rPr>
-                <w:rFonts w:hint="eastAsia" w:ascii="微软雅黑" w:hAnsi="微软雅黑" w:eastAsia="微软雅黑" w:cs="微软雅黑"/>
-              </w:rPr>
-              <w:t>TSL</w:t>
-            </w:r>
-          </w:p>
-        </w:tc>
-        <w:tc>
-          <w:tcPr>
-            <w:tcW w:w="2880" w:type="dxa"/>
-          </w:tcPr>
-          <w:p>
-            <w:pPr>
-              <w:spacing w:after="0" w:line="240" w:lineRule="auto"/>
-              <w:rPr>
-                <w:rFonts w:hint="eastAsia" w:ascii="微软雅黑" w:hAnsi="微软雅黑" w:eastAsia="微软雅黑" w:cs="微软雅黑"/>
-              </w:rPr>
-            </w:pPr>
-            <w:r>
-              <w:rPr>
-                <w:rFonts w:hint="eastAsia" w:ascii="微软雅黑" w:hAnsi="微软雅黑" w:eastAsia="微软雅黑" w:cs="微软雅黑"/>
-              </w:rPr>
-              <w:t>10 处</w:t>
-            </w:r>
-          </w:p>
-        </w:tc>
-        <w:tc>
-          <w:tcPr>
-            <w:tcW w:w="2880" w:type="dxa"/>
-          </w:tcPr>
-          <w:p>
-            <w:pPr>
-              <w:spacing w:after="0" w:line="240" w:lineRule="auto"/>
-              <w:rPr>
-                <w:rFonts w:hint="eastAsia" w:ascii="微软雅黑" w:hAnsi="微软雅黑" w:eastAsia="微软雅黑" w:cs="微软雅黑"/>
-              </w:rPr>
-            </w:pPr>
-            <w:r>
-              <w:rPr>
-                <w:rFonts w:hint="eastAsia" w:ascii="微软雅黑" w:hAnsi="微软雅黑" w:eastAsia="微软雅黑" w:cs="微软雅黑"/>
-              </w:rPr>
-              <w:t>Three Shading Language 节点材质</w:t>
+            <w:tcW w:w="4320" w:type="dxa"/>
+          </w:tcPr>
+          <w:p>
+            <w:pPr>
+              <w:spacing w:after="0" w:line="240" w:lineRule="auto"/>
+              <w:rPr>
+                <w:rFonts w:hint="eastAsia" w:ascii="微软雅黑" w:hAnsi="微软雅黑" w:eastAsia="微软雅黑" w:cs="微软雅黑"/>
+              </w:rPr>
+            </w:pPr>
+            <w:r>
+              <w:rPr>
+                <w:rFonts w:hint="eastAsia" w:ascii="微软雅黑" w:hAnsi="微软雅黑" w:eastAsia="微软雅黑" w:cs="微软雅黑"/>
+              </w:rPr>
+              <w:t>日志</w:t>
+            </w:r>
+          </w:p>
+        </w:tc>
+        <w:tc>
+          <w:tcPr>
+            <w:tcW w:w="4320" w:type="dxa"/>
+          </w:tcPr>
+          <w:p>
+            <w:pPr>
+              <w:spacing w:after="0" w:line="240" w:lineRule="auto"/>
+              <w:rPr>
+                <w:rFonts w:hint="eastAsia" w:ascii="微软雅黑" w:hAnsi="微软雅黑" w:eastAsia="微软雅黑" w:cs="微软雅黑"/>
+              </w:rPr>
+            </w:pPr>
+            <w:r>
+              <w:rPr>
+                <w:rFonts w:hint="eastAsia" w:ascii="微软雅黑" w:hAnsi="微软雅黑" w:eastAsia="微软雅黑" w:cs="微软雅黑"/>
+              </w:rPr>
+              <w:t>electron-log 分 module；敏感字段脱敏</w:t>
             </w:r>
           </w:p>
         </w:tc>
@@ -2181,7 +6912,7 @@
     </w:tbl>
     <w:p>
       <w:pPr>
-        <w:pStyle w:val="5"/>
+        <w:pStyle w:val="3"/>
         <w:rPr>
           <w:rFonts w:hint="eastAsia" w:ascii="微软雅黑" w:hAnsi="微软雅黑" w:eastAsia="微软雅黑" w:cs="微软雅黑"/>
         </w:rPr>
@@ -2189,10 +6920,8 @@
       <w:r>
         <w:rPr>
           <w:rFonts w:hint="eastAsia" w:ascii="微软雅黑" w:hAnsi="微软雅黑" w:eastAsia="微软雅黑" w:cs="微软雅黑"/>
-          <w:b/>
-          <w:sz w:val="28"/>
-        </w:rPr>
-        <w:t>A.2 资源清单（bundle 内嵌路径，禁止拷贝进万物）</w:t>
+        </w:rPr>
+        <w:t>11. 测试策略（概要）</w:t>
       </w:r>
     </w:p>
     <w:p>
@@ -2204,14 +6933,13 @@
       <w:r>
         <w:rPr>
           <w:rFonts w:hint="eastAsia" w:ascii="微软雅黑" w:hAnsi="微软雅黑" w:eastAsia="微软雅黑" w:cs="微软雅黑"/>
-          <w:sz w:val="22"/>
-        </w:rPr>
-        <w:t>网格：sm_car.glb（主车）、sm_startroom.raw.glb（展厅）、sm_speedup.glb（加速线）、sm_windspeed.glb（风阻）、sm_linecar.glb（线框车）、sm_simplecar.glb、sm_carradar.glb（雷达）、sm_curvature.glb、sm_car_lightbar.glb、sm_size.glb。纹理/HDR：t_env_light.hdr、t_env_night.hdr、t_gm_car_body_bc.png、t_floor_normal.webp、t_scar_matcap.png、t_saLine.png 等。UI 色块：b1.png～b13.png。完整表见 doc/design/su7-reverse-engineering.md。</w:t>
+        </w:rPr>
+        <w:t>单元测试：PriceEngine、LevelService、PunishmentPolicy、integrity 衰减公式。集成测试：PaymentService.checkout 全流程、Todo 奖励限制。API 测试：各 ApiAdapter 使用 nock/msw mock 响应；契约测试固定 snapshot。E2E（可选）：Playwright 走通注册→赚币→购买。3D 冒烟：加载 SU7 无 console error、dispose 后 memory 不持续增长。</w:t>
       </w:r>
     </w:p>
     <w:p>
       <w:pPr>
-        <w:pStyle w:val="5"/>
+        <w:pStyle w:val="3"/>
         <w:rPr>
           <w:rFonts w:hint="eastAsia" w:ascii="微软雅黑" w:hAnsi="微软雅黑" w:eastAsia="微软雅黑" w:cs="微软雅黑"/>
         </w:rPr>
@@ -2219,10 +6947,35 @@
       <w:r>
         <w:rPr>
           <w:rFonts w:hint="eastAsia" w:ascii="微软雅黑" w:hAnsi="微软雅黑" w:eastAsia="微软雅黑" w:cs="微软雅黑"/>
-          <w:b/>
-          <w:sz w:val="28"/>
-        </w:rPr>
-        <w:t>A.3 展示模式与 UI（CSS 逆向）</w:t>
+        </w:rPr>
+        <w:t>12. 路由与 IPC 接口</w:t>
+      </w:r>
+    </w:p>
+    <w:p>
+      <w:pPr>
+        <w:rPr>
+          <w:rFonts w:hint="eastAsia" w:ascii="微软雅黑" w:hAnsi="微软雅黑" w:eastAsia="微软雅黑" w:cs="微软雅黑"/>
+        </w:rPr>
+      </w:pPr>
+      <w:r>
+        <w:rPr>
+          <w:rFonts w:hint="eastAsia" w:ascii="微软雅黑" w:hAnsi="微软雅黑" w:eastAsia="微软雅黑" w:cs="微软雅黑"/>
+        </w:rPr>
+        <w:t>IPC 通道（主进程）：cloud-abode:db:* 数据库操作；cloud-abode:api 外部 API；cloud-abode:pandoc-convert 文档转换；cloud-abode:life-tick 生活模拟定时；cloud-abode:encrypt/decrypt 敏感数据。渲染进程仅通过 typed preload API 访问。</w:t>
+      </w:r>
+    </w:p>
+    <w:p>
+      <w:pPr>
+        <w:pStyle w:val="3"/>
+        <w:rPr>
+          <w:rFonts w:hint="eastAsia" w:ascii="微软雅黑" w:hAnsi="微软雅黑" w:eastAsia="微软雅黑" w:cs="微软雅黑"/>
+        </w:rPr>
+      </w:pPr>
+      <w:r>
+        <w:rPr>
+          <w:rFonts w:hint="eastAsia" w:ascii="微软雅黑" w:hAnsi="微软雅黑" w:eastAsia="微软雅黑" w:cs="微软雅黑"/>
+        </w:rPr>
+        <w:t>13. 实现路线图（分阶段）</w:t>
       </w:r>
     </w:p>
     <w:tbl>
@@ -2247,9 +7000,10 @@
         </w:tblCellMar>
       </w:tblPr>
       <w:tblGrid>
-        <w:gridCol w:w="2880"/>
-        <w:gridCol w:w="2880"/>
-        <w:gridCol w:w="2880"/>
+        <w:gridCol w:w="1791"/>
+        <w:gridCol w:w="1781"/>
+        <w:gridCol w:w="3263"/>
+        <w:gridCol w:w="2021"/>
       </w:tblGrid>
       <w:tr>
         <w:tblPrEx>
@@ -2270,58 +7024,77 @@
         </w:tblPrEx>
         <w:tc>
           <w:tcPr>
-            <w:tcW w:w="2880" w:type="dxa"/>
-          </w:tcPr>
-          <w:p>
-            <w:pPr>
-              <w:spacing w:after="0" w:line="240" w:lineRule="auto"/>
-              <w:rPr>
-                <w:rFonts w:hint="eastAsia" w:ascii="微软雅黑" w:hAnsi="微软雅黑" w:eastAsia="微软雅黑" w:cs="微软雅黑"/>
-              </w:rPr>
-            </w:pPr>
-            <w:r>
-              <w:rPr>
-                <w:rFonts w:hint="eastAsia" w:ascii="微软雅黑" w:hAnsi="微软雅黑" w:eastAsia="微软雅黑" w:cs="微软雅黑"/>
-              </w:rPr>
-              <w:t>模式/区域</w:t>
-            </w:r>
-          </w:p>
-        </w:tc>
-        <w:tc>
-          <w:tcPr>
-            <w:tcW w:w="2880" w:type="dxa"/>
-          </w:tcPr>
-          <w:p>
-            <w:pPr>
-              <w:spacing w:after="0" w:line="240" w:lineRule="auto"/>
-              <w:rPr>
-                <w:rFonts w:hint="eastAsia" w:ascii="微软雅黑" w:hAnsi="微软雅黑" w:eastAsia="微软雅黑" w:cs="微软雅黑"/>
-              </w:rPr>
-            </w:pPr>
-            <w:r>
-              <w:rPr>
-                <w:rFonts w:hint="eastAsia" w:ascii="微软雅黑" w:hAnsi="微软雅黑" w:eastAsia="微软雅黑" w:cs="微软雅黑"/>
-              </w:rPr>
-              <w:t>DOM/CSS</w:t>
-            </w:r>
-          </w:p>
-        </w:tc>
-        <w:tc>
-          <w:tcPr>
-            <w:tcW w:w="2880" w:type="dxa"/>
-          </w:tcPr>
-          <w:p>
-            <w:pPr>
-              <w:spacing w:after="0" w:line="240" w:lineRule="auto"/>
-              <w:rPr>
-                <w:rFonts w:hint="eastAsia" w:ascii="微软雅黑" w:hAnsi="微软雅黑" w:eastAsia="微软雅黑" w:cs="微软雅黑"/>
-              </w:rPr>
-            </w:pPr>
-            <w:r>
-              <w:rPr>
-                <w:rFonts w:hint="eastAsia" w:ascii="微软雅黑" w:hAnsi="微软雅黑" w:eastAsia="微软雅黑" w:cs="微软雅黑"/>
-              </w:rPr>
-              <w:t>技术实现要点</w:t>
+            <w:tcW w:w="2160" w:type="dxa"/>
+          </w:tcPr>
+          <w:p>
+            <w:pPr>
+              <w:spacing w:after="0" w:line="240" w:lineRule="auto"/>
+              <w:rPr>
+                <w:rFonts w:hint="eastAsia" w:ascii="微软雅黑" w:hAnsi="微软雅黑" w:eastAsia="微软雅黑" w:cs="微软雅黑"/>
+              </w:rPr>
+            </w:pPr>
+            <w:r>
+              <w:rPr>
+                <w:rFonts w:hint="eastAsia" w:ascii="微软雅黑" w:hAnsi="微软雅黑" w:eastAsia="微软雅黑" w:cs="微软雅黑"/>
+              </w:rPr>
+              <w:t>阶段</w:t>
+            </w:r>
+          </w:p>
+        </w:tc>
+        <w:tc>
+          <w:tcPr>
+            <w:tcW w:w="2160" w:type="dxa"/>
+          </w:tcPr>
+          <w:p>
+            <w:pPr>
+              <w:spacing w:after="0" w:line="240" w:lineRule="auto"/>
+              <w:rPr>
+                <w:rFonts w:hint="eastAsia" w:ascii="微软雅黑" w:hAnsi="微软雅黑" w:eastAsia="微软雅黑" w:cs="微软雅黑"/>
+              </w:rPr>
+            </w:pPr>
+            <w:r>
+              <w:rPr>
+                <w:rFonts w:hint="eastAsia" w:ascii="微软雅黑" w:hAnsi="微软雅黑" w:eastAsia="微软雅黑" w:cs="微软雅黑"/>
+              </w:rPr>
+              <w:t>周期</w:t>
+            </w:r>
+          </w:p>
+        </w:tc>
+        <w:tc>
+          <w:tcPr>
+            <w:tcW w:w="2160" w:type="dxa"/>
+          </w:tcPr>
+          <w:p>
+            <w:pPr>
+              <w:spacing w:after="0" w:line="240" w:lineRule="auto"/>
+              <w:rPr>
+                <w:rFonts w:hint="eastAsia" w:ascii="微软雅黑" w:hAnsi="微软雅黑" w:eastAsia="微软雅黑" w:cs="微软雅黑"/>
+              </w:rPr>
+            </w:pPr>
+            <w:r>
+              <w:rPr>
+                <w:rFonts w:hint="eastAsia" w:ascii="微软雅黑" w:hAnsi="微软雅黑" w:eastAsia="微软雅黑" w:cs="微软雅黑"/>
+              </w:rPr>
+              <w:t>交付物</w:t>
+            </w:r>
+          </w:p>
+        </w:tc>
+        <w:tc>
+          <w:tcPr>
+            <w:tcW w:w="2160" w:type="dxa"/>
+          </w:tcPr>
+          <w:p>
+            <w:pPr>
+              <w:spacing w:after="0" w:line="240" w:lineRule="auto"/>
+              <w:rPr>
+                <w:rFonts w:hint="eastAsia" w:ascii="微软雅黑" w:hAnsi="微软雅黑" w:eastAsia="微软雅黑" w:cs="微软雅黑"/>
+              </w:rPr>
+            </w:pPr>
+            <w:r>
+              <w:rPr>
+                <w:rFonts w:hint="eastAsia" w:ascii="微软雅黑" w:hAnsi="微软雅黑" w:eastAsia="微软雅黑" w:cs="微软雅黑"/>
+              </w:rPr>
+              <w:t>依赖</w:t>
             </w:r>
           </w:p>
         </w:tc>
@@ -2345,58 +7118,77 @@
         </w:tblPrEx>
         <w:tc>
           <w:tcPr>
-            <w:tcW w:w="2880" w:type="dxa"/>
-          </w:tcPr>
-          <w:p>
-            <w:pPr>
-              <w:spacing w:after="0" w:line="240" w:lineRule="auto"/>
-              <w:rPr>
-                <w:rFonts w:hint="eastAsia" w:ascii="微软雅黑" w:hAnsi="微软雅黑" w:eastAsia="微软雅黑" w:cs="微软雅黑"/>
-              </w:rPr>
-            </w:pPr>
-            <w:r>
-              <w:rPr>
-                <w:rFonts w:hint="eastAsia" w:ascii="微软雅黑" w:hAnsi="微软雅黑" w:eastAsia="微软雅黑" w:cs="微软雅黑"/>
-              </w:rPr>
-              <w:t>右侧模式切换</w:t>
-            </w:r>
-          </w:p>
-        </w:tc>
-        <w:tc>
-          <w:tcPr>
-            <w:tcW w:w="2880" w:type="dxa"/>
-          </w:tcPr>
-          <w:p>
-            <w:pPr>
-              <w:spacing w:after="0" w:line="240" w:lineRule="auto"/>
-              <w:rPr>
-                <w:rFonts w:hint="eastAsia" w:ascii="微软雅黑" w:hAnsi="微软雅黑" w:eastAsia="微软雅黑" w:cs="微软雅黑"/>
-              </w:rPr>
-            </w:pPr>
-            <w:r>
-              <w:rPr>
-                <w:rFonts w:hint="eastAsia" w:ascii="微软雅黑" w:hAnsi="微软雅黑" w:eastAsia="微软雅黑" w:cs="微软雅黑"/>
-              </w:rPr>
-              <w:t>StateTable-container</w:t>
-            </w:r>
-          </w:p>
-        </w:tc>
-        <w:tc>
-          <w:tcPr>
-            <w:tcW w:w="2880" w:type="dxa"/>
-          </w:tcPr>
-          <w:p>
-            <w:pPr>
-              <w:spacing w:after="0" w:line="240" w:lineRule="auto"/>
-              <w:rPr>
-                <w:rFonts w:hint="eastAsia" w:ascii="微软雅黑" w:hAnsi="微软雅黑" w:eastAsia="微软雅黑" w:cs="微软雅黑"/>
-              </w:rPr>
-            </w:pPr>
-            <w:r>
-              <w:rPr>
-                <w:rFonts w:hint="eastAsia" w:ascii="微软雅黑" w:hAnsi="微软雅黑" w:eastAsia="微软雅黑" w:cs="微软雅黑"/>
-              </w:rPr>
-              <w:t>竖向圆点导航：展厅/风阻/雷达等子场景</w:t>
+            <w:tcW w:w="2160" w:type="dxa"/>
+          </w:tcPr>
+          <w:p>
+            <w:pPr>
+              <w:spacing w:after="0" w:line="240" w:lineRule="auto"/>
+              <w:rPr>
+                <w:rFonts w:hint="eastAsia" w:ascii="微软雅黑" w:hAnsi="微软雅黑" w:eastAsia="微软雅黑" w:cs="微软雅黑"/>
+              </w:rPr>
+            </w:pPr>
+            <w:r>
+              <w:rPr>
+                <w:rFonts w:hint="eastAsia" w:ascii="微软雅黑" w:hAnsi="微软雅黑" w:eastAsia="微软雅黑" w:cs="微软雅黑"/>
+              </w:rPr>
+              <w:t>P0 基础</w:t>
+            </w:r>
+          </w:p>
+        </w:tc>
+        <w:tc>
+          <w:tcPr>
+            <w:tcW w:w="2160" w:type="dxa"/>
+          </w:tcPr>
+          <w:p>
+            <w:pPr>
+              <w:spacing w:after="0" w:line="240" w:lineRule="auto"/>
+              <w:rPr>
+                <w:rFonts w:hint="eastAsia" w:ascii="微软雅黑" w:hAnsi="微软雅黑" w:eastAsia="微软雅黑" w:cs="微软雅黑"/>
+              </w:rPr>
+            </w:pPr>
+            <w:r>
+              <w:rPr>
+                <w:rFonts w:hint="eastAsia" w:ascii="微软雅黑" w:hAnsi="微软雅黑" w:eastAsia="微软雅黑" w:cs="微软雅黑"/>
+              </w:rPr>
+              <w:t>2 周</w:t>
+            </w:r>
+          </w:p>
+        </w:tc>
+        <w:tc>
+          <w:tcPr>
+            <w:tcW w:w="2160" w:type="dxa"/>
+          </w:tcPr>
+          <w:p>
+            <w:pPr>
+              <w:spacing w:after="0" w:line="240" w:lineRule="auto"/>
+              <w:rPr>
+                <w:rFonts w:hint="eastAsia" w:ascii="微软雅黑" w:hAnsi="微软雅黑" w:eastAsia="微软雅黑" w:cs="微软雅黑"/>
+              </w:rPr>
+            </w:pPr>
+            <w:r>
+              <w:rPr>
+                <w:rFonts w:hint="eastAsia" w:ascii="微软雅黑" w:hAnsi="微软雅黑" w:eastAsia="微软雅黑" w:cs="微软雅黑"/>
+              </w:rPr>
+              <w:t>Wallet+Ledger+User+DB 迁移</w:t>
+            </w:r>
+          </w:p>
+        </w:tc>
+        <w:tc>
+          <w:tcPr>
+            <w:tcW w:w="2160" w:type="dxa"/>
+          </w:tcPr>
+          <w:p>
+            <w:pPr>
+              <w:spacing w:after="0" w:line="240" w:lineRule="auto"/>
+              <w:rPr>
+                <w:rFonts w:hint="eastAsia" w:ascii="微软雅黑" w:hAnsi="微软雅黑" w:eastAsia="微软雅黑" w:cs="微软雅黑"/>
+              </w:rPr>
+            </w:pPr>
+            <w:r>
+              <w:rPr>
+                <w:rFonts w:hint="eastAsia" w:ascii="微软雅黑" w:hAnsi="微软雅黑" w:eastAsia="微软雅黑" w:cs="微软雅黑"/>
+              </w:rPr>
+              <w:t>无</w:t>
             </w:r>
           </w:p>
         </w:tc>
@@ -2420,58 +7212,77 @@
         </w:tblPrEx>
         <w:tc>
           <w:tcPr>
-            <w:tcW w:w="2880" w:type="dxa"/>
-          </w:tcPr>
-          <w:p>
-            <w:pPr>
-              <w:spacing w:after="0" w:line="240" w:lineRule="auto"/>
-              <w:rPr>
-                <w:rFonts w:hint="eastAsia" w:ascii="微软雅黑" w:hAnsi="微软雅黑" w:eastAsia="微软雅黑" w:cs="微软雅黑"/>
-              </w:rPr>
-            </w:pPr>
-            <w:r>
-              <w:rPr>
-                <w:rFonts w:hint="eastAsia" w:ascii="微软雅黑" w:hAnsi="微软雅黑" w:eastAsia="微软雅黑" w:cs="微软雅黑"/>
-              </w:rPr>
-              <w:t>底部车漆</w:t>
-            </w:r>
-          </w:p>
-        </w:tc>
-        <w:tc>
-          <w:tcPr>
-            <w:tcW w:w="2880" w:type="dxa"/>
-          </w:tcPr>
-          <w:p>
-            <w:pPr>
-              <w:spacing w:after="0" w:line="240" w:lineRule="auto"/>
-              <w:rPr>
-                <w:rFonts w:hint="eastAsia" w:ascii="微软雅黑" w:hAnsi="微软雅黑" w:eastAsia="微软雅黑" w:cs="微软雅黑"/>
-              </w:rPr>
-            </w:pPr>
-            <w:r>
-              <w:rPr>
-                <w:rFonts w:hint="eastAsia" w:ascii="微软雅黑" w:hAnsi="微软雅黑" w:eastAsia="微软雅黑" w:cs="微软雅黑"/>
-              </w:rPr>
-              <w:t>ColorBar-container</w:t>
-            </w:r>
-          </w:p>
-        </w:tc>
-        <w:tc>
-          <w:tcPr>
-            <w:tcW w:w="2880" w:type="dxa"/>
-          </w:tcPr>
-          <w:p>
-            <w:pPr>
-              <w:spacing w:after="0" w:line="240" w:lineRule="auto"/>
-              <w:rPr>
-                <w:rFonts w:hint="eastAsia" w:ascii="微软雅黑" w:hAnsi="微软雅黑" w:eastAsia="微软雅黑" w:cs="微软雅黑"/>
-              </w:rPr>
-            </w:pPr>
-            <w:r>
-              <w:rPr>
-                <w:rFonts w:hint="eastAsia" w:ascii="微软雅黑" w:hAnsi="微软雅黑" w:eastAsia="微软雅黑" w:cs="微软雅黑"/>
-              </w:rPr>
-              <w:t>圆形色盘 b1～b13 预设色</w:t>
+            <w:tcW w:w="2160" w:type="dxa"/>
+          </w:tcPr>
+          <w:p>
+            <w:pPr>
+              <w:spacing w:after="0" w:line="240" w:lineRule="auto"/>
+              <w:rPr>
+                <w:rFonts w:hint="eastAsia" w:ascii="微软雅黑" w:hAnsi="微软雅黑" w:eastAsia="微软雅黑" w:cs="微软雅黑"/>
+              </w:rPr>
+            </w:pPr>
+            <w:r>
+              <w:rPr>
+                <w:rFonts w:hint="eastAsia" w:ascii="微软雅黑" w:hAnsi="微软雅黑" w:eastAsia="微软雅黑" w:cs="微软雅黑"/>
+              </w:rPr>
+              <w:t>P1 商城</w:t>
+            </w:r>
+          </w:p>
+        </w:tc>
+        <w:tc>
+          <w:tcPr>
+            <w:tcW w:w="2160" w:type="dxa"/>
+          </w:tcPr>
+          <w:p>
+            <w:pPr>
+              <w:spacing w:after="0" w:line="240" w:lineRule="auto"/>
+              <w:rPr>
+                <w:rFonts w:hint="eastAsia" w:ascii="微软雅黑" w:hAnsi="微软雅黑" w:eastAsia="微软雅黑" w:cs="微软雅黑"/>
+              </w:rPr>
+            </w:pPr>
+            <w:r>
+              <w:rPr>
+                <w:rFonts w:hint="eastAsia" w:ascii="微软雅黑" w:hAnsi="微软雅黑" w:eastAsia="微软雅黑" w:cs="微软雅黑"/>
+              </w:rPr>
+              <w:t>2 周</w:t>
+            </w:r>
+          </w:p>
+        </w:tc>
+        <w:tc>
+          <w:tcPr>
+            <w:tcW w:w="2160" w:type="dxa"/>
+          </w:tcPr>
+          <w:p>
+            <w:pPr>
+              <w:spacing w:after="0" w:line="240" w:lineRule="auto"/>
+              <w:rPr>
+                <w:rFonts w:hint="eastAsia" w:ascii="微软雅黑" w:hAnsi="微软雅黑" w:eastAsia="微软雅黑" w:cs="微软雅黑"/>
+              </w:rPr>
+            </w:pPr>
+            <w:r>
+              <w:rPr>
+                <w:rFonts w:hint="eastAsia" w:ascii="微软雅黑" w:hAnsi="微软雅黑" w:eastAsia="微软雅黑" w:cs="微软雅黑"/>
+              </w:rPr>
+              <w:t>Catalog+Payment+商城 UI+种子导入</w:t>
+            </w:r>
+          </w:p>
+        </w:tc>
+        <w:tc>
+          <w:tcPr>
+            <w:tcW w:w="2160" w:type="dxa"/>
+          </w:tcPr>
+          <w:p>
+            <w:pPr>
+              <w:spacing w:after="0" w:line="240" w:lineRule="auto"/>
+              <w:rPr>
+                <w:rFonts w:hint="eastAsia" w:ascii="微软雅黑" w:hAnsi="微软雅黑" w:eastAsia="微软雅黑" w:cs="微软雅黑"/>
+              </w:rPr>
+            </w:pPr>
+            <w:r>
+              <w:rPr>
+                <w:rFonts w:hint="eastAsia" w:ascii="微软雅黑" w:hAnsi="微软雅黑" w:eastAsia="微软雅黑" w:cs="微软雅黑"/>
+              </w:rPr>
+              <w:t>P0</w:t>
             </w:r>
           </w:p>
         </w:tc>
@@ -2495,58 +7306,77 @@
         </w:tblPrEx>
         <w:tc>
           <w:tcPr>
-            <w:tcW w:w="2880" w:type="dxa"/>
-          </w:tcPr>
-          <w:p>
-            <w:pPr>
-              <w:spacing w:after="0" w:line="240" w:lineRule="auto"/>
-              <w:rPr>
-                <w:rFonts w:hint="eastAsia" w:ascii="微软雅黑" w:hAnsi="微软雅黑" w:eastAsia="微软雅黑" w:cs="微软雅黑"/>
-              </w:rPr>
-            </w:pPr>
-            <w:r>
-              <w:rPr>
-                <w:rFonts w:hint="eastAsia" w:ascii="微软雅黑" w:hAnsi="微软雅黑" w:eastAsia="微软雅黑" w:cs="微软雅黑"/>
-              </w:rPr>
-              <w:t>左侧高级定制</w:t>
-            </w:r>
-          </w:p>
-        </w:tc>
-        <w:tc>
-          <w:tcPr>
-            <w:tcW w:w="2880" w:type="dxa"/>
-          </w:tcPr>
-          <w:p>
-            <w:pPr>
-              <w:spacing w:after="0" w:line="240" w:lineRule="auto"/>
-              <w:rPr>
-                <w:rFonts w:hint="eastAsia" w:ascii="微软雅黑" w:hAnsi="微软雅黑" w:eastAsia="微软雅黑" w:cs="微软雅黑"/>
-              </w:rPr>
-            </w:pPr>
-            <w:r>
-              <w:rPr>
-                <w:rFonts w:hint="eastAsia" w:ascii="微软雅黑" w:hAnsi="微软雅黑" w:eastAsia="微软雅黑" w:cs="微软雅黑"/>
-              </w:rPr>
-              <w:t>LeftCustomBar + SliderHue</w:t>
-            </w:r>
-          </w:p>
-        </w:tc>
-        <w:tc>
-          <w:tcPr>
-            <w:tcW w:w="2880" w:type="dxa"/>
-          </w:tcPr>
-          <w:p>
-            <w:pPr>
-              <w:spacing w:after="0" w:line="240" w:lineRule="auto"/>
-              <w:rPr>
-                <w:rFonts w:hint="eastAsia" w:ascii="微软雅黑" w:hAnsi="微软雅黑" w:eastAsia="微软雅黑" w:cs="微软雅黑"/>
-              </w:rPr>
-            </w:pPr>
-            <w:r>
-              <w:rPr>
-                <w:rFonts w:hint="eastAsia" w:ascii="微软雅黑" w:hAnsi="微软雅黑" w:eastAsia="微软雅黑" w:cs="微软雅黑"/>
-              </w:rPr>
-              <w:t>Hue 滑条 + 大色块</w:t>
+            <w:tcW w:w="2160" w:type="dxa"/>
+          </w:tcPr>
+          <w:p>
+            <w:pPr>
+              <w:spacing w:after="0" w:line="240" w:lineRule="auto"/>
+              <w:rPr>
+                <w:rFonts w:hint="eastAsia" w:ascii="微软雅黑" w:hAnsi="微软雅黑" w:eastAsia="微软雅黑" w:cs="微软雅黑"/>
+              </w:rPr>
+            </w:pPr>
+            <w:r>
+              <w:rPr>
+                <w:rFonts w:hint="eastAsia" w:ascii="微软雅黑" w:hAnsi="微软雅黑" w:eastAsia="微软雅黑" w:cs="微软雅黑"/>
+              </w:rPr>
+              <w:t>P2 任务工具</w:t>
+            </w:r>
+          </w:p>
+        </w:tc>
+        <w:tc>
+          <w:tcPr>
+            <w:tcW w:w="2160" w:type="dxa"/>
+          </w:tcPr>
+          <w:p>
+            <w:pPr>
+              <w:spacing w:after="0" w:line="240" w:lineRule="auto"/>
+              <w:rPr>
+                <w:rFonts w:hint="eastAsia" w:ascii="微软雅黑" w:hAnsi="微软雅黑" w:eastAsia="微软雅黑" w:cs="微软雅黑"/>
+              </w:rPr>
+            </w:pPr>
+            <w:r>
+              <w:rPr>
+                <w:rFonts w:hint="eastAsia" w:ascii="微软雅黑" w:hAnsi="微软雅黑" w:eastAsia="微软雅黑" w:cs="微软雅黑"/>
+              </w:rPr>
+              <w:t>2 周</w:t>
+            </w:r>
+          </w:p>
+        </w:tc>
+        <w:tc>
+          <w:tcPr>
+            <w:tcW w:w="2160" w:type="dxa"/>
+          </w:tcPr>
+          <w:p>
+            <w:pPr>
+              <w:spacing w:after="0" w:line="240" w:lineRule="auto"/>
+              <w:rPr>
+                <w:rFonts w:hint="eastAsia" w:ascii="微软雅黑" w:hAnsi="微软雅黑" w:eastAsia="微软雅黑" w:cs="微软雅黑"/>
+              </w:rPr>
+            </w:pPr>
+            <w:r>
+              <w:rPr>
+                <w:rFonts w:hint="eastAsia" w:ascii="微软雅黑" w:hAnsi="微软雅黑" w:eastAsia="微软雅黑" w:cs="微软雅黑"/>
+              </w:rPr>
+              <w:t>Todo+ToolRegistry+首批工具+API 适配</w:t>
+            </w:r>
+          </w:p>
+        </w:tc>
+        <w:tc>
+          <w:tcPr>
+            <w:tcW w:w="2160" w:type="dxa"/>
+          </w:tcPr>
+          <w:p>
+            <w:pPr>
+              <w:spacing w:after="0" w:line="240" w:lineRule="auto"/>
+              <w:rPr>
+                <w:rFonts w:hint="eastAsia" w:ascii="微软雅黑" w:hAnsi="微软雅黑" w:eastAsia="微软雅黑" w:cs="微软雅黑"/>
+              </w:rPr>
+            </w:pPr>
+            <w:r>
+              <w:rPr>
+                <w:rFonts w:hint="eastAsia" w:ascii="微软雅黑" w:hAnsi="微软雅黑" w:eastAsia="微软雅黑" w:cs="微软雅黑"/>
+              </w:rPr>
+              <w:t>P0</w:t>
             </w:r>
           </w:p>
         </w:tc>
@@ -2570,58 +7400,77 @@
         </w:tblPrEx>
         <w:tc>
           <w:tcPr>
-            <w:tcW w:w="2880" w:type="dxa"/>
-          </w:tcPr>
-          <w:p>
-            <w:pPr>
-              <w:spacing w:after="0" w:line="240" w:lineRule="auto"/>
-              <w:rPr>
-                <w:rFonts w:hint="eastAsia" w:ascii="微软雅黑" w:hAnsi="微软雅黑" w:eastAsia="微软雅黑" w:cs="微软雅黑"/>
-              </w:rPr>
-            </w:pPr>
-            <w:r>
-              <w:rPr>
-                <w:rFonts w:hint="eastAsia" w:ascii="微软雅黑" w:hAnsi="微软雅黑" w:eastAsia="微软雅黑" w:cs="微软雅黑"/>
-              </w:rPr>
-              <w:t>顶部信息</w:t>
-            </w:r>
-          </w:p>
-        </w:tc>
-        <w:tc>
-          <w:tcPr>
-            <w:tcW w:w="2880" w:type="dxa"/>
-          </w:tcPr>
-          <w:p>
-            <w:pPr>
-              <w:spacing w:after="0" w:line="240" w:lineRule="auto"/>
-              <w:rPr>
-                <w:rFonts w:hint="eastAsia" w:ascii="微软雅黑" w:hAnsi="微软雅黑" w:eastAsia="微软雅黑" w:cs="微软雅黑"/>
-              </w:rPr>
-            </w:pPr>
-            <w:r>
-              <w:rPr>
-                <w:rFonts w:hint="eastAsia" w:ascii="微软雅黑" w:hAnsi="微软雅黑" w:eastAsia="微软雅黑" w:cs="微软雅黑"/>
-              </w:rPr>
-              <w:t>TopInfo-container</w:t>
-            </w:r>
-          </w:p>
-        </w:tc>
-        <w:tc>
-          <w:tcPr>
-            <w:tcW w:w="2880" w:type="dxa"/>
-          </w:tcPr>
-          <w:p>
-            <w:pPr>
-              <w:spacing w:after="0" w:line="240" w:lineRule="auto"/>
-              <w:rPr>
-                <w:rFonts w:hint="eastAsia" w:ascii="微软雅黑" w:hAnsi="微软雅黑" w:eastAsia="微软雅黑" w:cs="微软雅黑"/>
-              </w:rPr>
-            </w:pPr>
-            <w:r>
-              <w:rPr>
-                <w:rFonts w:hint="eastAsia" w:ascii="微软雅黑" w:hAnsi="微软雅黑" w:eastAsia="微软雅黑" w:cs="微软雅黑"/>
-              </w:rPr>
-              <w:t>参数/卖点文案叠加</w:t>
+            <w:tcW w:w="2160" w:type="dxa"/>
+          </w:tcPr>
+          <w:p>
+            <w:pPr>
+              <w:spacing w:after="0" w:line="240" w:lineRule="auto"/>
+              <w:rPr>
+                <w:rFonts w:hint="eastAsia" w:ascii="微软雅黑" w:hAnsi="微软雅黑" w:eastAsia="微软雅黑" w:cs="微软雅黑"/>
+              </w:rPr>
+            </w:pPr>
+            <w:r>
+              <w:rPr>
+                <w:rFonts w:hint="eastAsia" w:ascii="微软雅黑" w:hAnsi="微软雅黑" w:eastAsia="微软雅黑" w:cs="微软雅黑"/>
+              </w:rPr>
+              <w:t>P3 展车整合</w:t>
+            </w:r>
+          </w:p>
+        </w:tc>
+        <w:tc>
+          <w:tcPr>
+            <w:tcW w:w="2160" w:type="dxa"/>
+          </w:tcPr>
+          <w:p>
+            <w:pPr>
+              <w:spacing w:after="0" w:line="240" w:lineRule="auto"/>
+              <w:rPr>
+                <w:rFonts w:hint="eastAsia" w:ascii="微软雅黑" w:hAnsi="微软雅黑" w:eastAsia="微软雅黑" w:cs="微软雅黑"/>
+              </w:rPr>
+            </w:pPr>
+            <w:r>
+              <w:rPr>
+                <w:rFonts w:hint="eastAsia" w:ascii="微软雅黑" w:hAnsi="微软雅黑" w:eastAsia="微软雅黑" w:cs="微软雅黑"/>
+              </w:rPr>
+              <w:t>1 周</w:t>
+            </w:r>
+          </w:p>
+        </w:tc>
+        <w:tc>
+          <w:tcPr>
+            <w:tcW w:w="2160" w:type="dxa"/>
+          </w:tcPr>
+          <w:p>
+            <w:pPr>
+              <w:spacing w:after="0" w:line="240" w:lineRule="auto"/>
+              <w:rPr>
+                <w:rFonts w:hint="eastAsia" w:ascii="微软雅黑" w:hAnsi="微软雅黑" w:eastAsia="微软雅黑" w:cs="微软雅黑"/>
+              </w:rPr>
+            </w:pPr>
+            <w:r>
+              <w:rPr>
+                <w:rFonts w:hint="eastAsia" w:ascii="微软雅黑" w:hAnsi="微软雅黑" w:eastAsia="微软雅黑" w:cs="微软雅黑"/>
+              </w:rPr>
+              <w:t>商城购买→展车解锁联动</w:t>
+            </w:r>
+          </w:p>
+        </w:tc>
+        <w:tc>
+          <w:tcPr>
+            <w:tcW w:w="2160" w:type="dxa"/>
+          </w:tcPr>
+          <w:p>
+            <w:pPr>
+              <w:spacing w:after="0" w:line="240" w:lineRule="auto"/>
+              <w:rPr>
+                <w:rFonts w:hint="eastAsia" w:ascii="微软雅黑" w:hAnsi="微软雅黑" w:eastAsia="微软雅黑" w:cs="微软雅黑"/>
+              </w:rPr>
+            </w:pPr>
+            <w:r>
+              <w:rPr>
+                <w:rFonts w:hint="eastAsia" w:ascii="微软雅黑" w:hAnsi="微软雅黑" w:eastAsia="微软雅黑" w:cs="微软雅黑"/>
+              </w:rPr>
+              <w:t>P1, 已有 vehicles_dev</w:t>
             </w:r>
           </w:p>
         </w:tc>
@@ -2645,58 +7494,77 @@
         </w:tblPrEx>
         <w:tc>
           <w:tcPr>
-            <w:tcW w:w="2880" w:type="dxa"/>
-          </w:tcPr>
-          <w:p>
-            <w:pPr>
-              <w:spacing w:after="0" w:line="240" w:lineRule="auto"/>
-              <w:rPr>
-                <w:rFonts w:hint="eastAsia" w:ascii="微软雅黑" w:hAnsi="微软雅黑" w:eastAsia="微软雅黑" w:cs="微软雅黑"/>
-              </w:rPr>
-            </w:pPr>
-            <w:r>
-              <w:rPr>
-                <w:rFonts w:hint="eastAsia" w:ascii="微软雅黑" w:hAnsi="微软雅黑" w:eastAsia="微软雅黑" w:cs="微软雅黑"/>
-              </w:rPr>
-              <w:t>加载</w:t>
-            </w:r>
-          </w:p>
-        </w:tc>
-        <w:tc>
-          <w:tcPr>
-            <w:tcW w:w="2880" w:type="dxa"/>
-          </w:tcPr>
-          <w:p>
-            <w:pPr>
-              <w:spacing w:after="0" w:line="240" w:lineRule="auto"/>
-              <w:rPr>
-                <w:rFonts w:hint="eastAsia" w:ascii="微软雅黑" w:hAnsi="微软雅黑" w:eastAsia="微软雅黑" w:cs="微软雅黑"/>
-              </w:rPr>
-            </w:pPr>
-            <w:r>
-              <w:rPr>
-                <w:rFonts w:hint="eastAsia" w:ascii="微软雅黑" w:hAnsi="微软雅黑" w:eastAsia="微软雅黑" w:cs="微软雅黑"/>
-              </w:rPr>
-              <w:t>preloader + SVG 速度线</w:t>
-            </w:r>
-          </w:p>
-        </w:tc>
-        <w:tc>
-          <w:tcPr>
-            <w:tcW w:w="2880" w:type="dxa"/>
-          </w:tcPr>
-          <w:p>
-            <w:pPr>
-              <w:spacing w:after="0" w:line="240" w:lineRule="auto"/>
-              <w:rPr>
-                <w:rFonts w:hint="eastAsia" w:ascii="微软雅黑" w:hAnsi="微软雅黑" w:eastAsia="微软雅黑" w:cs="微软雅黑"/>
-              </w:rPr>
-            </w:pPr>
-            <w:r>
-              <w:rPr>
-                <w:rFonts w:hint="eastAsia" w:ascii="微软雅黑" w:hAnsi="微软雅黑" w:eastAsia="微软雅黑" w:cs="微软雅黑"/>
-              </w:rPr>
-              <w:t>百分比进度</w:t>
+            <w:tcW w:w="2160" w:type="dxa"/>
+          </w:tcPr>
+          <w:p>
+            <w:pPr>
+              <w:spacing w:after="0" w:line="240" w:lineRule="auto"/>
+              <w:rPr>
+                <w:rFonts w:hint="eastAsia" w:ascii="微软雅黑" w:hAnsi="微软雅黑" w:eastAsia="微软雅黑" w:cs="微软雅黑"/>
+              </w:rPr>
+            </w:pPr>
+            <w:r>
+              <w:rPr>
+                <w:rFonts w:hint="eastAsia" w:ascii="微软雅黑" w:hAnsi="微软雅黑" w:eastAsia="微软雅黑" w:cs="微软雅黑"/>
+              </w:rPr>
+              <w:t>P4 生活模拟</w:t>
+            </w:r>
+          </w:p>
+        </w:tc>
+        <w:tc>
+          <w:tcPr>
+            <w:tcW w:w="2160" w:type="dxa"/>
+          </w:tcPr>
+          <w:p>
+            <w:pPr>
+              <w:spacing w:after="0" w:line="240" w:lineRule="auto"/>
+              <w:rPr>
+                <w:rFonts w:hint="eastAsia" w:ascii="微软雅黑" w:hAnsi="微软雅黑" w:eastAsia="微软雅黑" w:cs="微软雅黑"/>
+              </w:rPr>
+            </w:pPr>
+            <w:r>
+              <w:rPr>
+                <w:rFonts w:hint="eastAsia" w:ascii="微软雅黑" w:hAnsi="微软雅黑" w:eastAsia="微软雅黑" w:cs="微软雅黑"/>
+              </w:rPr>
+              <w:t>3 周</w:t>
+            </w:r>
+          </w:p>
+        </w:tc>
+        <w:tc>
+          <w:tcPr>
+            <w:tcW w:w="2160" w:type="dxa"/>
+          </w:tcPr>
+          <w:p>
+            <w:pPr>
+              <w:spacing w:after="0" w:line="240" w:lineRule="auto"/>
+              <w:rPr>
+                <w:rFonts w:hint="eastAsia" w:ascii="微软雅黑" w:hAnsi="微软雅黑" w:eastAsia="微软雅黑" w:cs="微软雅黑"/>
+              </w:rPr>
+            </w:pPr>
+            <w:r>
+              <w:rPr>
+                <w:rFonts w:hint="eastAsia" w:ascii="微软雅黑" w:hAnsi="微软雅黑" w:eastAsia="微软雅黑" w:cs="微软雅黑"/>
+              </w:rPr>
+              <w:t>Plant/Pet/Vehicle life+EventEngine</w:t>
+            </w:r>
+          </w:p>
+        </w:tc>
+        <w:tc>
+          <w:tcPr>
+            <w:tcW w:w="2160" w:type="dxa"/>
+          </w:tcPr>
+          <w:p>
+            <w:pPr>
+              <w:spacing w:after="0" w:line="240" w:lineRule="auto"/>
+              <w:rPr>
+                <w:rFonts w:hint="eastAsia" w:ascii="微软雅黑" w:hAnsi="微软雅黑" w:eastAsia="微软雅黑" w:cs="微软雅黑"/>
+              </w:rPr>
+            </w:pPr>
+            <w:r>
+              <w:rPr>
+                <w:rFonts w:hint="eastAsia" w:ascii="微软雅黑" w:hAnsi="微软雅黑" w:eastAsia="微软雅黑" w:cs="微软雅黑"/>
+              </w:rPr>
+              <w:t>P1</w:t>
             </w:r>
           </w:p>
         </w:tc>
@@ -2720,58 +7588,77 @@
         </w:tblPrEx>
         <w:tc>
           <w:tcPr>
-            <w:tcW w:w="2880" w:type="dxa"/>
-          </w:tcPr>
-          <w:p>
-            <w:pPr>
-              <w:spacing w:after="0" w:line="240" w:lineRule="auto"/>
-              <w:rPr>
-                <w:rFonts w:hint="eastAsia" w:ascii="微软雅黑" w:hAnsi="微软雅黑" w:eastAsia="微软雅黑" w:cs="微软雅黑"/>
-              </w:rPr>
-            </w:pPr>
-            <w:r>
-              <w:rPr>
-                <w:rFonts w:hint="eastAsia" w:ascii="微软雅黑" w:hAnsi="微软雅黑" w:eastAsia="微软雅黑" w:cs="微软雅黑"/>
-              </w:rPr>
-              <w:t>行驶</w:t>
-            </w:r>
-          </w:p>
-        </w:tc>
-        <w:tc>
-          <w:tcPr>
-            <w:tcW w:w="2880" w:type="dxa"/>
-          </w:tcPr>
-          <w:p>
-            <w:pPr>
-              <w:spacing w:after="0" w:line="240" w:lineRule="auto"/>
-              <w:rPr>
-                <w:rFonts w:hint="eastAsia" w:ascii="微软雅黑" w:hAnsi="微软雅黑" w:eastAsia="微软雅黑" w:cs="微软雅黑"/>
-              </w:rPr>
-            </w:pPr>
-            <w:r>
-              <w:rPr>
-                <w:rFonts w:hint="eastAsia" w:ascii="微软雅黑" w:hAnsi="微软雅黑" w:eastAsia="微软雅黑" w:cs="微软雅黑"/>
-              </w:rPr>
-              <w:t>点击车身 rush（复刻源码）</w:t>
-            </w:r>
-          </w:p>
-        </w:tc>
-        <w:tc>
-          <w:tcPr>
-            <w:tcW w:w="2880" w:type="dxa"/>
-          </w:tcPr>
-          <w:p>
-            <w:pPr>
-              <w:spacing w:after="0" w:line="240" w:lineRule="auto"/>
-              <w:rPr>
-                <w:rFonts w:hint="eastAsia" w:ascii="微软雅黑" w:hAnsi="微软雅黑" w:eastAsia="微软雅黑" w:cs="微软雅黑"/>
-              </w:rPr>
-            </w:pPr>
-            <w:r>
-              <w:rPr>
-                <w:rFonts w:hint="eastAsia" w:ascii="微软雅黑" w:hAnsi="微软雅黑" w:eastAsia="微软雅黑" w:cs="微软雅黑"/>
-              </w:rPr>
-              <w:t>GSAP：FOV、速度线、Bloom、CameraShake、环境贴图切换</w:t>
+            <w:tcW w:w="2160" w:type="dxa"/>
+          </w:tcPr>
+          <w:p>
+            <w:pPr>
+              <w:spacing w:after="0" w:line="240" w:lineRule="auto"/>
+              <w:rPr>
+                <w:rFonts w:hint="eastAsia" w:ascii="微软雅黑" w:hAnsi="微软雅黑" w:eastAsia="微软雅黑" w:cs="微软雅黑"/>
+              </w:rPr>
+            </w:pPr>
+            <w:r>
+              <w:rPr>
+                <w:rFonts w:hint="eastAsia" w:ascii="微软雅黑" w:hAnsi="微软雅黑" w:eastAsia="微软雅黑" w:cs="微软雅黑"/>
+              </w:rPr>
+              <w:t>P5 居住立绘</w:t>
+            </w:r>
+          </w:p>
+        </w:tc>
+        <w:tc>
+          <w:tcPr>
+            <w:tcW w:w="2160" w:type="dxa"/>
+          </w:tcPr>
+          <w:p>
+            <w:pPr>
+              <w:spacing w:after="0" w:line="240" w:lineRule="auto"/>
+              <w:rPr>
+                <w:rFonts w:hint="eastAsia" w:ascii="微软雅黑" w:hAnsi="微软雅黑" w:eastAsia="微软雅黑" w:cs="微软雅黑"/>
+              </w:rPr>
+            </w:pPr>
+            <w:r>
+              <w:rPr>
+                <w:rFonts w:hint="eastAsia" w:ascii="微软雅黑" w:hAnsi="微软雅黑" w:eastAsia="微软雅黑" w:cs="微软雅黑"/>
+              </w:rPr>
+              <w:t>2 周</w:t>
+            </w:r>
+          </w:p>
+        </w:tc>
+        <w:tc>
+          <w:tcPr>
+            <w:tcW w:w="2160" w:type="dxa"/>
+          </w:tcPr>
+          <w:p>
+            <w:pPr>
+              <w:spacing w:after="0" w:line="240" w:lineRule="auto"/>
+              <w:rPr>
+                <w:rFonts w:hint="eastAsia" w:ascii="微软雅黑" w:hAnsi="微软雅黑" w:eastAsia="微软雅黑" w:cs="微软雅黑"/>
+              </w:rPr>
+            </w:pPr>
+            <w:r>
+              <w:rPr>
+                <w:rFonts w:hint="eastAsia" w:ascii="微软雅黑" w:hAnsi="微软雅黑" w:eastAsia="微软雅黑" w:cs="微软雅黑"/>
+              </w:rPr>
+              <w:t>Home+Furniture+Illustration 离线库</w:t>
+            </w:r>
+          </w:p>
+        </w:tc>
+        <w:tc>
+          <w:tcPr>
+            <w:tcW w:w="2160" w:type="dxa"/>
+          </w:tcPr>
+          <w:p>
+            <w:pPr>
+              <w:spacing w:after="0" w:line="240" w:lineRule="auto"/>
+              <w:rPr>
+                <w:rFonts w:hint="eastAsia" w:ascii="微软雅黑" w:hAnsi="微软雅黑" w:eastAsia="微软雅黑" w:cs="微软雅黑"/>
+              </w:rPr>
+            </w:pPr>
+            <w:r>
+              <w:rPr>
+                <w:rFonts w:hint="eastAsia" w:ascii="微软雅黑" w:hAnsi="微软雅黑" w:eastAsia="微软雅黑" w:cs="微软雅黑"/>
+              </w:rPr>
+              <w:t>P1</w:t>
             </w:r>
           </w:p>
         </w:tc>
@@ -2795,58 +7682,77 @@
         </w:tblPrEx>
         <w:tc>
           <w:tcPr>
-            <w:tcW w:w="2880" w:type="dxa"/>
-          </w:tcPr>
-          <w:p>
-            <w:pPr>
-              <w:spacing w:after="0" w:line="240" w:lineRule="auto"/>
-              <w:rPr>
-                <w:rFonts w:hint="eastAsia" w:ascii="微软雅黑" w:hAnsi="微软雅黑" w:eastAsia="微软雅黑" w:cs="微软雅黑"/>
-              </w:rPr>
-            </w:pPr>
-            <w:r>
-              <w:rPr>
-                <w:rFonts w:hint="eastAsia" w:ascii="微软雅黑" w:hAnsi="微软雅黑" w:eastAsia="微软雅黑" w:cs="微软雅黑"/>
-              </w:rPr>
-              <w:t>截图</w:t>
-            </w:r>
-          </w:p>
-        </w:tc>
-        <w:tc>
-          <w:tcPr>
-            <w:tcW w:w="2880" w:type="dxa"/>
-          </w:tcPr>
-          <w:p>
-            <w:pPr>
-              <w:spacing w:after="0" w:line="240" w:lineRule="auto"/>
-              <w:rPr>
-                <w:rFonts w:hint="eastAsia" w:ascii="微软雅黑" w:hAnsi="微软雅黑" w:eastAsia="微软雅黑" w:cs="微软雅黑"/>
-              </w:rPr>
-            </w:pPr>
-            <w:r>
-              <w:rPr>
-                <w:rFonts w:hint="eastAsia" w:ascii="微软雅黑" w:hAnsi="微软雅黑" w:eastAsia="微软雅黑" w:cs="微软雅黑"/>
-              </w:rPr>
-              <w:t>screenshot + key_Light 闪白</w:t>
-            </w:r>
-          </w:p>
-        </w:tc>
-        <w:tc>
-          <w:tcPr>
-            <w:tcW w:w="2880" w:type="dxa"/>
-          </w:tcPr>
-          <w:p>
-            <w:pPr>
-              <w:spacing w:after="0" w:line="240" w:lineRule="auto"/>
-              <w:rPr>
-                <w:rFonts w:hint="eastAsia" w:ascii="微软雅黑" w:hAnsi="微软雅黑" w:eastAsia="微软雅黑" w:cs="微软雅黑"/>
-              </w:rPr>
-            </w:pPr>
-            <w:r>
-              <w:rPr>
-                <w:rFonts w:hint="eastAsia" w:ascii="微软雅黑" w:hAnsi="微软雅黑" w:eastAsia="微软雅黑" w:cs="微软雅黑"/>
-              </w:rPr>
-              <w:t>html2canvas 类能力</w:t>
+            <w:tcW w:w="2160" w:type="dxa"/>
+          </w:tcPr>
+          <w:p>
+            <w:pPr>
+              <w:spacing w:after="0" w:line="240" w:lineRule="auto"/>
+              <w:rPr>
+                <w:rFonts w:hint="eastAsia" w:ascii="微软雅黑" w:hAnsi="微软雅黑" w:eastAsia="微软雅黑" w:cs="微软雅黑"/>
+              </w:rPr>
+            </w:pPr>
+            <w:r>
+              <w:rPr>
+                <w:rFonts w:hint="eastAsia" w:ascii="微软雅黑" w:hAnsi="微软雅黑" w:eastAsia="微软雅黑" w:cs="微软雅黑"/>
+              </w:rPr>
+              <w:t>P6 抛光</w:t>
+            </w:r>
+          </w:p>
+        </w:tc>
+        <w:tc>
+          <w:tcPr>
+            <w:tcW w:w="2160" w:type="dxa"/>
+          </w:tcPr>
+          <w:p>
+            <w:pPr>
+              <w:spacing w:after="0" w:line="240" w:lineRule="auto"/>
+              <w:rPr>
+                <w:rFonts w:hint="eastAsia" w:ascii="微软雅黑" w:hAnsi="微软雅黑" w:eastAsia="微软雅黑" w:cs="微软雅黑"/>
+              </w:rPr>
+            </w:pPr>
+            <w:r>
+              <w:rPr>
+                <w:rFonts w:hint="eastAsia" w:ascii="微软雅黑" w:hAnsi="微软雅黑" w:eastAsia="微软雅黑" w:cs="微软雅黑"/>
+              </w:rPr>
+              <w:t>1 周</w:t>
+            </w:r>
+          </w:p>
+        </w:tc>
+        <w:tc>
+          <w:tcPr>
+            <w:tcW w:w="2160" w:type="dxa"/>
+          </w:tcPr>
+          <w:p>
+            <w:pPr>
+              <w:spacing w:after="0" w:line="240" w:lineRule="auto"/>
+              <w:rPr>
+                <w:rFonts w:hint="eastAsia" w:ascii="微软雅黑" w:hAnsi="微软雅黑" w:eastAsia="微软雅黑" w:cs="微软雅黑"/>
+              </w:rPr>
+            </w:pPr>
+            <w:r>
+              <w:rPr>
+                <w:rFonts w:hint="eastAsia" w:ascii="微软雅黑" w:hAnsi="微软雅黑" w:eastAsia="微软雅黑" w:cs="微软雅黑"/>
+              </w:rPr>
+              <w:t>动画/UI 打磨+API 测试</w:t>
+            </w:r>
+          </w:p>
+        </w:tc>
+        <w:tc>
+          <w:tcPr>
+            <w:tcW w:w="2160" w:type="dxa"/>
+          </w:tcPr>
+          <w:p>
+            <w:pPr>
+              <w:spacing w:after="0" w:line="240" w:lineRule="auto"/>
+              <w:rPr>
+                <w:rFonts w:hint="eastAsia" w:ascii="微软雅黑" w:hAnsi="微软雅黑" w:eastAsia="微软雅黑" w:cs="微软雅黑"/>
+              </w:rPr>
+            </w:pPr>
+            <w:r>
+              <w:rPr>
+                <w:rFonts w:hint="eastAsia" w:ascii="微软雅黑" w:hAnsi="微软雅黑" w:eastAsia="微软雅黑" w:cs="微软雅黑"/>
+              </w:rPr>
+              <w:t>全部</w:t>
             </w:r>
           </w:p>
         </w:tc>
@@ -2854,7 +7760,7 @@
     </w:tbl>
     <w:p>
       <w:pPr>
-        <w:pStyle w:val="5"/>
+        <w:pStyle w:val="3"/>
         <w:rPr>
           <w:rFonts w:hint="eastAsia" w:ascii="微软雅黑" w:hAnsi="微软雅黑" w:eastAsia="微软雅黑" w:cs="微软雅黑"/>
         </w:rPr>
@@ -2862,10 +7768,8 @@
       <w:r>
         <w:rPr>
           <w:rFonts w:hint="eastAsia" w:ascii="微软雅黑" w:hAnsi="微软雅黑" w:eastAsia="微软雅黑" w:cs="微软雅黑"/>
-          <w:b/>
-          <w:sz w:val="28"/>
-        </w:rPr>
-        <w:t>A.4 拟真渲染管线（对齐 SU7）</w:t>
+        </w:rPr>
+        <w:t>14. 可维护性与扩展性</w:t>
       </w:r>
     </w:p>
     <w:p>
@@ -2877,14 +7781,13 @@
       <w:r>
         <w:rPr>
           <w:rFonts w:hint="eastAsia" w:ascii="微软雅黑" w:hAnsi="微软雅黑" w:eastAsia="微软雅黑" w:cs="微软雅黑"/>
-          <w:sz w:val="22"/>
-        </w:rPr>
-        <w:t>1）HDR(t_env_light/night)→RGBELoader→PMREMGenerator→scene.environment，展厅与行驶间 DynamicEnv 权重混合；2）车模 glTF+Draco+KTX2+Meshopt→MeshPhysicalMaterial（clearcoat/sheen/transmission）+ AO 第二通道(t_car_body_AO.raw.jpg)+ matcap(t_scar_matcap)；3）地面 Reflector 或自定义 ReflecFloor Shader（t_floor_normal/roughness）；4）后期 EffectComposer+Bloom（行驶加强）+ SMAA；5）风阻：clippingPlanes 切面 + 线条 SelectiveBloom + sm_windspeed/sm_linecar；6）动画 GSAP Timeline 驱动相机/环境/透明度。万物 scene-renderer 须按此管线分 Pass/模块实现。</w:t>
+        </w:rPr>
+        <w:t>扩展点清单：(1) ToolProvider 注册 — 新工具零改核心代码；(2) LifeModuleProvider — 新生活域（如「彩票」）；(3) EventHandler 注册 — 新随机事件；(4) PriceStrategy — 新类目定价；(5) ApiAdapter — 新外部数据源。配置驱动：level_config.json, punishment_config.json, event_config.json, tool_manifest.json 热加载。代码规范：domain 不依赖 Vue/Electron；services 依赖 domain + repository 接口；infrastructure 实现 repository。</w:t>
       </w:r>
     </w:p>
     <w:p>
       <w:pPr>
-        <w:pStyle w:val="4"/>
+        <w:pStyle w:val="3"/>
         <w:rPr>
           <w:rFonts w:hint="eastAsia" w:ascii="微软雅黑" w:hAnsi="微软雅黑" w:eastAsia="微软雅黑" w:cs="微软雅黑"/>
         </w:rPr>
@@ -2892,10 +7795,62 @@
       <w:r>
         <w:rPr>
           <w:rFonts w:hint="eastAsia" w:ascii="微软雅黑" w:hAnsi="微软雅黑" w:eastAsia="微软雅黑" w:cs="微软雅黑"/>
-          <w:b/>
-          <w:sz w:val="32"/>
-        </w:rPr>
-        <w:t>附录 B：开源参考与选型</w:t>
+        </w:rPr>
+        <w:t>15. 附录 A：SU7 展车技术要点</w:t>
+      </w:r>
+    </w:p>
+    <w:p>
+      <w:pPr>
+        <w:rPr>
+          <w:rFonts w:hint="eastAsia" w:ascii="微软雅黑" w:hAnsi="微软雅黑" w:eastAsia="微软雅黑" w:cs="微软雅黑"/>
+        </w:rPr>
+      </w:pPr>
+      <w:r>
+        <w:rPr>
+          <w:rFonts w:hint="eastAsia" w:ascii="微软雅黑" w:hAnsi="微软雅黑" w:eastAsia="微软雅黑" w:cs="微软雅黑"/>
+        </w:rPr>
+        <w:t>金标准：https://gamemcu.com/su7/ 。参考实现：https://github.com/alphardex/su7-replica 。关键文件：showroomDirector.ts（enter/rush 时间轴）、ReflecFloor shader、DynamicEnv 双 HDR、Bloom EffectPass。item.json 字段：id(UUID), slug, displayName, priceCNY, meshPath, texturePaths, colorVariants[]。发行前须确认 3D 资产授权或替换 CC0。详版逆向：doc/design/_su7-reverse/ 。</w:t>
+      </w:r>
+    </w:p>
+    <w:p>
+      <w:pPr>
+        <w:pStyle w:val="3"/>
+        <w:rPr>
+          <w:rFonts w:hint="eastAsia" w:ascii="微软雅黑" w:hAnsi="微软雅黑" w:eastAsia="微软雅黑" w:cs="微软雅黑"/>
+        </w:rPr>
+      </w:pPr>
+      <w:r>
+        <w:rPr>
+          <w:rFonts w:hint="eastAsia" w:ascii="微软雅黑" w:hAnsi="微软雅黑" w:eastAsia="微软雅黑" w:cs="微软雅黑"/>
+        </w:rPr>
+        <w:t>16. 附录 B：诈骗弹窗文案生成</w:t>
+      </w:r>
+    </w:p>
+    <w:p>
+      <w:pPr>
+        <w:rPr>
+          <w:rFonts w:hint="eastAsia" w:ascii="微软雅黑" w:hAnsi="微软雅黑" w:eastAsia="微软雅黑" w:cs="微软雅黑"/>
+        </w:rPr>
+      </w:pPr>
+      <w:r>
+        <w:rPr>
+          <w:rFonts w:hint="eastAsia" w:ascii="微软雅黑" w:hAnsi="微软雅黑" w:eastAsia="微软雅黑" w:cs="微软雅黑"/>
+        </w:rPr>
+        <w:t>模板结构 { id, isScam, titleTemplate, bodyTemplate, rewardDisplay, penaltyOnClaim }。变量：{amount}, {bankName}, {urgency}。生成器组合模板+变量确保每次不同。真实福利 isScam=false 时 claim 直接 WalletService.credit。isScam=true 时 claim 扣 penaltyOnClaim（默认显示金额的 1~3 倍）。UI 需明显但不过于粗糙的「官方感」以训练辨识能力。</w:t>
+      </w:r>
+    </w:p>
+    <w:p>
+      <w:pPr>
+        <w:pStyle w:val="3"/>
+        <w:rPr>
+          <w:rFonts w:hint="eastAsia" w:ascii="微软雅黑" w:hAnsi="微软雅黑" w:eastAsia="微软雅黑" w:cs="微软雅黑"/>
+        </w:rPr>
+      </w:pPr>
+      <w:r>
+        <w:rPr>
+          <w:rFonts w:hint="eastAsia" w:ascii="微软雅黑" w:hAnsi="微软雅黑" w:eastAsia="微软雅黑" w:cs="微软雅黑"/>
+        </w:rPr>
+        <w:t>17. 文档修订记录</w:t>
       </w:r>
     </w:p>
     <w:tbl>
@@ -2920,10 +7875,10 @@
         </w:tblCellMar>
       </w:tblPr>
       <w:tblGrid>
-        <w:gridCol w:w="3331"/>
-        <w:gridCol w:w="1146"/>
-        <w:gridCol w:w="3445"/>
-        <w:gridCol w:w="934"/>
+        <w:gridCol w:w="2160"/>
+        <w:gridCol w:w="2160"/>
+        <w:gridCol w:w="2160"/>
+        <w:gridCol w:w="2160"/>
       </w:tblGrid>
       <w:tr>
         <w:tblPrEx>
@@ -2957,7 +7912,7 @@
               <w:rPr>
                 <w:rFonts w:hint="eastAsia" w:ascii="微软雅黑" w:hAnsi="微软雅黑" w:eastAsia="微软雅黑" w:cs="微软雅黑"/>
               </w:rPr>
-              <w:t>项目</w:t>
+              <w:t>版本</w:t>
             </w:r>
           </w:p>
         </w:tc>
@@ -2976,7 +7931,7 @@
               <w:rPr>
                 <w:rFonts w:hint="eastAsia" w:ascii="微软雅黑" w:hAnsi="微软雅黑" w:eastAsia="微软雅黑" w:cs="微软雅黑"/>
               </w:rPr>
-              <w:t>Stars</w:t>
+              <w:t>日期</w:t>
             </w:r>
           </w:p>
         </w:tc>
@@ -2995,7 +7950,7 @@
               <w:rPr>
                 <w:rFonts w:hint="eastAsia" w:ascii="微软雅黑" w:hAnsi="微软雅黑" w:eastAsia="微软雅黑" w:cs="微软雅黑"/>
               </w:rPr>
-              <w:t>拟真/特效</w:t>
+              <w:t>作者</w:t>
             </w:r>
           </w:p>
         </w:tc>
@@ -3014,7 +7969,7 @@
               <w:rPr>
                 <w:rFonts w:hint="eastAsia" w:ascii="微软雅黑" w:hAnsi="微软雅黑" w:eastAsia="微软雅黑" w:cs="微软雅黑"/>
               </w:rPr>
-              <w:t>万物建议</w:t>
+              <w:t>说明</w:t>
             </w:r>
           </w:p>
         </w:tc>
@@ -3051,7 +8006,7 @@
               <w:rPr>
                 <w:rFonts w:hint="eastAsia" w:ascii="微软雅黑" w:hAnsi="微软雅黑" w:eastAsia="微软雅黑" w:cs="微软雅黑"/>
               </w:rPr>
-              <w:t>alphardex/su7-replica</w:t>
+              <w:t>v1.1</w:t>
             </w:r>
           </w:p>
         </w:tc>
@@ -3070,7 +8025,7 @@
               <w:rPr>
                 <w:rFonts w:hint="eastAsia" w:ascii="微软雅黑" w:hAnsi="微软雅黑" w:eastAsia="微软雅黑" w:cs="微软雅黑"/>
               </w:rPr>
-              <w:t>493</w:t>
+              <w:t>2026-05-30</w:t>
             </w:r>
           </w:p>
         </w:tc>
@@ -3089,7 +8044,7 @@
               <w:rPr>
                 <w:rFonts w:hint="eastAsia" w:ascii="微软雅黑" w:hAnsi="微软雅黑" w:eastAsia="微软雅黑" w:cs="微软雅黑"/>
               </w:rPr>
-              <w:t>最接近 SU7；GLSL+postprocessing+kokomi</w:t>
+              <w:t>AI+MonoStudio</w:t>
             </w:r>
           </w:p>
         </w:tc>
@@ -3108,383 +8063,7 @@
               <w:rPr>
                 <w:rFonts w:hint="eastAsia" w:ascii="微软雅黑" w:hAnsi="微软雅黑" w:eastAsia="微软雅黑" w:cs="微软雅黑"/>
               </w:rPr>
-              <w:t>首选移植蓝本</w:t>
-            </w:r>
-          </w:p>
-        </w:tc>
-      </w:tr>
-      <w:tr>
-        <w:tblPrEx>
-          <w:tblBorders>
-            <w:top w:val="single" w:color="auto" w:sz="4" w:space="0"/>
-            <w:left w:val="single" w:color="auto" w:sz="4" w:space="0"/>
-            <w:bottom w:val="single" w:color="auto" w:sz="4" w:space="0"/>
-            <w:right w:val="single" w:color="auto" w:sz="4" w:space="0"/>
-            <w:insideH w:val="single" w:color="auto" w:sz="4" w:space="0"/>
-            <w:insideV w:val="single" w:color="auto" w:sz="4" w:space="0"/>
-          </w:tblBorders>
-          <w:tblCellMar>
-            <w:top w:w="0" w:type="dxa"/>
-            <w:left w:w="108" w:type="dxa"/>
-            <w:bottom w:w="0" w:type="dxa"/>
-            <w:right w:w="108" w:type="dxa"/>
-          </w:tblCellMar>
-        </w:tblPrEx>
-        <w:tc>
-          <w:tcPr>
-            <w:tcW w:w="2160" w:type="dxa"/>
-          </w:tcPr>
-          <w:p>
-            <w:pPr>
-              <w:spacing w:after="0" w:line="240" w:lineRule="auto"/>
-              <w:rPr>
-                <w:rFonts w:hint="eastAsia" w:ascii="微软雅黑" w:hAnsi="微软雅黑" w:eastAsia="微软雅黑" w:cs="微软雅黑"/>
-              </w:rPr>
-            </w:pPr>
-            <w:r>
-              <w:rPr>
-                <w:rFonts w:hint="eastAsia" w:ascii="微软雅黑" w:hAnsi="微软雅黑" w:eastAsia="微软雅黑" w:cs="微软雅黑"/>
-              </w:rPr>
-              <w:t>gamemcu/www-genshin</w:t>
-            </w:r>
-          </w:p>
-        </w:tc>
-        <w:tc>
-          <w:tcPr>
-            <w:tcW w:w="2160" w:type="dxa"/>
-          </w:tcPr>
-          <w:p>
-            <w:pPr>
-              <w:spacing w:after="0" w:line="240" w:lineRule="auto"/>
-              <w:rPr>
-                <w:rFonts w:hint="eastAsia" w:ascii="微软雅黑" w:hAnsi="微软雅黑" w:eastAsia="微软雅黑" w:cs="微软雅黑"/>
-              </w:rPr>
-            </w:pPr>
-            <w:r>
-              <w:rPr>
-                <w:rFonts w:hint="eastAsia" w:ascii="微软雅黑" w:hAnsi="微软雅黑" w:eastAsia="微软雅黑" w:cs="微软雅黑"/>
-              </w:rPr>
-              <w:t>1.2k</w:t>
-            </w:r>
-          </w:p>
-        </w:tc>
-        <w:tc>
-          <w:tcPr>
-            <w:tcW w:w="2160" w:type="dxa"/>
-          </w:tcPr>
-          <w:p>
-            <w:pPr>
-              <w:spacing w:after="0" w:line="240" w:lineRule="auto"/>
-              <w:rPr>
-                <w:rFonts w:hint="eastAsia" w:ascii="微软雅黑" w:hAnsi="微软雅黑" w:eastAsia="微软雅黑" w:cs="微软雅黑"/>
-              </w:rPr>
-            </w:pPr>
-            <w:r>
-              <w:rPr>
-                <w:rFonts w:hint="eastAsia" w:ascii="微软雅黑" w:hAnsi="微软雅黑" w:eastAsia="微软雅黑" w:cs="微软雅黑"/>
-              </w:rPr>
-              <w:t>同源 xviewer 思路</w:t>
-            </w:r>
-          </w:p>
-        </w:tc>
-        <w:tc>
-          <w:tcPr>
-            <w:tcW w:w="2160" w:type="dxa"/>
-          </w:tcPr>
-          <w:p>
-            <w:pPr>
-              <w:spacing w:after="0" w:line="240" w:lineRule="auto"/>
-              <w:rPr>
-                <w:rFonts w:hint="eastAsia" w:ascii="微软雅黑" w:hAnsi="微软雅黑" w:eastAsia="微软雅黑" w:cs="微软雅黑"/>
-              </w:rPr>
-            </w:pPr>
-            <w:r>
-              <w:rPr>
-                <w:rFonts w:hint="eastAsia" w:ascii="微软雅黑" w:hAnsi="微软雅黑" w:eastAsia="微软雅黑" w:cs="微软雅黑"/>
-              </w:rPr>
-              <w:t>仅参考框架分层</w:t>
-            </w:r>
-          </w:p>
-        </w:tc>
-      </w:tr>
-      <w:tr>
-        <w:tblPrEx>
-          <w:tblBorders>
-            <w:top w:val="single" w:color="auto" w:sz="4" w:space="0"/>
-            <w:left w:val="single" w:color="auto" w:sz="4" w:space="0"/>
-            <w:bottom w:val="single" w:color="auto" w:sz="4" w:space="0"/>
-            <w:right w:val="single" w:color="auto" w:sz="4" w:space="0"/>
-            <w:insideH w:val="single" w:color="auto" w:sz="4" w:space="0"/>
-            <w:insideV w:val="single" w:color="auto" w:sz="4" w:space="0"/>
-          </w:tblBorders>
-          <w:tblCellMar>
-            <w:top w:w="0" w:type="dxa"/>
-            <w:left w:w="108" w:type="dxa"/>
-            <w:bottom w:w="0" w:type="dxa"/>
-            <w:right w:w="108" w:type="dxa"/>
-          </w:tblCellMar>
-        </w:tblPrEx>
-        <w:tc>
-          <w:tcPr>
-            <w:tcW w:w="2160" w:type="dxa"/>
-          </w:tcPr>
-          <w:p>
-            <w:pPr>
-              <w:spacing w:after="0" w:line="240" w:lineRule="auto"/>
-              <w:rPr>
-                <w:rFonts w:hint="eastAsia" w:ascii="微软雅黑" w:hAnsi="微软雅黑" w:eastAsia="微软雅黑" w:cs="微软雅黑"/>
-              </w:rPr>
-            </w:pPr>
-            <w:r>
-              <w:rPr>
-                <w:rFonts w:hint="eastAsia" w:ascii="微软雅黑" w:hAnsi="微软雅黑" w:eastAsia="微软雅黑" w:cs="微软雅黑"/>
-              </w:rPr>
-              <w:t>rendercodeninja/automotive-configurator</w:t>
-            </w:r>
-          </w:p>
-        </w:tc>
-        <w:tc>
-          <w:tcPr>
-            <w:tcW w:w="2160" w:type="dxa"/>
-          </w:tcPr>
-          <w:p>
-            <w:pPr>
-              <w:spacing w:after="0" w:line="240" w:lineRule="auto"/>
-              <w:rPr>
-                <w:rFonts w:hint="eastAsia" w:ascii="微软雅黑" w:hAnsi="微软雅黑" w:eastAsia="微软雅黑" w:cs="微软雅黑"/>
-              </w:rPr>
-            </w:pPr>
-            <w:r>
-              <w:rPr>
-                <w:rFonts w:hint="eastAsia" w:ascii="微软雅黑" w:hAnsi="微软雅黑" w:eastAsia="微软雅黑" w:cs="微软雅黑"/>
-              </w:rPr>
-              <w:t>115</w:t>
-            </w:r>
-          </w:p>
-        </w:tc>
-        <w:tc>
-          <w:tcPr>
-            <w:tcW w:w="2160" w:type="dxa"/>
-          </w:tcPr>
-          <w:p>
-            <w:pPr>
-              <w:spacing w:after="0" w:line="240" w:lineRule="auto"/>
-              <w:rPr>
-                <w:rFonts w:hint="eastAsia" w:ascii="微软雅黑" w:hAnsi="微软雅黑" w:eastAsia="微软雅黑" w:cs="微软雅黑"/>
-              </w:rPr>
-            </w:pPr>
-            <w:r>
-              <w:rPr>
-                <w:rFonts w:hint="eastAsia" w:ascii="微软雅黑" w:hAnsi="微软雅黑" w:eastAsia="微软雅黑" w:cs="微软雅黑"/>
-              </w:rPr>
-              <w:t>经典配置器 MIT</w:t>
-            </w:r>
-          </w:p>
-        </w:tc>
-        <w:tc>
-          <w:tcPr>
-            <w:tcW w:w="2160" w:type="dxa"/>
-          </w:tcPr>
-          <w:p>
-            <w:pPr>
-              <w:spacing w:after="0" w:line="240" w:lineRule="auto"/>
-              <w:rPr>
-                <w:rFonts w:hint="eastAsia" w:ascii="微软雅黑" w:hAnsi="微软雅黑" w:eastAsia="微软雅黑" w:cs="微软雅黑"/>
-              </w:rPr>
-            </w:pPr>
-            <w:r>
-              <w:rPr>
-                <w:rFonts w:hint="eastAsia" w:ascii="微软雅黑" w:hAnsi="微软雅黑" w:eastAsia="微软雅黑" w:cs="微软雅黑"/>
-              </w:rPr>
-              <w:t>材质切换模式参考</w:t>
-            </w:r>
-          </w:p>
-        </w:tc>
-      </w:tr>
-      <w:tr>
-        <w:tblPrEx>
-          <w:tblBorders>
-            <w:top w:val="single" w:color="auto" w:sz="4" w:space="0"/>
-            <w:left w:val="single" w:color="auto" w:sz="4" w:space="0"/>
-            <w:bottom w:val="single" w:color="auto" w:sz="4" w:space="0"/>
-            <w:right w:val="single" w:color="auto" w:sz="4" w:space="0"/>
-            <w:insideH w:val="single" w:color="auto" w:sz="4" w:space="0"/>
-            <w:insideV w:val="single" w:color="auto" w:sz="4" w:space="0"/>
-          </w:tblBorders>
-          <w:tblCellMar>
-            <w:top w:w="0" w:type="dxa"/>
-            <w:left w:w="108" w:type="dxa"/>
-            <w:bottom w:w="0" w:type="dxa"/>
-            <w:right w:w="108" w:type="dxa"/>
-          </w:tblCellMar>
-        </w:tblPrEx>
-        <w:tc>
-          <w:tcPr>
-            <w:tcW w:w="2160" w:type="dxa"/>
-          </w:tcPr>
-          <w:p>
-            <w:pPr>
-              <w:spacing w:after="0" w:line="240" w:lineRule="auto"/>
-              <w:rPr>
-                <w:rFonts w:hint="eastAsia" w:ascii="微软雅黑" w:hAnsi="微软雅黑" w:eastAsia="微软雅黑" w:cs="微软雅黑"/>
-              </w:rPr>
-            </w:pPr>
-            <w:r>
-              <w:rPr>
-                <w:rFonts w:hint="eastAsia" w:ascii="微软雅黑" w:hAnsi="微软雅黑" w:eastAsia="微软雅黑" w:cs="微软雅黑"/>
-              </w:rPr>
-              <w:t>furkanyasinengin/mustang-showcase</w:t>
-            </w:r>
-          </w:p>
-        </w:tc>
-        <w:tc>
-          <w:tcPr>
-            <w:tcW w:w="2160" w:type="dxa"/>
-          </w:tcPr>
-          <w:p>
-            <w:pPr>
-              <w:spacing w:after="0" w:line="240" w:lineRule="auto"/>
-              <w:rPr>
-                <w:rFonts w:hint="eastAsia" w:ascii="微软雅黑" w:hAnsi="微软雅黑" w:eastAsia="微软雅黑" w:cs="微软雅黑"/>
-              </w:rPr>
-            </w:pPr>
-            <w:r>
-              <w:rPr>
-                <w:rFonts w:hint="eastAsia" w:ascii="微软雅黑" w:hAnsi="微软雅黑" w:eastAsia="微软雅黑" w:cs="微软雅黑"/>
-              </w:rPr>
-              <w:t>-</w:t>
-            </w:r>
-          </w:p>
-        </w:tc>
-        <w:tc>
-          <w:tcPr>
-            <w:tcW w:w="2160" w:type="dxa"/>
-          </w:tcPr>
-          <w:p>
-            <w:pPr>
-              <w:spacing w:after="0" w:line="240" w:lineRule="auto"/>
-              <w:rPr>
-                <w:rFonts w:hint="eastAsia" w:ascii="微软雅黑" w:hAnsi="微软雅黑" w:eastAsia="微软雅黑" w:cs="微软雅黑"/>
-              </w:rPr>
-            </w:pPr>
-            <w:r>
-              <w:rPr>
-                <w:rFonts w:hint="eastAsia" w:ascii="微软雅黑" w:hAnsi="微软雅黑" w:eastAsia="微软雅黑" w:cs="微软雅黑"/>
-              </w:rPr>
-              <w:t>R3F+GSAP 电影镜头</w:t>
-            </w:r>
-          </w:p>
-        </w:tc>
-        <w:tc>
-          <w:tcPr>
-            <w:tcW w:w="2160" w:type="dxa"/>
-          </w:tcPr>
-          <w:p>
-            <w:pPr>
-              <w:spacing w:after="0" w:line="240" w:lineRule="auto"/>
-              <w:rPr>
-                <w:rFonts w:hint="eastAsia" w:ascii="微软雅黑" w:hAnsi="微软雅黑" w:eastAsia="微软雅黑" w:cs="微软雅黑"/>
-              </w:rPr>
-            </w:pPr>
-            <w:r>
-              <w:rPr>
-                <w:rFonts w:hint="eastAsia" w:ascii="微软雅黑" w:hAnsi="微软雅黑" w:eastAsia="微软雅黑" w:cs="微软雅黑"/>
-              </w:rPr>
-              <w:t>镜头切换参考</w:t>
-            </w:r>
-          </w:p>
-        </w:tc>
-      </w:tr>
-      <w:tr>
-        <w:tblPrEx>
-          <w:tblBorders>
-            <w:top w:val="single" w:color="auto" w:sz="4" w:space="0"/>
-            <w:left w:val="single" w:color="auto" w:sz="4" w:space="0"/>
-            <w:bottom w:val="single" w:color="auto" w:sz="4" w:space="0"/>
-            <w:right w:val="single" w:color="auto" w:sz="4" w:space="0"/>
-            <w:insideH w:val="single" w:color="auto" w:sz="4" w:space="0"/>
-            <w:insideV w:val="single" w:color="auto" w:sz="4" w:space="0"/>
-          </w:tblBorders>
-          <w:tblCellMar>
-            <w:top w:w="0" w:type="dxa"/>
-            <w:left w:w="108" w:type="dxa"/>
-            <w:bottom w:w="0" w:type="dxa"/>
-            <w:right w:w="108" w:type="dxa"/>
-          </w:tblCellMar>
-        </w:tblPrEx>
-        <w:tc>
-          <w:tcPr>
-            <w:tcW w:w="2160" w:type="dxa"/>
-          </w:tcPr>
-          <w:p>
-            <w:pPr>
-              <w:spacing w:after="0" w:line="240" w:lineRule="auto"/>
-              <w:rPr>
-                <w:rFonts w:hint="eastAsia" w:ascii="微软雅黑" w:hAnsi="微软雅黑" w:eastAsia="微软雅黑" w:cs="微软雅黑"/>
-              </w:rPr>
-            </w:pPr>
-            <w:r>
-              <w:rPr>
-                <w:rFonts w:hint="eastAsia" w:ascii="微软雅黑" w:hAnsi="微软雅黑" w:eastAsia="微软雅黑" w:cs="微软雅黑"/>
-              </w:rPr>
-              <w:t>naveed-gung/Elite-Showroom</w:t>
-            </w:r>
-          </w:p>
-        </w:tc>
-        <w:tc>
-          <w:tcPr>
-            <w:tcW w:w="2160" w:type="dxa"/>
-          </w:tcPr>
-          <w:p>
-            <w:pPr>
-              <w:spacing w:after="0" w:line="240" w:lineRule="auto"/>
-              <w:rPr>
-                <w:rFonts w:hint="eastAsia" w:ascii="微软雅黑" w:hAnsi="微软雅黑" w:eastAsia="微软雅黑" w:cs="微软雅黑"/>
-              </w:rPr>
-            </w:pPr>
-            <w:r>
-              <w:rPr>
-                <w:rFonts w:hint="eastAsia" w:ascii="微软雅黑" w:hAnsi="微软雅黑" w:eastAsia="微软雅黑" w:cs="微软雅黑"/>
-              </w:rPr>
-              <w:t>-</w:t>
-            </w:r>
-          </w:p>
-        </w:tc>
-        <w:tc>
-          <w:tcPr>
-            <w:tcW w:w="2160" w:type="dxa"/>
-          </w:tcPr>
-          <w:p>
-            <w:pPr>
-              <w:spacing w:after="0" w:line="240" w:lineRule="auto"/>
-              <w:rPr>
-                <w:rFonts w:hint="eastAsia" w:ascii="微软雅黑" w:hAnsi="微软雅黑" w:eastAsia="微软雅黑" w:cs="微软雅黑"/>
-              </w:rPr>
-            </w:pPr>
-            <w:r>
-              <w:rPr>
-                <w:rFonts w:hint="eastAsia" w:ascii="微软雅黑" w:hAnsi="微软雅黑" w:eastAsia="微软雅黑" w:cs="微软雅黑"/>
-              </w:rPr>
-              <w:t>内外景+玻璃 UI</w:t>
-            </w:r>
-          </w:p>
-        </w:tc>
-        <w:tc>
-          <w:tcPr>
-            <w:tcW w:w="2160" w:type="dxa"/>
-          </w:tcPr>
-          <w:p>
-            <w:pPr>
-              <w:spacing w:after="0" w:line="240" w:lineRule="auto"/>
-              <w:rPr>
-                <w:rFonts w:hint="eastAsia" w:ascii="微软雅黑" w:hAnsi="微软雅黑" w:eastAsia="微软雅黑" w:cs="微软雅黑"/>
-              </w:rPr>
-            </w:pPr>
-            <w:r>
-              <w:rPr>
-                <w:rFonts w:hint="eastAsia" w:ascii="微软雅黑" w:hAnsi="微软雅黑" w:eastAsia="微软雅黑" w:cs="微软雅黑"/>
-              </w:rPr>
-              <w:t>展厅阶段机位参考</w:t>
+              <w:t>基于 software-requirements-v1.1.txt 初始详版</w:t>
             </w:r>
           </w:p>
         </w:tc>
@@ -3500,503 +8079,8 @@
       <w:r>
         <w:rPr>
           <w:rFonts w:hint="eastAsia" w:ascii="微软雅黑" w:hAnsi="微软雅黑" w:eastAsia="微软雅黑" w:cs="微软雅黑"/>
-          <w:b/>
-          <w:sz w:val="32"/>
-        </w:rPr>
-        <w:t>附录 C：接近 SU7 效果的分期（修订）</w:t>
-      </w:r>
-    </w:p>
-    <w:tbl>
-      <w:tblPr>
-        <w:tblStyle w:val="33"/>
-        <w:tblW w:w="0" w:type="auto"/>
-        <w:tblInd w:w="0" w:type="dxa"/>
-        <w:tblBorders>
-          <w:top w:val="single" w:color="auto" w:sz="4" w:space="0"/>
-          <w:left w:val="single" w:color="auto" w:sz="4" w:space="0"/>
-          <w:bottom w:val="single" w:color="auto" w:sz="4" w:space="0"/>
-          <w:right w:val="single" w:color="auto" w:sz="4" w:space="0"/>
-          <w:insideH w:val="single" w:color="auto" w:sz="4" w:space="0"/>
-          <w:insideV w:val="single" w:color="auto" w:sz="4" w:space="0"/>
-        </w:tblBorders>
-        <w:tblLayout w:type="autofit"/>
-        <w:tblCellMar>
-          <w:top w:w="0" w:type="dxa"/>
-          <w:left w:w="108" w:type="dxa"/>
-          <w:bottom w:w="0" w:type="dxa"/>
-          <w:right w:w="108" w:type="dxa"/>
-        </w:tblCellMar>
-      </w:tblPr>
-      <w:tblGrid>
-        <w:gridCol w:w="2880"/>
-        <w:gridCol w:w="2880"/>
-        <w:gridCol w:w="2880"/>
-      </w:tblGrid>
-      <w:tr>
-        <w:tblPrEx>
-          <w:tblBorders>
-            <w:top w:val="single" w:color="auto" w:sz="4" w:space="0"/>
-            <w:left w:val="single" w:color="auto" w:sz="4" w:space="0"/>
-            <w:bottom w:val="single" w:color="auto" w:sz="4" w:space="0"/>
-            <w:right w:val="single" w:color="auto" w:sz="4" w:space="0"/>
-            <w:insideH w:val="single" w:color="auto" w:sz="4" w:space="0"/>
-            <w:insideV w:val="single" w:color="auto" w:sz="4" w:space="0"/>
-          </w:tblBorders>
-          <w:tblCellMar>
-            <w:top w:w="0" w:type="dxa"/>
-            <w:left w:w="108" w:type="dxa"/>
-            <w:bottom w:w="0" w:type="dxa"/>
-            <w:right w:w="108" w:type="dxa"/>
-          </w:tblCellMar>
-        </w:tblPrEx>
-        <w:tc>
-          <w:tcPr>
-            <w:tcW w:w="2880" w:type="dxa"/>
-          </w:tcPr>
-          <w:p>
-            <w:pPr>
-              <w:spacing w:after="0" w:line="240" w:lineRule="auto"/>
-              <w:rPr>
-                <w:rFonts w:hint="eastAsia" w:ascii="微软雅黑" w:hAnsi="微软雅黑" w:eastAsia="微软雅黑" w:cs="微软雅黑"/>
-              </w:rPr>
-            </w:pPr>
-            <w:r>
-              <w:rPr>
-                <w:rFonts w:hint="eastAsia" w:ascii="微软雅黑" w:hAnsi="微软雅黑" w:eastAsia="微软雅黑" w:cs="微软雅黑"/>
-              </w:rPr>
-              <w:t>阶段</w:t>
-            </w:r>
-          </w:p>
-        </w:tc>
-        <w:tc>
-          <w:tcPr>
-            <w:tcW w:w="2880" w:type="dxa"/>
-          </w:tcPr>
-          <w:p>
-            <w:pPr>
-              <w:spacing w:after="0" w:line="240" w:lineRule="auto"/>
-              <w:rPr>
-                <w:rFonts w:hint="eastAsia" w:ascii="微软雅黑" w:hAnsi="微软雅黑" w:eastAsia="微软雅黑" w:cs="微软雅黑"/>
-              </w:rPr>
-            </w:pPr>
-            <w:r>
-              <w:rPr>
-                <w:rFonts w:hint="eastAsia" w:ascii="微软雅黑" w:hAnsi="微软雅黑" w:eastAsia="微软雅黑" w:cs="微软雅黑"/>
-              </w:rPr>
-              <w:t>交付</w:t>
-            </w:r>
-          </w:p>
-        </w:tc>
-        <w:tc>
-          <w:tcPr>
-            <w:tcW w:w="2880" w:type="dxa"/>
-          </w:tcPr>
-          <w:p>
-            <w:pPr>
-              <w:spacing w:after="0" w:line="240" w:lineRule="auto"/>
-              <w:rPr>
-                <w:rFonts w:hint="eastAsia" w:ascii="微软雅黑" w:hAnsi="微软雅黑" w:eastAsia="微软雅黑" w:cs="微软雅黑"/>
-              </w:rPr>
-            </w:pPr>
-            <w:r>
-              <w:rPr>
-                <w:rFonts w:hint="eastAsia" w:ascii="微软雅黑" w:hAnsi="微软雅黑" w:eastAsia="微软雅黑" w:cs="微软雅黑"/>
-              </w:rPr>
-              <w:t>对标 SU7</w:t>
-            </w:r>
-          </w:p>
-        </w:tc>
-      </w:tr>
-      <w:tr>
-        <w:tblPrEx>
-          <w:tblBorders>
-            <w:top w:val="single" w:color="auto" w:sz="4" w:space="0"/>
-            <w:left w:val="single" w:color="auto" w:sz="4" w:space="0"/>
-            <w:bottom w:val="single" w:color="auto" w:sz="4" w:space="0"/>
-            <w:right w:val="single" w:color="auto" w:sz="4" w:space="0"/>
-            <w:insideH w:val="single" w:color="auto" w:sz="4" w:space="0"/>
-            <w:insideV w:val="single" w:color="auto" w:sz="4" w:space="0"/>
-          </w:tblBorders>
-          <w:tblCellMar>
-            <w:top w:w="0" w:type="dxa"/>
-            <w:left w:w="108" w:type="dxa"/>
-            <w:bottom w:w="0" w:type="dxa"/>
-            <w:right w:w="108" w:type="dxa"/>
-          </w:tblCellMar>
-        </w:tblPrEx>
-        <w:tc>
-          <w:tcPr>
-            <w:tcW w:w="2880" w:type="dxa"/>
-          </w:tcPr>
-          <w:p>
-            <w:pPr>
-              <w:spacing w:after="0" w:line="240" w:lineRule="auto"/>
-              <w:rPr>
-                <w:rFonts w:hint="eastAsia" w:ascii="微软雅黑" w:hAnsi="微软雅黑" w:eastAsia="微软雅黑" w:cs="微软雅黑"/>
-              </w:rPr>
-            </w:pPr>
-            <w:r>
-              <w:rPr>
-                <w:rFonts w:hint="eastAsia" w:ascii="微软雅黑" w:hAnsi="微软雅黑" w:eastAsia="微软雅黑" w:cs="微软雅黑"/>
-              </w:rPr>
-              <w:t>v1.1</w:t>
-            </w:r>
-          </w:p>
-        </w:tc>
-        <w:tc>
-          <w:tcPr>
-            <w:tcW w:w="2880" w:type="dxa"/>
-          </w:tcPr>
-          <w:p>
-            <w:pPr>
-              <w:spacing w:after="0" w:line="240" w:lineRule="auto"/>
-              <w:rPr>
-                <w:rFonts w:hint="eastAsia" w:ascii="微软雅黑" w:hAnsi="微软雅黑" w:eastAsia="微软雅黑" w:cs="微软雅黑"/>
-              </w:rPr>
-            </w:pPr>
-            <w:r>
-              <w:rPr>
-                <w:rFonts w:hint="eastAsia" w:ascii="微软雅黑" w:hAnsi="微软雅黑" w:eastAsia="微软雅黑" w:cs="微软雅黑"/>
-              </w:rPr>
-              <w:t>PBR 车模+HDR+定制色+阻尼相机+加载条</w:t>
-            </w:r>
-          </w:p>
-        </w:tc>
-        <w:tc>
-          <w:tcPr>
-            <w:tcW w:w="2880" w:type="dxa"/>
-          </w:tcPr>
-          <w:p>
-            <w:pPr>
-              <w:spacing w:after="0" w:line="240" w:lineRule="auto"/>
-              <w:rPr>
-                <w:rFonts w:hint="eastAsia" w:ascii="微软雅黑" w:hAnsi="微软雅黑" w:eastAsia="微软雅黑" w:cs="微软雅黑"/>
-              </w:rPr>
-            </w:pPr>
-            <w:r>
-              <w:rPr>
-                <w:rFonts w:hint="eastAsia" w:ascii="微软雅黑" w:hAnsi="微软雅黑" w:eastAsia="微软雅黑" w:cs="微软雅黑"/>
-              </w:rPr>
-              <w:t>外观浏览+ColorBar 级定制</w:t>
-            </w:r>
-          </w:p>
-        </w:tc>
-      </w:tr>
-      <w:tr>
-        <w:tblPrEx>
-          <w:tblBorders>
-            <w:top w:val="single" w:color="auto" w:sz="4" w:space="0"/>
-            <w:left w:val="single" w:color="auto" w:sz="4" w:space="0"/>
-            <w:bottom w:val="single" w:color="auto" w:sz="4" w:space="0"/>
-            <w:right w:val="single" w:color="auto" w:sz="4" w:space="0"/>
-            <w:insideH w:val="single" w:color="auto" w:sz="4" w:space="0"/>
-            <w:insideV w:val="single" w:color="auto" w:sz="4" w:space="0"/>
-          </w:tblBorders>
-          <w:tblCellMar>
-            <w:top w:w="0" w:type="dxa"/>
-            <w:left w:w="108" w:type="dxa"/>
-            <w:bottom w:w="0" w:type="dxa"/>
-            <w:right w:w="108" w:type="dxa"/>
-          </w:tblCellMar>
-        </w:tblPrEx>
-        <w:tc>
-          <w:tcPr>
-            <w:tcW w:w="2880" w:type="dxa"/>
-          </w:tcPr>
-          <w:p>
-            <w:pPr>
-              <w:spacing w:after="0" w:line="240" w:lineRule="auto"/>
-              <w:rPr>
-                <w:rFonts w:hint="eastAsia" w:ascii="微软雅黑" w:hAnsi="微软雅黑" w:eastAsia="微软雅黑" w:cs="微软雅黑"/>
-              </w:rPr>
-            </w:pPr>
-            <w:r>
-              <w:rPr>
-                <w:rFonts w:hint="eastAsia" w:ascii="微软雅黑" w:hAnsi="微软雅黑" w:eastAsia="微软雅黑" w:cs="微软雅黑"/>
-              </w:rPr>
-              <w:t>v1.1.5</w:t>
-            </w:r>
-          </w:p>
-        </w:tc>
-        <w:tc>
-          <w:tcPr>
-            <w:tcW w:w="2880" w:type="dxa"/>
-          </w:tcPr>
-          <w:p>
-            <w:pPr>
-              <w:spacing w:after="0" w:line="240" w:lineRule="auto"/>
-              <w:rPr>
-                <w:rFonts w:hint="eastAsia" w:ascii="微软雅黑" w:hAnsi="微软雅黑" w:eastAsia="微软雅黑" w:cs="微软雅黑"/>
-              </w:rPr>
-            </w:pPr>
-            <w:r>
-              <w:rPr>
-                <w:rFonts w:hint="eastAsia" w:ascii="微软雅黑" w:hAnsi="微软雅黑" w:eastAsia="微软雅黑" w:cs="微软雅黑"/>
-              </w:rPr>
-              <w:t>展厅入场 Timeline+反射地面+Bloom</w:t>
-            </w:r>
-          </w:p>
-        </w:tc>
-        <w:tc>
-          <w:tcPr>
-            <w:tcW w:w="2880" w:type="dxa"/>
-          </w:tcPr>
-          <w:p>
-            <w:pPr>
-              <w:spacing w:after="0" w:line="240" w:lineRule="auto"/>
-              <w:rPr>
-                <w:rFonts w:hint="eastAsia" w:ascii="微软雅黑" w:hAnsi="微软雅黑" w:eastAsia="微软雅黑" w:cs="微软雅黑"/>
-              </w:rPr>
-            </w:pPr>
-            <w:r>
-              <w:rPr>
-                <w:rFonts w:hint="eastAsia" w:ascii="微软雅黑" w:hAnsi="微软雅黑" w:eastAsia="微软雅黑" w:cs="微软雅黑"/>
-              </w:rPr>
-              <w:t>启动灯光渐显</w:t>
-            </w:r>
-          </w:p>
-        </w:tc>
-      </w:tr>
-      <w:tr>
-        <w:tblPrEx>
-          <w:tblBorders>
-            <w:top w:val="single" w:color="auto" w:sz="4" w:space="0"/>
-            <w:left w:val="single" w:color="auto" w:sz="4" w:space="0"/>
-            <w:bottom w:val="single" w:color="auto" w:sz="4" w:space="0"/>
-            <w:right w:val="single" w:color="auto" w:sz="4" w:space="0"/>
-            <w:insideH w:val="single" w:color="auto" w:sz="4" w:space="0"/>
-            <w:insideV w:val="single" w:color="auto" w:sz="4" w:space="0"/>
-          </w:tblBorders>
-          <w:tblCellMar>
-            <w:top w:w="0" w:type="dxa"/>
-            <w:left w:w="108" w:type="dxa"/>
-            <w:bottom w:w="0" w:type="dxa"/>
-            <w:right w:w="108" w:type="dxa"/>
-          </w:tblCellMar>
-        </w:tblPrEx>
-        <w:tc>
-          <w:tcPr>
-            <w:tcW w:w="2880" w:type="dxa"/>
-          </w:tcPr>
-          <w:p>
-            <w:pPr>
-              <w:spacing w:after="0" w:line="240" w:lineRule="auto"/>
-              <w:rPr>
-                <w:rFonts w:hint="eastAsia" w:ascii="微软雅黑" w:hAnsi="微软雅黑" w:eastAsia="微软雅黑" w:cs="微软雅黑"/>
-              </w:rPr>
-            </w:pPr>
-            <w:r>
-              <w:rPr>
-                <w:rFonts w:hint="eastAsia" w:ascii="微软雅黑" w:hAnsi="微软雅黑" w:eastAsia="微软雅黑" w:cs="微软雅黑"/>
-              </w:rPr>
-              <w:t>v1.2</w:t>
-            </w:r>
-          </w:p>
-        </w:tc>
-        <w:tc>
-          <w:tcPr>
-            <w:tcW w:w="2880" w:type="dxa"/>
-          </w:tcPr>
-          <w:p>
-            <w:pPr>
-              <w:spacing w:after="0" w:line="240" w:lineRule="auto"/>
-              <w:rPr>
-                <w:rFonts w:hint="eastAsia" w:ascii="微软雅黑" w:hAnsi="微软雅黑" w:eastAsia="微软雅黑" w:cs="微软雅黑"/>
-              </w:rPr>
-            </w:pPr>
-            <w:r>
-              <w:rPr>
-                <w:rFonts w:hint="eastAsia" w:ascii="微软雅黑" w:hAnsi="微软雅黑" w:eastAsia="微软雅黑" w:cs="微软雅黑"/>
-              </w:rPr>
-              <w:t>行驶 rush+速度线+CameraShake</w:t>
-            </w:r>
-          </w:p>
-        </w:tc>
-        <w:tc>
-          <w:tcPr>
-            <w:tcW w:w="2880" w:type="dxa"/>
-          </w:tcPr>
-          <w:p>
-            <w:pPr>
-              <w:spacing w:after="0" w:line="240" w:lineRule="auto"/>
-              <w:rPr>
-                <w:rFonts w:hint="eastAsia" w:ascii="微软雅黑" w:hAnsi="微软雅黑" w:eastAsia="微软雅黑" w:cs="微软雅黑"/>
-              </w:rPr>
-            </w:pPr>
-            <w:r>
-              <w:rPr>
-                <w:rFonts w:hint="eastAsia" w:ascii="微软雅黑" w:hAnsi="微软雅黑" w:eastAsia="微软雅黑" w:cs="微软雅黑"/>
-              </w:rPr>
-              <w:t>点击加速模式</w:t>
-            </w:r>
-          </w:p>
-        </w:tc>
-      </w:tr>
-      <w:tr>
-        <w:tblPrEx>
-          <w:tblBorders>
-            <w:top w:val="single" w:color="auto" w:sz="4" w:space="0"/>
-            <w:left w:val="single" w:color="auto" w:sz="4" w:space="0"/>
-            <w:bottom w:val="single" w:color="auto" w:sz="4" w:space="0"/>
-            <w:right w:val="single" w:color="auto" w:sz="4" w:space="0"/>
-            <w:insideH w:val="single" w:color="auto" w:sz="4" w:space="0"/>
-            <w:insideV w:val="single" w:color="auto" w:sz="4" w:space="0"/>
-          </w:tblBorders>
-          <w:tblCellMar>
-            <w:top w:w="0" w:type="dxa"/>
-            <w:left w:w="108" w:type="dxa"/>
-            <w:bottom w:w="0" w:type="dxa"/>
-            <w:right w:w="108" w:type="dxa"/>
-          </w:tblCellMar>
-        </w:tblPrEx>
-        <w:tc>
-          <w:tcPr>
-            <w:tcW w:w="2880" w:type="dxa"/>
-          </w:tcPr>
-          <w:p>
-            <w:pPr>
-              <w:spacing w:after="0" w:line="240" w:lineRule="auto"/>
-              <w:rPr>
-                <w:rFonts w:hint="eastAsia" w:ascii="微软雅黑" w:hAnsi="微软雅黑" w:eastAsia="微软雅黑" w:cs="微软雅黑"/>
-              </w:rPr>
-            </w:pPr>
-            <w:r>
-              <w:rPr>
-                <w:rFonts w:hint="eastAsia" w:ascii="微软雅黑" w:hAnsi="微软雅黑" w:eastAsia="微软雅黑" w:cs="微软雅黑"/>
-              </w:rPr>
-              <w:t>v1.2.5</w:t>
-            </w:r>
-          </w:p>
-        </w:tc>
-        <w:tc>
-          <w:tcPr>
-            <w:tcW w:w="2880" w:type="dxa"/>
-          </w:tcPr>
-          <w:p>
-            <w:pPr>
-              <w:spacing w:after="0" w:line="240" w:lineRule="auto"/>
-              <w:rPr>
-                <w:rFonts w:hint="eastAsia" w:ascii="微软雅黑" w:hAnsi="微软雅黑" w:eastAsia="微软雅黑" w:cs="微软雅黑"/>
-              </w:rPr>
-            </w:pPr>
-            <w:r>
-              <w:rPr>
-                <w:rFonts w:hint="eastAsia" w:ascii="微软雅黑" w:hAnsi="微软雅黑" w:eastAsia="微软雅黑" w:cs="微软雅黑"/>
-              </w:rPr>
-              <w:t>风阻切面+线条辉光+线框车</w:t>
-            </w:r>
-          </w:p>
-        </w:tc>
-        <w:tc>
-          <w:tcPr>
-            <w:tcW w:w="2880" w:type="dxa"/>
-          </w:tcPr>
-          <w:p>
-            <w:pPr>
-              <w:spacing w:after="0" w:line="240" w:lineRule="auto"/>
-              <w:rPr>
-                <w:rFonts w:hint="eastAsia" w:ascii="微软雅黑" w:hAnsi="微软雅黑" w:eastAsia="微软雅黑" w:cs="微软雅黑"/>
-              </w:rPr>
-            </w:pPr>
-            <w:r>
-              <w:rPr>
-                <w:rFonts w:hint="eastAsia" w:ascii="微软雅黑" w:hAnsi="微软雅黑" w:eastAsia="微软雅黑" w:cs="微软雅黑"/>
-              </w:rPr>
-              <w:t>长按风阻体验</w:t>
-            </w:r>
-          </w:p>
-        </w:tc>
-      </w:tr>
-      <w:tr>
-        <w:tblPrEx>
-          <w:tblBorders>
-            <w:top w:val="single" w:color="auto" w:sz="4" w:space="0"/>
-            <w:left w:val="single" w:color="auto" w:sz="4" w:space="0"/>
-            <w:bottom w:val="single" w:color="auto" w:sz="4" w:space="0"/>
-            <w:right w:val="single" w:color="auto" w:sz="4" w:space="0"/>
-            <w:insideH w:val="single" w:color="auto" w:sz="4" w:space="0"/>
-            <w:insideV w:val="single" w:color="auto" w:sz="4" w:space="0"/>
-          </w:tblBorders>
-          <w:tblCellMar>
-            <w:top w:w="0" w:type="dxa"/>
-            <w:left w:w="108" w:type="dxa"/>
-            <w:bottom w:w="0" w:type="dxa"/>
-            <w:right w:w="108" w:type="dxa"/>
-          </w:tblCellMar>
-        </w:tblPrEx>
-        <w:tc>
-          <w:tcPr>
-            <w:tcW w:w="2880" w:type="dxa"/>
-          </w:tcPr>
-          <w:p>
-            <w:pPr>
-              <w:spacing w:after="0" w:line="240" w:lineRule="auto"/>
-              <w:rPr>
-                <w:rFonts w:hint="eastAsia" w:ascii="微软雅黑" w:hAnsi="微软雅黑" w:eastAsia="微软雅黑" w:cs="微软雅黑"/>
-              </w:rPr>
-            </w:pPr>
-            <w:r>
-              <w:rPr>
-                <w:rFonts w:hint="eastAsia" w:ascii="微软雅黑" w:hAnsi="微软雅黑" w:eastAsia="微软雅黑" w:cs="微软雅黑"/>
-              </w:rPr>
-              <w:t>v1.3</w:t>
-            </w:r>
-          </w:p>
-        </w:tc>
-        <w:tc>
-          <w:tcPr>
-            <w:tcW w:w="2880" w:type="dxa"/>
-          </w:tcPr>
-          <w:p>
-            <w:pPr>
-              <w:spacing w:after="0" w:line="240" w:lineRule="auto"/>
-              <w:rPr>
-                <w:rFonts w:hint="eastAsia" w:ascii="微软雅黑" w:hAnsi="微软雅黑" w:eastAsia="微软雅黑" w:cs="微软雅黑"/>
-              </w:rPr>
-            </w:pPr>
-            <w:r>
-              <w:rPr>
-                <w:rFonts w:hint="eastAsia" w:ascii="微软雅黑" w:hAnsi="微软雅黑" w:eastAsia="微软雅黑" w:cs="微软雅黑"/>
-              </w:rPr>
-              <w:t>雷达/尺寸子场景+BGM</w:t>
-            </w:r>
-          </w:p>
-        </w:tc>
-        <w:tc>
-          <w:tcPr>
-            <w:tcW w:w="2880" w:type="dxa"/>
-          </w:tcPr>
-          <w:p>
-            <w:pPr>
-              <w:spacing w:after="0" w:line="240" w:lineRule="auto"/>
-              <w:rPr>
-                <w:rFonts w:hint="eastAsia" w:ascii="微软雅黑" w:hAnsi="微软雅黑" w:eastAsia="微软雅黑" w:cs="微软雅黑"/>
-              </w:rPr>
-            </w:pPr>
-            <w:r>
-              <w:rPr>
-                <w:rFonts w:hint="eastAsia" w:ascii="微软雅黑" w:hAnsi="微软雅黑" w:eastAsia="微软雅黑" w:cs="微软雅黑"/>
-              </w:rPr>
-              <w:t>右侧模式全量</w:t>
-            </w:r>
-          </w:p>
-        </w:tc>
-      </w:tr>
-    </w:tbl>
-    <w:p>
-      <w:pPr>
-        <w:pStyle w:val="4"/>
-        <w:rPr>
-          <w:rFonts w:hint="eastAsia" w:ascii="微软雅黑" w:hAnsi="微软雅黑" w:eastAsia="微软雅黑" w:cs="微软雅黑"/>
-        </w:rPr>
-      </w:pPr>
-      <w:r>
-        <w:rPr>
-          <w:rFonts w:hint="eastAsia" w:ascii="微软雅黑" w:hAnsi="微软雅黑" w:eastAsia="微软雅黑" w:cs="微软雅黑"/>
-          <w:b/>
-          <w:sz w:val="32"/>
-        </w:rPr>
-        <w:t>附录 D：推荐 npm 依赖（scene-renderer）</w:t>
+        </w:rPr>
+        <w:t>4.9 个人中心模块（Profile）</w:t>
       </w:r>
     </w:p>
     <w:p>
@@ -4008,14 +8092,13 @@
       <w:r>
         <w:rPr>
           <w:rFonts w:hint="eastAsia" w:ascii="微软雅黑" w:hAnsi="微软雅黑" w:eastAsia="微软雅黑" w:cs="微软雅黑"/>
-          <w:sz w:val="22"/>
-        </w:rPr>
-        <w:t>dependencies：three@^0.170、postprocessing@^6.36、gsap@^3.12、howler@^2.2（可选 BGM）。devDependencies：@types/three。可选：three-mesh-bvh（风阻轮廓，社区验证）。不建议直接依赖 kokomi.js（魔法封装过重）；从 su7-replica 抽取 GLSL 与 Postprocessing 类迁入 scene-renderer。Draco/KTX2 解码器 wasm 放 public/draco、public/basis。</w:t>
+        </w:rPr>
+        <w:t>ProfileService 聚合：getDashboard() 返回 { balance, level, totalAssets, recentOrders, activeTodos, achievements[] }。子视图：ProfileSettings（主题/通知/备份恢复）、OrderHistory、CollectionSummary、AchievementWall（勋章 JSON 配置解锁条件）。排行榜 v1.1 本地单用户占位；v1.2 局域网 MultiPeerRepository。</w:t>
       </w:r>
     </w:p>
     <w:p>
       <w:pPr>
-        <w:pStyle w:val="4"/>
+        <w:pStyle w:val="3"/>
         <w:rPr>
           <w:rFonts w:hint="eastAsia" w:ascii="微软雅黑" w:hAnsi="微软雅黑" w:eastAsia="微软雅黑" w:cs="微软雅黑"/>
         </w:rPr>
@@ -4023,10 +8106,8 @@
       <w:r>
         <w:rPr>
           <w:rFonts w:hint="eastAsia" w:ascii="微软雅黑" w:hAnsi="微软雅黑" w:eastAsia="微软雅黑" w:cs="微软雅黑"/>
-          <w:b/>
-          <w:sz w:val="32"/>
-        </w:rPr>
-        <w:t>附录 E：最终开发计划（已确认）</w:t>
+        </w:rPr>
+        <w:t>18. 交互设计细则</w:t>
       </w:r>
     </w:p>
     <w:p>
@@ -4038,569 +8119,9 @@
       <w:r>
         <w:rPr>
           <w:rFonts w:hint="eastAsia" w:ascii="微软雅黑" w:hAnsi="微软雅黑" w:eastAsia="微软雅黑" w:cs="微软雅黑"/>
-          <w:sz w:val="22"/>
-        </w:rPr>
-        <w:t>定稿日期：2026-05-23。策略：允许使用 su7-replica 三方素材（克隆至 E:\work\code\git\su7-replica，npm run import:cloud-abode-assets 导入）；视觉验收以 gamemcu SU7 官网为准；www-genshin 仅参考 xviewer 资源分层。不依赖 kokomi/xviewer npm。里程碑：M0 素材(3d)→M1 scene-renderer(5d)→M2 展厅PBR(7d)→M3 cloud-abode UI(7d)→M4 行驶rush(5d)→M5 风阻/雷达/音效(10d)，合计约37人日。详表见 doc/design/cloud-abode-development-plan.md。</w:t>
+        </w:rPr>
+        <w:t>模拟银行卡：添加卡→Luhn 校验→掩码显示（****1234）→设默认。支付密码：6 位数字，设置时需二次确认；错误 3 次锁定 5 分钟。商城：左侧分类树 + 顶栏搜索；卡片展示 priceCNY 大号字体 + 真实感标签「参考市价」。购买确认 Modal：商品缩略图+价格+余额是否充足。收藏展示：支持 grid/list 切换；车辆/立绘点击进入沉浸式全屏 viewer。TODO：拖拽排序优先级；过期项红色标记。生活模块：实体卡片展示 health/integrity 进度环；维护按钮 one-tap + 成功 micro-interaction。</w:t>
       </w:r>
-    </w:p>
-    <w:tbl>
-      <w:tblPr>
-        <w:tblStyle w:val="33"/>
-        <w:tblW w:w="0" w:type="auto"/>
-        <w:tblInd w:w="0" w:type="dxa"/>
-        <w:tblBorders>
-          <w:top w:val="single" w:color="auto" w:sz="4" w:space="0"/>
-          <w:left w:val="single" w:color="auto" w:sz="4" w:space="0"/>
-          <w:bottom w:val="single" w:color="auto" w:sz="4" w:space="0"/>
-          <w:right w:val="single" w:color="auto" w:sz="4" w:space="0"/>
-          <w:insideH w:val="single" w:color="auto" w:sz="4" w:space="0"/>
-          <w:insideV w:val="single" w:color="auto" w:sz="4" w:space="0"/>
-        </w:tblBorders>
-        <w:tblLayout w:type="autofit"/>
-        <w:tblCellMar>
-          <w:top w:w="0" w:type="dxa"/>
-          <w:left w:w="108" w:type="dxa"/>
-          <w:bottom w:w="0" w:type="dxa"/>
-          <w:right w:w="108" w:type="dxa"/>
-        </w:tblCellMar>
-      </w:tblPr>
-      <w:tblGrid>
-        <w:gridCol w:w="2880"/>
-        <w:gridCol w:w="3009"/>
-        <w:gridCol w:w="2880"/>
-      </w:tblGrid>
-      <w:tr>
-        <w:tblPrEx>
-          <w:tblBorders>
-            <w:top w:val="single" w:color="auto" w:sz="4" w:space="0"/>
-            <w:left w:val="single" w:color="auto" w:sz="4" w:space="0"/>
-            <w:bottom w:val="single" w:color="auto" w:sz="4" w:space="0"/>
-            <w:right w:val="single" w:color="auto" w:sz="4" w:space="0"/>
-            <w:insideH w:val="single" w:color="auto" w:sz="4" w:space="0"/>
-            <w:insideV w:val="single" w:color="auto" w:sz="4" w:space="0"/>
-          </w:tblBorders>
-          <w:tblCellMar>
-            <w:top w:w="0" w:type="dxa"/>
-            <w:left w:w="108" w:type="dxa"/>
-            <w:bottom w:w="0" w:type="dxa"/>
-            <w:right w:w="108" w:type="dxa"/>
-          </w:tblCellMar>
-        </w:tblPrEx>
-        <w:tc>
-          <w:tcPr>
-            <w:tcW w:w="2880" w:type="dxa"/>
-          </w:tcPr>
-          <w:p>
-            <w:pPr>
-              <w:spacing w:after="0" w:line="240" w:lineRule="auto"/>
-              <w:rPr>
-                <w:rFonts w:hint="eastAsia" w:ascii="微软雅黑" w:hAnsi="微软雅黑" w:eastAsia="微软雅黑" w:cs="微软雅黑"/>
-              </w:rPr>
-            </w:pPr>
-            <w:r>
-              <w:rPr>
-                <w:rFonts w:hint="eastAsia" w:ascii="微软雅黑" w:hAnsi="微软雅黑" w:eastAsia="微软雅黑" w:cs="微软雅黑"/>
-              </w:rPr>
-              <w:t>里程碑</w:t>
-            </w:r>
-          </w:p>
-        </w:tc>
-        <w:tc>
-          <w:tcPr>
-            <w:tcW w:w="2880" w:type="dxa"/>
-          </w:tcPr>
-          <w:p>
-            <w:pPr>
-              <w:spacing w:after="0" w:line="240" w:lineRule="auto"/>
-              <w:rPr>
-                <w:rFonts w:hint="eastAsia" w:ascii="微软雅黑" w:hAnsi="微软雅黑" w:eastAsia="微软雅黑" w:cs="微软雅黑"/>
-              </w:rPr>
-            </w:pPr>
-            <w:r>
-              <w:rPr>
-                <w:rFonts w:hint="eastAsia" w:ascii="微软雅黑" w:hAnsi="微软雅黑" w:eastAsia="微软雅黑" w:cs="微软雅黑"/>
-              </w:rPr>
-              <w:t>交付</w:t>
-            </w:r>
-          </w:p>
-        </w:tc>
-        <w:tc>
-          <w:tcPr>
-            <w:tcW w:w="2880" w:type="dxa"/>
-          </w:tcPr>
-          <w:p>
-            <w:pPr>
-              <w:spacing w:after="0" w:line="240" w:lineRule="auto"/>
-              <w:rPr>
-                <w:rFonts w:hint="eastAsia" w:ascii="微软雅黑" w:hAnsi="微软雅黑" w:eastAsia="微软雅黑" w:cs="微软雅黑"/>
-              </w:rPr>
-            </w:pPr>
-            <w:r>
-              <w:rPr>
-                <w:rFonts w:hint="eastAsia" w:ascii="微软雅黑" w:hAnsi="微软雅黑" w:eastAsia="微软雅黑" w:cs="微软雅黑"/>
-              </w:rPr>
-              <w:t>对标 SU7</w:t>
-            </w:r>
-          </w:p>
-        </w:tc>
-      </w:tr>
-      <w:tr>
-        <w:tblPrEx>
-          <w:tblBorders>
-            <w:top w:val="single" w:color="auto" w:sz="4" w:space="0"/>
-            <w:left w:val="single" w:color="auto" w:sz="4" w:space="0"/>
-            <w:bottom w:val="single" w:color="auto" w:sz="4" w:space="0"/>
-            <w:right w:val="single" w:color="auto" w:sz="4" w:space="0"/>
-            <w:insideH w:val="single" w:color="auto" w:sz="4" w:space="0"/>
-            <w:insideV w:val="single" w:color="auto" w:sz="4" w:space="0"/>
-          </w:tblBorders>
-          <w:tblCellMar>
-            <w:top w:w="0" w:type="dxa"/>
-            <w:left w:w="108" w:type="dxa"/>
-            <w:bottom w:w="0" w:type="dxa"/>
-            <w:right w:w="108" w:type="dxa"/>
-          </w:tblCellMar>
-        </w:tblPrEx>
-        <w:tc>
-          <w:tcPr>
-            <w:tcW w:w="2880" w:type="dxa"/>
-          </w:tcPr>
-          <w:p>
-            <w:pPr>
-              <w:spacing w:after="0" w:line="240" w:lineRule="auto"/>
-              <w:rPr>
-                <w:rFonts w:hint="eastAsia" w:ascii="微软雅黑" w:hAnsi="微软雅黑" w:eastAsia="微软雅黑" w:cs="微软雅黑"/>
-              </w:rPr>
-            </w:pPr>
-            <w:r>
-              <w:rPr>
-                <w:rFonts w:hint="eastAsia" w:ascii="微软雅黑" w:hAnsi="微软雅黑" w:eastAsia="微软雅黑" w:cs="微软雅黑"/>
-              </w:rPr>
-              <w:t>M0</w:t>
-            </w:r>
-          </w:p>
-        </w:tc>
-        <w:tc>
-          <w:tcPr>
-            <w:tcW w:w="2880" w:type="dxa"/>
-          </w:tcPr>
-          <w:p>
-            <w:pPr>
-              <w:spacing w:after="0" w:line="240" w:lineRule="auto"/>
-              <w:rPr>
-                <w:rFonts w:hint="eastAsia" w:ascii="微软雅黑" w:hAnsi="微软雅黑" w:eastAsia="微软雅黑" w:cs="微软雅黑"/>
-              </w:rPr>
-            </w:pPr>
-            <w:r>
-              <w:rPr>
-                <w:rFonts w:hint="eastAsia" w:ascii="微软雅黑" w:hAnsi="微软雅黑" w:eastAsia="微软雅黑" w:cs="微软雅黑"/>
-              </w:rPr>
-              <w:t>克隆 su7-replica + 导入 demo 资源</w:t>
-            </w:r>
-          </w:p>
-        </w:tc>
-        <w:tc>
-          <w:tcPr>
-            <w:tcW w:w="2880" w:type="dxa"/>
-          </w:tcPr>
-          <w:p>
-            <w:pPr>
-              <w:spacing w:after="0" w:line="240" w:lineRule="auto"/>
-              <w:rPr>
-                <w:rFonts w:hint="eastAsia" w:ascii="微软雅黑" w:hAnsi="微软雅黑" w:eastAsia="微软雅黑" w:cs="微软雅黑"/>
-              </w:rPr>
-            </w:pPr>
-            <w:r>
-              <w:rPr>
-                <w:rFonts w:hint="eastAsia" w:ascii="微软雅黑" w:hAnsi="微软雅黑" w:eastAsia="微软雅黑" w:cs="微软雅黑"/>
-              </w:rPr>
-              <w:t>素材就绪</w:t>
-            </w:r>
-          </w:p>
-        </w:tc>
-      </w:tr>
-      <w:tr>
-        <w:tblPrEx>
-          <w:tblBorders>
-            <w:top w:val="single" w:color="auto" w:sz="4" w:space="0"/>
-            <w:left w:val="single" w:color="auto" w:sz="4" w:space="0"/>
-            <w:bottom w:val="single" w:color="auto" w:sz="4" w:space="0"/>
-            <w:right w:val="single" w:color="auto" w:sz="4" w:space="0"/>
-            <w:insideH w:val="single" w:color="auto" w:sz="4" w:space="0"/>
-            <w:insideV w:val="single" w:color="auto" w:sz="4" w:space="0"/>
-          </w:tblBorders>
-          <w:tblCellMar>
-            <w:top w:w="0" w:type="dxa"/>
-            <w:left w:w="108" w:type="dxa"/>
-            <w:bottom w:w="0" w:type="dxa"/>
-            <w:right w:w="108" w:type="dxa"/>
-          </w:tblCellMar>
-        </w:tblPrEx>
-        <w:tc>
-          <w:tcPr>
-            <w:tcW w:w="2880" w:type="dxa"/>
-          </w:tcPr>
-          <w:p>
-            <w:pPr>
-              <w:spacing w:after="0" w:line="240" w:lineRule="auto"/>
-              <w:rPr>
-                <w:rFonts w:hint="eastAsia" w:ascii="微软雅黑" w:hAnsi="微软雅黑" w:eastAsia="微软雅黑" w:cs="微软雅黑"/>
-              </w:rPr>
-            </w:pPr>
-            <w:r>
-              <w:rPr>
-                <w:rFonts w:hint="eastAsia" w:ascii="微软雅黑" w:hAnsi="微软雅黑" w:eastAsia="微软雅黑" w:cs="微软雅黑"/>
-              </w:rPr>
-              <w:t>M1</w:t>
-            </w:r>
-          </w:p>
-        </w:tc>
-        <w:tc>
-          <w:tcPr>
-            <w:tcW w:w="2880" w:type="dxa"/>
-          </w:tcPr>
-          <w:p>
-            <w:pPr>
-              <w:spacing w:after="0" w:line="240" w:lineRule="auto"/>
-              <w:rPr>
-                <w:rFonts w:hint="eastAsia" w:ascii="微软雅黑" w:hAnsi="微软雅黑" w:eastAsia="微软雅黑" w:cs="微软雅黑"/>
-              </w:rPr>
-            </w:pPr>
-            <w:r>
-              <w:rPr>
-                <w:rFonts w:hint="eastAsia" w:ascii="微软雅黑" w:hAnsi="微软雅黑" w:eastAsia="微软雅黑" w:cs="微软雅黑"/>
-              </w:rPr>
-              <w:t>SceneRenderer + glTF 加载</w:t>
-            </w:r>
-          </w:p>
-        </w:tc>
-        <w:tc>
-          <w:tcPr>
-            <w:tcW w:w="2880" w:type="dxa"/>
-          </w:tcPr>
-          <w:p>
-            <w:pPr>
-              <w:spacing w:after="0" w:line="240" w:lineRule="auto"/>
-              <w:rPr>
-                <w:rFonts w:hint="eastAsia" w:ascii="微软雅黑" w:hAnsi="微软雅黑" w:eastAsia="微软雅黑" w:cs="微软雅黑"/>
-              </w:rPr>
-            </w:pPr>
-            <w:r>
-              <w:rPr>
-                <w:rFonts w:hint="eastAsia" w:ascii="微软雅黑" w:hAnsi="微软雅黑" w:eastAsia="微软雅黑" w:cs="微软雅黑"/>
-              </w:rPr>
-              <w:t>可旋转看车</w:t>
-            </w:r>
-          </w:p>
-        </w:tc>
-      </w:tr>
-      <w:tr>
-        <w:tblPrEx>
-          <w:tblBorders>
-            <w:top w:val="single" w:color="auto" w:sz="4" w:space="0"/>
-            <w:left w:val="single" w:color="auto" w:sz="4" w:space="0"/>
-            <w:bottom w:val="single" w:color="auto" w:sz="4" w:space="0"/>
-            <w:right w:val="single" w:color="auto" w:sz="4" w:space="0"/>
-            <w:insideH w:val="single" w:color="auto" w:sz="4" w:space="0"/>
-            <w:insideV w:val="single" w:color="auto" w:sz="4" w:space="0"/>
-          </w:tblBorders>
-          <w:tblCellMar>
-            <w:top w:w="0" w:type="dxa"/>
-            <w:left w:w="108" w:type="dxa"/>
-            <w:bottom w:w="0" w:type="dxa"/>
-            <w:right w:w="108" w:type="dxa"/>
-          </w:tblCellMar>
-        </w:tblPrEx>
-        <w:tc>
-          <w:tcPr>
-            <w:tcW w:w="2880" w:type="dxa"/>
-          </w:tcPr>
-          <w:p>
-            <w:pPr>
-              <w:spacing w:after="0" w:line="240" w:lineRule="auto"/>
-              <w:rPr>
-                <w:rFonts w:hint="eastAsia" w:ascii="微软雅黑" w:hAnsi="微软雅黑" w:eastAsia="微软雅黑" w:cs="微软雅黑"/>
-              </w:rPr>
-            </w:pPr>
-            <w:r>
-              <w:rPr>
-                <w:rFonts w:hint="eastAsia" w:ascii="微软雅黑" w:hAnsi="微软雅黑" w:eastAsia="微软雅黑" w:cs="微软雅黑"/>
-              </w:rPr>
-              <w:t>M2</w:t>
-            </w:r>
-          </w:p>
-        </w:tc>
-        <w:tc>
-          <w:tcPr>
-            <w:tcW w:w="2880" w:type="dxa"/>
-          </w:tcPr>
-          <w:p>
-            <w:pPr>
-              <w:spacing w:after="0" w:line="240" w:lineRule="auto"/>
-              <w:rPr>
-                <w:rFonts w:hint="eastAsia" w:ascii="微软雅黑" w:hAnsi="微软雅黑" w:eastAsia="微软雅黑" w:cs="微软雅黑"/>
-              </w:rPr>
-            </w:pPr>
-            <w:r>
-              <w:rPr>
-                <w:rFonts w:hint="eastAsia" w:ascii="微软雅黑" w:hAnsi="微软雅黑" w:eastAsia="微软雅黑" w:cs="微软雅黑"/>
-              </w:rPr>
-              <w:t>展厅+DynamicEnv+ReflecFloor</w:t>
-            </w:r>
-          </w:p>
-        </w:tc>
-        <w:tc>
-          <w:tcPr>
-            <w:tcW w:w="2880" w:type="dxa"/>
-          </w:tcPr>
-          <w:p>
-            <w:pPr>
-              <w:spacing w:after="0" w:line="240" w:lineRule="auto"/>
-              <w:rPr>
-                <w:rFonts w:hint="eastAsia" w:ascii="微软雅黑" w:hAnsi="微软雅黑" w:eastAsia="微软雅黑" w:cs="微软雅黑"/>
-              </w:rPr>
-            </w:pPr>
-            <w:r>
-              <w:rPr>
-                <w:rFonts w:hint="eastAsia" w:ascii="微软雅黑" w:hAnsi="微软雅黑" w:eastAsia="微软雅黑" w:cs="微软雅黑"/>
-              </w:rPr>
-              <w:t>入场光照</w:t>
-            </w:r>
-          </w:p>
-        </w:tc>
-      </w:tr>
-      <w:tr>
-        <w:tblPrEx>
-          <w:tblBorders>
-            <w:top w:val="single" w:color="auto" w:sz="4" w:space="0"/>
-            <w:left w:val="single" w:color="auto" w:sz="4" w:space="0"/>
-            <w:bottom w:val="single" w:color="auto" w:sz="4" w:space="0"/>
-            <w:right w:val="single" w:color="auto" w:sz="4" w:space="0"/>
-            <w:insideH w:val="single" w:color="auto" w:sz="4" w:space="0"/>
-            <w:insideV w:val="single" w:color="auto" w:sz="4" w:space="0"/>
-          </w:tblBorders>
-          <w:tblCellMar>
-            <w:top w:w="0" w:type="dxa"/>
-            <w:left w:w="108" w:type="dxa"/>
-            <w:bottom w:w="0" w:type="dxa"/>
-            <w:right w:w="108" w:type="dxa"/>
-          </w:tblCellMar>
-        </w:tblPrEx>
-        <w:tc>
-          <w:tcPr>
-            <w:tcW w:w="2880" w:type="dxa"/>
-          </w:tcPr>
-          <w:p>
-            <w:pPr>
-              <w:spacing w:after="0" w:line="240" w:lineRule="auto"/>
-              <w:rPr>
-                <w:rFonts w:hint="eastAsia" w:ascii="微软雅黑" w:hAnsi="微软雅黑" w:eastAsia="微软雅黑" w:cs="微软雅黑"/>
-              </w:rPr>
-            </w:pPr>
-            <w:r>
-              <w:rPr>
-                <w:rFonts w:hint="eastAsia" w:ascii="微软雅黑" w:hAnsi="微软雅黑" w:eastAsia="微软雅黑" w:cs="微软雅黑"/>
-              </w:rPr>
-              <w:t>M3</w:t>
-            </w:r>
-          </w:p>
-        </w:tc>
-        <w:tc>
-          <w:tcPr>
-            <w:tcW w:w="2880" w:type="dxa"/>
-          </w:tcPr>
-          <w:p>
-            <w:pPr>
-              <w:spacing w:after="0" w:line="240" w:lineRule="auto"/>
-              <w:rPr>
-                <w:rFonts w:hint="eastAsia" w:ascii="微软雅黑" w:hAnsi="微软雅黑" w:eastAsia="微软雅黑" w:cs="微软雅黑"/>
-              </w:rPr>
-            </w:pPr>
-            <w:r>
-              <w:rPr>
-                <w:rFonts w:hint="eastAsia" w:ascii="微软雅黑" w:hAnsi="微软雅黑" w:eastAsia="微软雅黑" w:cs="微软雅黑"/>
-              </w:rPr>
-              <w:t>ColorBar/定制/持久化</w:t>
-            </w:r>
-          </w:p>
-        </w:tc>
-        <w:tc>
-          <w:tcPr>
-            <w:tcW w:w="2880" w:type="dxa"/>
-          </w:tcPr>
-          <w:p>
-            <w:pPr>
-              <w:spacing w:after="0" w:line="240" w:lineRule="auto"/>
-              <w:rPr>
-                <w:rFonts w:hint="eastAsia" w:ascii="微软雅黑" w:hAnsi="微软雅黑" w:eastAsia="微软雅黑" w:cs="微软雅黑"/>
-              </w:rPr>
-            </w:pPr>
-            <w:r>
-              <w:rPr>
-                <w:rFonts w:hint="eastAsia" w:ascii="微软雅黑" w:hAnsi="微软雅黑" w:eastAsia="微软雅黑" w:cs="微软雅黑"/>
-              </w:rPr>
-              <w:t>底部换色</w:t>
-            </w:r>
-          </w:p>
-        </w:tc>
-      </w:tr>
-      <w:tr>
-        <w:tblPrEx>
-          <w:tblBorders>
-            <w:top w:val="single" w:color="auto" w:sz="4" w:space="0"/>
-            <w:left w:val="single" w:color="auto" w:sz="4" w:space="0"/>
-            <w:bottom w:val="single" w:color="auto" w:sz="4" w:space="0"/>
-            <w:right w:val="single" w:color="auto" w:sz="4" w:space="0"/>
-            <w:insideH w:val="single" w:color="auto" w:sz="4" w:space="0"/>
-            <w:insideV w:val="single" w:color="auto" w:sz="4" w:space="0"/>
-          </w:tblBorders>
-          <w:tblCellMar>
-            <w:top w:w="0" w:type="dxa"/>
-            <w:left w:w="108" w:type="dxa"/>
-            <w:bottom w:w="0" w:type="dxa"/>
-            <w:right w:w="108" w:type="dxa"/>
-          </w:tblCellMar>
-        </w:tblPrEx>
-        <w:tc>
-          <w:tcPr>
-            <w:tcW w:w="2880" w:type="dxa"/>
-          </w:tcPr>
-          <w:p>
-            <w:pPr>
-              <w:spacing w:after="0" w:line="240" w:lineRule="auto"/>
-              <w:rPr>
-                <w:rFonts w:hint="eastAsia" w:ascii="微软雅黑" w:hAnsi="微软雅黑" w:eastAsia="微软雅黑" w:cs="微软雅黑"/>
-              </w:rPr>
-            </w:pPr>
-            <w:r>
-              <w:rPr>
-                <w:rFonts w:hint="eastAsia" w:ascii="微软雅黑" w:hAnsi="微软雅黑" w:eastAsia="微软雅黑" w:cs="微软雅黑"/>
-              </w:rPr>
-              <w:t>M4</w:t>
-            </w:r>
-          </w:p>
-        </w:tc>
-        <w:tc>
-          <w:tcPr>
-            <w:tcW w:w="2880" w:type="dxa"/>
-          </w:tcPr>
-          <w:p>
-            <w:pPr>
-              <w:spacing w:after="0" w:line="240" w:lineRule="auto"/>
-              <w:rPr>
-                <w:rFonts w:hint="eastAsia" w:ascii="微软雅黑" w:hAnsi="微软雅黑" w:eastAsia="微软雅黑" w:cs="微软雅黑"/>
-              </w:rPr>
-            </w:pPr>
-            <w:r>
-              <w:rPr>
-                <w:rFonts w:hint="eastAsia" w:ascii="微软雅黑" w:hAnsi="微软雅黑" w:eastAsia="微软雅黑" w:cs="微软雅黑"/>
-              </w:rPr>
-              <w:t>rush+speedup+Bloom</w:t>
-            </w:r>
-          </w:p>
-        </w:tc>
-        <w:tc>
-          <w:tcPr>
-            <w:tcW w:w="2880" w:type="dxa"/>
-          </w:tcPr>
-          <w:p>
-            <w:pPr>
-              <w:spacing w:after="0" w:line="240" w:lineRule="auto"/>
-              <w:rPr>
-                <w:rFonts w:hint="eastAsia" w:ascii="微软雅黑" w:hAnsi="微软雅黑" w:eastAsia="微软雅黑" w:cs="微软雅黑"/>
-              </w:rPr>
-            </w:pPr>
-            <w:r>
-              <w:rPr>
-                <w:rFonts w:hint="eastAsia" w:ascii="微软雅黑" w:hAnsi="微软雅黑" w:eastAsia="微软雅黑" w:cs="微软雅黑"/>
-              </w:rPr>
-              <w:t>点击加速</w:t>
-            </w:r>
-          </w:p>
-        </w:tc>
-      </w:tr>
-      <w:tr>
-        <w:tblPrEx>
-          <w:tblBorders>
-            <w:top w:val="single" w:color="auto" w:sz="4" w:space="0"/>
-            <w:left w:val="single" w:color="auto" w:sz="4" w:space="0"/>
-            <w:bottom w:val="single" w:color="auto" w:sz="4" w:space="0"/>
-            <w:right w:val="single" w:color="auto" w:sz="4" w:space="0"/>
-            <w:insideH w:val="single" w:color="auto" w:sz="4" w:space="0"/>
-            <w:insideV w:val="single" w:color="auto" w:sz="4" w:space="0"/>
-          </w:tblBorders>
-          <w:tblCellMar>
-            <w:top w:w="0" w:type="dxa"/>
-            <w:left w:w="108" w:type="dxa"/>
-            <w:bottom w:w="0" w:type="dxa"/>
-            <w:right w:w="108" w:type="dxa"/>
-          </w:tblCellMar>
-        </w:tblPrEx>
-        <w:tc>
-          <w:tcPr>
-            <w:tcW w:w="2880" w:type="dxa"/>
-          </w:tcPr>
-          <w:p>
-            <w:pPr>
-              <w:spacing w:after="0" w:line="240" w:lineRule="auto"/>
-              <w:rPr>
-                <w:rFonts w:hint="eastAsia" w:ascii="微软雅黑" w:hAnsi="微软雅黑" w:eastAsia="微软雅黑" w:cs="微软雅黑"/>
-              </w:rPr>
-            </w:pPr>
-            <w:r>
-              <w:rPr>
-                <w:rFonts w:hint="eastAsia" w:ascii="微软雅黑" w:hAnsi="微软雅黑" w:eastAsia="微软雅黑" w:cs="微软雅黑"/>
-              </w:rPr>
-              <w:t>M5</w:t>
-            </w:r>
-          </w:p>
-        </w:tc>
-        <w:tc>
-          <w:tcPr>
-            <w:tcW w:w="2880" w:type="dxa"/>
-          </w:tcPr>
-          <w:p>
-            <w:pPr>
-              <w:spacing w:after="0" w:line="240" w:lineRule="auto"/>
-              <w:rPr>
-                <w:rFonts w:hint="eastAsia" w:ascii="微软雅黑" w:hAnsi="微软雅黑" w:eastAsia="微软雅黑" w:cs="微软雅黑"/>
-              </w:rPr>
-            </w:pPr>
-            <w:r>
-              <w:rPr>
-                <w:rFonts w:hint="eastAsia" w:ascii="微软雅黑" w:hAnsi="微软雅黑" w:eastAsia="微软雅黑" w:cs="微软雅黑"/>
-              </w:rPr>
-              <w:t>StateTable+风阻简化+BGM</w:t>
-            </w:r>
-          </w:p>
-        </w:tc>
-        <w:tc>
-          <w:tcPr>
-            <w:tcW w:w="2880" w:type="dxa"/>
-          </w:tcPr>
-          <w:p>
-            <w:pPr>
-              <w:spacing w:after="0" w:line="240" w:lineRule="auto"/>
-              <w:rPr>
-                <w:rFonts w:hint="eastAsia" w:ascii="微软雅黑" w:hAnsi="微软雅黑" w:eastAsia="微软雅黑" w:cs="微软雅黑"/>
-              </w:rPr>
-            </w:pPr>
-            <w:r>
-              <w:rPr>
-                <w:rFonts w:hint="eastAsia" w:ascii="微软雅黑" w:hAnsi="微软雅黑" w:eastAsia="微软雅黑" w:cs="微软雅黑"/>
-              </w:rPr>
-              <w:t>模式全量</w:t>
-            </w:r>
-          </w:p>
-        </w:tc>
-      </w:tr>
-    </w:tbl>
-    <w:p>
-      <w:pPr>
-        <w:rPr>
-          <w:rFonts w:hint="eastAsia" w:ascii="微软雅黑" w:hAnsi="微软雅黑" w:eastAsia="微软雅黑" w:cs="微软雅黑"/>
-        </w:rPr>
-      </w:pPr>
     </w:p>
     <w:sectPr>
       <w:pgSz w:w="12240" w:h="15840"/>
@@ -5021,7 +8542,7 @@
     <w:lsdException w:unhideWhenUsed="0" w:uiPriority="69" w:semiHidden="0" w:name="Medium Grid 3 Accent 3"/>
     <w:lsdException w:unhideWhenUsed="0" w:uiPriority="70" w:semiHidden="0" w:name="Dark List Accent 3"/>
     <w:lsdException w:unhideWhenUsed="0" w:uiPriority="71" w:semiHidden="0" w:name="Colorful Shading Accent 3"/>
-    <w:lsdException w:qFormat="1" w:unhideWhenUsed="0" w:uiPriority="72" w:semiHidden="0" w:name="Colorful List Accent 3"/>
+    <w:lsdException w:unhideWhenUsed="0" w:uiPriority="72" w:semiHidden="0" w:name="Colorful List Accent 3"/>
     <w:lsdException w:unhideWhenUsed="0" w:uiPriority="73" w:semiHidden="0" w:name="Colorful Grid Accent 3"/>
     <w:lsdException w:unhideWhenUsed="0" w:uiPriority="60" w:semiHidden="0" w:name="Light Shading Accent 4"/>
     <w:lsdException w:unhideWhenUsed="0" w:uiPriority="61" w:semiHidden="0" w:name="Light List Accent 4"/>
@@ -16023,7 +19544,6 @@
   <w:style w:type="table" w:styleId="121">
     <w:name w:val="Colorful List Accent 3"/>
     <w:basedOn w:val="32"/>
-    <w:qFormat/>
     <w:uiPriority w:val="72"/>
     <w:pPr>
       <w:spacing w:after="0" w:line="240" w:lineRule="auto"/>
